--- a/libs/staff-shared-server/src/server/assets/workflowsTemplates/US_PA/admin_supervision_template.docx
+++ b/libs/staff-shared-server/src/server/assets/workflowsTemplates/US_PA/admin_supervision_template.docx
@@ -1,6 +1,6 @@
 
 <file path=word/document.xml><?xml version="1.0" encoding="utf-8"?>
-<w:document xmlns:wpc="http://schemas.microsoft.com/office/word/2010/wordprocessingCanvas" xmlns:cx="http://schemas.microsoft.com/office/drawing/2014/chartex" xmlns:cx1="http://schemas.microsoft.com/office/drawing/2015/9/8/chartex" xmlns:cx2="http://schemas.microsoft.com/office/drawing/2015/10/21/chartex" xmlns:cx3="http://schemas.microsoft.com/office/drawing/2016/5/9/chartex" xmlns:cx4="http://schemas.microsoft.com/office/drawing/2016/5/10/chartex" xmlns:cx5="http://schemas.microsoft.com/office/drawing/2016/5/11/chartex" xmlns:cx6="http://schemas.microsoft.com/office/drawing/2016/5/12/chartex" xmlns:cx7="http://schemas.microsoft.com/office/drawing/2016/5/13/chartex" xmlns:cx8="http://schemas.microsoft.com/office/drawing/2016/5/14/chartex" xmlns:mc="http://schemas.openxmlformats.org/markup-compatibility/2006" xmlns:aink="http://schemas.microsoft.com/office/drawing/2016/ink" xmlns:am3d="http://schemas.microsoft.com/office/drawing/2017/model3d" xmlns:o="urn:schemas-microsoft-com:office:office" xmlns:oel="http://schemas.microsoft.com/office/2019/extlst" xmlns:r="http://schemas.openxmlformats.org/officeDocument/2006/relationships" xmlns:m="http://schemas.openxmlformats.org/officeDocument/2006/math" xmlns:v="urn:schemas-microsoft-com:vml" xmlns:wp14="http://schemas.microsoft.com/office/word/2010/wordprocessingDrawing" xmlns:wp="http://schemas.openxmlformats.org/drawingml/2006/wordprocessingDrawing" xmlns:w10="urn:schemas-microsoft-com:office:word" xmlns:w="http://schemas.openxmlformats.org/wordprocessingml/2006/main" xmlns:w14="http://schemas.microsoft.com/office/word/2010/wordml" xmlns:w15="http://schemas.microsoft.com/office/word/2012/wordml" xmlns:w16cex="http://schemas.microsoft.com/office/word/2018/wordml/cex" xmlns:w16cid="http://schemas.microsoft.com/office/word/2016/wordml/cid" xmlns:w16="http://schemas.microsoft.com/office/word/2018/wordml" xmlns:w16du="http://schemas.microsoft.com/office/word/2023/wordml/word16du" xmlns:w16sdtdh="http://schemas.microsoft.com/office/word/2020/wordml/sdtdatahash" xmlns:w16se="http://schemas.microsoft.com/office/word/2015/wordml/symex" xmlns:wpg="http://schemas.microsoft.com/office/word/2010/wordprocessingGroup" xmlns:wpi="http://schemas.microsoft.com/office/word/2010/wordprocessingInk" xmlns:wne="http://schemas.microsoft.com/office/word/2006/wordml" xmlns:wps="http://schemas.microsoft.com/office/word/2010/wordprocessingShape" mc:Ignorable="w14 w15 w16se w16cid w16 w16cex w16sdtdh w16du wp14">
+<w:document xmlns:wpc="http://schemas.microsoft.com/office/word/2010/wordprocessingCanvas" xmlns:cx="http://schemas.microsoft.com/office/drawing/2014/chartex" xmlns:cx1="http://schemas.microsoft.com/office/drawing/2015/9/8/chartex" xmlns:cx2="http://schemas.microsoft.com/office/drawing/2015/10/21/chartex" xmlns:cx3="http://schemas.microsoft.com/office/drawing/2016/5/9/chartex" xmlns:cx4="http://schemas.microsoft.com/office/drawing/2016/5/10/chartex" xmlns:cx5="http://schemas.microsoft.com/office/drawing/2016/5/11/chartex" xmlns:cx6="http://schemas.microsoft.com/office/drawing/2016/5/12/chartex" xmlns:cx7="http://schemas.microsoft.com/office/drawing/2016/5/13/chartex" xmlns:cx8="http://schemas.microsoft.com/office/drawing/2016/5/14/chartex" xmlns:mc="http://schemas.openxmlformats.org/markup-compatibility/2006" xmlns:aink="http://schemas.microsoft.com/office/drawing/2016/ink" xmlns:am3d="http://schemas.microsoft.com/office/drawing/2017/model3d" xmlns:o="urn:schemas-microsoft-com:office:office" xmlns:oel="http://schemas.microsoft.com/office/2019/extlst" xmlns:r="http://schemas.openxmlformats.org/officeDocument/2006/relationships" xmlns:m="http://schemas.openxmlformats.org/officeDocument/2006/math" xmlns:v="urn:schemas-microsoft-com:vml" xmlns:wp14="http://schemas.microsoft.com/office/word/2010/wordprocessingDrawing" xmlns:wp="http://schemas.openxmlformats.org/drawingml/2006/wordprocessingDrawing" xmlns:w10="urn:schemas-microsoft-com:office:word" xmlns:w="http://schemas.openxmlformats.org/wordprocessingml/2006/main" xmlns:w14="http://schemas.microsoft.com/office/word/2010/wordml" xmlns:w15="http://schemas.microsoft.com/office/word/2012/wordml" xmlns:w16cex="http://schemas.microsoft.com/office/word/2018/wordml/cex" xmlns:w16cid="http://schemas.microsoft.com/office/word/2016/wordml/cid" xmlns:w16="http://schemas.microsoft.com/office/word/2018/wordml" xmlns:w16du="http://schemas.microsoft.com/office/word/2023/wordml/word16du" xmlns:w16sdtdh="http://schemas.microsoft.com/office/word/2020/wordml/sdtdatahash" xmlns:w16sdtfl="http://schemas.microsoft.com/office/word/2024/wordml/sdtformatlock" xmlns:w16se="http://schemas.microsoft.com/office/word/2015/wordml/symex" xmlns:wpg="http://schemas.microsoft.com/office/word/2010/wordprocessingGroup" xmlns:wpi="http://schemas.microsoft.com/office/word/2010/wordprocessingInk" xmlns:wne="http://schemas.microsoft.com/office/word/2006/wordml" xmlns:wps="http://schemas.microsoft.com/office/word/2010/wordprocessingShape" mc:Ignorable="w14 w15 w16se w16cid w16 w16cex w16sdtdh w16sdtfl w16du wp14">
   <w:body>
     <w:tbl>
       <w:tblPr>
@@ -247,7 +247,7 @@
             </w:r>
             <w:r>
               <w:rPr>
-                <w:color w:val="FF0000"/>
+                <w:color w:val="000000" w:themeColor="text1"/>
                 <w:sz w:val="18"/>
                 <w:szCs w:val="18"/>
               </w:rPr>
@@ -545,13 +545,12 @@
       <w:tblGrid>
         <w:gridCol w:w="18"/>
         <w:gridCol w:w="3757"/>
-        <w:gridCol w:w="90"/>
-        <w:gridCol w:w="1440"/>
+        <w:gridCol w:w="360"/>
+        <w:gridCol w:w="1170"/>
         <w:gridCol w:w="270"/>
         <w:gridCol w:w="3240"/>
-        <w:gridCol w:w="450"/>
-        <w:gridCol w:w="90"/>
-        <w:gridCol w:w="1417"/>
+        <w:gridCol w:w="630"/>
+        <w:gridCol w:w="1327"/>
         <w:gridCol w:w="18"/>
       </w:tblGrid>
       <w:tr>
@@ -609,7 +608,7 @@
         <w:tc>
           <w:tcPr>
             <w:tcW w:w="5215" w:type="dxa"/>
-            <w:gridSpan w:val="5"/>
+            <w:gridSpan w:val="4"/>
             <w:shd w:val="clear" w:color="auto" w:fill="404040" w:themeFill="text1" w:themeFillTint="BF"/>
             <w:vAlign w:val="center"/>
           </w:tcPr>
@@ -639,7 +638,7 @@
       <w:tr>
         <w:tc>
           <w:tcPr>
-            <w:tcW w:w="3865" w:type="dxa"/>
+            <w:tcW w:w="4135" w:type="dxa"/>
             <w:gridSpan w:val="3"/>
             <w:vAlign w:val="center"/>
           </w:tcPr>
@@ -663,7 +662,7 @@
         </w:tc>
         <w:tc>
           <w:tcPr>
-            <w:tcW w:w="1440" w:type="dxa"/>
+            <w:tcW w:w="1170" w:type="dxa"/>
             <w:vAlign w:val="center"/>
           </w:tcPr>
           <w:p>
@@ -715,8 +714,8 @@
         </w:tc>
         <w:tc>
           <w:tcPr>
-            <w:tcW w:w="3780" w:type="dxa"/>
-            <w:gridSpan w:val="3"/>
+            <w:tcW w:w="3870" w:type="dxa"/>
+            <w:gridSpan w:val="2"/>
             <w:vAlign w:val="center"/>
           </w:tcPr>
           <w:p>
@@ -739,7 +738,7 @@
         </w:tc>
         <w:tc>
           <w:tcPr>
-            <w:tcW w:w="1435" w:type="dxa"/>
+            <w:tcW w:w="1345" w:type="dxa"/>
             <w:gridSpan w:val="2"/>
             <w:vAlign w:val="center"/>
           </w:tcPr>
@@ -777,7 +776,7 @@
         </w:trPr>
         <w:tc>
           <w:tcPr>
-            <w:tcW w:w="3865" w:type="dxa"/>
+            <w:tcW w:w="4135" w:type="dxa"/>
             <w:gridSpan w:val="3"/>
           </w:tcPr>
           <w:p>
@@ -806,7 +805,7 @@
         </w:tc>
         <w:tc>
           <w:tcPr>
-            <w:tcW w:w="1440" w:type="dxa"/>
+            <w:tcW w:w="1170" w:type="dxa"/>
             <w:vAlign w:val="center"/>
           </w:tcPr>
           <w:p>
@@ -936,8 +935,8 @@
         </w:tc>
         <w:tc>
           <w:tcPr>
-            <w:tcW w:w="3780" w:type="dxa"/>
-            <w:gridSpan w:val="3"/>
+            <w:tcW w:w="3870" w:type="dxa"/>
+            <w:gridSpan w:val="2"/>
           </w:tcPr>
           <w:p>
             <w:pPr>
@@ -965,7 +964,7 @@
         </w:tc>
         <w:tc>
           <w:tcPr>
-            <w:tcW w:w="1435" w:type="dxa"/>
+            <w:tcW w:w="1345" w:type="dxa"/>
             <w:gridSpan w:val="2"/>
             <w:vAlign w:val="center"/>
           </w:tcPr>
@@ -1106,7 +1105,7 @@
       <w:tr>
         <w:tc>
           <w:tcPr>
-            <w:tcW w:w="3865" w:type="dxa"/>
+            <w:tcW w:w="4135" w:type="dxa"/>
             <w:gridSpan w:val="3"/>
           </w:tcPr>
           <w:p>
@@ -1135,7 +1134,7 @@
         </w:tc>
         <w:tc>
           <w:tcPr>
-            <w:tcW w:w="1440" w:type="dxa"/>
+            <w:tcW w:w="1170" w:type="dxa"/>
             <w:vAlign w:val="center"/>
           </w:tcPr>
           <w:p>
@@ -1265,8 +1264,8 @@
         </w:tc>
         <w:tc>
           <w:tcPr>
-            <w:tcW w:w="3780" w:type="dxa"/>
-            <w:gridSpan w:val="3"/>
+            <w:tcW w:w="3870" w:type="dxa"/>
+            <w:gridSpan w:val="2"/>
           </w:tcPr>
           <w:p>
             <w:pPr>
@@ -1294,7 +1293,7 @@
         </w:tc>
         <w:tc>
           <w:tcPr>
-            <w:tcW w:w="1435" w:type="dxa"/>
+            <w:tcW w:w="1345" w:type="dxa"/>
             <w:gridSpan w:val="2"/>
             <w:vAlign w:val="center"/>
           </w:tcPr>
@@ -1435,7 +1434,7 @@
       <w:tr>
         <w:tc>
           <w:tcPr>
-            <w:tcW w:w="3865" w:type="dxa"/>
+            <w:tcW w:w="4135" w:type="dxa"/>
             <w:gridSpan w:val="3"/>
           </w:tcPr>
           <w:p>
@@ -1464,7 +1463,7 @@
         </w:tc>
         <w:tc>
           <w:tcPr>
-            <w:tcW w:w="1440" w:type="dxa"/>
+            <w:tcW w:w="1170" w:type="dxa"/>
             <w:vAlign w:val="center"/>
           </w:tcPr>
           <w:p>
@@ -1594,8 +1593,8 @@
         </w:tc>
         <w:tc>
           <w:tcPr>
-            <w:tcW w:w="3780" w:type="dxa"/>
-            <w:gridSpan w:val="3"/>
+            <w:tcW w:w="3870" w:type="dxa"/>
+            <w:gridSpan w:val="2"/>
           </w:tcPr>
           <w:p>
             <w:pPr>
@@ -1623,7 +1622,7 @@
         </w:tc>
         <w:tc>
           <w:tcPr>
-            <w:tcW w:w="1435" w:type="dxa"/>
+            <w:tcW w:w="1345" w:type="dxa"/>
             <w:gridSpan w:val="2"/>
             <w:vAlign w:val="center"/>
           </w:tcPr>
@@ -1764,7 +1763,7 @@
       <w:tr>
         <w:tc>
           <w:tcPr>
-            <w:tcW w:w="3865" w:type="dxa"/>
+            <w:tcW w:w="4135" w:type="dxa"/>
             <w:gridSpan w:val="3"/>
           </w:tcPr>
           <w:p>
@@ -1780,6 +1779,302 @@
                 <w:sz w:val="18"/>
                 <w:szCs w:val="18"/>
               </w:rPr>
+              <w:t>18 Pa. C.S. Ch. 30 rel. to Human Trafficking</w:t>
+            </w:r>
+          </w:p>
+        </w:tc>
+        <w:tc>
+          <w:tcPr>
+            <w:tcW w:w="1170" w:type="dxa"/>
+            <w:vAlign w:val="center"/>
+          </w:tcPr>
+          <w:p>
+            <w:pPr>
+              <w:spacing w:after="0" w:line="240" w:lineRule="auto"/>
+              <w:jc w:val="center"/>
+              <w:rPr>
+                <w:sz w:val="18"/>
+                <w:szCs w:val="18"/>
+              </w:rPr>
+            </w:pPr>
+            <w:permStart w:id="407460520" w:edGrp="everyone"/>
+            <w:r>
+              <w:rPr>
+                <w:sz w:val="18"/>
+                <w:szCs w:val="18"/>
+              </w:rPr>
+              <w:t>{#offense18_30}</w:t>
+            </w:r>
+            <w:sdt>
+              <w:sdtPr>
+                <w:rPr>
+                  <w:sz w:val="18"/>
+                  <w:szCs w:val="18"/>
+                </w:rPr>
+                <w:id w:val="2131122016"/>
+                <w14:checkbox>
+                  <w14:checked w14:val="1"/>
+                  <w14:checkedState w14:val="2612" w14:font="MS Gothic"/>
+                  <w14:uncheckedState w14:val="2610" w14:font="MS Gothic"/>
+                </w14:checkbox>
+              </w:sdtPr>
+              <w:sdtContent>
+                <w:r>
+                  <w:rPr>
+                    <w:rFonts w:ascii="MS Gothic" w:eastAsia="MS Gothic" w:hAnsi="MS Gothic" w:hint="eastAsia"/>
+                    <w:sz w:val="18"/>
+                    <w:szCs w:val="18"/>
+                  </w:rPr>
+                  <w:t>☒</w:t>
+                </w:r>
+              </w:sdtContent>
+            </w:sdt>
+            <w:r>
+              <w:rPr>
+                <w:sz w:val="18"/>
+                <w:szCs w:val="18"/>
+              </w:rPr>
+              <w:t>{</w:t>
+            </w:r>
+            <w:proofErr w:type="gramStart"/>
+            <w:r>
+              <w:rPr>
+                <w:sz w:val="18"/>
+                <w:szCs w:val="18"/>
+              </w:rPr>
+              <w:t>/}{</w:t>
+            </w:r>
+            <w:proofErr w:type="gramEnd"/>
+            <w:r>
+              <w:rPr>
+                <w:sz w:val="18"/>
+                <w:szCs w:val="18"/>
+              </w:rPr>
+              <w:t>^offense18_30}</w:t>
+            </w:r>
+            <w:sdt>
+              <w:sdtPr>
+                <w:rPr>
+                  <w:sz w:val="18"/>
+                  <w:szCs w:val="18"/>
+                </w:rPr>
+                <w:id w:val="1278220322"/>
+                <w14:checkbox>
+                  <w14:checked w14:val="0"/>
+                  <w14:checkedState w14:val="2612" w14:font="MS Gothic"/>
+                  <w14:uncheckedState w14:val="2610" w14:font="MS Gothic"/>
+                </w14:checkbox>
+              </w:sdtPr>
+              <w:sdtContent>
+                <w:r>
+                  <w:rPr>
+                    <w:rFonts w:ascii="MS Gothic" w:eastAsia="MS Gothic" w:hAnsi="MS Gothic" w:hint="eastAsia"/>
+                    <w:sz w:val="18"/>
+                    <w:szCs w:val="18"/>
+                  </w:rPr>
+                  <w:t>☐</w:t>
+                </w:r>
+              </w:sdtContent>
+            </w:sdt>
+            <w:r>
+              <w:rPr>
+                <w:sz w:val="18"/>
+                <w:szCs w:val="18"/>
+              </w:rPr>
+              <w:t>{/}</w:t>
+            </w:r>
+            <w:permEnd w:id="407460520"/>
+            <w:r>
+              <w:rPr>
+                <w:sz w:val="18"/>
+                <w:szCs w:val="18"/>
+              </w:rPr>
+              <w:t xml:space="preserve">  YES</w:t>
+            </w:r>
+          </w:p>
+        </w:tc>
+        <w:tc>
+          <w:tcPr>
+            <w:tcW w:w="270" w:type="dxa"/>
+            <w:tcBorders>
+              <w:top w:val="single" w:sz="4" w:space="0" w:color="404040" w:themeColor="text1" w:themeTint="BF"/>
+              <w:bottom w:val="single" w:sz="4" w:space="0" w:color="404040" w:themeColor="text1" w:themeTint="BF"/>
+            </w:tcBorders>
+            <w:shd w:val="clear" w:color="auto" w:fill="404040" w:themeFill="text1" w:themeFillTint="BF"/>
+            <w:vAlign w:val="center"/>
+          </w:tcPr>
+          <w:p>
+            <w:pPr>
+              <w:spacing w:after="0" w:line="240" w:lineRule="auto"/>
+              <w:rPr>
+                <w:sz w:val="18"/>
+                <w:szCs w:val="18"/>
+              </w:rPr>
+            </w:pPr>
+          </w:p>
+        </w:tc>
+        <w:tc>
+          <w:tcPr>
+            <w:tcW w:w="3870" w:type="dxa"/>
+            <w:gridSpan w:val="2"/>
+            <w:vMerge w:val="restart"/>
+          </w:tcPr>
+          <w:p>
+            <w:pPr>
+              <w:spacing w:after="0" w:line="240" w:lineRule="auto"/>
+              <w:rPr>
+                <w:sz w:val="18"/>
+                <w:szCs w:val="18"/>
+              </w:rPr>
+            </w:pPr>
+            <w:r>
+              <w:rPr>
+                <w:sz w:val="18"/>
+                <w:szCs w:val="18"/>
+              </w:rPr>
+              <w:t>18 Pa. C.S.</w:t>
+            </w:r>
+            <w:r>
+              <w:rPr>
+                <w:sz w:val="18"/>
+                <w:szCs w:val="18"/>
+              </w:rPr>
+              <w:t xml:space="preserve"> 5903(4)(5)(6) obscene/sexual material/performance where the victim is minor</w:t>
+            </w:r>
+          </w:p>
+        </w:tc>
+        <w:tc>
+          <w:tcPr>
+            <w:tcW w:w="1345" w:type="dxa"/>
+            <w:gridSpan w:val="2"/>
+            <w:vMerge w:val="restart"/>
+            <w:vAlign w:val="center"/>
+          </w:tcPr>
+          <w:p>
+            <w:pPr>
+              <w:spacing w:after="0" w:line="240" w:lineRule="auto"/>
+              <w:jc w:val="center"/>
+              <w:rPr>
+                <w:sz w:val="18"/>
+                <w:szCs w:val="18"/>
+              </w:rPr>
+            </w:pPr>
+            <w:permStart w:id="381172212" w:edGrp="everyone"/>
+            <w:r>
+              <w:rPr>
+                <w:sz w:val="18"/>
+                <w:szCs w:val="18"/>
+              </w:rPr>
+              <w:t>{#offense18_5903}</w:t>
+            </w:r>
+            <w:sdt>
+              <w:sdtPr>
+                <w:rPr>
+                  <w:sz w:val="18"/>
+                  <w:szCs w:val="18"/>
+                </w:rPr>
+                <w:id w:val="-1197234915"/>
+                <w14:checkbox>
+                  <w14:checked w14:val="1"/>
+                  <w14:checkedState w14:val="2612" w14:font="MS Gothic"/>
+                  <w14:uncheckedState w14:val="2610" w14:font="MS Gothic"/>
+                </w14:checkbox>
+              </w:sdtPr>
+              <w:sdtContent>
+                <w:r>
+                  <w:rPr>
+                    <w:rFonts w:ascii="MS Gothic" w:eastAsia="MS Gothic" w:hAnsi="MS Gothic" w:hint="eastAsia"/>
+                    <w:sz w:val="18"/>
+                    <w:szCs w:val="18"/>
+                  </w:rPr>
+                  <w:t>☒</w:t>
+                </w:r>
+              </w:sdtContent>
+            </w:sdt>
+            <w:r>
+              <w:rPr>
+                <w:sz w:val="18"/>
+                <w:szCs w:val="18"/>
+              </w:rPr>
+              <w:t>{</w:t>
+            </w:r>
+            <w:proofErr w:type="gramStart"/>
+            <w:r>
+              <w:rPr>
+                <w:sz w:val="18"/>
+                <w:szCs w:val="18"/>
+              </w:rPr>
+              <w:t>/}{</w:t>
+            </w:r>
+            <w:proofErr w:type="gramEnd"/>
+            <w:r>
+              <w:rPr>
+                <w:sz w:val="18"/>
+                <w:szCs w:val="18"/>
+              </w:rPr>
+              <w:t>^offense18_5903}</w:t>
+            </w:r>
+            <w:sdt>
+              <w:sdtPr>
+                <w:rPr>
+                  <w:sz w:val="18"/>
+                  <w:szCs w:val="18"/>
+                </w:rPr>
+                <w:id w:val="-1518844875"/>
+                <w14:checkbox>
+                  <w14:checked w14:val="0"/>
+                  <w14:checkedState w14:val="2612" w14:font="MS Gothic"/>
+                  <w14:uncheckedState w14:val="2610" w14:font="MS Gothic"/>
+                </w14:checkbox>
+              </w:sdtPr>
+              <w:sdtContent>
+                <w:r>
+                  <w:rPr>
+                    <w:rFonts w:ascii="MS Gothic" w:eastAsia="MS Gothic" w:hAnsi="MS Gothic" w:hint="eastAsia"/>
+                    <w:sz w:val="18"/>
+                    <w:szCs w:val="18"/>
+                  </w:rPr>
+                  <w:t>☐</w:t>
+                </w:r>
+              </w:sdtContent>
+            </w:sdt>
+            <w:r>
+              <w:rPr>
+                <w:sz w:val="18"/>
+                <w:szCs w:val="18"/>
+              </w:rPr>
+              <w:t>{/}</w:t>
+            </w:r>
+            <w:permEnd w:id="381172212"/>
+            <w:r>
+              <w:rPr>
+                <w:sz w:val="18"/>
+                <w:szCs w:val="18"/>
+              </w:rPr>
+              <w:t xml:space="preserve">  YES</w:t>
+            </w:r>
+          </w:p>
+        </w:tc>
+      </w:tr>
+      <w:tr>
+        <w:tc>
+          <w:tcPr>
+            <w:tcW w:w="4135" w:type="dxa"/>
+            <w:gridSpan w:val="3"/>
+          </w:tcPr>
+          <w:p>
+            <w:pPr>
+              <w:spacing w:after="0" w:line="240" w:lineRule="auto"/>
+              <w:rPr>
+                <w:sz w:val="18"/>
+                <w:szCs w:val="18"/>
+              </w:rPr>
+            </w:pPr>
+            <w:r>
+              <w:rPr>
+                <w:sz w:val="18"/>
+                <w:szCs w:val="18"/>
+              </w:rPr>
               <w:t>18 Pa. C.S. Ch.</w:t>
             </w:r>
             <w:r>
@@ -1787,13 +2082,13 @@
                 <w:sz w:val="18"/>
                 <w:szCs w:val="18"/>
               </w:rPr>
-              <w:t xml:space="preserve"> 31 rel. to Sexual Assault</w:t>
-            </w:r>
-          </w:p>
-        </w:tc>
-        <w:tc>
-          <w:tcPr>
-            <w:tcW w:w="1440" w:type="dxa"/>
+              <w:t xml:space="preserve"> 31 rel. to Sexual Offenses</w:t>
+            </w:r>
+          </w:p>
+        </w:tc>
+        <w:tc>
+          <w:tcPr>
+            <w:tcW w:w="1170" w:type="dxa"/>
             <w:vAlign w:val="center"/>
           </w:tcPr>
           <w:p>
@@ -1805,7 +2100,7 @@
                 <w:szCs w:val="18"/>
               </w:rPr>
             </w:pPr>
-            <w:permStart w:id="1839025393" w:edGrp="everyone"/>
+            <w:permStart w:id="180237872" w:edGrp="everyone"/>
             <w:r>
               <w:rPr>
                 <w:sz w:val="18"/>
@@ -1891,7 +2186,7 @@
               </w:rPr>
               <w:t>{/}</w:t>
             </w:r>
-            <w:permEnd w:id="1839025393"/>
+            <w:permEnd w:id="180237872"/>
             <w:r>
               <w:rPr>
                 <w:sz w:val="18"/>
@@ -1923,39 +2218,25 @@
         </w:tc>
         <w:tc>
           <w:tcPr>
-            <w:tcW w:w="3780" w:type="dxa"/>
-            <w:gridSpan w:val="3"/>
-            <w:vMerge w:val="restart"/>
-          </w:tcPr>
-          <w:p>
-            <w:pPr>
-              <w:spacing w:after="0" w:line="240" w:lineRule="auto"/>
-              <w:rPr>
-                <w:sz w:val="18"/>
-                <w:szCs w:val="18"/>
-              </w:rPr>
-            </w:pPr>
-            <w:r>
-              <w:rPr>
-                <w:sz w:val="18"/>
-                <w:szCs w:val="18"/>
-              </w:rPr>
-              <w:t>18 Pa. C.S.</w:t>
-            </w:r>
-            <w:r>
-              <w:rPr>
-                <w:sz w:val="18"/>
-                <w:szCs w:val="18"/>
-              </w:rPr>
-              <w:t xml:space="preserve"> 5903(4)(5)(6) obscene/sexual material/performance where the victim is minor</w:t>
-            </w:r>
-          </w:p>
-        </w:tc>
-        <w:tc>
-          <w:tcPr>
-            <w:tcW w:w="1435" w:type="dxa"/>
+            <w:tcW w:w="3870" w:type="dxa"/>
             <w:gridSpan w:val="2"/>
-            <w:vMerge w:val="restart"/>
+            <w:vMerge/>
+          </w:tcPr>
+          <w:p>
+            <w:pPr>
+              <w:spacing w:after="0" w:line="240" w:lineRule="auto"/>
+              <w:rPr>
+                <w:sz w:val="18"/>
+                <w:szCs w:val="18"/>
+              </w:rPr>
+            </w:pPr>
+          </w:p>
+        </w:tc>
+        <w:tc>
+          <w:tcPr>
+            <w:tcW w:w="1345" w:type="dxa"/>
+            <w:gridSpan w:val="2"/>
+            <w:vMerge/>
             <w:vAlign w:val="center"/>
           </w:tcPr>
           <w:p>
@@ -1967,135 +2248,13 @@
                 <w:szCs w:val="18"/>
               </w:rPr>
             </w:pPr>
-            <w:permStart w:id="1999309720" w:edGrp="everyone"/>
-            <w:r>
-              <w:rPr>
-                <w:sz w:val="18"/>
-                <w:szCs w:val="18"/>
-              </w:rPr>
-              <w:t>{#offense18_</w:t>
-            </w:r>
-            <w:r>
-              <w:rPr>
-                <w:sz w:val="18"/>
-                <w:szCs w:val="18"/>
-              </w:rPr>
-              <w:t>5903</w:t>
-            </w:r>
-            <w:r>
-              <w:rPr>
-                <w:sz w:val="18"/>
-                <w:szCs w:val="18"/>
-              </w:rPr>
-              <w:t>}</w:t>
-            </w:r>
-            <w:sdt>
-              <w:sdtPr>
-                <w:rPr>
-                  <w:sz w:val="18"/>
-                  <w:szCs w:val="18"/>
-                </w:rPr>
-                <w:id w:val="-1197234915"/>
-                <w14:checkbox>
-                  <w14:checked w14:val="1"/>
-                  <w14:checkedState w14:val="2612" w14:font="MS Gothic"/>
-                  <w14:uncheckedState w14:val="2610" w14:font="MS Gothic"/>
-                </w14:checkbox>
-              </w:sdtPr>
-              <w:sdtContent>
-                <w:r>
-                  <w:rPr>
-                    <w:rFonts w:ascii="MS Gothic" w:eastAsia="MS Gothic" w:hAnsi="MS Gothic" w:hint="eastAsia"/>
-                    <w:sz w:val="18"/>
-                    <w:szCs w:val="18"/>
-                  </w:rPr>
-                  <w:t>☒</w:t>
-                </w:r>
-              </w:sdtContent>
-            </w:sdt>
-            <w:r>
-              <w:rPr>
-                <w:sz w:val="18"/>
-                <w:szCs w:val="18"/>
-              </w:rPr>
-              <w:t>{</w:t>
-            </w:r>
-            <w:proofErr w:type="gramStart"/>
-            <w:r>
-              <w:rPr>
-                <w:sz w:val="18"/>
-                <w:szCs w:val="18"/>
-              </w:rPr>
-              <w:t>/}{</w:t>
-            </w:r>
-            <w:proofErr w:type="gramEnd"/>
-            <w:r>
-              <w:rPr>
-                <w:sz w:val="18"/>
-                <w:szCs w:val="18"/>
-              </w:rPr>
-              <w:t>^offense18_</w:t>
-            </w:r>
-            <w:r>
-              <w:rPr>
-                <w:sz w:val="18"/>
-                <w:szCs w:val="18"/>
-              </w:rPr>
-              <w:t>5903</w:t>
-            </w:r>
-            <w:r>
-              <w:rPr>
-                <w:sz w:val="18"/>
-                <w:szCs w:val="18"/>
-              </w:rPr>
-              <w:t>}</w:t>
-            </w:r>
-            <w:sdt>
-              <w:sdtPr>
-                <w:rPr>
-                  <w:sz w:val="18"/>
-                  <w:szCs w:val="18"/>
-                </w:rPr>
-                <w:id w:val="-1518844875"/>
-                <w14:checkbox>
-                  <w14:checked w14:val="0"/>
-                  <w14:checkedState w14:val="2612" w14:font="MS Gothic"/>
-                  <w14:uncheckedState w14:val="2610" w14:font="MS Gothic"/>
-                </w14:checkbox>
-              </w:sdtPr>
-              <w:sdtContent>
-                <w:r>
-                  <w:rPr>
-                    <w:rFonts w:ascii="MS Gothic" w:eastAsia="MS Gothic" w:hAnsi="MS Gothic" w:hint="eastAsia"/>
-                    <w:sz w:val="18"/>
-                    <w:szCs w:val="18"/>
-                  </w:rPr>
-                  <w:t>☐</w:t>
-                </w:r>
-              </w:sdtContent>
-            </w:sdt>
-            <w:r>
-              <w:rPr>
-                <w:sz w:val="18"/>
-                <w:szCs w:val="18"/>
-              </w:rPr>
-              <w:t>{/}</w:t>
-            </w:r>
-            <w:permEnd w:id="1999309720"/>
-            <w:r>
-              <w:rPr>
-                <w:sz w:val="18"/>
-                <w:szCs w:val="18"/>
-              </w:rPr>
-              <w:t xml:space="preserve">  YES</w:t>
-            </w:r>
           </w:p>
         </w:tc>
       </w:tr>
       <w:tr>
         <w:tc>
           <w:tcPr>
-            <w:tcW w:w="3865" w:type="dxa"/>
+            <w:tcW w:w="4135" w:type="dxa"/>
             <w:gridSpan w:val="3"/>
           </w:tcPr>
           <w:p>
@@ -2124,7 +2283,7 @@
         </w:tc>
         <w:tc>
           <w:tcPr>
-            <w:tcW w:w="1440" w:type="dxa"/>
+            <w:tcW w:w="1170" w:type="dxa"/>
             <w:vAlign w:val="center"/>
           </w:tcPr>
           <w:p>
@@ -2136,7 +2295,7 @@
                 <w:szCs w:val="18"/>
               </w:rPr>
             </w:pPr>
-            <w:permStart w:id="2055407772" w:edGrp="everyone"/>
+            <w:permStart w:id="1109159728" w:edGrp="everyone"/>
             <w:r>
               <w:rPr>
                 <w:sz w:val="18"/>
@@ -2222,7 +2381,7 @@
               </w:rPr>
               <w:t>{/}</w:t>
             </w:r>
-            <w:permEnd w:id="2055407772"/>
+            <w:permEnd w:id="1109159728"/>
             <w:r>
               <w:rPr>
                 <w:sz w:val="18"/>
@@ -2254,25 +2413,37 @@
         </w:tc>
         <w:tc>
           <w:tcPr>
-            <w:tcW w:w="3780" w:type="dxa"/>
-            <w:gridSpan w:val="3"/>
-            <w:vMerge/>
-          </w:tcPr>
-          <w:p>
-            <w:pPr>
-              <w:spacing w:after="0" w:line="240" w:lineRule="auto"/>
-              <w:rPr>
-                <w:sz w:val="18"/>
-                <w:szCs w:val="18"/>
-              </w:rPr>
-            </w:pPr>
-          </w:p>
-        </w:tc>
-        <w:tc>
-          <w:tcPr>
-            <w:tcW w:w="1435" w:type="dxa"/>
+            <w:tcW w:w="3870" w:type="dxa"/>
             <w:gridSpan w:val="2"/>
-            <w:vMerge/>
+          </w:tcPr>
+          <w:p>
+            <w:pPr>
+              <w:spacing w:after="0" w:line="240" w:lineRule="auto"/>
+              <w:rPr>
+                <w:sz w:val="18"/>
+                <w:szCs w:val="18"/>
+              </w:rPr>
+            </w:pPr>
+            <w:r>
+              <w:rPr>
+                <w:sz w:val="18"/>
+                <w:szCs w:val="18"/>
+              </w:rPr>
+              <w:t>18 Pa. C.S.</w:t>
+            </w:r>
+            <w:r>
+              <w:rPr>
+                <w:sz w:val="18"/>
+                <w:szCs w:val="18"/>
+              </w:rPr>
+              <w:t xml:space="preserve"> Ch. 76 Internet Child Pornography*</w:t>
+            </w:r>
+          </w:p>
+        </w:tc>
+        <w:tc>
+          <w:tcPr>
+            <w:tcW w:w="1345" w:type="dxa"/>
+            <w:gridSpan w:val="2"/>
             <w:vAlign w:val="center"/>
           </w:tcPr>
           <w:p>
@@ -2284,13 +2455,110 @@
                 <w:szCs w:val="18"/>
               </w:rPr>
             </w:pPr>
+            <w:permStart w:id="230783291" w:edGrp="everyone"/>
+            <w:r>
+              <w:rPr>
+                <w:sz w:val="18"/>
+                <w:szCs w:val="18"/>
+              </w:rPr>
+              <w:t>{#offense18_76}</w:t>
+            </w:r>
+            <w:sdt>
+              <w:sdtPr>
+                <w:rPr>
+                  <w:sz w:val="18"/>
+                  <w:szCs w:val="18"/>
+                </w:rPr>
+                <w:id w:val="-1274009645"/>
+                <w14:checkbox>
+                  <w14:checked w14:val="1"/>
+                  <w14:checkedState w14:val="2612" w14:font="MS Gothic"/>
+                  <w14:uncheckedState w14:val="2610" w14:font="MS Gothic"/>
+                </w14:checkbox>
+              </w:sdtPr>
+              <w:sdtContent>
+                <w:r>
+                  <w:rPr>
+                    <w:rFonts w:ascii="MS Gothic" w:eastAsia="MS Gothic" w:hAnsi="MS Gothic" w:hint="eastAsia"/>
+                    <w:sz w:val="18"/>
+                    <w:szCs w:val="18"/>
+                  </w:rPr>
+                  <w:t>☒</w:t>
+                </w:r>
+              </w:sdtContent>
+            </w:sdt>
+            <w:r>
+              <w:rPr>
+                <w:sz w:val="18"/>
+                <w:szCs w:val="18"/>
+              </w:rPr>
+              <w:t>{</w:t>
+            </w:r>
+            <w:proofErr w:type="gramStart"/>
+            <w:r>
+              <w:rPr>
+                <w:sz w:val="18"/>
+                <w:szCs w:val="18"/>
+              </w:rPr>
+              <w:t>/}{</w:t>
+            </w:r>
+            <w:proofErr w:type="gramEnd"/>
+            <w:r>
+              <w:rPr>
+                <w:sz w:val="18"/>
+                <w:szCs w:val="18"/>
+              </w:rPr>
+              <w:t>^offense18_76}</w:t>
+            </w:r>
+            <w:sdt>
+              <w:sdtPr>
+                <w:rPr>
+                  <w:sz w:val="18"/>
+                  <w:szCs w:val="18"/>
+                </w:rPr>
+                <w:id w:val="277996412"/>
+                <w14:checkbox>
+                  <w14:checked w14:val="0"/>
+                  <w14:checkedState w14:val="2612" w14:font="MS Gothic"/>
+                  <w14:uncheckedState w14:val="2610" w14:font="MS Gothic"/>
+                </w14:checkbox>
+              </w:sdtPr>
+              <w:sdtContent>
+                <w:r>
+                  <w:rPr>
+                    <w:rFonts w:ascii="MS Gothic" w:eastAsia="MS Gothic" w:hAnsi="MS Gothic" w:hint="eastAsia"/>
+                    <w:sz w:val="18"/>
+                    <w:szCs w:val="18"/>
+                  </w:rPr>
+                  <w:t>☐</w:t>
+                </w:r>
+              </w:sdtContent>
+            </w:sdt>
+            <w:r>
+              <w:rPr>
+                <w:sz w:val="18"/>
+                <w:szCs w:val="18"/>
+              </w:rPr>
+              <w:t>{/}</w:t>
+            </w:r>
+            <w:permEnd w:id="230783291"/>
+            <w:r>
+              <w:rPr>
+                <w:sz w:val="18"/>
+                <w:szCs w:val="18"/>
+              </w:rPr>
+              <w:t xml:space="preserve">  YES</w:t>
+            </w:r>
           </w:p>
         </w:tc>
       </w:tr>
       <w:tr>
-        <w:tc>
-          <w:tcPr>
-            <w:tcW w:w="3865" w:type="dxa"/>
+        <w:trPr>
+          <w:trHeight w:hRule="exact" w:val="432"/>
+        </w:trPr>
+        <w:tc>
+          <w:tcPr>
+            <w:tcW w:w="4135" w:type="dxa"/>
             <w:gridSpan w:val="3"/>
           </w:tcPr>
           <w:p>
@@ -2319,8 +2587,7 @@
         </w:tc>
         <w:tc>
           <w:tcPr>
-            <w:tcW w:w="1440" w:type="dxa"/>
-            <w:vAlign w:val="center"/>
+            <w:tcW w:w="1170" w:type="dxa"/>
           </w:tcPr>
           <w:p>
             <w:pPr>
@@ -2435,52 +2702,57 @@
               <w:bottom w:val="single" w:sz="4" w:space="0" w:color="404040" w:themeColor="text1" w:themeTint="BF"/>
             </w:tcBorders>
             <w:shd w:val="clear" w:color="auto" w:fill="404040" w:themeFill="text1" w:themeFillTint="BF"/>
-            <w:vAlign w:val="center"/>
-          </w:tcPr>
-          <w:p>
-            <w:pPr>
-              <w:spacing w:after="0" w:line="240" w:lineRule="auto"/>
-              <w:rPr>
-                <w:sz w:val="18"/>
-                <w:szCs w:val="18"/>
-              </w:rPr>
-            </w:pPr>
-          </w:p>
-        </w:tc>
-        <w:tc>
-          <w:tcPr>
-            <w:tcW w:w="3780" w:type="dxa"/>
-            <w:gridSpan w:val="3"/>
-          </w:tcPr>
-          <w:p>
-            <w:pPr>
-              <w:spacing w:after="0" w:line="240" w:lineRule="auto"/>
-              <w:rPr>
-                <w:sz w:val="18"/>
-                <w:szCs w:val="18"/>
-              </w:rPr>
-            </w:pPr>
-            <w:r>
-              <w:rPr>
-                <w:sz w:val="18"/>
-                <w:szCs w:val="18"/>
-              </w:rPr>
-              <w:t>18 Pa. C.S.</w:t>
-            </w:r>
-            <w:r>
-              <w:rPr>
-                <w:sz w:val="18"/>
-                <w:szCs w:val="18"/>
-              </w:rPr>
-              <w:t xml:space="preserve"> Ch. 76 Internet Child Pornography*</w:t>
-            </w:r>
-          </w:p>
-        </w:tc>
-        <w:tc>
-          <w:tcPr>
-            <w:tcW w:w="1435" w:type="dxa"/>
+          </w:tcPr>
+          <w:p>
+            <w:pPr>
+              <w:spacing w:after="0" w:line="240" w:lineRule="auto"/>
+              <w:rPr>
+                <w:sz w:val="18"/>
+                <w:szCs w:val="18"/>
+              </w:rPr>
+            </w:pPr>
+          </w:p>
+        </w:tc>
+        <w:tc>
+          <w:tcPr>
+            <w:tcW w:w="3870" w:type="dxa"/>
             <w:gridSpan w:val="2"/>
-            <w:vAlign w:val="center"/>
+          </w:tcPr>
+          <w:p>
+            <w:pPr>
+              <w:spacing w:after="0" w:line="240" w:lineRule="auto"/>
+              <w:rPr>
+                <w:sz w:val="18"/>
+                <w:szCs w:val="18"/>
+              </w:rPr>
+            </w:pPr>
+            <w:r>
+              <w:rPr>
+                <w:sz w:val="18"/>
+                <w:szCs w:val="18"/>
+              </w:rPr>
+              <w:t>42 Pa. C.S. §§ 9799.14, 9799.55</w:t>
+            </w:r>
+            <w:r>
+              <w:rPr>
+                <w:sz w:val="18"/>
+                <w:szCs w:val="18"/>
+              </w:rPr>
+              <w:t xml:space="preserve"> </w:t>
+            </w:r>
+            <w:r>
+              <w:rPr>
+                <w:sz w:val="18"/>
+                <w:szCs w:val="18"/>
+              </w:rPr>
+              <w:t>Megan’s Law Registration</w:t>
+            </w:r>
+          </w:p>
+        </w:tc>
+        <w:tc>
+          <w:tcPr>
+            <w:tcW w:w="1345" w:type="dxa"/>
+            <w:gridSpan w:val="2"/>
           </w:tcPr>
           <w:p>
             <w:pPr>
@@ -2491,20 +2763,20 @@
                 <w:szCs w:val="18"/>
               </w:rPr>
             </w:pPr>
-            <w:permStart w:id="1440236506" w:edGrp="everyone"/>
-            <w:r>
-              <w:rPr>
-                <w:sz w:val="18"/>
-                <w:szCs w:val="18"/>
-              </w:rPr>
-              <w:t>{#offense18_</w:t>
-            </w:r>
-            <w:r>
-              <w:rPr>
-                <w:sz w:val="18"/>
-                <w:szCs w:val="18"/>
-              </w:rPr>
-              <w:t>76</w:t>
+            <w:permStart w:id="21572557" w:edGrp="everyone"/>
+            <w:r>
+              <w:rPr>
+                <w:sz w:val="18"/>
+                <w:szCs w:val="18"/>
+              </w:rPr>
+              <w:t>{#offense42_979</w:t>
+            </w:r>
+            <w:r>
+              <w:rPr>
+                <w:sz w:val="18"/>
+                <w:szCs w:val="18"/>
+              </w:rPr>
+              <w:t>9</w:t>
             </w:r>
             <w:r>
               <w:rPr>
@@ -2519,7 +2791,7 @@
                   <w:sz w:val="18"/>
                   <w:szCs w:val="18"/>
                 </w:rPr>
-                <w:id w:val="-1274009645"/>
+                <w:id w:val="-1694378462"/>
                 <w14:checkbox>
                   <w14:checked w14:val="1"/>
                   <w14:checkedState w14:val="2612" w14:font="MS Gothic"/>
@@ -2558,14 +2830,14 @@
                 <w:sz w:val="18"/>
                 <w:szCs w:val="18"/>
               </w:rPr>
-              <w:t>^offense18_</w:t>
-            </w:r>
-            <w:r>
-              <w:rPr>
-                <w:sz w:val="18"/>
-                <w:szCs w:val="18"/>
-              </w:rPr>
-              <w:t>76</w:t>
+              <w:t>^offense42_</w:t>
+            </w:r>
+            <w:r>
+              <w:rPr>
+                <w:sz w:val="18"/>
+                <w:szCs w:val="18"/>
+              </w:rPr>
+              <w:t>9799</w:t>
             </w:r>
             <w:r>
               <w:rPr>
@@ -2580,7 +2852,7 @@
                   <w:sz w:val="18"/>
                   <w:szCs w:val="18"/>
                 </w:rPr>
-                <w:id w:val="277996412"/>
+                <w:id w:val="1162050692"/>
                 <w14:checkbox>
                   <w14:checked w14:val="0"/>
                   <w14:checkedState w14:val="2612" w14:font="MS Gothic"/>
@@ -2605,7 +2877,7 @@
               </w:rPr>
               <w:t>{/}</w:t>
             </w:r>
-            <w:permEnd w:id="1440236506"/>
+            <w:permEnd w:id="21572557"/>
             <w:r>
               <w:rPr>
                 <w:sz w:val="18"/>
@@ -2618,13 +2890,12 @@
       </w:tr>
       <w:tr>
         <w:trPr>
-          <w:trHeight w:val="186"/>
+          <w:trHeight w:hRule="exact" w:val="217"/>
         </w:trPr>
         <w:tc>
           <w:tcPr>
-            <w:tcW w:w="3865" w:type="dxa"/>
+            <w:tcW w:w="4135" w:type="dxa"/>
             <w:gridSpan w:val="3"/>
-            <w:vMerge w:val="restart"/>
           </w:tcPr>
           <w:p>
             <w:pPr>
@@ -2652,9 +2923,7 @@
         </w:tc>
         <w:tc>
           <w:tcPr>
-            <w:tcW w:w="1440" w:type="dxa"/>
-            <w:vMerge w:val="restart"/>
-            <w:vAlign w:val="center"/>
+            <w:tcW w:w="1170" w:type="dxa"/>
           </w:tcPr>
           <w:p>
             <w:pPr>
@@ -2764,51 +3033,48 @@
         <w:tc>
           <w:tcPr>
             <w:tcW w:w="270" w:type="dxa"/>
-            <w:vMerge w:val="restart"/>
             <w:tcBorders>
               <w:top w:val="single" w:sz="4" w:space="0" w:color="404040" w:themeColor="text1" w:themeTint="BF"/>
               <w:bottom w:val="single" w:sz="4" w:space="0" w:color="404040" w:themeColor="text1" w:themeTint="BF"/>
             </w:tcBorders>
             <w:shd w:val="clear" w:color="auto" w:fill="404040" w:themeFill="text1" w:themeFillTint="BF"/>
-            <w:vAlign w:val="center"/>
-          </w:tcPr>
-          <w:p>
-            <w:pPr>
-              <w:spacing w:after="0" w:line="240" w:lineRule="auto"/>
-              <w:rPr>
-                <w:sz w:val="18"/>
-                <w:szCs w:val="18"/>
-              </w:rPr>
-            </w:pPr>
-          </w:p>
-        </w:tc>
-        <w:tc>
-          <w:tcPr>
-            <w:tcW w:w="3780" w:type="dxa"/>
-            <w:gridSpan w:val="3"/>
-          </w:tcPr>
-          <w:p>
-            <w:pPr>
-              <w:spacing w:after="0" w:line="240" w:lineRule="auto"/>
-              <w:rPr>
-                <w:sz w:val="18"/>
-                <w:szCs w:val="18"/>
-              </w:rPr>
-            </w:pPr>
-            <w:r>
-              <w:rPr>
-                <w:sz w:val="18"/>
-                <w:szCs w:val="18"/>
-              </w:rPr>
-              <w:t>42 Pa. C.S. 9795.1 Megan’s Law Registration</w:t>
-            </w:r>
-          </w:p>
-        </w:tc>
-        <w:tc>
-          <w:tcPr>
-            <w:tcW w:w="1435" w:type="dxa"/>
+          </w:tcPr>
+          <w:p>
+            <w:pPr>
+              <w:spacing w:after="0" w:line="240" w:lineRule="auto"/>
+              <w:rPr>
+                <w:sz w:val="18"/>
+                <w:szCs w:val="18"/>
+              </w:rPr>
+            </w:pPr>
+          </w:p>
+        </w:tc>
+        <w:tc>
+          <w:tcPr>
+            <w:tcW w:w="3870" w:type="dxa"/>
             <w:gridSpan w:val="2"/>
-            <w:vAlign w:val="center"/>
+          </w:tcPr>
+          <w:p>
+            <w:pPr>
+              <w:spacing w:after="0" w:line="240" w:lineRule="auto"/>
+              <w:rPr>
+                <w:sz w:val="18"/>
+                <w:szCs w:val="18"/>
+              </w:rPr>
+            </w:pPr>
+            <w:r>
+              <w:rPr>
+                <w:sz w:val="18"/>
+                <w:szCs w:val="18"/>
+              </w:rPr>
+              <w:t>18 Pa. C.S. 6312 Sexual Abuse of Children</w:t>
+            </w:r>
+          </w:p>
+        </w:tc>
+        <w:tc>
+          <w:tcPr>
+            <w:tcW w:w="1345" w:type="dxa"/>
+            <w:gridSpan w:val="2"/>
           </w:tcPr>
           <w:p>
             <w:pPr>
@@ -2819,254 +3085,13 @@
                 <w:szCs w:val="18"/>
               </w:rPr>
             </w:pPr>
-            <w:permStart w:id="1572559639" w:edGrp="everyone"/>
-            <w:r>
-              <w:rPr>
-                <w:sz w:val="18"/>
-                <w:szCs w:val="18"/>
-              </w:rPr>
-              <w:t>{#offense</w:t>
-            </w:r>
-            <w:r>
-              <w:rPr>
-                <w:sz w:val="18"/>
-                <w:szCs w:val="18"/>
-              </w:rPr>
-              <w:t>42_9795_1</w:t>
-            </w:r>
-            <w:r>
-              <w:rPr>
-                <w:sz w:val="18"/>
-                <w:szCs w:val="18"/>
-              </w:rPr>
-              <w:t>}</w:t>
-            </w:r>
-            <w:sdt>
-              <w:sdtPr>
-                <w:rPr>
-                  <w:sz w:val="18"/>
-                  <w:szCs w:val="18"/>
-                </w:rPr>
-                <w:id w:val="-1694378462"/>
-                <w14:checkbox>
-                  <w14:checked w14:val="1"/>
-                  <w14:checkedState w14:val="2612" w14:font="MS Gothic"/>
-                  <w14:uncheckedState w14:val="2610" w14:font="MS Gothic"/>
-                </w14:checkbox>
-              </w:sdtPr>
-              <w:sdtContent>
-                <w:r>
-                  <w:rPr>
-                    <w:rFonts w:ascii="MS Gothic" w:eastAsia="MS Gothic" w:hAnsi="MS Gothic" w:hint="eastAsia"/>
-                    <w:sz w:val="18"/>
-                    <w:szCs w:val="18"/>
-                  </w:rPr>
-                  <w:t>☒</w:t>
-                </w:r>
-              </w:sdtContent>
-            </w:sdt>
-            <w:r>
-              <w:rPr>
-                <w:sz w:val="18"/>
-                <w:szCs w:val="18"/>
-              </w:rPr>
-              <w:t>{</w:t>
-            </w:r>
-            <w:proofErr w:type="gramStart"/>
-            <w:r>
-              <w:rPr>
-                <w:sz w:val="18"/>
-                <w:szCs w:val="18"/>
-              </w:rPr>
-              <w:t>/}{</w:t>
-            </w:r>
-            <w:proofErr w:type="gramEnd"/>
-            <w:r>
-              <w:rPr>
-                <w:sz w:val="18"/>
-                <w:szCs w:val="18"/>
-              </w:rPr>
-              <w:t>^</w:t>
-            </w:r>
-            <w:r>
-              <w:rPr>
-                <w:sz w:val="18"/>
-                <w:szCs w:val="18"/>
-              </w:rPr>
-              <w:t>offense</w:t>
-            </w:r>
-            <w:r>
-              <w:rPr>
-                <w:sz w:val="18"/>
-                <w:szCs w:val="18"/>
-              </w:rPr>
-              <w:t>42_9795_1</w:t>
-            </w:r>
-            <w:r>
-              <w:rPr>
-                <w:sz w:val="18"/>
-                <w:szCs w:val="18"/>
-              </w:rPr>
-              <w:t>}</w:t>
-            </w:r>
-            <w:sdt>
-              <w:sdtPr>
-                <w:rPr>
-                  <w:sz w:val="18"/>
-                  <w:szCs w:val="18"/>
-                </w:rPr>
-                <w:id w:val="1162050692"/>
-                <w14:checkbox>
-                  <w14:checked w14:val="0"/>
-                  <w14:checkedState w14:val="2612" w14:font="MS Gothic"/>
-                  <w14:uncheckedState w14:val="2610" w14:font="MS Gothic"/>
-                </w14:checkbox>
-              </w:sdtPr>
-              <w:sdtContent>
-                <w:r>
-                  <w:rPr>
-                    <w:rFonts w:ascii="MS Gothic" w:eastAsia="MS Gothic" w:hAnsi="MS Gothic" w:hint="eastAsia"/>
-                    <w:sz w:val="18"/>
-                    <w:szCs w:val="18"/>
-                  </w:rPr>
-                  <w:t>☐</w:t>
-                </w:r>
-              </w:sdtContent>
-            </w:sdt>
-            <w:r>
-              <w:rPr>
-                <w:sz w:val="18"/>
-                <w:szCs w:val="18"/>
-              </w:rPr>
-              <w:t>{/}</w:t>
-            </w:r>
-            <w:permEnd w:id="1572559639"/>
-            <w:r>
-              <w:rPr>
-                <w:sz w:val="18"/>
-                <w:szCs w:val="18"/>
-              </w:rPr>
-              <w:t xml:space="preserve">  YES</w:t>
-            </w:r>
-          </w:p>
-        </w:tc>
-      </w:tr>
-      <w:tr>
-        <w:trPr>
-          <w:trHeight w:val="185"/>
-        </w:trPr>
-        <w:tc>
-          <w:tcPr>
-            <w:tcW w:w="3865" w:type="dxa"/>
-            <w:gridSpan w:val="3"/>
-            <w:vMerge/>
-          </w:tcPr>
-          <w:p>
-            <w:pPr>
-              <w:spacing w:after="0" w:line="240" w:lineRule="auto"/>
-              <w:rPr>
-                <w:sz w:val="18"/>
-                <w:szCs w:val="18"/>
-              </w:rPr>
-            </w:pPr>
-          </w:p>
-        </w:tc>
-        <w:tc>
-          <w:tcPr>
-            <w:tcW w:w="1440" w:type="dxa"/>
-            <w:vMerge/>
-            <w:vAlign w:val="center"/>
-          </w:tcPr>
-          <w:p>
-            <w:pPr>
-              <w:spacing w:after="0" w:line="240" w:lineRule="auto"/>
-              <w:jc w:val="center"/>
-              <w:rPr>
-                <w:sz w:val="18"/>
-                <w:szCs w:val="18"/>
-              </w:rPr>
-            </w:pPr>
-          </w:p>
-        </w:tc>
-        <w:tc>
-          <w:tcPr>
-            <w:tcW w:w="270" w:type="dxa"/>
-            <w:vMerge/>
-            <w:tcBorders>
-              <w:top w:val="single" w:sz="4" w:space="0" w:color="404040" w:themeColor="text1" w:themeTint="BF"/>
-              <w:bottom w:val="single" w:sz="4" w:space="0" w:color="404040" w:themeColor="text1" w:themeTint="BF"/>
-            </w:tcBorders>
-            <w:shd w:val="clear" w:color="auto" w:fill="404040" w:themeFill="text1" w:themeFillTint="BF"/>
-            <w:vAlign w:val="center"/>
-          </w:tcPr>
-          <w:p>
-            <w:pPr>
-              <w:spacing w:after="0" w:line="240" w:lineRule="auto"/>
-              <w:rPr>
-                <w:sz w:val="18"/>
-                <w:szCs w:val="18"/>
-              </w:rPr>
-            </w:pPr>
-          </w:p>
-        </w:tc>
-        <w:tc>
-          <w:tcPr>
-            <w:tcW w:w="3780" w:type="dxa"/>
-            <w:gridSpan w:val="3"/>
-          </w:tcPr>
-          <w:p>
-            <w:pPr>
-              <w:spacing w:after="0" w:line="240" w:lineRule="auto"/>
-              <w:rPr>
-                <w:sz w:val="18"/>
-                <w:szCs w:val="18"/>
-              </w:rPr>
-            </w:pPr>
-            <w:r>
-              <w:rPr>
-                <w:sz w:val="18"/>
-                <w:szCs w:val="18"/>
-              </w:rPr>
-              <w:t>18 Pa. C.S. 6312 Sexual Abuse of Children</w:t>
-            </w:r>
-          </w:p>
-        </w:tc>
-        <w:tc>
-          <w:tcPr>
-            <w:tcW w:w="1435" w:type="dxa"/>
-            <w:gridSpan w:val="2"/>
-            <w:vAlign w:val="center"/>
-          </w:tcPr>
-          <w:p>
-            <w:pPr>
-              <w:spacing w:after="0" w:line="240" w:lineRule="auto"/>
-              <w:jc w:val="center"/>
-              <w:rPr>
-                <w:sz w:val="18"/>
-                <w:szCs w:val="18"/>
-              </w:rPr>
-            </w:pPr>
-            <w:permStart w:id="676095080" w:edGrp="everyone"/>
-            <w:r>
-              <w:rPr>
-                <w:sz w:val="18"/>
-                <w:szCs w:val="18"/>
-              </w:rPr>
-              <w:t>{#offense18_</w:t>
-            </w:r>
-            <w:r>
-              <w:rPr>
-                <w:sz w:val="18"/>
-                <w:szCs w:val="18"/>
-              </w:rPr>
-              <w:t>6312</w:t>
-            </w:r>
-            <w:r>
-              <w:rPr>
-                <w:sz w:val="18"/>
-                <w:szCs w:val="18"/>
-              </w:rPr>
-              <w:t>}</w:t>
+            <w:permStart w:id="1473936177" w:edGrp="everyone"/>
+            <w:r>
+              <w:rPr>
+                <w:sz w:val="18"/>
+                <w:szCs w:val="18"/>
+              </w:rPr>
+              <w:t>{#offense18_6312}</w:t>
             </w:r>
             <w:sdt>
               <w:sdtPr>
@@ -3113,21 +3138,7 @@
                 <w:sz w:val="18"/>
                 <w:szCs w:val="18"/>
               </w:rPr>
-              <w:t>^offense18_</w:t>
-            </w:r>
-            <w:r>
-              <w:rPr>
-                <w:sz w:val="18"/>
-                <w:szCs w:val="18"/>
-              </w:rPr>
-              <w:t>6312</w:t>
-            </w:r>
-            <w:r>
-              <w:rPr>
-                <w:sz w:val="18"/>
-                <w:szCs w:val="18"/>
-              </w:rPr>
-              <w:t>}</w:t>
+              <w:t>^offense18_6312}</w:t>
             </w:r>
             <w:sdt>
               <w:sdtPr>
@@ -3160,7 +3171,7 @@
               </w:rPr>
               <w:t>{/}</w:t>
             </w:r>
-            <w:permEnd w:id="676095080"/>
+            <w:permEnd w:id="1473936177"/>
             <w:r>
               <w:rPr>
                 <w:sz w:val="18"/>
@@ -3172,9 +3183,12 @@
         </w:tc>
       </w:tr>
       <w:tr>
-        <w:tc>
-          <w:tcPr>
-            <w:tcW w:w="3865" w:type="dxa"/>
+        <w:trPr>
+          <w:trHeight w:hRule="exact" w:val="288"/>
+        </w:trPr>
+        <w:tc>
+          <w:tcPr>
+            <w:tcW w:w="4135" w:type="dxa"/>
             <w:gridSpan w:val="3"/>
             <w:vMerge w:val="restart"/>
           </w:tcPr>
@@ -3191,13 +3205,1373 @@
                 <w:sz w:val="18"/>
                 <w:szCs w:val="18"/>
               </w:rPr>
-              <w:t>30 Pa. C.S. 5502.1 Relating to Homicide by watercraft under influence of alcohol or controlled substance</w:t>
-            </w:r>
-          </w:p>
-        </w:tc>
-        <w:tc>
-          <w:tcPr>
-            <w:tcW w:w="1440" w:type="dxa"/>
+              <w:t xml:space="preserve">Any crime of violence defined in 42 </w:t>
+            </w:r>
+            <w:proofErr w:type="spellStart"/>
+            <w:r>
+              <w:rPr>
+                <w:sz w:val="18"/>
+                <w:szCs w:val="18"/>
+              </w:rPr>
+              <w:t>Pa.C.S</w:t>
+            </w:r>
+            <w:proofErr w:type="spellEnd"/>
+            <w:r>
+              <w:rPr>
+                <w:sz w:val="18"/>
+                <w:szCs w:val="18"/>
+              </w:rPr>
+              <w:t>. §</w:t>
+            </w:r>
+          </w:p>
+          <w:p>
+            <w:pPr>
+              <w:spacing w:after="0" w:line="240" w:lineRule="auto"/>
+              <w:rPr>
+                <w:sz w:val="18"/>
+                <w:szCs w:val="18"/>
+              </w:rPr>
+            </w:pPr>
+            <w:r>
+              <w:rPr>
+                <w:sz w:val="18"/>
+                <w:szCs w:val="18"/>
+              </w:rPr>
+              <w:t>9714(g), or any attempt, conspiracy or solicitation</w:t>
+            </w:r>
+            <w:r>
+              <w:rPr>
+                <w:sz w:val="18"/>
+                <w:szCs w:val="18"/>
+              </w:rPr>
+              <w:t xml:space="preserve"> </w:t>
+            </w:r>
+            <w:r>
+              <w:rPr>
+                <w:sz w:val="18"/>
+                <w:szCs w:val="18"/>
+              </w:rPr>
+              <w:t>to commit a crime of violence defined in 42</w:t>
+            </w:r>
+            <w:r>
+              <w:rPr>
+                <w:sz w:val="18"/>
+                <w:szCs w:val="18"/>
+              </w:rPr>
+              <w:t xml:space="preserve"> </w:t>
+            </w:r>
+            <w:proofErr w:type="spellStart"/>
+            <w:r>
+              <w:rPr>
+                <w:sz w:val="18"/>
+                <w:szCs w:val="18"/>
+              </w:rPr>
+              <w:t>Pa.C.S</w:t>
+            </w:r>
+            <w:proofErr w:type="spellEnd"/>
+            <w:r>
+              <w:rPr>
+                <w:sz w:val="18"/>
+                <w:szCs w:val="18"/>
+              </w:rPr>
+              <w:t>. § 9714(g), including any equivalent crime</w:t>
+            </w:r>
+            <w:r>
+              <w:rPr>
+                <w:sz w:val="18"/>
+                <w:szCs w:val="18"/>
+              </w:rPr>
+              <w:t xml:space="preserve"> </w:t>
+            </w:r>
+            <w:r>
+              <w:rPr>
+                <w:sz w:val="18"/>
+                <w:szCs w:val="18"/>
+              </w:rPr>
+              <w:t>committed in another jurisdiction.</w:t>
+            </w:r>
+          </w:p>
+        </w:tc>
+        <w:tc>
+          <w:tcPr>
+            <w:tcW w:w="1170" w:type="dxa"/>
+            <w:vMerge w:val="restart"/>
+          </w:tcPr>
+          <w:p>
+            <w:pPr>
+              <w:spacing w:after="0" w:line="240" w:lineRule="auto"/>
+              <w:jc w:val="center"/>
+              <w:rPr>
+                <w:sz w:val="18"/>
+                <w:szCs w:val="18"/>
+              </w:rPr>
+            </w:pPr>
+            <w:permStart w:id="1777730138" w:edGrp="everyone"/>
+            <w:r>
+              <w:rPr>
+                <w:sz w:val="18"/>
+                <w:szCs w:val="18"/>
+              </w:rPr>
+              <w:t>{#</w:t>
+            </w:r>
+            <w:r>
+              <w:rPr>
+                <w:sz w:val="18"/>
+                <w:szCs w:val="18"/>
+              </w:rPr>
+              <w:t>offenseConspiracyToCommitCrime</w:t>
+            </w:r>
+          </w:p>
+          <w:p>
+            <w:pPr>
+              <w:spacing w:after="0" w:line="240" w:lineRule="auto"/>
+              <w:jc w:val="center"/>
+              <w:rPr>
+                <w:sz w:val="18"/>
+                <w:szCs w:val="18"/>
+              </w:rPr>
+            </w:pPr>
+            <w:r>
+              <w:rPr>
+                <w:sz w:val="18"/>
+                <w:szCs w:val="18"/>
+              </w:rPr>
+              <w:t>}</w:t>
+            </w:r>
+            <w:sdt>
+              <w:sdtPr>
+                <w:rPr>
+                  <w:sz w:val="18"/>
+                  <w:szCs w:val="18"/>
+                </w:rPr>
+                <w:id w:val="1098524076"/>
+                <w14:checkbox>
+                  <w14:checked w14:val="1"/>
+                  <w14:checkedState w14:val="2612" w14:font="MS Gothic"/>
+                  <w14:uncheckedState w14:val="2610" w14:font="MS Gothic"/>
+                </w14:checkbox>
+              </w:sdtPr>
+              <w:sdtContent>
+                <w:r>
+                  <w:rPr>
+                    <w:rFonts w:ascii="MS Gothic" w:eastAsia="MS Gothic" w:hAnsi="MS Gothic" w:hint="eastAsia"/>
+                    <w:sz w:val="18"/>
+                    <w:szCs w:val="18"/>
+                  </w:rPr>
+                  <w:t>☒</w:t>
+                </w:r>
+              </w:sdtContent>
+            </w:sdt>
+            <w:r>
+              <w:rPr>
+                <w:sz w:val="18"/>
+                <w:szCs w:val="18"/>
+              </w:rPr>
+              <w:t>{</w:t>
+            </w:r>
+            <w:proofErr w:type="gramStart"/>
+            <w:r>
+              <w:rPr>
+                <w:sz w:val="18"/>
+                <w:szCs w:val="18"/>
+              </w:rPr>
+              <w:t>/}{</w:t>
+            </w:r>
+            <w:proofErr w:type="gramEnd"/>
+            <w:r>
+              <w:rPr>
+                <w:sz w:val="18"/>
+                <w:szCs w:val="18"/>
+              </w:rPr>
+              <w:t>^</w:t>
+            </w:r>
+            <w:proofErr w:type="spellStart"/>
+            <w:r>
+              <w:rPr>
+                <w:sz w:val="18"/>
+                <w:szCs w:val="18"/>
+              </w:rPr>
+              <w:t>offenseConspiracyToCommitCrime</w:t>
+            </w:r>
+            <w:proofErr w:type="spellEnd"/>
+          </w:p>
+          <w:p>
+            <w:pPr>
+              <w:spacing w:after="0" w:line="240" w:lineRule="auto"/>
+              <w:jc w:val="center"/>
+              <w:rPr>
+                <w:sz w:val="18"/>
+                <w:szCs w:val="18"/>
+              </w:rPr>
+            </w:pPr>
+            <w:r>
+              <w:rPr>
+                <w:sz w:val="18"/>
+                <w:szCs w:val="18"/>
+              </w:rPr>
+              <w:t>}</w:t>
+            </w:r>
+            <w:sdt>
+              <w:sdtPr>
+                <w:rPr>
+                  <w:sz w:val="18"/>
+                  <w:szCs w:val="18"/>
+                </w:rPr>
+                <w:id w:val="-1854341304"/>
+                <w14:checkbox>
+                  <w14:checked w14:val="0"/>
+                  <w14:checkedState w14:val="2612" w14:font="MS Gothic"/>
+                  <w14:uncheckedState w14:val="2610" w14:font="MS Gothic"/>
+                </w14:checkbox>
+              </w:sdtPr>
+              <w:sdtContent>
+                <w:r>
+                  <w:rPr>
+                    <w:rFonts w:ascii="MS Gothic" w:eastAsia="MS Gothic" w:hAnsi="MS Gothic" w:hint="eastAsia"/>
+                    <w:sz w:val="18"/>
+                    <w:szCs w:val="18"/>
+                  </w:rPr>
+                  <w:t>☐</w:t>
+                </w:r>
+              </w:sdtContent>
+            </w:sdt>
+            <w:r>
+              <w:rPr>
+                <w:sz w:val="18"/>
+                <w:szCs w:val="18"/>
+              </w:rPr>
+              <w:t>{</w:t>
+            </w:r>
+            <w:proofErr w:type="gramStart"/>
+            <w:r>
+              <w:rPr>
+                <w:sz w:val="18"/>
+                <w:szCs w:val="18"/>
+              </w:rPr>
+              <w:t>/}</w:t>
+            </w:r>
+            <w:permEnd w:id="1777730138"/>
+            <w:r>
+              <w:rPr>
+                <w:sz w:val="18"/>
+                <w:szCs w:val="18"/>
+              </w:rPr>
+              <w:t xml:space="preserve">  YES</w:t>
+            </w:r>
+            <w:proofErr w:type="gramEnd"/>
+          </w:p>
+        </w:tc>
+        <w:tc>
+          <w:tcPr>
+            <w:tcW w:w="270" w:type="dxa"/>
+            <w:tcBorders>
+              <w:top w:val="single" w:sz="4" w:space="0" w:color="404040" w:themeColor="text1" w:themeTint="BF"/>
+              <w:bottom w:val="single" w:sz="4" w:space="0" w:color="404040" w:themeColor="text1" w:themeTint="BF"/>
+            </w:tcBorders>
+            <w:shd w:val="clear" w:color="auto" w:fill="404040" w:themeFill="text1" w:themeFillTint="BF"/>
+            <w:vAlign w:val="center"/>
+          </w:tcPr>
+          <w:p>
+            <w:pPr>
+              <w:spacing w:after="0" w:line="240" w:lineRule="auto"/>
+              <w:rPr>
+                <w:sz w:val="18"/>
+                <w:szCs w:val="18"/>
+              </w:rPr>
+            </w:pPr>
+          </w:p>
+        </w:tc>
+        <w:tc>
+          <w:tcPr>
+            <w:tcW w:w="3870" w:type="dxa"/>
+            <w:gridSpan w:val="2"/>
+          </w:tcPr>
+          <w:p>
+            <w:pPr>
+              <w:spacing w:after="0" w:line="240" w:lineRule="auto"/>
+              <w:rPr>
+                <w:sz w:val="18"/>
+                <w:szCs w:val="18"/>
+              </w:rPr>
+            </w:pPr>
+            <w:r>
+              <w:rPr>
+                <w:sz w:val="18"/>
+                <w:szCs w:val="18"/>
+              </w:rPr>
+              <w:t>18 Pa. C.S. 6318 Unlawful Contact with Minor</w:t>
+            </w:r>
+            <w:r>
+              <w:rPr>
+                <w:sz w:val="18"/>
+                <w:szCs w:val="18"/>
+              </w:rPr>
+              <w:t>*</w:t>
+            </w:r>
+          </w:p>
+        </w:tc>
+        <w:tc>
+          <w:tcPr>
+            <w:tcW w:w="1345" w:type="dxa"/>
+            <w:gridSpan w:val="2"/>
+            <w:vAlign w:val="center"/>
+          </w:tcPr>
+          <w:p>
+            <w:pPr>
+              <w:spacing w:after="0" w:line="240" w:lineRule="auto"/>
+              <w:jc w:val="center"/>
+              <w:rPr>
+                <w:sz w:val="18"/>
+                <w:szCs w:val="18"/>
+              </w:rPr>
+            </w:pPr>
+            <w:permStart w:id="19297714" w:edGrp="everyone"/>
+            <w:r>
+              <w:rPr>
+                <w:sz w:val="18"/>
+                <w:szCs w:val="18"/>
+              </w:rPr>
+              <w:t>{#offense18_6318}</w:t>
+            </w:r>
+            <w:sdt>
+              <w:sdtPr>
+                <w:rPr>
+                  <w:sz w:val="18"/>
+                  <w:szCs w:val="18"/>
+                </w:rPr>
+                <w:id w:val="25921436"/>
+                <w14:checkbox>
+                  <w14:checked w14:val="1"/>
+                  <w14:checkedState w14:val="2612" w14:font="MS Gothic"/>
+                  <w14:uncheckedState w14:val="2610" w14:font="MS Gothic"/>
+                </w14:checkbox>
+              </w:sdtPr>
+              <w:sdtContent>
+                <w:r>
+                  <w:rPr>
+                    <w:rFonts w:ascii="MS Gothic" w:eastAsia="MS Gothic" w:hAnsi="MS Gothic" w:hint="eastAsia"/>
+                    <w:sz w:val="18"/>
+                    <w:szCs w:val="18"/>
+                  </w:rPr>
+                  <w:t>☒</w:t>
+                </w:r>
+              </w:sdtContent>
+            </w:sdt>
+            <w:r>
+              <w:rPr>
+                <w:sz w:val="18"/>
+                <w:szCs w:val="18"/>
+              </w:rPr>
+              <w:t>{</w:t>
+            </w:r>
+            <w:proofErr w:type="gramStart"/>
+            <w:r>
+              <w:rPr>
+                <w:sz w:val="18"/>
+                <w:szCs w:val="18"/>
+              </w:rPr>
+              <w:t>/}{</w:t>
+            </w:r>
+            <w:proofErr w:type="gramEnd"/>
+            <w:r>
+              <w:rPr>
+                <w:sz w:val="18"/>
+                <w:szCs w:val="18"/>
+              </w:rPr>
+              <w:t>^offense18_6318}</w:t>
+            </w:r>
+            <w:sdt>
+              <w:sdtPr>
+                <w:rPr>
+                  <w:sz w:val="18"/>
+                  <w:szCs w:val="18"/>
+                </w:rPr>
+                <w:id w:val="-717054785"/>
+                <w14:checkbox>
+                  <w14:checked w14:val="0"/>
+                  <w14:checkedState w14:val="2612" w14:font="MS Gothic"/>
+                  <w14:uncheckedState w14:val="2610" w14:font="MS Gothic"/>
+                </w14:checkbox>
+              </w:sdtPr>
+              <w:sdtContent>
+                <w:r>
+                  <w:rPr>
+                    <w:rFonts w:ascii="MS Gothic" w:eastAsia="MS Gothic" w:hAnsi="MS Gothic" w:hint="eastAsia"/>
+                    <w:sz w:val="18"/>
+                    <w:szCs w:val="18"/>
+                  </w:rPr>
+                  <w:t>☐</w:t>
+                </w:r>
+              </w:sdtContent>
+            </w:sdt>
+            <w:r>
+              <w:rPr>
+                <w:sz w:val="18"/>
+                <w:szCs w:val="18"/>
+              </w:rPr>
+              <w:t>{/}</w:t>
+            </w:r>
+            <w:permEnd w:id="19297714"/>
+            <w:r>
+              <w:rPr>
+                <w:sz w:val="18"/>
+                <w:szCs w:val="18"/>
+              </w:rPr>
+              <w:t xml:space="preserve">  YES</w:t>
+            </w:r>
+          </w:p>
+        </w:tc>
+      </w:tr>
+      <w:tr>
+        <w:trPr>
+          <w:trHeight w:hRule="exact" w:val="271"/>
+        </w:trPr>
+        <w:tc>
+          <w:tcPr>
+            <w:tcW w:w="4135" w:type="dxa"/>
+            <w:gridSpan w:val="3"/>
+            <w:vMerge/>
+          </w:tcPr>
+          <w:p>
+            <w:pPr>
+              <w:spacing w:after="0" w:line="240" w:lineRule="auto"/>
+              <w:rPr>
+                <w:sz w:val="18"/>
+                <w:szCs w:val="18"/>
+              </w:rPr>
+            </w:pPr>
+          </w:p>
+        </w:tc>
+        <w:tc>
+          <w:tcPr>
+            <w:tcW w:w="1170" w:type="dxa"/>
+            <w:vMerge/>
+            <w:vAlign w:val="center"/>
+          </w:tcPr>
+          <w:p>
+            <w:pPr>
+              <w:spacing w:after="0" w:line="240" w:lineRule="auto"/>
+              <w:jc w:val="center"/>
+              <w:rPr>
+                <w:sz w:val="18"/>
+                <w:szCs w:val="18"/>
+              </w:rPr>
+            </w:pPr>
+          </w:p>
+        </w:tc>
+        <w:tc>
+          <w:tcPr>
+            <w:tcW w:w="270" w:type="dxa"/>
+            <w:tcBorders>
+              <w:top w:val="single" w:sz="4" w:space="0" w:color="404040" w:themeColor="text1" w:themeTint="BF"/>
+              <w:bottom w:val="single" w:sz="4" w:space="0" w:color="404040" w:themeColor="text1" w:themeTint="BF"/>
+            </w:tcBorders>
+            <w:shd w:val="clear" w:color="auto" w:fill="404040" w:themeFill="text1" w:themeFillTint="BF"/>
+            <w:vAlign w:val="center"/>
+          </w:tcPr>
+          <w:p>
+            <w:pPr>
+              <w:spacing w:after="0" w:line="240" w:lineRule="auto"/>
+              <w:rPr>
+                <w:sz w:val="18"/>
+                <w:szCs w:val="18"/>
+              </w:rPr>
+            </w:pPr>
+          </w:p>
+        </w:tc>
+        <w:tc>
+          <w:tcPr>
+            <w:tcW w:w="3870" w:type="dxa"/>
+            <w:gridSpan w:val="2"/>
+          </w:tcPr>
+          <w:p>
+            <w:pPr>
+              <w:spacing w:after="0" w:line="240" w:lineRule="auto"/>
+              <w:rPr>
+                <w:sz w:val="18"/>
+                <w:szCs w:val="18"/>
+              </w:rPr>
+            </w:pPr>
+            <w:r>
+              <w:rPr>
+                <w:sz w:val="18"/>
+                <w:szCs w:val="18"/>
+              </w:rPr>
+              <w:t>18 Pa. C.S. 6320 Sexual Abuse of Children*</w:t>
+            </w:r>
+          </w:p>
+        </w:tc>
+        <w:tc>
+          <w:tcPr>
+            <w:tcW w:w="1345" w:type="dxa"/>
+            <w:gridSpan w:val="2"/>
+          </w:tcPr>
+          <w:p>
+            <w:pPr>
+              <w:spacing w:after="0" w:line="240" w:lineRule="auto"/>
+              <w:jc w:val="center"/>
+              <w:rPr>
+                <w:sz w:val="18"/>
+                <w:szCs w:val="18"/>
+              </w:rPr>
+            </w:pPr>
+            <w:permStart w:id="549544606" w:edGrp="everyone"/>
+            <w:r>
+              <w:rPr>
+                <w:sz w:val="18"/>
+                <w:szCs w:val="18"/>
+              </w:rPr>
+              <w:t>{#offense18_6320}</w:t>
+            </w:r>
+            <w:sdt>
+              <w:sdtPr>
+                <w:rPr>
+                  <w:sz w:val="18"/>
+                  <w:szCs w:val="18"/>
+                </w:rPr>
+                <w:id w:val="1128288314"/>
+                <w14:checkbox>
+                  <w14:checked w14:val="1"/>
+                  <w14:checkedState w14:val="2612" w14:font="MS Gothic"/>
+                  <w14:uncheckedState w14:val="2610" w14:font="MS Gothic"/>
+                </w14:checkbox>
+              </w:sdtPr>
+              <w:sdtContent>
+                <w:r>
+                  <w:rPr>
+                    <w:rFonts w:ascii="MS Gothic" w:eastAsia="MS Gothic" w:hAnsi="MS Gothic" w:hint="eastAsia"/>
+                    <w:sz w:val="18"/>
+                    <w:szCs w:val="18"/>
+                  </w:rPr>
+                  <w:t>☒</w:t>
+                </w:r>
+              </w:sdtContent>
+            </w:sdt>
+            <w:r>
+              <w:rPr>
+                <w:sz w:val="18"/>
+                <w:szCs w:val="18"/>
+              </w:rPr>
+              <w:t>{</w:t>
+            </w:r>
+            <w:proofErr w:type="gramStart"/>
+            <w:r>
+              <w:rPr>
+                <w:sz w:val="18"/>
+                <w:szCs w:val="18"/>
+              </w:rPr>
+              <w:t>/}{</w:t>
+            </w:r>
+            <w:proofErr w:type="gramEnd"/>
+            <w:r>
+              <w:rPr>
+                <w:sz w:val="18"/>
+                <w:szCs w:val="18"/>
+              </w:rPr>
+              <w:t>^offense18_6320}</w:t>
+            </w:r>
+            <w:sdt>
+              <w:sdtPr>
+                <w:rPr>
+                  <w:sz w:val="18"/>
+                  <w:szCs w:val="18"/>
+                </w:rPr>
+                <w:id w:val="605081503"/>
+                <w14:checkbox>
+                  <w14:checked w14:val="0"/>
+                  <w14:checkedState w14:val="2612" w14:font="MS Gothic"/>
+                  <w14:uncheckedState w14:val="2610" w14:font="MS Gothic"/>
+                </w14:checkbox>
+              </w:sdtPr>
+              <w:sdtContent>
+                <w:r>
+                  <w:rPr>
+                    <w:rFonts w:ascii="MS Gothic" w:eastAsia="MS Gothic" w:hAnsi="MS Gothic" w:hint="eastAsia"/>
+                    <w:sz w:val="18"/>
+                    <w:szCs w:val="18"/>
+                  </w:rPr>
+                  <w:t>☐</w:t>
+                </w:r>
+              </w:sdtContent>
+            </w:sdt>
+            <w:r>
+              <w:rPr>
+                <w:sz w:val="18"/>
+                <w:szCs w:val="18"/>
+              </w:rPr>
+              <w:t>{/}</w:t>
+            </w:r>
+            <w:permEnd w:id="549544606"/>
+            <w:r>
+              <w:rPr>
+                <w:sz w:val="18"/>
+                <w:szCs w:val="18"/>
+              </w:rPr>
+              <w:t xml:space="preserve">  YES</w:t>
+            </w:r>
+          </w:p>
+        </w:tc>
+      </w:tr>
+      <w:tr>
+        <w:trPr>
+          <w:trHeight w:hRule="exact" w:val="144"/>
+        </w:trPr>
+        <w:tc>
+          <w:tcPr>
+            <w:tcW w:w="4135" w:type="dxa"/>
+            <w:gridSpan w:val="3"/>
+            <w:vMerge/>
+          </w:tcPr>
+          <w:p>
+            <w:pPr>
+              <w:spacing w:after="0" w:line="240" w:lineRule="auto"/>
+              <w:rPr>
+                <w:sz w:val="18"/>
+                <w:szCs w:val="18"/>
+              </w:rPr>
+            </w:pPr>
+          </w:p>
+        </w:tc>
+        <w:tc>
+          <w:tcPr>
+            <w:tcW w:w="1170" w:type="dxa"/>
+            <w:vMerge/>
+            <w:vAlign w:val="center"/>
+          </w:tcPr>
+          <w:p>
+            <w:pPr>
+              <w:spacing w:after="0" w:line="240" w:lineRule="auto"/>
+              <w:jc w:val="center"/>
+              <w:rPr>
+                <w:sz w:val="18"/>
+                <w:szCs w:val="18"/>
+              </w:rPr>
+            </w:pPr>
+          </w:p>
+        </w:tc>
+        <w:tc>
+          <w:tcPr>
+            <w:tcW w:w="270" w:type="dxa"/>
+            <w:tcBorders>
+              <w:top w:val="single" w:sz="4" w:space="0" w:color="404040" w:themeColor="text1" w:themeTint="BF"/>
+              <w:bottom w:val="single" w:sz="4" w:space="0" w:color="404040" w:themeColor="text1" w:themeTint="BF"/>
+            </w:tcBorders>
+            <w:shd w:val="clear" w:color="auto" w:fill="404040" w:themeFill="text1" w:themeFillTint="BF"/>
+            <w:vAlign w:val="center"/>
+          </w:tcPr>
+          <w:p>
+            <w:pPr>
+              <w:spacing w:after="0" w:line="240" w:lineRule="auto"/>
+              <w:rPr>
+                <w:sz w:val="18"/>
+                <w:szCs w:val="18"/>
+              </w:rPr>
+            </w:pPr>
+          </w:p>
+        </w:tc>
+        <w:tc>
+          <w:tcPr>
+            <w:tcW w:w="3870" w:type="dxa"/>
+            <w:gridSpan w:val="2"/>
+            <w:vMerge w:val="restart"/>
+          </w:tcPr>
+          <w:p>
+            <w:pPr>
+              <w:spacing w:after="0" w:line="240" w:lineRule="auto"/>
+              <w:rPr>
+                <w:sz w:val="18"/>
+                <w:szCs w:val="18"/>
+              </w:rPr>
+            </w:pPr>
+            <w:r>
+              <w:rPr>
+                <w:sz w:val="18"/>
+                <w:szCs w:val="18"/>
+              </w:rPr>
+              <w:t>42 Pa. C.S. 9712 Firearm Enhancement</w:t>
+            </w:r>
+          </w:p>
+        </w:tc>
+        <w:tc>
+          <w:tcPr>
+            <w:tcW w:w="1345" w:type="dxa"/>
+            <w:gridSpan w:val="2"/>
+            <w:vMerge w:val="restart"/>
+          </w:tcPr>
+          <w:p>
+            <w:pPr>
+              <w:spacing w:after="0" w:line="240" w:lineRule="auto"/>
+              <w:jc w:val="center"/>
+              <w:rPr>
+                <w:sz w:val="18"/>
+                <w:szCs w:val="18"/>
+              </w:rPr>
+            </w:pPr>
+            <w:permStart w:id="1430086040" w:edGrp="everyone"/>
+            <w:r>
+              <w:rPr>
+                <w:sz w:val="18"/>
+                <w:szCs w:val="18"/>
+              </w:rPr>
+              <w:t>{#offense42_9712}</w:t>
+            </w:r>
+            <w:sdt>
+              <w:sdtPr>
+                <w:rPr>
+                  <w:sz w:val="18"/>
+                  <w:szCs w:val="18"/>
+                </w:rPr>
+                <w:id w:val="2108995181"/>
+                <w14:checkbox>
+                  <w14:checked w14:val="1"/>
+                  <w14:checkedState w14:val="2612" w14:font="MS Gothic"/>
+                  <w14:uncheckedState w14:val="2610" w14:font="MS Gothic"/>
+                </w14:checkbox>
+              </w:sdtPr>
+              <w:sdtContent>
+                <w:r>
+                  <w:rPr>
+                    <w:rFonts w:ascii="MS Gothic" w:eastAsia="MS Gothic" w:hAnsi="MS Gothic" w:hint="eastAsia"/>
+                    <w:sz w:val="18"/>
+                    <w:szCs w:val="18"/>
+                  </w:rPr>
+                  <w:t>☒</w:t>
+                </w:r>
+              </w:sdtContent>
+            </w:sdt>
+            <w:r>
+              <w:rPr>
+                <w:sz w:val="18"/>
+                <w:szCs w:val="18"/>
+              </w:rPr>
+              <w:t>{</w:t>
+            </w:r>
+            <w:proofErr w:type="gramStart"/>
+            <w:r>
+              <w:rPr>
+                <w:sz w:val="18"/>
+                <w:szCs w:val="18"/>
+              </w:rPr>
+              <w:t>/}{</w:t>
+            </w:r>
+            <w:proofErr w:type="gramEnd"/>
+            <w:r>
+              <w:rPr>
+                <w:sz w:val="18"/>
+                <w:szCs w:val="18"/>
+              </w:rPr>
+              <w:t>^offense42_9712}</w:t>
+            </w:r>
+            <w:sdt>
+              <w:sdtPr>
+                <w:rPr>
+                  <w:sz w:val="18"/>
+                  <w:szCs w:val="18"/>
+                </w:rPr>
+                <w:id w:val="-612128966"/>
+                <w14:checkbox>
+                  <w14:checked w14:val="0"/>
+                  <w14:checkedState w14:val="2612" w14:font="MS Gothic"/>
+                  <w14:uncheckedState w14:val="2610" w14:font="MS Gothic"/>
+                </w14:checkbox>
+              </w:sdtPr>
+              <w:sdtContent>
+                <w:r>
+                  <w:rPr>
+                    <w:rFonts w:ascii="MS Gothic" w:eastAsia="MS Gothic" w:hAnsi="MS Gothic" w:hint="eastAsia"/>
+                    <w:sz w:val="18"/>
+                    <w:szCs w:val="18"/>
+                  </w:rPr>
+                  <w:t>☐</w:t>
+                </w:r>
+              </w:sdtContent>
+            </w:sdt>
+            <w:r>
+              <w:rPr>
+                <w:sz w:val="18"/>
+                <w:szCs w:val="18"/>
+              </w:rPr>
+              <w:t>{/}</w:t>
+            </w:r>
+            <w:permEnd w:id="1430086040"/>
+            <w:r>
+              <w:rPr>
+                <w:sz w:val="18"/>
+                <w:szCs w:val="18"/>
+              </w:rPr>
+              <w:t xml:space="preserve">  YES</w:t>
+            </w:r>
+          </w:p>
+        </w:tc>
+      </w:tr>
+      <w:tr>
+        <w:trPr>
+          <w:trHeight w:val="413"/>
+        </w:trPr>
+        <w:tc>
+          <w:tcPr>
+            <w:tcW w:w="4135" w:type="dxa"/>
+            <w:gridSpan w:val="3"/>
+            <w:vMerge/>
+          </w:tcPr>
+          <w:p>
+            <w:pPr>
+              <w:spacing w:after="0" w:line="240" w:lineRule="auto"/>
+              <w:rPr>
+                <w:sz w:val="18"/>
+                <w:szCs w:val="18"/>
+              </w:rPr>
+            </w:pPr>
+          </w:p>
+        </w:tc>
+        <w:tc>
+          <w:tcPr>
+            <w:tcW w:w="1170" w:type="dxa"/>
+            <w:vMerge/>
+          </w:tcPr>
+          <w:p>
+            <w:pPr>
+              <w:spacing w:after="0" w:line="240" w:lineRule="auto"/>
+              <w:jc w:val="center"/>
+              <w:rPr>
+                <w:sz w:val="18"/>
+                <w:szCs w:val="18"/>
+              </w:rPr>
+            </w:pPr>
+          </w:p>
+        </w:tc>
+        <w:tc>
+          <w:tcPr>
+            <w:tcW w:w="270" w:type="dxa"/>
+            <w:tcBorders>
+              <w:top w:val="single" w:sz="4" w:space="0" w:color="404040" w:themeColor="text1" w:themeTint="BF"/>
+              <w:bottom w:val="single" w:sz="4" w:space="0" w:color="404040" w:themeColor="text1" w:themeTint="BF"/>
+            </w:tcBorders>
+            <w:shd w:val="clear" w:color="auto" w:fill="404040" w:themeFill="text1" w:themeFillTint="BF"/>
+          </w:tcPr>
+          <w:p>
+            <w:pPr>
+              <w:spacing w:after="0" w:line="240" w:lineRule="auto"/>
+              <w:rPr>
+                <w:sz w:val="18"/>
+                <w:szCs w:val="18"/>
+              </w:rPr>
+            </w:pPr>
+          </w:p>
+        </w:tc>
+        <w:tc>
+          <w:tcPr>
+            <w:tcW w:w="3870" w:type="dxa"/>
+            <w:gridSpan w:val="2"/>
+            <w:vMerge/>
+          </w:tcPr>
+          <w:p>
+            <w:pPr>
+              <w:spacing w:after="0" w:line="240" w:lineRule="auto"/>
+              <w:rPr>
+                <w:sz w:val="18"/>
+                <w:szCs w:val="18"/>
+              </w:rPr>
+            </w:pPr>
+          </w:p>
+        </w:tc>
+        <w:tc>
+          <w:tcPr>
+            <w:tcW w:w="1345" w:type="dxa"/>
+            <w:gridSpan w:val="2"/>
+            <w:vMerge/>
+          </w:tcPr>
+          <w:p>
+            <w:pPr>
+              <w:spacing w:after="0" w:line="240" w:lineRule="auto"/>
+              <w:jc w:val="center"/>
+              <w:rPr>
+                <w:sz w:val="18"/>
+                <w:szCs w:val="18"/>
+              </w:rPr>
+            </w:pPr>
+          </w:p>
+        </w:tc>
+      </w:tr>
+      <w:tr>
+        <w:trPr>
+          <w:trHeight w:hRule="exact" w:val="144"/>
+        </w:trPr>
+        <w:tc>
+          <w:tcPr>
+            <w:tcW w:w="4135" w:type="dxa"/>
+            <w:gridSpan w:val="3"/>
+            <w:vMerge w:val="restart"/>
+          </w:tcPr>
+          <w:p>
+            <w:pPr>
+              <w:spacing w:after="0" w:line="240" w:lineRule="auto"/>
+              <w:rPr>
+                <w:sz w:val="18"/>
+                <w:szCs w:val="18"/>
+              </w:rPr>
+            </w:pPr>
+            <w:r>
+              <w:rPr>
+                <w:sz w:val="18"/>
+                <w:szCs w:val="18"/>
+              </w:rPr>
+              <w:t>Former 75 Pa. C.s. 3731 relating to DUI/Controlled Substance in cases involving bodily injury</w:t>
+            </w:r>
+          </w:p>
+        </w:tc>
+        <w:tc>
+          <w:tcPr>
+            <w:tcW w:w="1170" w:type="dxa"/>
+            <w:vMerge w:val="restart"/>
+          </w:tcPr>
+          <w:p>
+            <w:pPr>
+              <w:spacing w:after="0" w:line="240" w:lineRule="auto"/>
+              <w:jc w:val="center"/>
+              <w:rPr>
+                <w:sz w:val="18"/>
+                <w:szCs w:val="18"/>
+              </w:rPr>
+            </w:pPr>
+            <w:permStart w:id="960376399" w:edGrp="everyone"/>
+            <w:r>
+              <w:rPr>
+                <w:sz w:val="18"/>
+                <w:szCs w:val="18"/>
+              </w:rPr>
+              <w:t>{#offense75_3731}</w:t>
+            </w:r>
+            <w:sdt>
+              <w:sdtPr>
+                <w:rPr>
+                  <w:sz w:val="18"/>
+                  <w:szCs w:val="18"/>
+                </w:rPr>
+                <w:id w:val="-565028155"/>
+                <w14:checkbox>
+                  <w14:checked w14:val="1"/>
+                  <w14:checkedState w14:val="2612" w14:font="MS Gothic"/>
+                  <w14:uncheckedState w14:val="2610" w14:font="MS Gothic"/>
+                </w14:checkbox>
+              </w:sdtPr>
+              <w:sdtContent>
+                <w:r>
+                  <w:rPr>
+                    <w:rFonts w:ascii="MS Gothic" w:eastAsia="MS Gothic" w:hAnsi="MS Gothic" w:hint="eastAsia"/>
+                    <w:sz w:val="18"/>
+                    <w:szCs w:val="18"/>
+                  </w:rPr>
+                  <w:t>☒</w:t>
+                </w:r>
+              </w:sdtContent>
+            </w:sdt>
+            <w:r>
+              <w:rPr>
+                <w:sz w:val="18"/>
+                <w:szCs w:val="18"/>
+              </w:rPr>
+              <w:t>{</w:t>
+            </w:r>
+            <w:proofErr w:type="gramStart"/>
+            <w:r>
+              <w:rPr>
+                <w:sz w:val="18"/>
+                <w:szCs w:val="18"/>
+              </w:rPr>
+              <w:t>/}{</w:t>
+            </w:r>
+            <w:proofErr w:type="gramEnd"/>
+            <w:r>
+              <w:rPr>
+                <w:sz w:val="18"/>
+                <w:szCs w:val="18"/>
+              </w:rPr>
+              <w:t>^offense75_3731}</w:t>
+            </w:r>
+            <w:sdt>
+              <w:sdtPr>
+                <w:rPr>
+                  <w:sz w:val="18"/>
+                  <w:szCs w:val="18"/>
+                </w:rPr>
+                <w:id w:val="-1680349340"/>
+                <w14:checkbox>
+                  <w14:checked w14:val="0"/>
+                  <w14:checkedState w14:val="2612" w14:font="MS Gothic"/>
+                  <w14:uncheckedState w14:val="2610" w14:font="MS Gothic"/>
+                </w14:checkbox>
+              </w:sdtPr>
+              <w:sdtContent>
+                <w:r>
+                  <w:rPr>
+                    <w:rFonts w:ascii="MS Gothic" w:eastAsia="MS Gothic" w:hAnsi="MS Gothic" w:hint="eastAsia"/>
+                    <w:sz w:val="18"/>
+                    <w:szCs w:val="18"/>
+                  </w:rPr>
+                  <w:t>☐</w:t>
+                </w:r>
+              </w:sdtContent>
+            </w:sdt>
+            <w:r>
+              <w:rPr>
+                <w:sz w:val="18"/>
+                <w:szCs w:val="18"/>
+              </w:rPr>
+              <w:t>{/}</w:t>
+            </w:r>
+            <w:permEnd w:id="960376399"/>
+            <w:r>
+              <w:rPr>
+                <w:sz w:val="18"/>
+                <w:szCs w:val="18"/>
+              </w:rPr>
+              <w:t xml:space="preserve">  YES</w:t>
+            </w:r>
+          </w:p>
+        </w:tc>
+        <w:tc>
+          <w:tcPr>
+            <w:tcW w:w="270" w:type="dxa"/>
+            <w:tcBorders>
+              <w:top w:val="single" w:sz="4" w:space="0" w:color="404040" w:themeColor="text1" w:themeTint="BF"/>
+              <w:bottom w:val="single" w:sz="4" w:space="0" w:color="404040" w:themeColor="text1" w:themeTint="BF"/>
+            </w:tcBorders>
+            <w:shd w:val="clear" w:color="auto" w:fill="404040" w:themeFill="text1" w:themeFillTint="BF"/>
+          </w:tcPr>
+          <w:p>
+            <w:pPr>
+              <w:spacing w:after="0" w:line="240" w:lineRule="auto"/>
+              <w:rPr>
+                <w:sz w:val="18"/>
+                <w:szCs w:val="18"/>
+              </w:rPr>
+            </w:pPr>
+          </w:p>
+        </w:tc>
+        <w:tc>
+          <w:tcPr>
+            <w:tcW w:w="3870" w:type="dxa"/>
+            <w:gridSpan w:val="2"/>
+            <w:vMerge w:val="restart"/>
+          </w:tcPr>
+          <w:p>
+            <w:pPr>
+              <w:spacing w:after="0" w:line="240" w:lineRule="auto"/>
+              <w:rPr>
+                <w:sz w:val="18"/>
+                <w:szCs w:val="18"/>
+              </w:rPr>
+            </w:pPr>
+            <w:r>
+              <w:rPr>
+                <w:sz w:val="18"/>
+                <w:szCs w:val="18"/>
+              </w:rPr>
+              <w:t>18 Pa. C.S. Firearms or Dangerous Articles</w:t>
+            </w:r>
+          </w:p>
+        </w:tc>
+        <w:tc>
+          <w:tcPr>
+            <w:tcW w:w="1345" w:type="dxa"/>
+            <w:gridSpan w:val="2"/>
+            <w:vMerge w:val="restart"/>
+          </w:tcPr>
+          <w:p>
+            <w:pPr>
+              <w:spacing w:after="0" w:line="240" w:lineRule="auto"/>
+              <w:jc w:val="center"/>
+              <w:rPr>
+                <w:sz w:val="18"/>
+                <w:szCs w:val="18"/>
+              </w:rPr>
+            </w:pPr>
+            <w:permStart w:id="163787845" w:edGrp="everyone"/>
+            <w:r>
+              <w:rPr>
+                <w:sz w:val="18"/>
+                <w:szCs w:val="18"/>
+              </w:rPr>
+              <w:t>{#offenseFirearms}</w:t>
+            </w:r>
+            <w:sdt>
+              <w:sdtPr>
+                <w:rPr>
+                  <w:sz w:val="18"/>
+                  <w:szCs w:val="18"/>
+                </w:rPr>
+                <w:id w:val="429399630"/>
+                <w14:checkbox>
+                  <w14:checked w14:val="1"/>
+                  <w14:checkedState w14:val="2612" w14:font="MS Gothic"/>
+                  <w14:uncheckedState w14:val="2610" w14:font="MS Gothic"/>
+                </w14:checkbox>
+              </w:sdtPr>
+              <w:sdtContent>
+                <w:r>
+                  <w:rPr>
+                    <w:rFonts w:ascii="MS Gothic" w:eastAsia="MS Gothic" w:hAnsi="MS Gothic" w:hint="eastAsia"/>
+                    <w:sz w:val="18"/>
+                    <w:szCs w:val="18"/>
+                  </w:rPr>
+                  <w:t>☒</w:t>
+                </w:r>
+              </w:sdtContent>
+            </w:sdt>
+            <w:r>
+              <w:rPr>
+                <w:sz w:val="18"/>
+                <w:szCs w:val="18"/>
+              </w:rPr>
+              <w:t>{</w:t>
+            </w:r>
+            <w:proofErr w:type="gramStart"/>
+            <w:r>
+              <w:rPr>
+                <w:sz w:val="18"/>
+                <w:szCs w:val="18"/>
+              </w:rPr>
+              <w:t>/}{</w:t>
+            </w:r>
+            <w:proofErr w:type="gramEnd"/>
+            <w:r>
+              <w:rPr>
+                <w:sz w:val="18"/>
+                <w:szCs w:val="18"/>
+              </w:rPr>
+              <w:t>^</w:t>
+            </w:r>
+            <w:proofErr w:type="spellStart"/>
+            <w:r>
+              <w:rPr>
+                <w:sz w:val="18"/>
+                <w:szCs w:val="18"/>
+              </w:rPr>
+              <w:t>offenseFirearms</w:t>
+            </w:r>
+            <w:proofErr w:type="spellEnd"/>
+            <w:r>
+              <w:rPr>
+                <w:sz w:val="18"/>
+                <w:szCs w:val="18"/>
+              </w:rPr>
+              <w:t>}</w:t>
+            </w:r>
+            <w:sdt>
+              <w:sdtPr>
+                <w:rPr>
+                  <w:sz w:val="18"/>
+                  <w:szCs w:val="18"/>
+                </w:rPr>
+                <w:id w:val="-251892756"/>
+                <w14:checkbox>
+                  <w14:checked w14:val="0"/>
+                  <w14:checkedState w14:val="2612" w14:font="MS Gothic"/>
+                  <w14:uncheckedState w14:val="2610" w14:font="MS Gothic"/>
+                </w14:checkbox>
+              </w:sdtPr>
+              <w:sdtContent>
+                <w:r>
+                  <w:rPr>
+                    <w:rFonts w:ascii="MS Gothic" w:eastAsia="MS Gothic" w:hAnsi="MS Gothic" w:hint="eastAsia"/>
+                    <w:sz w:val="18"/>
+                    <w:szCs w:val="18"/>
+                  </w:rPr>
+                  <w:t>☐</w:t>
+                </w:r>
+              </w:sdtContent>
+            </w:sdt>
+            <w:r>
+              <w:rPr>
+                <w:sz w:val="18"/>
+                <w:szCs w:val="18"/>
+              </w:rPr>
+              <w:t>{/}</w:t>
+            </w:r>
+            <w:permEnd w:id="163787845"/>
+            <w:r>
+              <w:rPr>
+                <w:sz w:val="18"/>
+                <w:szCs w:val="18"/>
+              </w:rPr>
+              <w:t xml:space="preserve">  YES</w:t>
+            </w:r>
+          </w:p>
+        </w:tc>
+      </w:tr>
+      <w:tr>
+        <w:trPr>
+          <w:trHeight w:hRule="exact" w:val="144"/>
+        </w:trPr>
+        <w:tc>
+          <w:tcPr>
+            <w:tcW w:w="4135" w:type="dxa"/>
+            <w:gridSpan w:val="3"/>
+            <w:vMerge/>
+          </w:tcPr>
+          <w:p>
+            <w:pPr>
+              <w:spacing w:after="0" w:line="240" w:lineRule="auto"/>
+              <w:rPr>
+                <w:sz w:val="18"/>
+                <w:szCs w:val="18"/>
+              </w:rPr>
+            </w:pPr>
+          </w:p>
+        </w:tc>
+        <w:tc>
+          <w:tcPr>
+            <w:tcW w:w="1170" w:type="dxa"/>
+            <w:vMerge/>
+          </w:tcPr>
+          <w:p>
+            <w:pPr>
+              <w:spacing w:after="0" w:line="240" w:lineRule="auto"/>
+              <w:jc w:val="center"/>
+              <w:rPr>
+                <w:sz w:val="18"/>
+                <w:szCs w:val="18"/>
+              </w:rPr>
+            </w:pPr>
+          </w:p>
+        </w:tc>
+        <w:tc>
+          <w:tcPr>
+            <w:tcW w:w="270" w:type="dxa"/>
+            <w:tcBorders>
+              <w:top w:val="single" w:sz="4" w:space="0" w:color="404040" w:themeColor="text1" w:themeTint="BF"/>
+              <w:bottom w:val="single" w:sz="4" w:space="0" w:color="404040" w:themeColor="text1" w:themeTint="BF"/>
+            </w:tcBorders>
+            <w:shd w:val="clear" w:color="auto" w:fill="404040" w:themeFill="text1" w:themeFillTint="BF"/>
+          </w:tcPr>
+          <w:p>
+            <w:pPr>
+              <w:spacing w:after="0" w:line="240" w:lineRule="auto"/>
+              <w:rPr>
+                <w:sz w:val="18"/>
+                <w:szCs w:val="18"/>
+              </w:rPr>
+            </w:pPr>
+          </w:p>
+        </w:tc>
+        <w:tc>
+          <w:tcPr>
+            <w:tcW w:w="3870" w:type="dxa"/>
+            <w:gridSpan w:val="2"/>
+            <w:vMerge/>
+          </w:tcPr>
+          <w:p>
+            <w:pPr>
+              <w:spacing w:after="0" w:line="240" w:lineRule="auto"/>
+              <w:rPr>
+                <w:sz w:val="18"/>
+                <w:szCs w:val="18"/>
+              </w:rPr>
+            </w:pPr>
+          </w:p>
+        </w:tc>
+        <w:tc>
+          <w:tcPr>
+            <w:tcW w:w="1345" w:type="dxa"/>
+            <w:gridSpan w:val="2"/>
+            <w:vMerge/>
+            <w:vAlign w:val="center"/>
+          </w:tcPr>
+          <w:p>
+            <w:pPr>
+              <w:spacing w:after="0" w:line="240" w:lineRule="auto"/>
+              <w:jc w:val="center"/>
+              <w:rPr>
+                <w:sz w:val="18"/>
+                <w:szCs w:val="18"/>
+              </w:rPr>
+            </w:pPr>
+          </w:p>
+        </w:tc>
+      </w:tr>
+      <w:tr>
+        <w:trPr>
+          <w:trHeight w:hRule="exact" w:val="144"/>
+        </w:trPr>
+        <w:tc>
+          <w:tcPr>
+            <w:tcW w:w="4135" w:type="dxa"/>
+            <w:gridSpan w:val="3"/>
+            <w:vMerge/>
+          </w:tcPr>
+          <w:p>
+            <w:pPr>
+              <w:spacing w:after="0" w:line="240" w:lineRule="auto"/>
+              <w:rPr>
+                <w:sz w:val="18"/>
+                <w:szCs w:val="18"/>
+              </w:rPr>
+            </w:pPr>
+          </w:p>
+        </w:tc>
+        <w:tc>
+          <w:tcPr>
+            <w:tcW w:w="1170" w:type="dxa"/>
+            <w:vMerge/>
+          </w:tcPr>
+          <w:p>
+            <w:pPr>
+              <w:spacing w:after="0" w:line="240" w:lineRule="auto"/>
+              <w:jc w:val="center"/>
+              <w:rPr>
+                <w:sz w:val="18"/>
+                <w:szCs w:val="18"/>
+              </w:rPr>
+            </w:pPr>
+          </w:p>
+        </w:tc>
+        <w:tc>
+          <w:tcPr>
+            <w:tcW w:w="270" w:type="dxa"/>
+            <w:tcBorders>
+              <w:top w:val="single" w:sz="4" w:space="0" w:color="404040" w:themeColor="text1" w:themeTint="BF"/>
+              <w:bottom w:val="single" w:sz="4" w:space="0" w:color="404040" w:themeColor="text1" w:themeTint="BF"/>
+            </w:tcBorders>
+            <w:shd w:val="clear" w:color="auto" w:fill="404040" w:themeFill="text1" w:themeFillTint="BF"/>
+          </w:tcPr>
+          <w:p>
+            <w:pPr>
+              <w:spacing w:after="0" w:line="240" w:lineRule="auto"/>
+              <w:rPr>
+                <w:sz w:val="18"/>
+                <w:szCs w:val="18"/>
+              </w:rPr>
+            </w:pPr>
+          </w:p>
+        </w:tc>
+        <w:tc>
+          <w:tcPr>
+            <w:tcW w:w="3870" w:type="dxa"/>
+            <w:gridSpan w:val="2"/>
+            <w:vMerge w:val="restart"/>
+          </w:tcPr>
+          <w:p>
+            <w:pPr>
+              <w:spacing w:after="0" w:line="240" w:lineRule="auto"/>
+              <w:rPr>
+                <w:sz w:val="18"/>
+                <w:szCs w:val="18"/>
+              </w:rPr>
+            </w:pPr>
+            <w:r>
+              <w:rPr>
+                <w:sz w:val="18"/>
+                <w:szCs w:val="18"/>
+              </w:rPr>
+              <w:t>35 P.s. 780-113 13(a)(14)(30)(37) controlled substance Law AND was sentenced under 18 PA. C.S. 7508(a)(1)(iii), (2)(iii), (3)(iii), (4)(iii), (7)(iii), or (8)(iii) (relating to drug trafficking sentencing)</w:t>
+            </w:r>
+          </w:p>
+        </w:tc>
+        <w:tc>
+          <w:tcPr>
+            <w:tcW w:w="1345" w:type="dxa"/>
+            <w:gridSpan w:val="2"/>
             <w:vMerge w:val="restart"/>
             <w:vAlign w:val="center"/>
           </w:tcPr>
@@ -3210,7 +4584,1970 @@
                 <w:szCs w:val="18"/>
               </w:rPr>
             </w:pPr>
-            <w:permStart w:id="663426887" w:edGrp="everyone"/>
+            <w:permStart w:id="1056129079" w:edGrp="everyone"/>
+            <w:r>
+              <w:rPr>
+                <w:sz w:val="18"/>
+                <w:szCs w:val="18"/>
+              </w:rPr>
+              <w:t>{#offenseControlledSubstance}</w:t>
+            </w:r>
+            <w:sdt>
+              <w:sdtPr>
+                <w:rPr>
+                  <w:sz w:val="18"/>
+                  <w:szCs w:val="18"/>
+                </w:rPr>
+                <w:id w:val="1572619802"/>
+                <w14:checkbox>
+                  <w14:checked w14:val="1"/>
+                  <w14:checkedState w14:val="2612" w14:font="MS Gothic"/>
+                  <w14:uncheckedState w14:val="2610" w14:font="MS Gothic"/>
+                </w14:checkbox>
+              </w:sdtPr>
+              <w:sdtContent>
+                <w:r>
+                  <w:rPr>
+                    <w:rFonts w:ascii="MS Gothic" w:eastAsia="MS Gothic" w:hAnsi="MS Gothic" w:hint="eastAsia"/>
+                    <w:sz w:val="18"/>
+                    <w:szCs w:val="18"/>
+                  </w:rPr>
+                  <w:t>☒</w:t>
+                </w:r>
+              </w:sdtContent>
+            </w:sdt>
+            <w:r>
+              <w:rPr>
+                <w:sz w:val="18"/>
+                <w:szCs w:val="18"/>
+              </w:rPr>
+              <w:t>{</w:t>
+            </w:r>
+            <w:proofErr w:type="gramStart"/>
+            <w:r>
+              <w:rPr>
+                <w:sz w:val="18"/>
+                <w:szCs w:val="18"/>
+              </w:rPr>
+              <w:t>/}{</w:t>
+            </w:r>
+            <w:proofErr w:type="gramEnd"/>
+            <w:r>
+              <w:rPr>
+                <w:sz w:val="18"/>
+                <w:szCs w:val="18"/>
+              </w:rPr>
+              <w:t>^</w:t>
+            </w:r>
+            <w:proofErr w:type="spellStart"/>
+            <w:r>
+              <w:rPr>
+                <w:sz w:val="18"/>
+                <w:szCs w:val="18"/>
+              </w:rPr>
+              <w:t>offenseCo</w:t>
+            </w:r>
+            <w:r>
+              <w:rPr>
+                <w:sz w:val="18"/>
+                <w:szCs w:val="18"/>
+              </w:rPr>
+              <w:lastRenderedPageBreak/>
+              <w:t>ntrolledSubstance</w:t>
+            </w:r>
+            <w:proofErr w:type="spellEnd"/>
+            <w:r>
+              <w:rPr>
+                <w:sz w:val="18"/>
+                <w:szCs w:val="18"/>
+              </w:rPr>
+              <w:t>}</w:t>
+            </w:r>
+            <w:sdt>
+              <w:sdtPr>
+                <w:rPr>
+                  <w:sz w:val="18"/>
+                  <w:szCs w:val="18"/>
+                </w:rPr>
+                <w:id w:val="-1752734025"/>
+                <w14:checkbox>
+                  <w14:checked w14:val="0"/>
+                  <w14:checkedState w14:val="2612" w14:font="MS Gothic"/>
+                  <w14:uncheckedState w14:val="2610" w14:font="MS Gothic"/>
+                </w14:checkbox>
+              </w:sdtPr>
+              <w:sdtContent>
+                <w:r>
+                  <w:rPr>
+                    <w:rFonts w:ascii="MS Gothic" w:eastAsia="MS Gothic" w:hAnsi="MS Gothic" w:hint="eastAsia"/>
+                    <w:sz w:val="18"/>
+                    <w:szCs w:val="18"/>
+                  </w:rPr>
+                  <w:t>☐</w:t>
+                </w:r>
+              </w:sdtContent>
+            </w:sdt>
+            <w:r>
+              <w:rPr>
+                <w:sz w:val="18"/>
+                <w:szCs w:val="18"/>
+              </w:rPr>
+              <w:t>{/}</w:t>
+            </w:r>
+            <w:permEnd w:id="1056129079"/>
+            <w:r>
+              <w:rPr>
+                <w:sz w:val="18"/>
+                <w:szCs w:val="18"/>
+              </w:rPr>
+              <w:t xml:space="preserve">  YES</w:t>
+            </w:r>
+          </w:p>
+        </w:tc>
+      </w:tr>
+      <w:tr>
+        <w:trPr>
+          <w:trHeight w:hRule="exact" w:val="74"/>
+        </w:trPr>
+        <w:tc>
+          <w:tcPr>
+            <w:tcW w:w="4135" w:type="dxa"/>
+            <w:gridSpan w:val="3"/>
+            <w:vMerge/>
+          </w:tcPr>
+          <w:p>
+            <w:pPr>
+              <w:spacing w:after="0" w:line="240" w:lineRule="auto"/>
+              <w:rPr>
+                <w:sz w:val="18"/>
+                <w:szCs w:val="18"/>
+              </w:rPr>
+            </w:pPr>
+          </w:p>
+        </w:tc>
+        <w:tc>
+          <w:tcPr>
+            <w:tcW w:w="1170" w:type="dxa"/>
+            <w:vMerge/>
+          </w:tcPr>
+          <w:p>
+            <w:pPr>
+              <w:spacing w:after="0" w:line="240" w:lineRule="auto"/>
+              <w:jc w:val="center"/>
+              <w:rPr>
+                <w:sz w:val="18"/>
+                <w:szCs w:val="18"/>
+              </w:rPr>
+            </w:pPr>
+          </w:p>
+        </w:tc>
+        <w:tc>
+          <w:tcPr>
+            <w:tcW w:w="270" w:type="dxa"/>
+            <w:tcBorders>
+              <w:top w:val="single" w:sz="4" w:space="0" w:color="404040" w:themeColor="text1" w:themeTint="BF"/>
+              <w:bottom w:val="single" w:sz="4" w:space="0" w:color="404040" w:themeColor="text1" w:themeTint="BF"/>
+            </w:tcBorders>
+            <w:shd w:val="clear" w:color="auto" w:fill="404040" w:themeFill="text1" w:themeFillTint="BF"/>
+            <w:vAlign w:val="center"/>
+          </w:tcPr>
+          <w:p>
+            <w:pPr>
+              <w:spacing w:after="0" w:line="240" w:lineRule="auto"/>
+              <w:rPr>
+                <w:sz w:val="18"/>
+                <w:szCs w:val="18"/>
+              </w:rPr>
+            </w:pPr>
+          </w:p>
+        </w:tc>
+        <w:tc>
+          <w:tcPr>
+            <w:tcW w:w="3870" w:type="dxa"/>
+            <w:gridSpan w:val="2"/>
+            <w:vMerge/>
+          </w:tcPr>
+          <w:p>
+            <w:pPr>
+              <w:spacing w:after="0" w:line="240" w:lineRule="auto"/>
+              <w:rPr>
+                <w:sz w:val="18"/>
+                <w:szCs w:val="18"/>
+              </w:rPr>
+            </w:pPr>
+          </w:p>
+        </w:tc>
+        <w:tc>
+          <w:tcPr>
+            <w:tcW w:w="1345" w:type="dxa"/>
+            <w:gridSpan w:val="2"/>
+            <w:vMerge/>
+            <w:vAlign w:val="center"/>
+          </w:tcPr>
+          <w:p>
+            <w:pPr>
+              <w:spacing w:after="0" w:line="240" w:lineRule="auto"/>
+              <w:jc w:val="center"/>
+              <w:rPr>
+                <w:sz w:val="18"/>
+                <w:szCs w:val="18"/>
+              </w:rPr>
+            </w:pPr>
+          </w:p>
+        </w:tc>
+      </w:tr>
+      <w:tr>
+        <w:trPr>
+          <w:trHeight w:hRule="exact" w:val="901"/>
+        </w:trPr>
+        <w:tc>
+          <w:tcPr>
+            <w:tcW w:w="4135" w:type="dxa"/>
+            <w:gridSpan w:val="3"/>
+          </w:tcPr>
+          <w:p>
+            <w:pPr>
+              <w:spacing w:after="0" w:line="240" w:lineRule="auto"/>
+              <w:rPr>
+                <w:sz w:val="18"/>
+                <w:szCs w:val="18"/>
+              </w:rPr>
+            </w:pPr>
+            <w:r>
+              <w:rPr>
+                <w:sz w:val="18"/>
+                <w:szCs w:val="18"/>
+              </w:rPr>
+              <w:t xml:space="preserve">75 </w:t>
+            </w:r>
+            <w:proofErr w:type="spellStart"/>
+            <w:r>
+              <w:rPr>
+                <w:sz w:val="18"/>
+                <w:szCs w:val="18"/>
+              </w:rPr>
+              <w:t>Pa.C.S</w:t>
+            </w:r>
+            <w:proofErr w:type="spellEnd"/>
+            <w:r>
+              <w:rPr>
+                <w:sz w:val="18"/>
+                <w:szCs w:val="18"/>
+              </w:rPr>
+              <w:t>. 3732 Relating to Homicide by Vehicle</w:t>
+            </w:r>
+          </w:p>
+        </w:tc>
+        <w:tc>
+          <w:tcPr>
+            <w:tcW w:w="1170" w:type="dxa"/>
+          </w:tcPr>
+          <w:p>
+            <w:pPr>
+              <w:spacing w:after="0" w:line="240" w:lineRule="auto"/>
+              <w:jc w:val="center"/>
+              <w:rPr>
+                <w:sz w:val="18"/>
+                <w:szCs w:val="18"/>
+              </w:rPr>
+            </w:pPr>
+            <w:permStart w:id="1786511375" w:edGrp="everyone"/>
+            <w:r>
+              <w:rPr>
+                <w:sz w:val="18"/>
+                <w:szCs w:val="18"/>
+              </w:rPr>
+              <w:t>{#offense75_3732}</w:t>
+            </w:r>
+            <w:sdt>
+              <w:sdtPr>
+                <w:rPr>
+                  <w:sz w:val="18"/>
+                  <w:szCs w:val="18"/>
+                </w:rPr>
+                <w:id w:val="-1793430625"/>
+                <w14:checkbox>
+                  <w14:checked w14:val="1"/>
+                  <w14:checkedState w14:val="2612" w14:font="MS Gothic"/>
+                  <w14:uncheckedState w14:val="2610" w14:font="MS Gothic"/>
+                </w14:checkbox>
+              </w:sdtPr>
+              <w:sdtContent>
+                <w:r>
+                  <w:rPr>
+                    <w:rFonts w:ascii="MS Gothic" w:eastAsia="MS Gothic" w:hAnsi="MS Gothic" w:hint="eastAsia"/>
+                    <w:sz w:val="18"/>
+                    <w:szCs w:val="18"/>
+                  </w:rPr>
+                  <w:t>☒</w:t>
+                </w:r>
+              </w:sdtContent>
+            </w:sdt>
+            <w:r>
+              <w:rPr>
+                <w:sz w:val="18"/>
+                <w:szCs w:val="18"/>
+              </w:rPr>
+              <w:t>{/}{^offense75_3732}</w:t>
+            </w:r>
+            <w:sdt>
+              <w:sdtPr>
+                <w:rPr>
+                  <w:sz w:val="18"/>
+                  <w:szCs w:val="18"/>
+                </w:rPr>
+                <w:id w:val="373741177"/>
+                <w14:checkbox>
+                  <w14:checked w14:val="0"/>
+                  <w14:checkedState w14:val="2612" w14:font="MS Gothic"/>
+                  <w14:uncheckedState w14:val="2610" w14:font="MS Gothic"/>
+                </w14:checkbox>
+              </w:sdtPr>
+              <w:sdtContent>
+                <w:r>
+                  <w:rPr>
+                    <w:rFonts w:ascii="MS Gothic" w:eastAsia="MS Gothic" w:hAnsi="MS Gothic" w:hint="eastAsia"/>
+                    <w:sz w:val="18"/>
+                    <w:szCs w:val="18"/>
+                  </w:rPr>
+                  <w:t>☐</w:t>
+                </w:r>
+              </w:sdtContent>
+            </w:sdt>
+            <w:r>
+              <w:rPr>
+                <w:sz w:val="18"/>
+                <w:szCs w:val="18"/>
+              </w:rPr>
+              <w:t>{/}</w:t>
+            </w:r>
+            <w:permEnd w:id="1786511375"/>
+            <w:r>
+              <w:rPr>
+                <w:sz w:val="18"/>
+                <w:szCs w:val="18"/>
+              </w:rPr>
+              <w:t xml:space="preserve">  YES</w:t>
+            </w:r>
+          </w:p>
+        </w:tc>
+        <w:tc>
+          <w:tcPr>
+            <w:tcW w:w="270" w:type="dxa"/>
+            <w:tcBorders>
+              <w:top w:val="single" w:sz="4" w:space="0" w:color="404040" w:themeColor="text1" w:themeTint="BF"/>
+              <w:bottom w:val="single" w:sz="4" w:space="0" w:color="404040" w:themeColor="text1" w:themeTint="BF"/>
+            </w:tcBorders>
+            <w:shd w:val="clear" w:color="auto" w:fill="404040" w:themeFill="text1" w:themeFillTint="BF"/>
+            <w:vAlign w:val="center"/>
+          </w:tcPr>
+          <w:p>
+            <w:pPr>
+              <w:spacing w:after="0" w:line="240" w:lineRule="auto"/>
+              <w:rPr>
+                <w:sz w:val="18"/>
+                <w:szCs w:val="18"/>
+              </w:rPr>
+            </w:pPr>
+          </w:p>
+        </w:tc>
+        <w:tc>
+          <w:tcPr>
+            <w:tcW w:w="3870" w:type="dxa"/>
+            <w:gridSpan w:val="2"/>
+            <w:vMerge/>
+          </w:tcPr>
+          <w:p>
+            <w:pPr>
+              <w:spacing w:after="0" w:line="240" w:lineRule="auto"/>
+              <w:rPr>
+                <w:sz w:val="18"/>
+                <w:szCs w:val="18"/>
+              </w:rPr>
+            </w:pPr>
+          </w:p>
+        </w:tc>
+        <w:tc>
+          <w:tcPr>
+            <w:tcW w:w="1345" w:type="dxa"/>
+            <w:gridSpan w:val="2"/>
+            <w:vMerge/>
+            <w:vAlign w:val="center"/>
+          </w:tcPr>
+          <w:p>
+            <w:pPr>
+              <w:spacing w:after="0" w:line="240" w:lineRule="auto"/>
+              <w:jc w:val="center"/>
+              <w:rPr>
+                <w:sz w:val="18"/>
+                <w:szCs w:val="18"/>
+              </w:rPr>
+            </w:pPr>
+          </w:p>
+        </w:tc>
+      </w:tr>
+      <w:tr>
+        <w:trPr>
+          <w:trHeight w:hRule="exact" w:val="20"/>
+        </w:trPr>
+        <w:tc>
+          <w:tcPr>
+            <w:tcW w:w="4135" w:type="dxa"/>
+            <w:gridSpan w:val="3"/>
+            <w:vMerge w:val="restart"/>
+          </w:tcPr>
+          <w:p>
+            <w:pPr>
+              <w:spacing w:after="0" w:line="240" w:lineRule="auto"/>
+              <w:rPr>
+                <w:sz w:val="18"/>
+                <w:szCs w:val="18"/>
+              </w:rPr>
+            </w:pPr>
+            <w:r>
+              <w:rPr>
+                <w:sz w:val="18"/>
+                <w:szCs w:val="18"/>
+              </w:rPr>
+              <w:t xml:space="preserve">75 </w:t>
+            </w:r>
+            <w:proofErr w:type="spellStart"/>
+            <w:r>
+              <w:rPr>
+                <w:sz w:val="18"/>
+                <w:szCs w:val="18"/>
+              </w:rPr>
+              <w:t>Pa.C.S</w:t>
+            </w:r>
+            <w:proofErr w:type="spellEnd"/>
+            <w:r>
+              <w:rPr>
+                <w:sz w:val="18"/>
+                <w:szCs w:val="18"/>
+              </w:rPr>
+              <w:t>. 3735 Relating to Homicide by Vehicle while DUI</w:t>
+            </w:r>
+          </w:p>
+        </w:tc>
+        <w:tc>
+          <w:tcPr>
+            <w:tcW w:w="1170" w:type="dxa"/>
+            <w:vMerge w:val="restart"/>
+          </w:tcPr>
+          <w:p>
+            <w:pPr>
+              <w:spacing w:after="0" w:line="240" w:lineRule="auto"/>
+              <w:jc w:val="center"/>
+              <w:rPr>
+                <w:sz w:val="18"/>
+                <w:szCs w:val="18"/>
+              </w:rPr>
+            </w:pPr>
+            <w:permStart w:id="1277902326" w:edGrp="everyone"/>
+            <w:r>
+              <w:rPr>
+                <w:sz w:val="18"/>
+                <w:szCs w:val="18"/>
+              </w:rPr>
+              <w:t>{#offense75_3735}</w:t>
+            </w:r>
+            <w:sdt>
+              <w:sdtPr>
+                <w:rPr>
+                  <w:sz w:val="18"/>
+                  <w:szCs w:val="18"/>
+                </w:rPr>
+                <w:id w:val="636457009"/>
+                <w14:checkbox>
+                  <w14:checked w14:val="1"/>
+                  <w14:checkedState w14:val="2612" w14:font="MS Gothic"/>
+                  <w14:uncheckedState w14:val="2610" w14:font="MS Gothic"/>
+                </w14:checkbox>
+              </w:sdtPr>
+              <w:sdtContent>
+                <w:r>
+                  <w:rPr>
+                    <w:rFonts w:ascii="MS Gothic" w:eastAsia="MS Gothic" w:hAnsi="MS Gothic" w:hint="eastAsia"/>
+                    <w:sz w:val="18"/>
+                    <w:szCs w:val="18"/>
+                  </w:rPr>
+                  <w:t>☒</w:t>
+                </w:r>
+              </w:sdtContent>
+            </w:sdt>
+            <w:r>
+              <w:rPr>
+                <w:sz w:val="18"/>
+                <w:szCs w:val="18"/>
+              </w:rPr>
+              <w:t>{</w:t>
+            </w:r>
+            <w:proofErr w:type="gramStart"/>
+            <w:r>
+              <w:rPr>
+                <w:sz w:val="18"/>
+                <w:szCs w:val="18"/>
+              </w:rPr>
+              <w:t>/}{</w:t>
+            </w:r>
+            <w:proofErr w:type="gramEnd"/>
+            <w:r>
+              <w:rPr>
+                <w:sz w:val="18"/>
+                <w:szCs w:val="18"/>
+              </w:rPr>
+              <w:t>^offense75_3735}</w:t>
+            </w:r>
+            <w:sdt>
+              <w:sdtPr>
+                <w:rPr>
+                  <w:sz w:val="18"/>
+                  <w:szCs w:val="18"/>
+                </w:rPr>
+                <w:id w:val="-78916844"/>
+                <w14:checkbox>
+                  <w14:checked w14:val="0"/>
+                  <w14:checkedState w14:val="2612" w14:font="MS Gothic"/>
+                  <w14:uncheckedState w14:val="2610" w14:font="MS Gothic"/>
+                </w14:checkbox>
+              </w:sdtPr>
+              <w:sdtContent>
+                <w:r>
+                  <w:rPr>
+                    <w:rFonts w:ascii="MS Gothic" w:eastAsia="MS Gothic" w:hAnsi="MS Gothic" w:hint="eastAsia"/>
+                    <w:sz w:val="18"/>
+                    <w:szCs w:val="18"/>
+                  </w:rPr>
+                  <w:t>☐</w:t>
+                </w:r>
+              </w:sdtContent>
+            </w:sdt>
+            <w:r>
+              <w:rPr>
+                <w:sz w:val="18"/>
+                <w:szCs w:val="18"/>
+              </w:rPr>
+              <w:t>{/}</w:t>
+            </w:r>
+            <w:permEnd w:id="1277902326"/>
+            <w:r>
+              <w:rPr>
+                <w:sz w:val="18"/>
+                <w:szCs w:val="18"/>
+              </w:rPr>
+              <w:t xml:space="preserve">  YES</w:t>
+            </w:r>
+          </w:p>
+        </w:tc>
+        <w:tc>
+          <w:tcPr>
+            <w:tcW w:w="270" w:type="dxa"/>
+            <w:tcBorders>
+              <w:top w:val="single" w:sz="4" w:space="0" w:color="404040" w:themeColor="text1" w:themeTint="BF"/>
+              <w:bottom w:val="single" w:sz="4" w:space="0" w:color="404040" w:themeColor="text1" w:themeTint="BF"/>
+            </w:tcBorders>
+            <w:shd w:val="clear" w:color="auto" w:fill="404040" w:themeFill="text1" w:themeFillTint="BF"/>
+            <w:vAlign w:val="center"/>
+          </w:tcPr>
+          <w:p>
+            <w:pPr>
+              <w:spacing w:after="0" w:line="240" w:lineRule="auto"/>
+              <w:rPr>
+                <w:sz w:val="18"/>
+                <w:szCs w:val="18"/>
+              </w:rPr>
+            </w:pPr>
+          </w:p>
+        </w:tc>
+        <w:tc>
+          <w:tcPr>
+            <w:tcW w:w="3870" w:type="dxa"/>
+            <w:gridSpan w:val="2"/>
+            <w:vMerge/>
+          </w:tcPr>
+          <w:p>
+            <w:pPr>
+              <w:spacing w:after="0" w:line="240" w:lineRule="auto"/>
+              <w:rPr>
+                <w:sz w:val="18"/>
+                <w:szCs w:val="18"/>
+              </w:rPr>
+            </w:pPr>
+          </w:p>
+        </w:tc>
+        <w:tc>
+          <w:tcPr>
+            <w:tcW w:w="1345" w:type="dxa"/>
+            <w:gridSpan w:val="2"/>
+            <w:vMerge/>
+            <w:vAlign w:val="center"/>
+          </w:tcPr>
+          <w:p>
+            <w:pPr>
+              <w:spacing w:after="0" w:line="240" w:lineRule="auto"/>
+              <w:jc w:val="center"/>
+              <w:rPr>
+                <w:sz w:val="18"/>
+                <w:szCs w:val="18"/>
+              </w:rPr>
+            </w:pPr>
+          </w:p>
+        </w:tc>
+      </w:tr>
+      <w:tr>
+        <w:trPr>
+          <w:trHeight w:hRule="exact" w:val="478"/>
+        </w:trPr>
+        <w:tc>
+          <w:tcPr>
+            <w:tcW w:w="4135" w:type="dxa"/>
+            <w:gridSpan w:val="3"/>
+            <w:vMerge/>
+          </w:tcPr>
+          <w:p>
+            <w:pPr>
+              <w:spacing w:after="0" w:line="240" w:lineRule="auto"/>
+              <w:rPr>
+                <w:sz w:val="18"/>
+                <w:szCs w:val="18"/>
+              </w:rPr>
+            </w:pPr>
+          </w:p>
+        </w:tc>
+        <w:tc>
+          <w:tcPr>
+            <w:tcW w:w="1170" w:type="dxa"/>
+            <w:vMerge/>
+          </w:tcPr>
+          <w:p>
+            <w:pPr>
+              <w:spacing w:after="0" w:line="240" w:lineRule="auto"/>
+              <w:jc w:val="center"/>
+              <w:rPr>
+                <w:sz w:val="18"/>
+                <w:szCs w:val="18"/>
+              </w:rPr>
+            </w:pPr>
+          </w:p>
+        </w:tc>
+        <w:tc>
+          <w:tcPr>
+            <w:tcW w:w="270" w:type="dxa"/>
+            <w:tcBorders>
+              <w:top w:val="single" w:sz="4" w:space="0" w:color="404040" w:themeColor="text1" w:themeTint="BF"/>
+              <w:bottom w:val="single" w:sz="4" w:space="0" w:color="404040" w:themeColor="text1" w:themeTint="BF"/>
+            </w:tcBorders>
+            <w:shd w:val="clear" w:color="auto" w:fill="404040" w:themeFill="text1" w:themeFillTint="BF"/>
+          </w:tcPr>
+          <w:p>
+            <w:pPr>
+              <w:spacing w:after="0" w:line="240" w:lineRule="auto"/>
+              <w:rPr>
+                <w:sz w:val="18"/>
+                <w:szCs w:val="18"/>
+              </w:rPr>
+            </w:pPr>
+          </w:p>
+        </w:tc>
+        <w:tc>
+          <w:tcPr>
+            <w:tcW w:w="3870" w:type="dxa"/>
+            <w:gridSpan w:val="2"/>
+            <w:vMerge/>
+          </w:tcPr>
+          <w:p>
+            <w:pPr>
+              <w:spacing w:after="0" w:line="240" w:lineRule="auto"/>
+              <w:rPr>
+                <w:sz w:val="18"/>
+                <w:szCs w:val="18"/>
+              </w:rPr>
+            </w:pPr>
+          </w:p>
+        </w:tc>
+        <w:tc>
+          <w:tcPr>
+            <w:tcW w:w="1345" w:type="dxa"/>
+            <w:gridSpan w:val="2"/>
+            <w:vMerge/>
+          </w:tcPr>
+          <w:p>
+            <w:pPr>
+              <w:spacing w:after="0" w:line="240" w:lineRule="auto"/>
+              <w:jc w:val="center"/>
+              <w:rPr>
+                <w:sz w:val="18"/>
+                <w:szCs w:val="18"/>
+              </w:rPr>
+            </w:pPr>
+          </w:p>
+        </w:tc>
+      </w:tr>
+      <w:tr>
+        <w:trPr>
+          <w:trHeight w:hRule="exact" w:val="460"/>
+        </w:trPr>
+        <w:tc>
+          <w:tcPr>
+            <w:tcW w:w="4135" w:type="dxa"/>
+            <w:gridSpan w:val="3"/>
+            <w:vMerge w:val="restart"/>
+            <w:vAlign w:val="center"/>
+          </w:tcPr>
+          <w:p>
+            <w:pPr>
+              <w:spacing w:after="0" w:line="240" w:lineRule="auto"/>
+              <w:rPr>
+                <w:sz w:val="18"/>
+                <w:szCs w:val="18"/>
+              </w:rPr>
+            </w:pPr>
+            <w:r>
+              <w:rPr>
+                <w:sz w:val="18"/>
+                <w:szCs w:val="18"/>
+              </w:rPr>
+              <w:t xml:space="preserve">75 </w:t>
+            </w:r>
+            <w:proofErr w:type="spellStart"/>
+            <w:r>
+              <w:rPr>
+                <w:sz w:val="18"/>
+                <w:szCs w:val="18"/>
+              </w:rPr>
+              <w:t>Pa.C.s</w:t>
+            </w:r>
+            <w:proofErr w:type="spellEnd"/>
+            <w:r>
+              <w:rPr>
+                <w:sz w:val="18"/>
+                <w:szCs w:val="18"/>
+              </w:rPr>
+              <w:t>. 3735.1 Relating to Agg Assault by Vehicle while DUI</w:t>
+            </w:r>
+          </w:p>
+        </w:tc>
+        <w:tc>
+          <w:tcPr>
+            <w:tcW w:w="1170" w:type="dxa"/>
+            <w:vMerge w:val="restart"/>
+            <w:vAlign w:val="center"/>
+          </w:tcPr>
+          <w:p>
+            <w:pPr>
+              <w:spacing w:after="0" w:line="240" w:lineRule="auto"/>
+              <w:jc w:val="center"/>
+              <w:rPr>
+                <w:sz w:val="18"/>
+                <w:szCs w:val="18"/>
+              </w:rPr>
+            </w:pPr>
+            <w:permStart w:id="357510223" w:edGrp="everyone"/>
+            <w:r>
+              <w:rPr>
+                <w:sz w:val="18"/>
+                <w:szCs w:val="18"/>
+              </w:rPr>
+              <w:t>{#offense75_3735_1}</w:t>
+            </w:r>
+            <w:sdt>
+              <w:sdtPr>
+                <w:rPr>
+                  <w:sz w:val="18"/>
+                  <w:szCs w:val="18"/>
+                </w:rPr>
+                <w:id w:val="-790518598"/>
+                <w14:checkbox>
+                  <w14:checked w14:val="1"/>
+                  <w14:checkedState w14:val="2612" w14:font="MS Gothic"/>
+                  <w14:uncheckedState w14:val="2610" w14:font="MS Gothic"/>
+                </w14:checkbox>
+              </w:sdtPr>
+              <w:sdtContent>
+                <w:r>
+                  <w:rPr>
+                    <w:rFonts w:ascii="MS Gothic" w:eastAsia="MS Gothic" w:hAnsi="MS Gothic" w:hint="eastAsia"/>
+                    <w:sz w:val="18"/>
+                    <w:szCs w:val="18"/>
+                  </w:rPr>
+                  <w:t>☒</w:t>
+                </w:r>
+              </w:sdtContent>
+            </w:sdt>
+            <w:r>
+              <w:rPr>
+                <w:sz w:val="18"/>
+                <w:szCs w:val="18"/>
+              </w:rPr>
+              <w:t>{</w:t>
+            </w:r>
+            <w:proofErr w:type="gramStart"/>
+            <w:r>
+              <w:rPr>
+                <w:sz w:val="18"/>
+                <w:szCs w:val="18"/>
+              </w:rPr>
+              <w:t>/}{</w:t>
+            </w:r>
+            <w:proofErr w:type="gramEnd"/>
+            <w:r>
+              <w:rPr>
+                <w:sz w:val="18"/>
+                <w:szCs w:val="18"/>
+              </w:rPr>
+              <w:t>^offense75_3735_1}</w:t>
+            </w:r>
+            <w:sdt>
+              <w:sdtPr>
+                <w:rPr>
+                  <w:sz w:val="18"/>
+                  <w:szCs w:val="18"/>
+                </w:rPr>
+                <w:id w:val="-469819419"/>
+                <w14:checkbox>
+                  <w14:checked w14:val="0"/>
+                  <w14:checkedState w14:val="2612" w14:font="MS Gothic"/>
+                  <w14:uncheckedState w14:val="2610" w14:font="MS Gothic"/>
+                </w14:checkbox>
+              </w:sdtPr>
+              <w:sdtContent>
+                <w:r>
+                  <w:rPr>
+                    <w:rFonts w:ascii="MS Gothic" w:eastAsia="MS Gothic" w:hAnsi="MS Gothic" w:hint="eastAsia"/>
+                    <w:sz w:val="18"/>
+                    <w:szCs w:val="18"/>
+                  </w:rPr>
+                  <w:t>☐</w:t>
+                </w:r>
+              </w:sdtContent>
+            </w:sdt>
+            <w:r>
+              <w:rPr>
+                <w:sz w:val="18"/>
+                <w:szCs w:val="18"/>
+              </w:rPr>
+              <w:t>{/}</w:t>
+            </w:r>
+            <w:permEnd w:id="357510223"/>
+            <w:r>
+              <w:rPr>
+                <w:sz w:val="18"/>
+                <w:szCs w:val="18"/>
+              </w:rPr>
+              <w:t xml:space="preserve">  YES</w:t>
+            </w:r>
+          </w:p>
+        </w:tc>
+        <w:tc>
+          <w:tcPr>
+            <w:tcW w:w="270" w:type="dxa"/>
+            <w:tcBorders>
+              <w:top w:val="single" w:sz="4" w:space="0" w:color="404040" w:themeColor="text1" w:themeTint="BF"/>
+              <w:bottom w:val="single" w:sz="4" w:space="0" w:color="404040" w:themeColor="text1" w:themeTint="BF"/>
+            </w:tcBorders>
+            <w:shd w:val="clear" w:color="auto" w:fill="404040" w:themeFill="text1" w:themeFillTint="BF"/>
+            <w:vAlign w:val="center"/>
+          </w:tcPr>
+          <w:p>
+            <w:pPr>
+              <w:spacing w:after="0" w:line="240" w:lineRule="auto"/>
+              <w:rPr>
+                <w:sz w:val="18"/>
+                <w:szCs w:val="18"/>
+              </w:rPr>
+            </w:pPr>
+          </w:p>
+        </w:tc>
+        <w:tc>
+          <w:tcPr>
+            <w:tcW w:w="3870" w:type="dxa"/>
+            <w:gridSpan w:val="2"/>
+          </w:tcPr>
+          <w:p>
+            <w:pPr>
+              <w:spacing w:after="0" w:line="240" w:lineRule="auto"/>
+              <w:rPr>
+                <w:sz w:val="18"/>
+                <w:szCs w:val="18"/>
+              </w:rPr>
+            </w:pPr>
+            <w:r>
+              <w:rPr>
+                <w:sz w:val="18"/>
+                <w:szCs w:val="18"/>
+              </w:rPr>
+              <w:t>204 PA Code 303.10(a) Deadly Weapon Enhancement</w:t>
+            </w:r>
+          </w:p>
+        </w:tc>
+        <w:tc>
+          <w:tcPr>
+            <w:tcW w:w="1345" w:type="dxa"/>
+            <w:gridSpan w:val="2"/>
+          </w:tcPr>
+          <w:p>
+            <w:pPr>
+              <w:spacing w:after="0" w:line="240" w:lineRule="auto"/>
+              <w:jc w:val="center"/>
+              <w:rPr>
+                <w:sz w:val="18"/>
+                <w:szCs w:val="18"/>
+              </w:rPr>
+            </w:pPr>
+            <w:permStart w:id="1539260662" w:edGrp="everyone"/>
+            <w:r>
+              <w:rPr>
+                <w:sz w:val="18"/>
+                <w:szCs w:val="18"/>
+              </w:rPr>
+              <w:t>{#offense204_303}</w:t>
+            </w:r>
+            <w:sdt>
+              <w:sdtPr>
+                <w:rPr>
+                  <w:sz w:val="18"/>
+                  <w:szCs w:val="18"/>
+                </w:rPr>
+                <w:id w:val="-1466966969"/>
+                <w14:checkbox>
+                  <w14:checked w14:val="1"/>
+                  <w14:checkedState w14:val="2612" w14:font="MS Gothic"/>
+                  <w14:uncheckedState w14:val="2610" w14:font="MS Gothic"/>
+                </w14:checkbox>
+              </w:sdtPr>
+              <w:sdtContent>
+                <w:r>
+                  <w:rPr>
+                    <w:rFonts w:ascii="MS Gothic" w:eastAsia="MS Gothic" w:hAnsi="MS Gothic" w:hint="eastAsia"/>
+                    <w:sz w:val="18"/>
+                    <w:szCs w:val="18"/>
+                  </w:rPr>
+                  <w:t>☒</w:t>
+                </w:r>
+              </w:sdtContent>
+            </w:sdt>
+            <w:r>
+              <w:rPr>
+                <w:sz w:val="18"/>
+                <w:szCs w:val="18"/>
+              </w:rPr>
+              <w:t>{</w:t>
+            </w:r>
+            <w:proofErr w:type="gramStart"/>
+            <w:r>
+              <w:rPr>
+                <w:sz w:val="18"/>
+                <w:szCs w:val="18"/>
+              </w:rPr>
+              <w:t>/}{</w:t>
+            </w:r>
+            <w:proofErr w:type="gramEnd"/>
+            <w:r>
+              <w:rPr>
+                <w:sz w:val="18"/>
+                <w:szCs w:val="18"/>
+              </w:rPr>
+              <w:t>^offense204_303}</w:t>
+            </w:r>
+            <w:sdt>
+              <w:sdtPr>
+                <w:rPr>
+                  <w:sz w:val="18"/>
+                  <w:szCs w:val="18"/>
+                </w:rPr>
+                <w:id w:val="118038627"/>
+                <w14:checkbox>
+                  <w14:checked w14:val="0"/>
+                  <w14:checkedState w14:val="2612" w14:font="MS Gothic"/>
+                  <w14:uncheckedState w14:val="2610" w14:font="MS Gothic"/>
+                </w14:checkbox>
+              </w:sdtPr>
+              <w:sdtContent>
+                <w:r>
+                  <w:rPr>
+                    <w:rFonts w:ascii="MS Gothic" w:eastAsia="MS Gothic" w:hAnsi="MS Gothic" w:hint="eastAsia"/>
+                    <w:sz w:val="18"/>
+                    <w:szCs w:val="18"/>
+                  </w:rPr>
+                  <w:t>☐</w:t>
+                </w:r>
+              </w:sdtContent>
+            </w:sdt>
+            <w:r>
+              <w:rPr>
+                <w:sz w:val="18"/>
+                <w:szCs w:val="18"/>
+              </w:rPr>
+              <w:t>{/}</w:t>
+            </w:r>
+            <w:permEnd w:id="1539260662"/>
+            <w:r>
+              <w:rPr>
+                <w:sz w:val="18"/>
+                <w:szCs w:val="18"/>
+              </w:rPr>
+              <w:t xml:space="preserve">  YES</w:t>
+            </w:r>
+          </w:p>
+        </w:tc>
+      </w:tr>
+      <w:tr>
+        <w:trPr>
+          <w:trHeight w:hRule="exact" w:val="288"/>
+        </w:trPr>
+        <w:tc>
+          <w:tcPr>
+            <w:tcW w:w="4135" w:type="dxa"/>
+            <w:gridSpan w:val="3"/>
+            <w:vMerge/>
+          </w:tcPr>
+          <w:p>
+            <w:pPr>
+              <w:spacing w:after="0" w:line="240" w:lineRule="auto"/>
+              <w:rPr>
+                <w:sz w:val="18"/>
+                <w:szCs w:val="18"/>
+              </w:rPr>
+            </w:pPr>
+          </w:p>
+        </w:tc>
+        <w:tc>
+          <w:tcPr>
+            <w:tcW w:w="1170" w:type="dxa"/>
+            <w:vMerge/>
+            <w:vAlign w:val="center"/>
+          </w:tcPr>
+          <w:p>
+            <w:pPr>
+              <w:spacing w:after="0" w:line="240" w:lineRule="auto"/>
+              <w:jc w:val="center"/>
+              <w:rPr>
+                <w:sz w:val="18"/>
+                <w:szCs w:val="18"/>
+              </w:rPr>
+            </w:pPr>
+          </w:p>
+        </w:tc>
+        <w:tc>
+          <w:tcPr>
+            <w:tcW w:w="270" w:type="dxa"/>
+            <w:tcBorders>
+              <w:top w:val="single" w:sz="4" w:space="0" w:color="404040" w:themeColor="text1" w:themeTint="BF"/>
+              <w:bottom w:val="single" w:sz="4" w:space="0" w:color="404040" w:themeColor="text1" w:themeTint="BF"/>
+            </w:tcBorders>
+            <w:shd w:val="clear" w:color="auto" w:fill="404040" w:themeFill="text1" w:themeFillTint="BF"/>
+            <w:vAlign w:val="center"/>
+          </w:tcPr>
+          <w:p>
+            <w:pPr>
+              <w:spacing w:after="0" w:line="240" w:lineRule="auto"/>
+              <w:rPr>
+                <w:sz w:val="18"/>
+                <w:szCs w:val="18"/>
+              </w:rPr>
+            </w:pPr>
+          </w:p>
+        </w:tc>
+        <w:tc>
+          <w:tcPr>
+            <w:tcW w:w="3870" w:type="dxa"/>
+            <w:gridSpan w:val="2"/>
+          </w:tcPr>
+          <w:p>
+            <w:pPr>
+              <w:spacing w:after="0" w:line="240" w:lineRule="auto"/>
+              <w:rPr>
+                <w:sz w:val="18"/>
+                <w:szCs w:val="18"/>
+              </w:rPr>
+            </w:pPr>
+            <w:r>
+              <w:rPr>
+                <w:sz w:val="18"/>
+                <w:szCs w:val="18"/>
+              </w:rPr>
+              <w:t>Designated as sexually violent predator</w:t>
+            </w:r>
+          </w:p>
+        </w:tc>
+        <w:tc>
+          <w:tcPr>
+            <w:tcW w:w="1345" w:type="dxa"/>
+            <w:gridSpan w:val="2"/>
+          </w:tcPr>
+          <w:p>
+            <w:pPr>
+              <w:spacing w:after="0" w:line="240" w:lineRule="auto"/>
+              <w:jc w:val="center"/>
+              <w:rPr>
+                <w:sz w:val="18"/>
+                <w:szCs w:val="18"/>
+              </w:rPr>
+            </w:pPr>
+            <w:permStart w:id="1775132060" w:edGrp="everyone"/>
+            <w:r>
+              <w:rPr>
+                <w:sz w:val="18"/>
+                <w:szCs w:val="18"/>
+              </w:rPr>
+              <w:t>{#offenseSexuallyViolentPredator}</w:t>
+            </w:r>
+            <w:sdt>
+              <w:sdtPr>
+                <w:rPr>
+                  <w:sz w:val="18"/>
+                  <w:szCs w:val="18"/>
+                </w:rPr>
+                <w:id w:val="-1904753946"/>
+                <w14:checkbox>
+                  <w14:checked w14:val="1"/>
+                  <w14:checkedState w14:val="2612" w14:font="MS Gothic"/>
+                  <w14:uncheckedState w14:val="2610" w14:font="MS Gothic"/>
+                </w14:checkbox>
+              </w:sdtPr>
+              <w:sdtContent>
+                <w:r>
+                  <w:rPr>
+                    <w:rFonts w:ascii="MS Gothic" w:eastAsia="MS Gothic" w:hAnsi="MS Gothic" w:hint="eastAsia"/>
+                    <w:sz w:val="18"/>
+                    <w:szCs w:val="18"/>
+                  </w:rPr>
+                  <w:t>☒</w:t>
+                </w:r>
+              </w:sdtContent>
+            </w:sdt>
+            <w:r>
+              <w:rPr>
+                <w:sz w:val="18"/>
+                <w:szCs w:val="18"/>
+              </w:rPr>
+              <w:t>{</w:t>
+            </w:r>
+            <w:proofErr w:type="gramStart"/>
+            <w:r>
+              <w:rPr>
+                <w:sz w:val="18"/>
+                <w:szCs w:val="18"/>
+              </w:rPr>
+              <w:t>/}{</w:t>
+            </w:r>
+            <w:proofErr w:type="gramEnd"/>
+            <w:r>
+              <w:rPr>
+                <w:sz w:val="18"/>
+                <w:szCs w:val="18"/>
+              </w:rPr>
+              <w:t>^</w:t>
+            </w:r>
+            <w:proofErr w:type="spellStart"/>
+            <w:r>
+              <w:rPr>
+                <w:sz w:val="18"/>
+                <w:szCs w:val="18"/>
+              </w:rPr>
+              <w:t>offenseSexuallyViolentPredator</w:t>
+            </w:r>
+            <w:proofErr w:type="spellEnd"/>
+            <w:r>
+              <w:rPr>
+                <w:sz w:val="18"/>
+                <w:szCs w:val="18"/>
+              </w:rPr>
+              <w:t>}</w:t>
+            </w:r>
+            <w:sdt>
+              <w:sdtPr>
+                <w:rPr>
+                  <w:sz w:val="18"/>
+                  <w:szCs w:val="18"/>
+                </w:rPr>
+                <w:id w:val="1384288561"/>
+                <w14:checkbox>
+                  <w14:checked w14:val="0"/>
+                  <w14:checkedState w14:val="2612" w14:font="MS Gothic"/>
+                  <w14:uncheckedState w14:val="2610" w14:font="MS Gothic"/>
+                </w14:checkbox>
+              </w:sdtPr>
+              <w:sdtContent>
+                <w:r>
+                  <w:rPr>
+                    <w:rFonts w:ascii="MS Gothic" w:eastAsia="MS Gothic" w:hAnsi="MS Gothic" w:hint="eastAsia"/>
+                    <w:sz w:val="18"/>
+                    <w:szCs w:val="18"/>
+                  </w:rPr>
+                  <w:t>☐</w:t>
+                </w:r>
+              </w:sdtContent>
+            </w:sdt>
+            <w:r>
+              <w:rPr>
+                <w:sz w:val="18"/>
+                <w:szCs w:val="18"/>
+              </w:rPr>
+              <w:t>{/}</w:t>
+            </w:r>
+            <w:permEnd w:id="1775132060"/>
+            <w:r>
+              <w:rPr>
+                <w:sz w:val="18"/>
+                <w:szCs w:val="18"/>
+              </w:rPr>
+              <w:t xml:space="preserve">  YES</w:t>
+            </w:r>
+          </w:p>
+        </w:tc>
+      </w:tr>
+      <w:tr>
+        <w:tc>
+          <w:tcPr>
+            <w:tcW w:w="4135" w:type="dxa"/>
+            <w:gridSpan w:val="3"/>
+            <w:vMerge w:val="restart"/>
+          </w:tcPr>
+          <w:p>
+            <w:pPr>
+              <w:spacing w:after="0" w:line="240" w:lineRule="auto"/>
+              <w:rPr>
+                <w:sz w:val="18"/>
+                <w:szCs w:val="18"/>
+              </w:rPr>
+            </w:pPr>
+            <w:r>
+              <w:rPr>
+                <w:sz w:val="18"/>
+                <w:szCs w:val="18"/>
+              </w:rPr>
+              <w:t xml:space="preserve">75 </w:t>
+            </w:r>
+            <w:proofErr w:type="spellStart"/>
+            <w:r>
+              <w:rPr>
+                <w:sz w:val="18"/>
+                <w:szCs w:val="18"/>
+              </w:rPr>
+              <w:t>Pa.C.S</w:t>
+            </w:r>
+            <w:proofErr w:type="spellEnd"/>
+            <w:r>
+              <w:rPr>
+                <w:sz w:val="18"/>
+                <w:szCs w:val="18"/>
+              </w:rPr>
+              <w:t>. 3742 Relating to accidents involving death or personal injury</w:t>
+            </w:r>
+          </w:p>
+        </w:tc>
+        <w:tc>
+          <w:tcPr>
+            <w:tcW w:w="1170" w:type="dxa"/>
+            <w:vMerge w:val="restart"/>
+            <w:vAlign w:val="center"/>
+          </w:tcPr>
+          <w:p>
+            <w:pPr>
+              <w:spacing w:after="0" w:line="240" w:lineRule="auto"/>
+              <w:jc w:val="center"/>
+              <w:rPr>
+                <w:sz w:val="18"/>
+                <w:szCs w:val="18"/>
+              </w:rPr>
+            </w:pPr>
+            <w:permStart w:id="739919583" w:edGrp="everyone"/>
+            <w:r>
+              <w:rPr>
+                <w:sz w:val="18"/>
+                <w:szCs w:val="18"/>
+              </w:rPr>
+              <w:t>{#offense75_3742}</w:t>
+            </w:r>
+            <w:sdt>
+              <w:sdtPr>
+                <w:rPr>
+                  <w:sz w:val="18"/>
+                  <w:szCs w:val="18"/>
+                </w:rPr>
+                <w:id w:val="1798330872"/>
+                <w14:checkbox>
+                  <w14:checked w14:val="1"/>
+                  <w14:checkedState w14:val="2612" w14:font="MS Gothic"/>
+                  <w14:uncheckedState w14:val="2610" w14:font="MS Gothic"/>
+                </w14:checkbox>
+              </w:sdtPr>
+              <w:sdtContent>
+                <w:r>
+                  <w:rPr>
+                    <w:rFonts w:ascii="MS Gothic" w:eastAsia="MS Gothic" w:hAnsi="MS Gothic" w:hint="eastAsia"/>
+                    <w:sz w:val="18"/>
+                    <w:szCs w:val="18"/>
+                  </w:rPr>
+                  <w:t>☒</w:t>
+                </w:r>
+              </w:sdtContent>
+            </w:sdt>
+            <w:r>
+              <w:rPr>
+                <w:sz w:val="18"/>
+                <w:szCs w:val="18"/>
+              </w:rPr>
+              <w:t>{</w:t>
+            </w:r>
+            <w:proofErr w:type="gramStart"/>
+            <w:r>
+              <w:rPr>
+                <w:sz w:val="18"/>
+                <w:szCs w:val="18"/>
+              </w:rPr>
+              <w:t>/}{</w:t>
+            </w:r>
+            <w:proofErr w:type="gramEnd"/>
+            <w:r>
+              <w:rPr>
+                <w:sz w:val="18"/>
+                <w:szCs w:val="18"/>
+              </w:rPr>
+              <w:t>^offense75_3742}</w:t>
+            </w:r>
+            <w:sdt>
+              <w:sdtPr>
+                <w:rPr>
+                  <w:sz w:val="18"/>
+                  <w:szCs w:val="18"/>
+                </w:rPr>
+                <w:id w:val="-780492979"/>
+                <w14:checkbox>
+                  <w14:checked w14:val="0"/>
+                  <w14:checkedState w14:val="2612" w14:font="MS Gothic"/>
+                  <w14:uncheckedState w14:val="2610" w14:font="MS Gothic"/>
+                </w14:checkbox>
+              </w:sdtPr>
+              <w:sdtContent>
+                <w:r>
+                  <w:rPr>
+                    <w:rFonts w:ascii="MS Gothic" w:eastAsia="MS Gothic" w:hAnsi="MS Gothic" w:hint="eastAsia"/>
+                    <w:sz w:val="18"/>
+                    <w:szCs w:val="18"/>
+                  </w:rPr>
+                  <w:t>☐</w:t>
+                </w:r>
+              </w:sdtContent>
+            </w:sdt>
+            <w:r>
+              <w:rPr>
+                <w:sz w:val="18"/>
+                <w:szCs w:val="18"/>
+              </w:rPr>
+              <w:t>{/}</w:t>
+            </w:r>
+            <w:permEnd w:id="739919583"/>
+            <w:r>
+              <w:rPr>
+                <w:sz w:val="18"/>
+                <w:szCs w:val="18"/>
+              </w:rPr>
+              <w:t xml:space="preserve">  YES</w:t>
+            </w:r>
+          </w:p>
+        </w:tc>
+        <w:tc>
+          <w:tcPr>
+            <w:tcW w:w="270" w:type="dxa"/>
+            <w:tcBorders>
+              <w:top w:val="single" w:sz="4" w:space="0" w:color="404040" w:themeColor="text1" w:themeTint="BF"/>
+              <w:bottom w:val="single" w:sz="4" w:space="0" w:color="404040" w:themeColor="text1" w:themeTint="BF"/>
+            </w:tcBorders>
+            <w:shd w:val="clear" w:color="auto" w:fill="404040" w:themeFill="text1" w:themeFillTint="BF"/>
+            <w:vAlign w:val="center"/>
+          </w:tcPr>
+          <w:p>
+            <w:pPr>
+              <w:spacing w:after="0" w:line="240" w:lineRule="auto"/>
+              <w:rPr>
+                <w:sz w:val="18"/>
+                <w:szCs w:val="18"/>
+              </w:rPr>
+            </w:pPr>
+          </w:p>
+        </w:tc>
+        <w:tc>
+          <w:tcPr>
+            <w:tcW w:w="3870" w:type="dxa"/>
+            <w:gridSpan w:val="2"/>
+          </w:tcPr>
+          <w:p>
+            <w:pPr>
+              <w:spacing w:after="0" w:line="240" w:lineRule="auto"/>
+              <w:rPr>
+                <w:sz w:val="18"/>
+                <w:szCs w:val="18"/>
+              </w:rPr>
+            </w:pPr>
+            <w:r>
+              <w:rPr>
+                <w:sz w:val="18"/>
+                <w:szCs w:val="18"/>
+              </w:rPr>
+              <w:t>Named in a PFA Order (or history of PFAs)</w:t>
+            </w:r>
+          </w:p>
+        </w:tc>
+        <w:tc>
+          <w:tcPr>
+            <w:tcW w:w="1345" w:type="dxa"/>
+            <w:gridSpan w:val="2"/>
+            <w:vAlign w:val="center"/>
+          </w:tcPr>
+          <w:p>
+            <w:pPr>
+              <w:spacing w:after="0" w:line="240" w:lineRule="auto"/>
+              <w:jc w:val="center"/>
+              <w:rPr>
+                <w:sz w:val="18"/>
+                <w:szCs w:val="18"/>
+              </w:rPr>
+            </w:pPr>
+            <w:permStart w:id="153699349" w:edGrp="everyone"/>
+            <w:r>
+              <w:rPr>
+                <w:sz w:val="18"/>
+                <w:szCs w:val="18"/>
+              </w:rPr>
+              <w:t>{#offensePFAOrder}</w:t>
+            </w:r>
+            <w:sdt>
+              <w:sdtPr>
+                <w:rPr>
+                  <w:sz w:val="18"/>
+                  <w:szCs w:val="18"/>
+                </w:rPr>
+                <w:id w:val="1382679522"/>
+                <w14:checkbox>
+                  <w14:checked w14:val="1"/>
+                  <w14:checkedState w14:val="2612" w14:font="MS Gothic"/>
+                  <w14:uncheckedState w14:val="2610" w14:font="MS Gothic"/>
+                </w14:checkbox>
+              </w:sdtPr>
+              <w:sdtContent>
+                <w:r>
+                  <w:rPr>
+                    <w:rFonts w:ascii="MS Gothic" w:eastAsia="MS Gothic" w:hAnsi="MS Gothic" w:hint="eastAsia"/>
+                    <w:sz w:val="18"/>
+                    <w:szCs w:val="18"/>
+                  </w:rPr>
+                  <w:t>☒</w:t>
+                </w:r>
+              </w:sdtContent>
+            </w:sdt>
+            <w:r>
+              <w:rPr>
+                <w:sz w:val="18"/>
+                <w:szCs w:val="18"/>
+              </w:rPr>
+              <w:t>{</w:t>
+            </w:r>
+            <w:proofErr w:type="gramStart"/>
+            <w:r>
+              <w:rPr>
+                <w:sz w:val="18"/>
+                <w:szCs w:val="18"/>
+              </w:rPr>
+              <w:t>/}{</w:t>
+            </w:r>
+            <w:proofErr w:type="gramEnd"/>
+            <w:r>
+              <w:rPr>
+                <w:sz w:val="18"/>
+                <w:szCs w:val="18"/>
+              </w:rPr>
+              <w:t>^</w:t>
+            </w:r>
+            <w:proofErr w:type="spellStart"/>
+            <w:r>
+              <w:rPr>
+                <w:sz w:val="18"/>
+                <w:szCs w:val="18"/>
+              </w:rPr>
+              <w:t>offensePFAOrder</w:t>
+            </w:r>
+            <w:proofErr w:type="spellEnd"/>
+            <w:r>
+              <w:rPr>
+                <w:sz w:val="18"/>
+                <w:szCs w:val="18"/>
+              </w:rPr>
+              <w:t>}</w:t>
+            </w:r>
+            <w:sdt>
+              <w:sdtPr>
+                <w:rPr>
+                  <w:sz w:val="18"/>
+                  <w:szCs w:val="18"/>
+                </w:rPr>
+                <w:id w:val="819693738"/>
+                <w14:checkbox>
+                  <w14:checked w14:val="0"/>
+                  <w14:checkedState w14:val="2612" w14:font="MS Gothic"/>
+                  <w14:uncheckedState w14:val="2610" w14:font="MS Gothic"/>
+                </w14:checkbox>
+              </w:sdtPr>
+              <w:sdtContent>
+                <w:r>
+                  <w:rPr>
+                    <w:rFonts w:ascii="MS Gothic" w:eastAsia="MS Gothic" w:hAnsi="MS Gothic" w:hint="eastAsia"/>
+                    <w:sz w:val="18"/>
+                    <w:szCs w:val="18"/>
+                  </w:rPr>
+                  <w:t>☐</w:t>
+                </w:r>
+              </w:sdtContent>
+            </w:sdt>
+            <w:r>
+              <w:rPr>
+                <w:sz w:val="18"/>
+                <w:szCs w:val="18"/>
+              </w:rPr>
+              <w:t>{/}</w:t>
+            </w:r>
+            <w:permEnd w:id="153699349"/>
+            <w:r>
+              <w:rPr>
+                <w:sz w:val="18"/>
+                <w:szCs w:val="18"/>
+              </w:rPr>
+              <w:t xml:space="preserve">  YES</w:t>
+            </w:r>
+          </w:p>
+        </w:tc>
+      </w:tr>
+      <w:tr>
+        <w:trPr>
+          <w:trHeight w:val="55"/>
+        </w:trPr>
+        <w:tc>
+          <w:tcPr>
+            <w:tcW w:w="4135" w:type="dxa"/>
+            <w:gridSpan w:val="3"/>
+            <w:vMerge/>
+          </w:tcPr>
+          <w:p>
+            <w:pPr>
+              <w:spacing w:after="0" w:line="240" w:lineRule="auto"/>
+              <w:rPr>
+                <w:sz w:val="18"/>
+                <w:szCs w:val="18"/>
+              </w:rPr>
+            </w:pPr>
+          </w:p>
+        </w:tc>
+        <w:tc>
+          <w:tcPr>
+            <w:tcW w:w="1170" w:type="dxa"/>
+            <w:vMerge/>
+            <w:vAlign w:val="center"/>
+          </w:tcPr>
+          <w:p>
+            <w:pPr>
+              <w:spacing w:after="0" w:line="240" w:lineRule="auto"/>
+              <w:jc w:val="center"/>
+              <w:rPr>
+                <w:sz w:val="18"/>
+                <w:szCs w:val="18"/>
+              </w:rPr>
+            </w:pPr>
+          </w:p>
+        </w:tc>
+        <w:tc>
+          <w:tcPr>
+            <w:tcW w:w="270" w:type="dxa"/>
+            <w:tcBorders>
+              <w:top w:val="single" w:sz="4" w:space="0" w:color="404040" w:themeColor="text1" w:themeTint="BF"/>
+              <w:bottom w:val="single" w:sz="4" w:space="0" w:color="404040" w:themeColor="text1" w:themeTint="BF"/>
+            </w:tcBorders>
+            <w:shd w:val="clear" w:color="auto" w:fill="404040" w:themeFill="text1" w:themeFillTint="BF"/>
+            <w:vAlign w:val="center"/>
+          </w:tcPr>
+          <w:p>
+            <w:pPr>
+              <w:spacing w:after="0" w:line="240" w:lineRule="auto"/>
+              <w:rPr>
+                <w:sz w:val="18"/>
+                <w:szCs w:val="18"/>
+              </w:rPr>
+            </w:pPr>
+          </w:p>
+        </w:tc>
+        <w:tc>
+          <w:tcPr>
+            <w:tcW w:w="3870" w:type="dxa"/>
+            <w:gridSpan w:val="2"/>
+          </w:tcPr>
+          <w:p>
+            <w:pPr>
+              <w:spacing w:after="0" w:line="240" w:lineRule="auto"/>
+              <w:rPr>
+                <w:sz w:val="18"/>
+                <w:szCs w:val="18"/>
+              </w:rPr>
+            </w:pPr>
+            <w:r>
+              <w:rPr>
+                <w:sz w:val="18"/>
+                <w:szCs w:val="18"/>
+              </w:rPr>
+              <w:t xml:space="preserve">18 </w:t>
+            </w:r>
+            <w:proofErr w:type="spellStart"/>
+            <w:r>
+              <w:rPr>
+                <w:sz w:val="18"/>
+                <w:szCs w:val="18"/>
+              </w:rPr>
+              <w:t>Pa.C.S</w:t>
+            </w:r>
+            <w:proofErr w:type="spellEnd"/>
+            <w:r>
+              <w:rPr>
+                <w:sz w:val="18"/>
+                <w:szCs w:val="18"/>
+              </w:rPr>
+              <w:t>. 2803 Aggravated Hazing</w:t>
+            </w:r>
+          </w:p>
+        </w:tc>
+        <w:tc>
+          <w:tcPr>
+            <w:tcW w:w="1345" w:type="dxa"/>
+            <w:gridSpan w:val="2"/>
+            <w:vAlign w:val="center"/>
+          </w:tcPr>
+          <w:p>
+            <w:pPr>
+              <w:spacing w:after="0" w:line="240" w:lineRule="auto"/>
+              <w:jc w:val="center"/>
+              <w:rPr>
+                <w:sz w:val="18"/>
+                <w:szCs w:val="18"/>
+              </w:rPr>
+            </w:pPr>
+            <w:permStart w:id="211766307" w:edGrp="everyone"/>
+            <w:r>
+              <w:rPr>
+                <w:sz w:val="18"/>
+                <w:szCs w:val="18"/>
+              </w:rPr>
+              <w:t>{#offense18_2803}</w:t>
+            </w:r>
+            <w:sdt>
+              <w:sdtPr>
+                <w:rPr>
+                  <w:sz w:val="18"/>
+                  <w:szCs w:val="18"/>
+                </w:rPr>
+                <w:id w:val="-1293361872"/>
+                <w14:checkbox>
+                  <w14:checked w14:val="1"/>
+                  <w14:checkedState w14:val="2612" w14:font="MS Gothic"/>
+                  <w14:uncheckedState w14:val="2610" w14:font="MS Gothic"/>
+                </w14:checkbox>
+              </w:sdtPr>
+              <w:sdtContent>
+                <w:r>
+                  <w:rPr>
+                    <w:rFonts w:ascii="MS Gothic" w:eastAsia="MS Gothic" w:hAnsi="MS Gothic" w:hint="eastAsia"/>
+                    <w:sz w:val="18"/>
+                    <w:szCs w:val="18"/>
+                  </w:rPr>
+                  <w:t>☒</w:t>
+                </w:r>
+              </w:sdtContent>
+            </w:sdt>
+            <w:r>
+              <w:rPr>
+                <w:sz w:val="18"/>
+                <w:szCs w:val="18"/>
+              </w:rPr>
+              <w:t>{</w:t>
+            </w:r>
+            <w:proofErr w:type="gramStart"/>
+            <w:r>
+              <w:rPr>
+                <w:sz w:val="18"/>
+                <w:szCs w:val="18"/>
+              </w:rPr>
+              <w:t>/}{</w:t>
+            </w:r>
+            <w:proofErr w:type="gramEnd"/>
+            <w:r>
+              <w:rPr>
+                <w:sz w:val="18"/>
+                <w:szCs w:val="18"/>
+              </w:rPr>
+              <w:t>^offense18_2803}</w:t>
+            </w:r>
+            <w:sdt>
+              <w:sdtPr>
+                <w:rPr>
+                  <w:sz w:val="18"/>
+                  <w:szCs w:val="18"/>
+                </w:rPr>
+                <w:id w:val="-432900225"/>
+                <w14:checkbox>
+                  <w14:checked w14:val="0"/>
+                  <w14:checkedState w14:val="2612" w14:font="MS Gothic"/>
+                  <w14:uncheckedState w14:val="2610" w14:font="MS Gothic"/>
+                </w14:checkbox>
+              </w:sdtPr>
+              <w:sdtContent>
+                <w:r>
+                  <w:rPr>
+                    <w:rFonts w:ascii="MS Gothic" w:eastAsia="MS Gothic" w:hAnsi="MS Gothic" w:hint="eastAsia"/>
+                    <w:sz w:val="18"/>
+                    <w:szCs w:val="18"/>
+                  </w:rPr>
+                  <w:t>☐</w:t>
+                </w:r>
+              </w:sdtContent>
+            </w:sdt>
+            <w:r>
+              <w:rPr>
+                <w:sz w:val="18"/>
+                <w:szCs w:val="18"/>
+              </w:rPr>
+              <w:t>{/}</w:t>
+            </w:r>
+            <w:permEnd w:id="211766307"/>
+            <w:r>
+              <w:rPr>
+                <w:sz w:val="18"/>
+                <w:szCs w:val="18"/>
+              </w:rPr>
+              <w:t xml:space="preserve">  YES</w:t>
+            </w:r>
+          </w:p>
+        </w:tc>
+      </w:tr>
+      <w:tr>
+        <w:tc>
+          <w:tcPr>
+            <w:tcW w:w="4135" w:type="dxa"/>
+            <w:gridSpan w:val="3"/>
+            <w:vMerge w:val="restart"/>
+          </w:tcPr>
+          <w:p>
+            <w:pPr>
+              <w:spacing w:after="0" w:line="240" w:lineRule="auto"/>
+              <w:rPr>
+                <w:sz w:val="18"/>
+                <w:szCs w:val="18"/>
+              </w:rPr>
+            </w:pPr>
+            <w:r>
+              <w:rPr>
+                <w:sz w:val="18"/>
+                <w:szCs w:val="18"/>
+              </w:rPr>
+              <w:t xml:space="preserve">An attempt or conspiracy </w:t>
+            </w:r>
+            <w:r>
+              <w:rPr>
+                <w:sz w:val="18"/>
+                <w:szCs w:val="18"/>
+              </w:rPr>
+              <w:t xml:space="preserve">or solicitation </w:t>
+            </w:r>
+            <w:r>
+              <w:rPr>
+                <w:sz w:val="18"/>
+                <w:szCs w:val="18"/>
+              </w:rPr>
+              <w:t>to commit a personal injury crime*</w:t>
+            </w:r>
+          </w:p>
+        </w:tc>
+        <w:tc>
+          <w:tcPr>
+            <w:tcW w:w="1170" w:type="dxa"/>
+            <w:vMerge w:val="restart"/>
+            <w:vAlign w:val="center"/>
+          </w:tcPr>
+          <w:p>
+            <w:pPr>
+              <w:spacing w:after="0" w:line="240" w:lineRule="auto"/>
+              <w:jc w:val="center"/>
+              <w:rPr>
+                <w:sz w:val="18"/>
+                <w:szCs w:val="18"/>
+              </w:rPr>
+            </w:pPr>
+            <w:permStart w:id="1724724389" w:edGrp="everyone"/>
+            <w:r>
+              <w:rPr>
+                <w:sz w:val="18"/>
+                <w:szCs w:val="18"/>
+              </w:rPr>
+              <w:t>{#offensePersonalInjury}</w:t>
+            </w:r>
+            <w:sdt>
+              <w:sdtPr>
+                <w:rPr>
+                  <w:sz w:val="18"/>
+                  <w:szCs w:val="18"/>
+                </w:rPr>
+                <w:id w:val="1063371202"/>
+                <w14:checkbox>
+                  <w14:checked w14:val="1"/>
+                  <w14:checkedState w14:val="2612" w14:font="MS Gothic"/>
+                  <w14:uncheckedState w14:val="2610" w14:font="MS Gothic"/>
+                </w14:checkbox>
+              </w:sdtPr>
+              <w:sdtContent>
+                <w:r>
+                  <w:rPr>
+                    <w:rFonts w:ascii="MS Gothic" w:eastAsia="MS Gothic" w:hAnsi="MS Gothic" w:hint="eastAsia"/>
+                    <w:sz w:val="18"/>
+                    <w:szCs w:val="18"/>
+                  </w:rPr>
+                  <w:t>☒</w:t>
+                </w:r>
+              </w:sdtContent>
+            </w:sdt>
+            <w:r>
+              <w:rPr>
+                <w:sz w:val="18"/>
+                <w:szCs w:val="18"/>
+              </w:rPr>
+              <w:t>{</w:t>
+            </w:r>
+            <w:proofErr w:type="gramStart"/>
+            <w:r>
+              <w:rPr>
+                <w:sz w:val="18"/>
+                <w:szCs w:val="18"/>
+              </w:rPr>
+              <w:t>/}{</w:t>
+            </w:r>
+            <w:proofErr w:type="gramEnd"/>
+            <w:r>
+              <w:rPr>
+                <w:sz w:val="18"/>
+                <w:szCs w:val="18"/>
+              </w:rPr>
+              <w:t>^</w:t>
+            </w:r>
+            <w:proofErr w:type="spellStart"/>
+            <w:r>
+              <w:rPr>
+                <w:sz w:val="18"/>
+                <w:szCs w:val="18"/>
+              </w:rPr>
+              <w:t>offensePersonalInjury</w:t>
+            </w:r>
+            <w:proofErr w:type="spellEnd"/>
+            <w:r>
+              <w:rPr>
+                <w:sz w:val="18"/>
+                <w:szCs w:val="18"/>
+              </w:rPr>
+              <w:t>}</w:t>
+            </w:r>
+            <w:sdt>
+              <w:sdtPr>
+                <w:rPr>
+                  <w:sz w:val="18"/>
+                  <w:szCs w:val="18"/>
+                </w:rPr>
+                <w:id w:val="-1765981311"/>
+                <w14:checkbox>
+                  <w14:checked w14:val="0"/>
+                  <w14:checkedState w14:val="2612" w14:font="MS Gothic"/>
+                  <w14:uncheckedState w14:val="2610" w14:font="MS Gothic"/>
+                </w14:checkbox>
+              </w:sdtPr>
+              <w:sdtContent>
+                <w:r>
+                  <w:rPr>
+                    <w:rFonts w:ascii="MS Gothic" w:eastAsia="MS Gothic" w:hAnsi="MS Gothic" w:hint="eastAsia"/>
+                    <w:sz w:val="18"/>
+                    <w:szCs w:val="18"/>
+                  </w:rPr>
+                  <w:t>☐</w:t>
+                </w:r>
+              </w:sdtContent>
+            </w:sdt>
+            <w:r>
+              <w:rPr>
+                <w:sz w:val="18"/>
+                <w:szCs w:val="18"/>
+              </w:rPr>
+              <w:t>{/}</w:t>
+            </w:r>
+            <w:permEnd w:id="1724724389"/>
+            <w:r>
+              <w:rPr>
+                <w:sz w:val="18"/>
+                <w:szCs w:val="18"/>
+              </w:rPr>
+              <w:t xml:space="preserve">  YES</w:t>
+            </w:r>
+          </w:p>
+        </w:tc>
+        <w:tc>
+          <w:tcPr>
+            <w:tcW w:w="270" w:type="dxa"/>
+            <w:tcBorders>
+              <w:top w:val="single" w:sz="4" w:space="0" w:color="404040" w:themeColor="text1" w:themeTint="BF"/>
+              <w:bottom w:val="single" w:sz="4" w:space="0" w:color="404040" w:themeColor="text1" w:themeTint="BF"/>
+            </w:tcBorders>
+            <w:shd w:val="clear" w:color="auto" w:fill="404040" w:themeFill="text1" w:themeFillTint="BF"/>
+            <w:vAlign w:val="center"/>
+          </w:tcPr>
+          <w:p>
+            <w:pPr>
+              <w:spacing w:after="0" w:line="240" w:lineRule="auto"/>
+              <w:rPr>
+                <w:sz w:val="18"/>
+                <w:szCs w:val="18"/>
+              </w:rPr>
+            </w:pPr>
+          </w:p>
+        </w:tc>
+        <w:tc>
+          <w:tcPr>
+            <w:tcW w:w="3870" w:type="dxa"/>
+            <w:gridSpan w:val="2"/>
+          </w:tcPr>
+          <w:p>
+            <w:pPr>
+              <w:spacing w:after="0" w:line="240" w:lineRule="auto"/>
+              <w:rPr>
+                <w:sz w:val="18"/>
+                <w:szCs w:val="18"/>
+              </w:rPr>
+            </w:pPr>
+            <w:r>
+              <w:rPr>
+                <w:sz w:val="18"/>
+                <w:szCs w:val="18"/>
+              </w:rPr>
+              <w:t>30 Pa. C.S. 5502.1 Relating to Homicide by watercraft under influence of alcohol or controlled substance</w:t>
+            </w:r>
+          </w:p>
+        </w:tc>
+        <w:tc>
+          <w:tcPr>
+            <w:tcW w:w="1345" w:type="dxa"/>
+            <w:gridSpan w:val="2"/>
+            <w:vAlign w:val="center"/>
+          </w:tcPr>
+          <w:p>
+            <w:pPr>
+              <w:spacing w:after="0" w:line="240" w:lineRule="auto"/>
+              <w:jc w:val="center"/>
+              <w:rPr>
+                <w:sz w:val="18"/>
+                <w:szCs w:val="18"/>
+              </w:rPr>
+            </w:pPr>
+            <w:permStart w:id="76305409" w:edGrp="everyone"/>
             <w:r>
               <w:rPr>
                 <w:sz w:val="18"/>
@@ -3263,21 +6600,7 @@
                 <w:sz w:val="18"/>
                 <w:szCs w:val="18"/>
               </w:rPr>
-              <w:t>^</w:t>
-            </w:r>
-            <w:r>
-              <w:rPr>
-                <w:sz w:val="18"/>
-                <w:szCs w:val="18"/>
-              </w:rPr>
-              <w:t>offense</w:t>
-            </w:r>
-            <w:r>
-              <w:rPr>
-                <w:sz w:val="18"/>
-                <w:szCs w:val="18"/>
-              </w:rPr>
-              <w:t>30_5502_1}</w:t>
+              <w:t>^offense30_5502_1}</w:t>
             </w:r>
             <w:sdt>
               <w:sdtPr>
@@ -3310,7 +6633,7 @@
               </w:rPr>
               <w:t>{/}</w:t>
             </w:r>
-            <w:permEnd w:id="663426887"/>
+            <w:permEnd w:id="76305409"/>
             <w:r>
               <w:rPr>
                 <w:sz w:val="18"/>
@@ -3318,6 +6641,44 @@
               </w:rPr>
               <w:t xml:space="preserve">  YES</w:t>
             </w:r>
+          </w:p>
+        </w:tc>
+      </w:tr>
+      <w:tr>
+        <w:trPr>
+          <w:trHeight w:hRule="exact" w:val="432"/>
+        </w:trPr>
+        <w:tc>
+          <w:tcPr>
+            <w:tcW w:w="4135" w:type="dxa"/>
+            <w:gridSpan w:val="3"/>
+            <w:vMerge/>
+          </w:tcPr>
+          <w:p>
+            <w:pPr>
+              <w:spacing w:after="0" w:line="240" w:lineRule="auto"/>
+              <w:rPr>
+                <w:sz w:val="18"/>
+                <w:szCs w:val="18"/>
+              </w:rPr>
+            </w:pPr>
+          </w:p>
+        </w:tc>
+        <w:tc>
+          <w:tcPr>
+            <w:tcW w:w="1170" w:type="dxa"/>
+            <w:vMerge/>
+            <w:vAlign w:val="center"/>
+          </w:tcPr>
+          <w:p>
+            <w:pPr>
+              <w:spacing w:after="0" w:line="240" w:lineRule="auto"/>
+              <w:jc w:val="center"/>
+              <w:rPr>
+                <w:sz w:val="18"/>
+                <w:szCs w:val="18"/>
+              </w:rPr>
+            </w:pPr>
           </w:p>
         </w:tc>
         <w:tc>
@@ -3342,38 +6703,62 @@
         </w:tc>
         <w:tc>
           <w:tcPr>
-            <w:tcW w:w="3780" w:type="dxa"/>
-            <w:gridSpan w:val="3"/>
-          </w:tcPr>
-          <w:p>
-            <w:pPr>
-              <w:spacing w:after="0" w:line="240" w:lineRule="auto"/>
-              <w:rPr>
-                <w:sz w:val="18"/>
-                <w:szCs w:val="18"/>
-              </w:rPr>
-            </w:pPr>
-            <w:r>
-              <w:rPr>
-                <w:sz w:val="18"/>
-                <w:szCs w:val="18"/>
-              </w:rPr>
-              <w:t>18 Pa. C.S. 6318 Unlawful Contact with Minor</w:t>
-            </w:r>
-            <w:r>
-              <w:rPr>
-                <w:sz w:val="18"/>
-                <w:szCs w:val="18"/>
-              </w:rPr>
-              <w:t>*</w:t>
-            </w:r>
-          </w:p>
-        </w:tc>
-        <w:tc>
-          <w:tcPr>
-            <w:tcW w:w="1435" w:type="dxa"/>
+            <w:tcW w:w="3870" w:type="dxa"/>
             <w:gridSpan w:val="2"/>
-            <w:vAlign w:val="center"/>
+          </w:tcPr>
+          <w:p>
+            <w:pPr>
+              <w:spacing w:after="0" w:line="240" w:lineRule="auto"/>
+              <w:rPr>
+                <w:sz w:val="18"/>
+                <w:szCs w:val="18"/>
+              </w:rPr>
+            </w:pPr>
+            <w:r>
+              <w:rPr>
+                <w:sz w:val="18"/>
+                <w:szCs w:val="18"/>
+              </w:rPr>
+              <w:t xml:space="preserve">30 </w:t>
+            </w:r>
+            <w:proofErr w:type="spellStart"/>
+            <w:r>
+              <w:rPr>
+                <w:sz w:val="18"/>
+                <w:szCs w:val="18"/>
+              </w:rPr>
+              <w:t>Pa.C.S</w:t>
+            </w:r>
+            <w:proofErr w:type="spellEnd"/>
+            <w:r>
+              <w:rPr>
+                <w:sz w:val="18"/>
+                <w:szCs w:val="18"/>
+              </w:rPr>
+              <w:t>. § 5502.2 Relating to homicide by</w:t>
+            </w:r>
+          </w:p>
+          <w:p>
+            <w:pPr>
+              <w:spacing w:after="0" w:line="240" w:lineRule="auto"/>
+              <w:rPr>
+                <w:sz w:val="18"/>
+                <w:szCs w:val="18"/>
+              </w:rPr>
+            </w:pPr>
+            <w:r>
+              <w:rPr>
+                <w:sz w:val="18"/>
+                <w:szCs w:val="18"/>
+              </w:rPr>
+              <w:t>watercraft</w:t>
+            </w:r>
+          </w:p>
+        </w:tc>
+        <w:tc>
+          <w:tcPr>
+            <w:tcW w:w="1345" w:type="dxa"/>
+            <w:gridSpan w:val="2"/>
           </w:tcPr>
           <w:p>
             <w:pPr>
@@ -3384,27 +6769,13 @@
                 <w:szCs w:val="18"/>
               </w:rPr>
             </w:pPr>
-            <w:permStart w:id="1996057433" w:edGrp="everyone"/>
-            <w:r>
-              <w:rPr>
-                <w:sz w:val="18"/>
-                <w:szCs w:val="18"/>
-              </w:rPr>
-              <w:t>{#offense18_</w:t>
-            </w:r>
-            <w:r>
-              <w:rPr>
-                <w:sz w:val="18"/>
-                <w:szCs w:val="18"/>
-              </w:rPr>
-              <w:t>6318</w:t>
-            </w:r>
-            <w:r>
-              <w:rPr>
-                <w:sz w:val="18"/>
-                <w:szCs w:val="18"/>
-              </w:rPr>
-              <w:t>}</w:t>
+            <w:permStart w:id="226309026" w:edGrp="everyone"/>
+            <w:r>
+              <w:rPr>
+                <w:sz w:val="18"/>
+                <w:szCs w:val="18"/>
+              </w:rPr>
+              <w:t>{#offense30_5502_2}</w:t>
             </w:r>
             <w:sdt>
               <w:sdtPr>
@@ -3412,7 +6783,7 @@
                   <w:sz w:val="18"/>
                   <w:szCs w:val="18"/>
                 </w:rPr>
-                <w:id w:val="25921436"/>
+                <w:id w:val="1775428520"/>
                 <w14:checkbox>
                   <w14:checked w14:val="1"/>
                   <w14:checkedState w14:val="2612" w14:font="MS Gothic"/>
@@ -3451,21 +6822,7 @@
                 <w:sz w:val="18"/>
                 <w:szCs w:val="18"/>
               </w:rPr>
-              <w:t>^offense18_</w:t>
-            </w:r>
-            <w:r>
-              <w:rPr>
-                <w:sz w:val="18"/>
-                <w:szCs w:val="18"/>
-              </w:rPr>
-              <w:t>6318</w:t>
-            </w:r>
-            <w:r>
-              <w:rPr>
-                <w:sz w:val="18"/>
-                <w:szCs w:val="18"/>
-              </w:rPr>
-              <w:t>}</w:t>
+              <w:t>^offense30_5502_2}</w:t>
             </w:r>
             <w:sdt>
               <w:sdtPr>
@@ -3473,7 +6830,7 @@
                   <w:sz w:val="18"/>
                   <w:szCs w:val="18"/>
                 </w:rPr>
-                <w:id w:val="-717054785"/>
+                <w:id w:val="257496072"/>
                 <w14:checkbox>
                   <w14:checked w14:val="0"/>
                   <w14:checkedState w14:val="2612" w14:font="MS Gothic"/>
@@ -3498,7 +6855,7 @@
               </w:rPr>
               <w:t>{/}</w:t>
             </w:r>
-            <w:permEnd w:id="1996057433"/>
+            <w:permEnd w:id="226309026"/>
             <w:r>
               <w:rPr>
                 <w:sz w:val="18"/>
@@ -3510,26 +6867,75 @@
         </w:tc>
       </w:tr>
       <w:tr>
-        <w:tc>
-          <w:tcPr>
-            <w:tcW w:w="3865" w:type="dxa"/>
+        <w:trPr>
+          <w:trHeight w:hRule="exact" w:val="658"/>
+        </w:trPr>
+        <w:tc>
+          <w:tcPr>
+            <w:tcW w:w="4135" w:type="dxa"/>
             <w:gridSpan w:val="3"/>
-            <w:vMerge/>
-          </w:tcPr>
-          <w:p>
-            <w:pPr>
-              <w:spacing w:after="0" w:line="240" w:lineRule="auto"/>
-              <w:rPr>
-                <w:sz w:val="18"/>
-                <w:szCs w:val="18"/>
-              </w:rPr>
-            </w:pPr>
-          </w:p>
-        </w:tc>
-        <w:tc>
-          <w:tcPr>
-            <w:tcW w:w="1440" w:type="dxa"/>
-            <w:vMerge/>
+          </w:tcPr>
+          <w:p>
+            <w:pPr>
+              <w:spacing w:after="0" w:line="240" w:lineRule="auto"/>
+              <w:rPr>
+                <w:sz w:val="18"/>
+                <w:szCs w:val="18"/>
+              </w:rPr>
+            </w:pPr>
+            <w:r>
+              <w:rPr>
+                <w:sz w:val="18"/>
+                <w:szCs w:val="18"/>
+              </w:rPr>
+              <w:t xml:space="preserve">75 </w:t>
+            </w:r>
+            <w:proofErr w:type="spellStart"/>
+            <w:r>
+              <w:rPr>
+                <w:sz w:val="18"/>
+                <w:szCs w:val="18"/>
+              </w:rPr>
+              <w:t>Pa.</w:t>
+            </w:r>
+            <w:proofErr w:type="gramStart"/>
+            <w:r>
+              <w:rPr>
+                <w:sz w:val="18"/>
+                <w:szCs w:val="18"/>
+              </w:rPr>
+              <w:t>C.S</w:t>
+            </w:r>
+            <w:proofErr w:type="spellEnd"/>
+            <w:proofErr w:type="gramEnd"/>
+            <w:r>
+              <w:rPr>
+                <w:sz w:val="18"/>
+                <w:szCs w:val="18"/>
+              </w:rPr>
+              <w:t xml:space="preserve"> Ch. 38 Relating to driving after imbibing</w:t>
+            </w:r>
+          </w:p>
+          <w:p>
+            <w:pPr>
+              <w:spacing w:after="0" w:line="240" w:lineRule="auto"/>
+              <w:rPr>
+                <w:sz w:val="18"/>
+                <w:szCs w:val="18"/>
+              </w:rPr>
+            </w:pPr>
+            <w:r>
+              <w:rPr>
+                <w:sz w:val="18"/>
+                <w:szCs w:val="18"/>
+              </w:rPr>
+              <w:t>alcohol or utilizing drugs in cases of bodily injury.</w:t>
+            </w:r>
+          </w:p>
+        </w:tc>
+        <w:tc>
+          <w:tcPr>
+            <w:tcW w:w="1170" w:type="dxa"/>
             <w:vAlign w:val="center"/>
           </w:tcPr>
           <w:p>
@@ -3541,86 +6947,13 @@
                 <w:szCs w:val="18"/>
               </w:rPr>
             </w:pPr>
-          </w:p>
-        </w:tc>
-        <w:tc>
-          <w:tcPr>
-            <w:tcW w:w="270" w:type="dxa"/>
-            <w:tcBorders>
-              <w:top w:val="single" w:sz="4" w:space="0" w:color="404040" w:themeColor="text1" w:themeTint="BF"/>
-              <w:bottom w:val="single" w:sz="4" w:space="0" w:color="404040" w:themeColor="text1" w:themeTint="BF"/>
-            </w:tcBorders>
-            <w:shd w:val="clear" w:color="auto" w:fill="404040" w:themeFill="text1" w:themeFillTint="BF"/>
-            <w:vAlign w:val="center"/>
-          </w:tcPr>
-          <w:p>
-            <w:pPr>
-              <w:spacing w:after="0" w:line="240" w:lineRule="auto"/>
-              <w:rPr>
-                <w:sz w:val="18"/>
-                <w:szCs w:val="18"/>
-              </w:rPr>
-            </w:pPr>
-          </w:p>
-        </w:tc>
-        <w:tc>
-          <w:tcPr>
-            <w:tcW w:w="3780" w:type="dxa"/>
-            <w:gridSpan w:val="3"/>
-          </w:tcPr>
-          <w:p>
-            <w:pPr>
-              <w:spacing w:after="0" w:line="240" w:lineRule="auto"/>
-              <w:rPr>
-                <w:sz w:val="18"/>
-                <w:szCs w:val="18"/>
-              </w:rPr>
-            </w:pPr>
-            <w:r>
-              <w:rPr>
-                <w:sz w:val="18"/>
-                <w:szCs w:val="18"/>
-              </w:rPr>
-              <w:t>18 Pa. C.S. 6320 Sexual Abuse of Children*</w:t>
-            </w:r>
-          </w:p>
-        </w:tc>
-        <w:tc>
-          <w:tcPr>
-            <w:tcW w:w="1435" w:type="dxa"/>
-            <w:gridSpan w:val="2"/>
-            <w:vAlign w:val="center"/>
-          </w:tcPr>
-          <w:p>
-            <w:pPr>
-              <w:spacing w:after="0" w:line="240" w:lineRule="auto"/>
-              <w:jc w:val="center"/>
-              <w:rPr>
-                <w:sz w:val="18"/>
-                <w:szCs w:val="18"/>
-              </w:rPr>
-            </w:pPr>
-            <w:permStart w:id="1188379840" w:edGrp="everyone"/>
-            <w:r>
-              <w:rPr>
-                <w:sz w:val="18"/>
-                <w:szCs w:val="18"/>
-              </w:rPr>
-              <w:t>{#offense18_</w:t>
-            </w:r>
-            <w:r>
-              <w:rPr>
-                <w:sz w:val="18"/>
-                <w:szCs w:val="18"/>
-              </w:rPr>
-              <w:t>6320</w:t>
-            </w:r>
-            <w:r>
-              <w:rPr>
-                <w:sz w:val="18"/>
-                <w:szCs w:val="18"/>
-              </w:rPr>
-              <w:t>}</w:t>
+            <w:permStart w:id="484659556" w:edGrp="everyone"/>
+            <w:r>
+              <w:rPr>
+                <w:sz w:val="18"/>
+                <w:szCs w:val="18"/>
+              </w:rPr>
+              <w:t>{#offense75_38}</w:t>
             </w:r>
             <w:sdt>
               <w:sdtPr>
@@ -3628,7 +6961,7 @@
                   <w:sz w:val="18"/>
                   <w:szCs w:val="18"/>
                 </w:rPr>
-                <w:id w:val="1128288314"/>
+                <w:id w:val="-1975047159"/>
                 <w14:checkbox>
                   <w14:checked w14:val="1"/>
                   <w14:checkedState w14:val="2612" w14:font="MS Gothic"/>
@@ -3667,21 +7000,7 @@
                 <w:sz w:val="18"/>
                 <w:szCs w:val="18"/>
               </w:rPr>
-              <w:t>^offense18_</w:t>
-            </w:r>
-            <w:r>
-              <w:rPr>
-                <w:sz w:val="18"/>
-                <w:szCs w:val="18"/>
-              </w:rPr>
-              <w:t>6320</w:t>
-            </w:r>
-            <w:r>
-              <w:rPr>
-                <w:sz w:val="18"/>
-                <w:szCs w:val="18"/>
-              </w:rPr>
-              <w:t>}</w:t>
+              <w:t>^offense75_38}</w:t>
             </w:r>
             <w:sdt>
               <w:sdtPr>
@@ -3689,7 +7008,7 @@
                   <w:sz w:val="18"/>
                   <w:szCs w:val="18"/>
                 </w:rPr>
-                <w:id w:val="605081503"/>
+                <w:id w:val="-1478141529"/>
                 <w14:checkbox>
                   <w14:checked w14:val="0"/>
                   <w14:checkedState w14:val="2612" w14:font="MS Gothic"/>
@@ -3714,7 +7033,7 @@
               </w:rPr>
               <w:t>{/}</w:t>
             </w:r>
-            <w:permEnd w:id="1188379840"/>
+            <w:permEnd w:id="484659556"/>
             <w:r>
               <w:rPr>
                 <w:sz w:val="18"/>
@@ -3722,41 +7041,6 @@
               </w:rPr>
               <w:t xml:space="preserve">  YES</w:t>
             </w:r>
-          </w:p>
-        </w:tc>
-      </w:tr>
-      <w:tr>
-        <w:tc>
-          <w:tcPr>
-            <w:tcW w:w="3865" w:type="dxa"/>
-            <w:gridSpan w:val="3"/>
-            <w:vMerge/>
-          </w:tcPr>
-          <w:p>
-            <w:pPr>
-              <w:spacing w:after="0" w:line="240" w:lineRule="auto"/>
-              <w:rPr>
-                <w:sz w:val="18"/>
-                <w:szCs w:val="18"/>
-              </w:rPr>
-            </w:pPr>
-          </w:p>
-        </w:tc>
-        <w:tc>
-          <w:tcPr>
-            <w:tcW w:w="1440" w:type="dxa"/>
-            <w:vMerge/>
-            <w:vAlign w:val="center"/>
-          </w:tcPr>
-          <w:p>
-            <w:pPr>
-              <w:spacing w:after="0" w:line="240" w:lineRule="auto"/>
-              <w:jc w:val="center"/>
-              <w:rPr>
-                <w:sz w:val="18"/>
-                <w:szCs w:val="18"/>
-              </w:rPr>
-            </w:pPr>
           </w:p>
         </w:tc>
         <w:tc>
@@ -3781,31 +7065,81 @@
         </w:tc>
         <w:tc>
           <w:tcPr>
-            <w:tcW w:w="3780" w:type="dxa"/>
-            <w:gridSpan w:val="3"/>
-          </w:tcPr>
-          <w:p>
-            <w:pPr>
-              <w:spacing w:after="0" w:line="240" w:lineRule="auto"/>
-              <w:rPr>
-                <w:sz w:val="18"/>
-                <w:szCs w:val="18"/>
-              </w:rPr>
-            </w:pPr>
-            <w:r>
-              <w:rPr>
-                <w:sz w:val="18"/>
-                <w:szCs w:val="18"/>
-              </w:rPr>
-              <w:t>42 Pa. C.S. 9712 Firearm Enhancement</w:t>
-            </w:r>
-          </w:p>
-        </w:tc>
-        <w:tc>
-          <w:tcPr>
-            <w:tcW w:w="1435" w:type="dxa"/>
+            <w:tcW w:w="3870" w:type="dxa"/>
             <w:gridSpan w:val="2"/>
-            <w:vAlign w:val="center"/>
+          </w:tcPr>
+          <w:p>
+            <w:pPr>
+              <w:spacing w:after="0" w:line="240" w:lineRule="auto"/>
+              <w:rPr>
+                <w:sz w:val="18"/>
+                <w:szCs w:val="18"/>
+              </w:rPr>
+            </w:pPr>
+            <w:r>
+              <w:rPr>
+                <w:sz w:val="18"/>
+                <w:szCs w:val="18"/>
+              </w:rPr>
+              <w:t>30 Pa. C.S. 5502.</w:t>
+            </w:r>
+            <w:r>
+              <w:rPr>
+                <w:sz w:val="18"/>
+                <w:szCs w:val="18"/>
+              </w:rPr>
+              <w:t>3</w:t>
+            </w:r>
+            <w:r>
+              <w:rPr>
+                <w:sz w:val="18"/>
+                <w:szCs w:val="18"/>
+              </w:rPr>
+              <w:t xml:space="preserve"> </w:t>
+            </w:r>
+            <w:r>
+              <w:rPr>
+                <w:sz w:val="18"/>
+                <w:szCs w:val="18"/>
+              </w:rPr>
+              <w:t>Relating to aggravated</w:t>
+            </w:r>
+          </w:p>
+          <w:p>
+            <w:pPr>
+              <w:spacing w:after="0" w:line="240" w:lineRule="auto"/>
+              <w:rPr>
+                <w:sz w:val="18"/>
+                <w:szCs w:val="18"/>
+              </w:rPr>
+            </w:pPr>
+            <w:r>
+              <w:rPr>
+                <w:sz w:val="18"/>
+                <w:szCs w:val="18"/>
+              </w:rPr>
+              <w:t>assault by watercraft while operating under the</w:t>
+            </w:r>
+            <w:r>
+              <w:rPr>
+                <w:sz w:val="18"/>
+                <w:szCs w:val="18"/>
+              </w:rPr>
+              <w:t xml:space="preserve"> </w:t>
+            </w:r>
+            <w:r>
+              <w:rPr>
+                <w:sz w:val="18"/>
+                <w:szCs w:val="18"/>
+              </w:rPr>
+              <w:t>influence.</w:t>
+            </w:r>
+          </w:p>
+        </w:tc>
+        <w:tc>
+          <w:tcPr>
+            <w:tcW w:w="1345" w:type="dxa"/>
+            <w:gridSpan w:val="2"/>
           </w:tcPr>
           <w:p>
             <w:pPr>
@@ -3816,41 +7150,13 @@
                 <w:szCs w:val="18"/>
               </w:rPr>
             </w:pPr>
-            <w:permStart w:id="1502247002" w:edGrp="everyone"/>
-            <w:r>
-              <w:rPr>
-                <w:sz w:val="18"/>
-                <w:szCs w:val="18"/>
-              </w:rPr>
-              <w:t>{#offense</w:t>
-            </w:r>
-            <w:r>
-              <w:rPr>
-                <w:sz w:val="18"/>
-                <w:szCs w:val="18"/>
-              </w:rPr>
-              <w:t>42_9</w:t>
-            </w:r>
-            <w:r>
-              <w:rPr>
-                <w:sz w:val="18"/>
-                <w:szCs w:val="18"/>
-              </w:rPr>
-              <w:t>7</w:t>
-            </w:r>
-            <w:r>
-              <w:rPr>
-                <w:sz w:val="18"/>
-                <w:szCs w:val="18"/>
-              </w:rPr>
-              <w:t>12</w:t>
-            </w:r>
-            <w:r>
-              <w:rPr>
-                <w:sz w:val="18"/>
-                <w:szCs w:val="18"/>
-              </w:rPr>
-              <w:t>}</w:t>
+            <w:permStart w:id="1286541844" w:edGrp="everyone"/>
+            <w:r>
+              <w:rPr>
+                <w:sz w:val="18"/>
+                <w:szCs w:val="18"/>
+              </w:rPr>
+              <w:t>{#offense30_5502_3}</w:t>
             </w:r>
             <w:sdt>
               <w:sdtPr>
@@ -3858,7 +7164,7 @@
                   <w:sz w:val="18"/>
                   <w:szCs w:val="18"/>
                 </w:rPr>
-                <w:id w:val="2108995181"/>
+                <w:id w:val="-265617080"/>
                 <w14:checkbox>
                   <w14:checked w14:val="1"/>
                   <w14:checkedState w14:val="2612" w14:font="MS Gothic"/>
@@ -3897,21 +7203,7 @@
                 <w:sz w:val="18"/>
                 <w:szCs w:val="18"/>
               </w:rPr>
-              <w:t>^offense</w:t>
-            </w:r>
-            <w:r>
-              <w:rPr>
-                <w:sz w:val="18"/>
-                <w:szCs w:val="18"/>
-              </w:rPr>
-              <w:t>42_9712</w:t>
-            </w:r>
-            <w:r>
-              <w:rPr>
-                <w:sz w:val="18"/>
-                <w:szCs w:val="18"/>
-              </w:rPr>
-              <w:t>}</w:t>
+              <w:t>^offense30_5502_3}</w:t>
             </w:r>
             <w:sdt>
               <w:sdtPr>
@@ -3919,7 +7211,7 @@
                   <w:sz w:val="18"/>
                   <w:szCs w:val="18"/>
                 </w:rPr>
-                <w:id w:val="-612128966"/>
+                <w:id w:val="1747374427"/>
                 <w14:checkbox>
                   <w14:checked w14:val="0"/>
                   <w14:checkedState w14:val="2612" w14:font="MS Gothic"/>
@@ -3944,7 +7236,7 @@
               </w:rPr>
               <w:t>{/}</w:t>
             </w:r>
-            <w:permEnd w:id="1502247002"/>
+            <w:permEnd w:id="1286541844"/>
             <w:r>
               <w:rPr>
                 <w:sz w:val="18"/>
@@ -3956,34 +7248,66 @@
         </w:tc>
       </w:tr>
       <w:tr>
-        <w:tc>
-          <w:tcPr>
-            <w:tcW w:w="3865" w:type="dxa"/>
+        <w:trPr>
+          <w:trHeight w:hRule="exact" w:val="432"/>
+        </w:trPr>
+        <w:tc>
+          <w:tcPr>
+            <w:tcW w:w="4135" w:type="dxa"/>
             <w:gridSpan w:val="3"/>
-            <w:vMerge w:val="restart"/>
-          </w:tcPr>
-          <w:p>
-            <w:pPr>
-              <w:spacing w:after="0" w:line="240" w:lineRule="auto"/>
-              <w:rPr>
-                <w:sz w:val="18"/>
-                <w:szCs w:val="18"/>
-              </w:rPr>
-            </w:pPr>
-            <w:r>
-              <w:rPr>
-                <w:sz w:val="18"/>
-                <w:szCs w:val="18"/>
-              </w:rPr>
-              <w:t>Former 75 Pa. C.s. 3731 relating to DUI/Controlled Substance in cases involving bodily injury</w:t>
-            </w:r>
-          </w:p>
-        </w:tc>
-        <w:tc>
-          <w:tcPr>
-            <w:tcW w:w="1440" w:type="dxa"/>
-            <w:vMerge w:val="restart"/>
-            <w:vAlign w:val="center"/>
+          </w:tcPr>
+          <w:p>
+            <w:pPr>
+              <w:spacing w:after="0" w:line="240" w:lineRule="auto"/>
+              <w:rPr>
+                <w:sz w:val="18"/>
+                <w:szCs w:val="18"/>
+              </w:rPr>
+            </w:pPr>
+            <w:r>
+              <w:rPr>
+                <w:sz w:val="18"/>
+                <w:szCs w:val="18"/>
+              </w:rPr>
+              <w:t xml:space="preserve">30 </w:t>
+            </w:r>
+            <w:proofErr w:type="spellStart"/>
+            <w:r>
+              <w:rPr>
+                <w:sz w:val="18"/>
+                <w:szCs w:val="18"/>
+              </w:rPr>
+              <w:t>Pa.C.S</w:t>
+            </w:r>
+            <w:proofErr w:type="spellEnd"/>
+            <w:r>
+              <w:rPr>
+                <w:sz w:val="18"/>
+                <w:szCs w:val="18"/>
+              </w:rPr>
+              <w:t>. § 5502.4 Relating to aggravated assault</w:t>
+            </w:r>
+          </w:p>
+          <w:p>
+            <w:pPr>
+              <w:spacing w:after="0" w:line="240" w:lineRule="auto"/>
+              <w:rPr>
+                <w:sz w:val="18"/>
+                <w:szCs w:val="18"/>
+              </w:rPr>
+            </w:pPr>
+            <w:r>
+              <w:rPr>
+                <w:sz w:val="18"/>
+                <w:szCs w:val="18"/>
+              </w:rPr>
+              <w:t>by watercraft.</w:t>
+            </w:r>
+          </w:p>
+        </w:tc>
+        <w:tc>
+          <w:tcPr>
+            <w:tcW w:w="1170" w:type="dxa"/>
           </w:tcPr>
           <w:p>
             <w:pPr>
@@ -3994,13 +7318,13 @@
                 <w:szCs w:val="18"/>
               </w:rPr>
             </w:pPr>
-            <w:permStart w:id="2067561723" w:edGrp="everyone"/>
-            <w:r>
-              <w:rPr>
-                <w:sz w:val="18"/>
-                <w:szCs w:val="18"/>
-              </w:rPr>
-              <w:t>{#offense75_3731}</w:t>
+            <w:permStart w:id="867787730" w:edGrp="everyone"/>
+            <w:r>
+              <w:rPr>
+                <w:sz w:val="18"/>
+                <w:szCs w:val="18"/>
+              </w:rPr>
+              <w:t>{#offense30_5502_4}</w:t>
             </w:r>
             <w:sdt>
               <w:sdtPr>
@@ -4008,7 +7332,7 @@
                   <w:sz w:val="18"/>
                   <w:szCs w:val="18"/>
                 </w:rPr>
-                <w:id w:val="-565028155"/>
+                <w:id w:val="632288196"/>
                 <w14:checkbox>
                   <w14:checked w14:val="1"/>
                   <w14:checkedState w14:val="2612" w14:font="MS Gothic"/>
@@ -4047,21 +7371,7 @@
                 <w:sz w:val="18"/>
                 <w:szCs w:val="18"/>
               </w:rPr>
-              <w:t>^</w:t>
-            </w:r>
-            <w:r>
-              <w:rPr>
-                <w:sz w:val="18"/>
-                <w:szCs w:val="18"/>
-              </w:rPr>
-              <w:t>offense</w:t>
-            </w:r>
-            <w:r>
-              <w:rPr>
-                <w:sz w:val="18"/>
-                <w:szCs w:val="18"/>
-              </w:rPr>
-              <w:t>75_3731}</w:t>
+              <w:t>^offense30_5502_4}</w:t>
             </w:r>
             <w:sdt>
               <w:sdtPr>
@@ -4069,7 +7379,7 @@
                   <w:sz w:val="18"/>
                   <w:szCs w:val="18"/>
                 </w:rPr>
-                <w:id w:val="-1680349340"/>
+                <w:id w:val="436340841"/>
                 <w14:checkbox>
                   <w14:checked w14:val="0"/>
                   <w14:checkedState w14:val="2612" w14:font="MS Gothic"/>
@@ -4094,7 +7404,7 @@
               </w:rPr>
               <w:t>{/}</w:t>
             </w:r>
-            <w:permEnd w:id="2067561723"/>
+            <w:permEnd w:id="867787730"/>
             <w:r>
               <w:rPr>
                 <w:sz w:val="18"/>
@@ -4126,29 +7436,22 @@
         </w:tc>
         <w:tc>
           <w:tcPr>
-            <w:tcW w:w="3780" w:type="dxa"/>
-            <w:gridSpan w:val="3"/>
-          </w:tcPr>
-          <w:p>
-            <w:pPr>
-              <w:spacing w:after="0" w:line="240" w:lineRule="auto"/>
-              <w:rPr>
-                <w:sz w:val="18"/>
-                <w:szCs w:val="18"/>
-              </w:rPr>
-            </w:pPr>
-            <w:r>
-              <w:rPr>
-                <w:sz w:val="18"/>
-                <w:szCs w:val="18"/>
-              </w:rPr>
-              <w:t>18 Pa. C.S. Firearms or Dangerous Articles</w:t>
-            </w:r>
-          </w:p>
-        </w:tc>
-        <w:tc>
-          <w:tcPr>
-            <w:tcW w:w="1435" w:type="dxa"/>
+            <w:tcW w:w="3870" w:type="dxa"/>
+            <w:gridSpan w:val="2"/>
+          </w:tcPr>
+          <w:p>
+            <w:pPr>
+              <w:spacing w:after="0" w:line="240" w:lineRule="auto"/>
+              <w:rPr>
+                <w:sz w:val="18"/>
+                <w:szCs w:val="18"/>
+              </w:rPr>
+            </w:pPr>
+          </w:p>
+        </w:tc>
+        <w:tc>
+          <w:tcPr>
+            <w:tcW w:w="1345" w:type="dxa"/>
             <w:gridSpan w:val="2"/>
             <w:vAlign w:val="center"/>
           </w:tcPr>
@@ -4161,2359 +7464,14 @@
                 <w:szCs w:val="18"/>
               </w:rPr>
             </w:pPr>
-            <w:permStart w:id="1355249803" w:edGrp="everyone"/>
-            <w:r>
-              <w:rPr>
-                <w:sz w:val="18"/>
-                <w:szCs w:val="18"/>
-              </w:rPr>
-              <w:t>{#offense</w:t>
-            </w:r>
-            <w:r>
-              <w:rPr>
-                <w:sz w:val="18"/>
-                <w:szCs w:val="18"/>
-              </w:rPr>
-              <w:t>Firearms</w:t>
-            </w:r>
-            <w:r>
-              <w:rPr>
-                <w:sz w:val="18"/>
-                <w:szCs w:val="18"/>
-              </w:rPr>
-              <w:t>}</w:t>
-            </w:r>
-            <w:sdt>
-              <w:sdtPr>
-                <w:rPr>
-                  <w:sz w:val="18"/>
-                  <w:szCs w:val="18"/>
-                </w:rPr>
-                <w:id w:val="429399630"/>
-                <w14:checkbox>
-                  <w14:checked w14:val="1"/>
-                  <w14:checkedState w14:val="2612" w14:font="MS Gothic"/>
-                  <w14:uncheckedState w14:val="2610" w14:font="MS Gothic"/>
-                </w14:checkbox>
-              </w:sdtPr>
-              <w:sdtContent>
-                <w:r>
-                  <w:rPr>
-                    <w:rFonts w:ascii="MS Gothic" w:eastAsia="MS Gothic" w:hAnsi="MS Gothic" w:hint="eastAsia"/>
-                    <w:sz w:val="18"/>
-                    <w:szCs w:val="18"/>
-                  </w:rPr>
-                  <w:t>☒</w:t>
-                </w:r>
-              </w:sdtContent>
-            </w:sdt>
-            <w:r>
-              <w:rPr>
-                <w:sz w:val="18"/>
-                <w:szCs w:val="18"/>
-              </w:rPr>
-              <w:t>{</w:t>
-            </w:r>
-            <w:proofErr w:type="gramStart"/>
-            <w:r>
-              <w:rPr>
-                <w:sz w:val="18"/>
-                <w:szCs w:val="18"/>
-              </w:rPr>
-              <w:t>/}{</w:t>
-            </w:r>
-            <w:proofErr w:type="gramEnd"/>
-            <w:r>
-              <w:rPr>
-                <w:sz w:val="18"/>
-                <w:szCs w:val="18"/>
-              </w:rPr>
-              <w:t>^</w:t>
-            </w:r>
-            <w:proofErr w:type="spellStart"/>
-            <w:r>
-              <w:rPr>
-                <w:sz w:val="18"/>
-                <w:szCs w:val="18"/>
-              </w:rPr>
-              <w:t>offense</w:t>
-            </w:r>
-            <w:r>
-              <w:rPr>
-                <w:sz w:val="18"/>
-                <w:szCs w:val="18"/>
-              </w:rPr>
-              <w:t>Firearms</w:t>
-            </w:r>
-            <w:proofErr w:type="spellEnd"/>
-            <w:r>
-              <w:rPr>
-                <w:sz w:val="18"/>
-                <w:szCs w:val="18"/>
-              </w:rPr>
-              <w:t>}</w:t>
-            </w:r>
-            <w:sdt>
-              <w:sdtPr>
-                <w:rPr>
-                  <w:sz w:val="18"/>
-                  <w:szCs w:val="18"/>
-                </w:rPr>
-                <w:id w:val="-251892756"/>
-                <w14:checkbox>
-                  <w14:checked w14:val="0"/>
-                  <w14:checkedState w14:val="2612" w14:font="MS Gothic"/>
-                  <w14:uncheckedState w14:val="2610" w14:font="MS Gothic"/>
-                </w14:checkbox>
-              </w:sdtPr>
-              <w:sdtContent>
-                <w:r>
-                  <w:rPr>
-                    <w:rFonts w:ascii="MS Gothic" w:eastAsia="MS Gothic" w:hAnsi="MS Gothic" w:hint="eastAsia"/>
-                    <w:sz w:val="18"/>
-                    <w:szCs w:val="18"/>
-                  </w:rPr>
-                  <w:t>☐</w:t>
-                </w:r>
-              </w:sdtContent>
-            </w:sdt>
-            <w:r>
-              <w:rPr>
-                <w:sz w:val="18"/>
-                <w:szCs w:val="18"/>
-              </w:rPr>
-              <w:t>{/}</w:t>
-            </w:r>
-            <w:permEnd w:id="1355249803"/>
-            <w:r>
-              <w:rPr>
-                <w:sz w:val="18"/>
-                <w:szCs w:val="18"/>
-              </w:rPr>
-              <w:t xml:space="preserve">  YES</w:t>
-            </w:r>
           </w:p>
         </w:tc>
       </w:tr>
       <w:tr>
         <w:tc>
           <w:tcPr>
-            <w:tcW w:w="3865" w:type="dxa"/>
-            <w:gridSpan w:val="3"/>
-            <w:vMerge/>
-          </w:tcPr>
-          <w:p>
-            <w:pPr>
-              <w:spacing w:after="0" w:line="240" w:lineRule="auto"/>
-              <w:rPr>
-                <w:sz w:val="18"/>
-                <w:szCs w:val="18"/>
-              </w:rPr>
-            </w:pPr>
-          </w:p>
-        </w:tc>
-        <w:tc>
-          <w:tcPr>
-            <w:tcW w:w="1440" w:type="dxa"/>
-            <w:vMerge/>
-            <w:vAlign w:val="center"/>
-          </w:tcPr>
-          <w:p>
-            <w:pPr>
-              <w:spacing w:after="0" w:line="240" w:lineRule="auto"/>
-              <w:jc w:val="center"/>
-              <w:rPr>
-                <w:sz w:val="18"/>
-                <w:szCs w:val="18"/>
-              </w:rPr>
-            </w:pPr>
-          </w:p>
-        </w:tc>
-        <w:tc>
-          <w:tcPr>
-            <w:tcW w:w="270" w:type="dxa"/>
-            <w:tcBorders>
-              <w:top w:val="single" w:sz="4" w:space="0" w:color="404040" w:themeColor="text1" w:themeTint="BF"/>
-              <w:bottom w:val="single" w:sz="4" w:space="0" w:color="404040" w:themeColor="text1" w:themeTint="BF"/>
-            </w:tcBorders>
-            <w:shd w:val="clear" w:color="auto" w:fill="404040" w:themeFill="text1" w:themeFillTint="BF"/>
-            <w:vAlign w:val="center"/>
-          </w:tcPr>
-          <w:p>
-            <w:pPr>
-              <w:spacing w:after="0" w:line="240" w:lineRule="auto"/>
-              <w:rPr>
-                <w:sz w:val="18"/>
-                <w:szCs w:val="18"/>
-              </w:rPr>
-            </w:pPr>
-          </w:p>
-        </w:tc>
-        <w:tc>
-          <w:tcPr>
-            <w:tcW w:w="3780" w:type="dxa"/>
-            <w:gridSpan w:val="3"/>
-            <w:vMerge w:val="restart"/>
-            <w:vAlign w:val="center"/>
-          </w:tcPr>
-          <w:p>
-            <w:pPr>
-              <w:spacing w:after="0" w:line="240" w:lineRule="auto"/>
-              <w:rPr>
-                <w:sz w:val="18"/>
-                <w:szCs w:val="18"/>
-              </w:rPr>
-            </w:pPr>
-            <w:r>
-              <w:rPr>
-                <w:sz w:val="18"/>
-                <w:szCs w:val="18"/>
-              </w:rPr>
-              <w:t>35 P.s. 780-113 13(a)(14)(30)(37) controlled substance Law AND was sentenced under 18 PA. C.S. 7508(a)(1)(iii), (2)(iii), (3)(iii), (4)(iii), (7)(iii), or (8)(iii) (relating to drug trafficking sentencing)</w:t>
-            </w:r>
-          </w:p>
-        </w:tc>
-        <w:tc>
-          <w:tcPr>
-            <w:tcW w:w="1435" w:type="dxa"/>
-            <w:gridSpan w:val="2"/>
-            <w:vMerge w:val="restart"/>
-            <w:vAlign w:val="center"/>
-          </w:tcPr>
-          <w:p>
-            <w:pPr>
-              <w:spacing w:after="0" w:line="240" w:lineRule="auto"/>
-              <w:jc w:val="center"/>
-              <w:rPr>
-                <w:sz w:val="18"/>
-                <w:szCs w:val="18"/>
-              </w:rPr>
-            </w:pPr>
-            <w:permStart w:id="1056129079" w:edGrp="everyone"/>
-            <w:r>
-              <w:rPr>
-                <w:sz w:val="18"/>
-                <w:szCs w:val="18"/>
-              </w:rPr>
-              <w:t>{#offense</w:t>
-            </w:r>
-            <w:r>
-              <w:rPr>
-                <w:sz w:val="18"/>
-                <w:szCs w:val="18"/>
-              </w:rPr>
-              <w:t>ControlledSubstance</w:t>
-            </w:r>
-            <w:r>
-              <w:rPr>
-                <w:sz w:val="18"/>
-                <w:szCs w:val="18"/>
-              </w:rPr>
-              <w:t>}</w:t>
-            </w:r>
-            <w:sdt>
-              <w:sdtPr>
-                <w:rPr>
-                  <w:sz w:val="18"/>
-                  <w:szCs w:val="18"/>
-                </w:rPr>
-                <w:id w:val="1572619802"/>
-                <w14:checkbox>
-                  <w14:checked w14:val="1"/>
-                  <w14:checkedState w14:val="2612" w14:font="MS Gothic"/>
-                  <w14:uncheckedState w14:val="2610" w14:font="MS Gothic"/>
-                </w14:checkbox>
-              </w:sdtPr>
-              <w:sdtContent>
-                <w:r>
-                  <w:rPr>
-                    <w:rFonts w:ascii="MS Gothic" w:eastAsia="MS Gothic" w:hAnsi="MS Gothic" w:hint="eastAsia"/>
-                    <w:sz w:val="18"/>
-                    <w:szCs w:val="18"/>
-                  </w:rPr>
-                  <w:t>☒</w:t>
-                </w:r>
-              </w:sdtContent>
-            </w:sdt>
-            <w:r>
-              <w:rPr>
-                <w:sz w:val="18"/>
-                <w:szCs w:val="18"/>
-              </w:rPr>
-              <w:t>{</w:t>
-            </w:r>
-            <w:proofErr w:type="gramStart"/>
-            <w:r>
-              <w:rPr>
-                <w:sz w:val="18"/>
-                <w:szCs w:val="18"/>
-              </w:rPr>
-              <w:t>/}{</w:t>
-            </w:r>
-            <w:proofErr w:type="gramEnd"/>
-            <w:r>
-              <w:rPr>
-                <w:sz w:val="18"/>
-                <w:szCs w:val="18"/>
-              </w:rPr>
-              <w:t>^</w:t>
-            </w:r>
-            <w:proofErr w:type="spellStart"/>
-            <w:r>
-              <w:rPr>
-                <w:sz w:val="18"/>
-                <w:szCs w:val="18"/>
-              </w:rPr>
-              <w:t>offense</w:t>
-            </w:r>
-            <w:r>
-              <w:rPr>
-                <w:sz w:val="18"/>
-                <w:szCs w:val="18"/>
-              </w:rPr>
-              <w:t>ControlledSubstance</w:t>
-            </w:r>
-            <w:proofErr w:type="spellEnd"/>
-            <w:r>
-              <w:rPr>
-                <w:sz w:val="18"/>
-                <w:szCs w:val="18"/>
-              </w:rPr>
-              <w:t>}</w:t>
-            </w:r>
-            <w:sdt>
-              <w:sdtPr>
-                <w:rPr>
-                  <w:sz w:val="18"/>
-                  <w:szCs w:val="18"/>
-                </w:rPr>
-                <w:id w:val="-1752734025"/>
-                <w14:checkbox>
-                  <w14:checked w14:val="0"/>
-                  <w14:checkedState w14:val="2612" w14:font="MS Gothic"/>
-                  <w14:uncheckedState w14:val="2610" w14:font="MS Gothic"/>
-                </w14:checkbox>
-              </w:sdtPr>
-              <w:sdtContent>
-                <w:r>
-                  <w:rPr>
-                    <w:rFonts w:ascii="MS Gothic" w:eastAsia="MS Gothic" w:hAnsi="MS Gothic" w:hint="eastAsia"/>
-                    <w:sz w:val="18"/>
-                    <w:szCs w:val="18"/>
-                  </w:rPr>
-                  <w:t>☐</w:t>
-                </w:r>
-              </w:sdtContent>
-            </w:sdt>
-            <w:r>
-              <w:rPr>
-                <w:sz w:val="18"/>
-                <w:szCs w:val="18"/>
-              </w:rPr>
-              <w:t>{/}</w:t>
-            </w:r>
-            <w:permEnd w:id="1056129079"/>
-            <w:r>
-              <w:rPr>
-                <w:sz w:val="18"/>
-                <w:szCs w:val="18"/>
-              </w:rPr>
-              <w:t xml:space="preserve">  YES</w:t>
-            </w:r>
-          </w:p>
-        </w:tc>
-      </w:tr>
-      <w:tr>
-        <w:tc>
-          <w:tcPr>
-            <w:tcW w:w="3865" w:type="dxa"/>
-            <w:gridSpan w:val="3"/>
-            <w:vMerge/>
-          </w:tcPr>
-          <w:p>
-            <w:pPr>
-              <w:spacing w:after="0" w:line="240" w:lineRule="auto"/>
-              <w:rPr>
-                <w:sz w:val="18"/>
-                <w:szCs w:val="18"/>
-              </w:rPr>
-            </w:pPr>
-          </w:p>
-        </w:tc>
-        <w:tc>
-          <w:tcPr>
-            <w:tcW w:w="1440" w:type="dxa"/>
-            <w:vMerge/>
-            <w:vAlign w:val="center"/>
-          </w:tcPr>
-          <w:p>
-            <w:pPr>
-              <w:spacing w:after="0" w:line="240" w:lineRule="auto"/>
-              <w:jc w:val="center"/>
-              <w:rPr>
-                <w:sz w:val="18"/>
-                <w:szCs w:val="18"/>
-              </w:rPr>
-            </w:pPr>
-          </w:p>
-        </w:tc>
-        <w:tc>
-          <w:tcPr>
-            <w:tcW w:w="270" w:type="dxa"/>
-            <w:tcBorders>
-              <w:top w:val="single" w:sz="4" w:space="0" w:color="404040" w:themeColor="text1" w:themeTint="BF"/>
-              <w:bottom w:val="single" w:sz="4" w:space="0" w:color="404040" w:themeColor="text1" w:themeTint="BF"/>
-            </w:tcBorders>
-            <w:shd w:val="clear" w:color="auto" w:fill="404040" w:themeFill="text1" w:themeFillTint="BF"/>
-            <w:vAlign w:val="center"/>
-          </w:tcPr>
-          <w:p>
-            <w:pPr>
-              <w:spacing w:after="0" w:line="240" w:lineRule="auto"/>
-              <w:rPr>
-                <w:sz w:val="18"/>
-                <w:szCs w:val="18"/>
-              </w:rPr>
-            </w:pPr>
-          </w:p>
-        </w:tc>
-        <w:tc>
-          <w:tcPr>
-            <w:tcW w:w="3780" w:type="dxa"/>
-            <w:gridSpan w:val="3"/>
-            <w:vMerge/>
-          </w:tcPr>
-          <w:p>
-            <w:pPr>
-              <w:spacing w:after="0" w:line="240" w:lineRule="auto"/>
-              <w:rPr>
-                <w:sz w:val="18"/>
-                <w:szCs w:val="18"/>
-              </w:rPr>
-            </w:pPr>
-          </w:p>
-        </w:tc>
-        <w:tc>
-          <w:tcPr>
-            <w:tcW w:w="1435" w:type="dxa"/>
-            <w:gridSpan w:val="2"/>
-            <w:vMerge/>
-            <w:vAlign w:val="center"/>
-          </w:tcPr>
-          <w:p>
-            <w:pPr>
-              <w:spacing w:after="0" w:line="240" w:lineRule="auto"/>
-              <w:jc w:val="center"/>
-              <w:rPr>
-                <w:sz w:val="18"/>
-                <w:szCs w:val="18"/>
-              </w:rPr>
-            </w:pPr>
-          </w:p>
-        </w:tc>
-      </w:tr>
-      <w:tr>
-        <w:tc>
-          <w:tcPr>
-            <w:tcW w:w="3865" w:type="dxa"/>
-            <w:gridSpan w:val="3"/>
-          </w:tcPr>
-          <w:p>
-            <w:pPr>
-              <w:spacing w:after="0" w:line="240" w:lineRule="auto"/>
-              <w:rPr>
-                <w:sz w:val="18"/>
-                <w:szCs w:val="18"/>
-              </w:rPr>
-            </w:pPr>
-            <w:r>
-              <w:rPr>
-                <w:sz w:val="18"/>
-                <w:szCs w:val="18"/>
-              </w:rPr>
-              <w:t xml:space="preserve">75 </w:t>
-            </w:r>
-            <w:proofErr w:type="spellStart"/>
-            <w:r>
-              <w:rPr>
-                <w:sz w:val="18"/>
-                <w:szCs w:val="18"/>
-              </w:rPr>
-              <w:t>Pa.C.S</w:t>
-            </w:r>
-            <w:proofErr w:type="spellEnd"/>
-            <w:r>
-              <w:rPr>
-                <w:sz w:val="18"/>
-                <w:szCs w:val="18"/>
-              </w:rPr>
-              <w:t>. 3732 Relating to Homicide by Vehicle</w:t>
-            </w:r>
-          </w:p>
-        </w:tc>
-        <w:tc>
-          <w:tcPr>
-            <w:tcW w:w="1440" w:type="dxa"/>
-            <w:vAlign w:val="center"/>
-          </w:tcPr>
-          <w:p>
-            <w:pPr>
-              <w:spacing w:after="0" w:line="240" w:lineRule="auto"/>
-              <w:jc w:val="center"/>
-              <w:rPr>
-                <w:sz w:val="18"/>
-                <w:szCs w:val="18"/>
-              </w:rPr>
-            </w:pPr>
-            <w:permStart w:id="154946274" w:edGrp="everyone"/>
-            <w:r>
-              <w:rPr>
-                <w:sz w:val="18"/>
-                <w:szCs w:val="18"/>
-              </w:rPr>
-              <w:t>{#offense75_3732}</w:t>
-            </w:r>
-            <w:sdt>
-              <w:sdtPr>
-                <w:rPr>
-                  <w:sz w:val="18"/>
-                  <w:szCs w:val="18"/>
-                </w:rPr>
-                <w:id w:val="-1793430625"/>
-                <w14:checkbox>
-                  <w14:checked w14:val="1"/>
-                  <w14:checkedState w14:val="2612" w14:font="MS Gothic"/>
-                  <w14:uncheckedState w14:val="2610" w14:font="MS Gothic"/>
-                </w14:checkbox>
-              </w:sdtPr>
-              <w:sdtContent>
-                <w:r>
-                  <w:rPr>
-                    <w:rFonts w:ascii="MS Gothic" w:eastAsia="MS Gothic" w:hAnsi="MS Gothic" w:hint="eastAsia"/>
-                    <w:sz w:val="18"/>
-                    <w:szCs w:val="18"/>
-                  </w:rPr>
-                  <w:t>☒</w:t>
-                </w:r>
-              </w:sdtContent>
-            </w:sdt>
-            <w:r>
-              <w:rPr>
-                <w:sz w:val="18"/>
-                <w:szCs w:val="18"/>
-              </w:rPr>
-              <w:t>{</w:t>
-            </w:r>
-            <w:proofErr w:type="gramStart"/>
-            <w:r>
-              <w:rPr>
-                <w:sz w:val="18"/>
-                <w:szCs w:val="18"/>
-              </w:rPr>
-              <w:t>/}{</w:t>
-            </w:r>
-            <w:proofErr w:type="gramEnd"/>
-            <w:r>
-              <w:rPr>
-                <w:sz w:val="18"/>
-                <w:szCs w:val="18"/>
-              </w:rPr>
-              <w:t>^offense75_3732}</w:t>
-            </w:r>
-            <w:sdt>
-              <w:sdtPr>
-                <w:rPr>
-                  <w:sz w:val="18"/>
-                  <w:szCs w:val="18"/>
-                </w:rPr>
-                <w:id w:val="373741177"/>
-                <w14:checkbox>
-                  <w14:checked w14:val="0"/>
-                  <w14:checkedState w14:val="2612" w14:font="MS Gothic"/>
-                  <w14:uncheckedState w14:val="2610" w14:font="MS Gothic"/>
-                </w14:checkbox>
-              </w:sdtPr>
-              <w:sdtContent>
-                <w:r>
-                  <w:rPr>
-                    <w:rFonts w:ascii="MS Gothic" w:eastAsia="MS Gothic" w:hAnsi="MS Gothic" w:hint="eastAsia"/>
-                    <w:sz w:val="18"/>
-                    <w:szCs w:val="18"/>
-                  </w:rPr>
-                  <w:t>☐</w:t>
-                </w:r>
-              </w:sdtContent>
-            </w:sdt>
-            <w:r>
-              <w:rPr>
-                <w:sz w:val="18"/>
-                <w:szCs w:val="18"/>
-              </w:rPr>
-              <w:t>{/}</w:t>
-            </w:r>
-            <w:permEnd w:id="154946274"/>
-            <w:r>
-              <w:rPr>
-                <w:sz w:val="18"/>
-                <w:szCs w:val="18"/>
-              </w:rPr>
-              <w:t xml:space="preserve">  YES</w:t>
-            </w:r>
-          </w:p>
-        </w:tc>
-        <w:tc>
-          <w:tcPr>
-            <w:tcW w:w="270" w:type="dxa"/>
-            <w:tcBorders>
-              <w:top w:val="single" w:sz="4" w:space="0" w:color="404040" w:themeColor="text1" w:themeTint="BF"/>
-              <w:bottom w:val="single" w:sz="4" w:space="0" w:color="404040" w:themeColor="text1" w:themeTint="BF"/>
-            </w:tcBorders>
-            <w:shd w:val="clear" w:color="auto" w:fill="404040" w:themeFill="text1" w:themeFillTint="BF"/>
-            <w:vAlign w:val="center"/>
-          </w:tcPr>
-          <w:p>
-            <w:pPr>
-              <w:spacing w:after="0" w:line="240" w:lineRule="auto"/>
-              <w:rPr>
-                <w:sz w:val="18"/>
-                <w:szCs w:val="18"/>
-              </w:rPr>
-            </w:pPr>
-          </w:p>
-        </w:tc>
-        <w:tc>
-          <w:tcPr>
-            <w:tcW w:w="3780" w:type="dxa"/>
-            <w:gridSpan w:val="3"/>
-            <w:vMerge/>
-          </w:tcPr>
-          <w:p>
-            <w:pPr>
-              <w:spacing w:after="0" w:line="240" w:lineRule="auto"/>
-              <w:rPr>
-                <w:sz w:val="18"/>
-                <w:szCs w:val="18"/>
-              </w:rPr>
-            </w:pPr>
-          </w:p>
-        </w:tc>
-        <w:tc>
-          <w:tcPr>
-            <w:tcW w:w="1435" w:type="dxa"/>
-            <w:gridSpan w:val="2"/>
-            <w:vMerge/>
-            <w:vAlign w:val="center"/>
-          </w:tcPr>
-          <w:p>
-            <w:pPr>
-              <w:spacing w:after="0" w:line="240" w:lineRule="auto"/>
-              <w:jc w:val="center"/>
-              <w:rPr>
-                <w:sz w:val="18"/>
-                <w:szCs w:val="18"/>
-              </w:rPr>
-            </w:pPr>
-          </w:p>
-        </w:tc>
-      </w:tr>
-      <w:tr>
-        <w:tc>
-          <w:tcPr>
-            <w:tcW w:w="3865" w:type="dxa"/>
-            <w:gridSpan w:val="3"/>
-            <w:vMerge w:val="restart"/>
-          </w:tcPr>
-          <w:p>
-            <w:pPr>
-              <w:spacing w:after="0" w:line="240" w:lineRule="auto"/>
-              <w:rPr>
-                <w:sz w:val="18"/>
-                <w:szCs w:val="18"/>
-              </w:rPr>
-            </w:pPr>
-            <w:r>
-              <w:rPr>
-                <w:sz w:val="18"/>
-                <w:szCs w:val="18"/>
-              </w:rPr>
-              <w:t xml:space="preserve">75 </w:t>
-            </w:r>
-            <w:proofErr w:type="spellStart"/>
-            <w:r>
-              <w:rPr>
-                <w:sz w:val="18"/>
-                <w:szCs w:val="18"/>
-              </w:rPr>
-              <w:t>Pa.C.S</w:t>
-            </w:r>
-            <w:proofErr w:type="spellEnd"/>
-            <w:r>
-              <w:rPr>
-                <w:sz w:val="18"/>
-                <w:szCs w:val="18"/>
-              </w:rPr>
-              <w:t>. 3735 Relating to Homicide by Vehicle while DUI</w:t>
-            </w:r>
-          </w:p>
-        </w:tc>
-        <w:tc>
-          <w:tcPr>
-            <w:tcW w:w="1440" w:type="dxa"/>
-            <w:vMerge w:val="restart"/>
-            <w:vAlign w:val="center"/>
-          </w:tcPr>
-          <w:p>
-            <w:pPr>
-              <w:spacing w:after="0" w:line="240" w:lineRule="auto"/>
-              <w:jc w:val="center"/>
-              <w:rPr>
-                <w:sz w:val="18"/>
-                <w:szCs w:val="18"/>
-              </w:rPr>
-            </w:pPr>
-            <w:permStart w:id="482412931" w:edGrp="everyone"/>
-            <w:r>
-              <w:rPr>
-                <w:sz w:val="18"/>
-                <w:szCs w:val="18"/>
-              </w:rPr>
-              <w:t>{#offense75_3735}</w:t>
-            </w:r>
-            <w:sdt>
-              <w:sdtPr>
-                <w:rPr>
-                  <w:sz w:val="18"/>
-                  <w:szCs w:val="18"/>
-                </w:rPr>
-                <w:id w:val="636457009"/>
-                <w14:checkbox>
-                  <w14:checked w14:val="1"/>
-                  <w14:checkedState w14:val="2612" w14:font="MS Gothic"/>
-                  <w14:uncheckedState w14:val="2610" w14:font="MS Gothic"/>
-                </w14:checkbox>
-              </w:sdtPr>
-              <w:sdtContent>
-                <w:r>
-                  <w:rPr>
-                    <w:rFonts w:ascii="MS Gothic" w:eastAsia="MS Gothic" w:hAnsi="MS Gothic" w:hint="eastAsia"/>
-                    <w:sz w:val="18"/>
-                    <w:szCs w:val="18"/>
-                  </w:rPr>
-                  <w:t>☒</w:t>
-                </w:r>
-              </w:sdtContent>
-            </w:sdt>
-            <w:r>
-              <w:rPr>
-                <w:sz w:val="18"/>
-                <w:szCs w:val="18"/>
-              </w:rPr>
-              <w:t>{</w:t>
-            </w:r>
-            <w:proofErr w:type="gramStart"/>
-            <w:r>
-              <w:rPr>
-                <w:sz w:val="18"/>
-                <w:szCs w:val="18"/>
-              </w:rPr>
-              <w:t>/}{</w:t>
-            </w:r>
-            <w:proofErr w:type="gramEnd"/>
-            <w:r>
-              <w:rPr>
-                <w:sz w:val="18"/>
-                <w:szCs w:val="18"/>
-              </w:rPr>
-              <w:t>^offense75_3735</w:t>
-            </w:r>
-            <w:r>
-              <w:rPr>
-                <w:sz w:val="18"/>
-                <w:szCs w:val="18"/>
-              </w:rPr>
-              <w:t>}</w:t>
-            </w:r>
-            <w:sdt>
-              <w:sdtPr>
-                <w:rPr>
-                  <w:sz w:val="18"/>
-                  <w:szCs w:val="18"/>
-                </w:rPr>
-                <w:id w:val="-78916844"/>
-                <w14:checkbox>
-                  <w14:checked w14:val="0"/>
-                  <w14:checkedState w14:val="2612" w14:font="MS Gothic"/>
-                  <w14:uncheckedState w14:val="2610" w14:font="MS Gothic"/>
-                </w14:checkbox>
-              </w:sdtPr>
-              <w:sdtContent>
-                <w:r>
-                  <w:rPr>
-                    <w:rFonts w:ascii="MS Gothic" w:eastAsia="MS Gothic" w:hAnsi="MS Gothic" w:hint="eastAsia"/>
-                    <w:sz w:val="18"/>
-                    <w:szCs w:val="18"/>
-                  </w:rPr>
-                  <w:t>☐</w:t>
-                </w:r>
-              </w:sdtContent>
-            </w:sdt>
-            <w:r>
-              <w:rPr>
-                <w:sz w:val="18"/>
-                <w:szCs w:val="18"/>
-              </w:rPr>
-              <w:t>{/}</w:t>
-            </w:r>
-            <w:permEnd w:id="482412931"/>
-            <w:r>
-              <w:rPr>
-                <w:sz w:val="18"/>
-                <w:szCs w:val="18"/>
-              </w:rPr>
-              <w:t xml:space="preserve">  YES</w:t>
-            </w:r>
-          </w:p>
-        </w:tc>
-        <w:tc>
-          <w:tcPr>
-            <w:tcW w:w="270" w:type="dxa"/>
-            <w:tcBorders>
-              <w:top w:val="single" w:sz="4" w:space="0" w:color="404040" w:themeColor="text1" w:themeTint="BF"/>
-              <w:bottom w:val="single" w:sz="4" w:space="0" w:color="404040" w:themeColor="text1" w:themeTint="BF"/>
-            </w:tcBorders>
-            <w:shd w:val="clear" w:color="auto" w:fill="404040" w:themeFill="text1" w:themeFillTint="BF"/>
-            <w:vAlign w:val="center"/>
-          </w:tcPr>
-          <w:p>
-            <w:pPr>
-              <w:spacing w:after="0" w:line="240" w:lineRule="auto"/>
-              <w:rPr>
-                <w:sz w:val="18"/>
-                <w:szCs w:val="18"/>
-              </w:rPr>
-            </w:pPr>
-          </w:p>
-        </w:tc>
-        <w:tc>
-          <w:tcPr>
-            <w:tcW w:w="3780" w:type="dxa"/>
-            <w:gridSpan w:val="3"/>
-            <w:vMerge/>
-          </w:tcPr>
-          <w:p>
-            <w:pPr>
-              <w:spacing w:after="0" w:line="240" w:lineRule="auto"/>
-              <w:rPr>
-                <w:sz w:val="18"/>
-                <w:szCs w:val="18"/>
-              </w:rPr>
-            </w:pPr>
-          </w:p>
-        </w:tc>
-        <w:tc>
-          <w:tcPr>
-            <w:tcW w:w="1435" w:type="dxa"/>
-            <w:gridSpan w:val="2"/>
-            <w:vMerge/>
-            <w:vAlign w:val="center"/>
-          </w:tcPr>
-          <w:p>
-            <w:pPr>
-              <w:spacing w:after="0" w:line="240" w:lineRule="auto"/>
-              <w:jc w:val="center"/>
-              <w:rPr>
-                <w:sz w:val="18"/>
-                <w:szCs w:val="18"/>
-              </w:rPr>
-            </w:pPr>
-          </w:p>
-        </w:tc>
-      </w:tr>
-      <w:tr>
-        <w:tc>
-          <w:tcPr>
-            <w:tcW w:w="3865" w:type="dxa"/>
-            <w:gridSpan w:val="3"/>
-            <w:vMerge/>
-          </w:tcPr>
-          <w:p>
-            <w:pPr>
-              <w:spacing w:after="0" w:line="240" w:lineRule="auto"/>
-              <w:rPr>
-                <w:sz w:val="18"/>
-                <w:szCs w:val="18"/>
-              </w:rPr>
-            </w:pPr>
-          </w:p>
-        </w:tc>
-        <w:tc>
-          <w:tcPr>
-            <w:tcW w:w="1440" w:type="dxa"/>
-            <w:vMerge/>
-            <w:vAlign w:val="center"/>
-          </w:tcPr>
-          <w:p>
-            <w:pPr>
-              <w:spacing w:after="0" w:line="240" w:lineRule="auto"/>
-              <w:jc w:val="center"/>
-              <w:rPr>
-                <w:sz w:val="18"/>
-                <w:szCs w:val="18"/>
-              </w:rPr>
-            </w:pPr>
-          </w:p>
-        </w:tc>
-        <w:tc>
-          <w:tcPr>
-            <w:tcW w:w="270" w:type="dxa"/>
-            <w:tcBorders>
-              <w:top w:val="single" w:sz="4" w:space="0" w:color="404040" w:themeColor="text1" w:themeTint="BF"/>
-              <w:bottom w:val="single" w:sz="4" w:space="0" w:color="404040" w:themeColor="text1" w:themeTint="BF"/>
-            </w:tcBorders>
-            <w:shd w:val="clear" w:color="auto" w:fill="404040" w:themeFill="text1" w:themeFillTint="BF"/>
-            <w:vAlign w:val="center"/>
-          </w:tcPr>
-          <w:p>
-            <w:pPr>
-              <w:spacing w:after="0" w:line="240" w:lineRule="auto"/>
-              <w:rPr>
-                <w:sz w:val="18"/>
-                <w:szCs w:val="18"/>
-              </w:rPr>
-            </w:pPr>
-          </w:p>
-        </w:tc>
-        <w:tc>
-          <w:tcPr>
-            <w:tcW w:w="3780" w:type="dxa"/>
-            <w:gridSpan w:val="3"/>
-            <w:vMerge/>
-          </w:tcPr>
-          <w:p>
-            <w:pPr>
-              <w:spacing w:after="0" w:line="240" w:lineRule="auto"/>
-              <w:rPr>
-                <w:sz w:val="18"/>
-                <w:szCs w:val="18"/>
-              </w:rPr>
-            </w:pPr>
-          </w:p>
-        </w:tc>
-        <w:tc>
-          <w:tcPr>
-            <w:tcW w:w="1435" w:type="dxa"/>
-            <w:gridSpan w:val="2"/>
-            <w:vMerge/>
-            <w:vAlign w:val="center"/>
-          </w:tcPr>
-          <w:p>
-            <w:pPr>
-              <w:spacing w:after="0" w:line="240" w:lineRule="auto"/>
-              <w:jc w:val="center"/>
-              <w:rPr>
-                <w:sz w:val="18"/>
-                <w:szCs w:val="18"/>
-              </w:rPr>
-            </w:pPr>
-          </w:p>
-        </w:tc>
-      </w:tr>
-      <w:tr>
-        <w:tc>
-          <w:tcPr>
-            <w:tcW w:w="3865" w:type="dxa"/>
-            <w:gridSpan w:val="3"/>
-            <w:vMerge w:val="restart"/>
-            <w:vAlign w:val="center"/>
-          </w:tcPr>
-          <w:p>
-            <w:pPr>
-              <w:spacing w:after="0" w:line="240" w:lineRule="auto"/>
-              <w:rPr>
-                <w:sz w:val="18"/>
-                <w:szCs w:val="18"/>
-              </w:rPr>
-            </w:pPr>
-            <w:r>
-              <w:rPr>
-                <w:sz w:val="18"/>
-                <w:szCs w:val="18"/>
-              </w:rPr>
-              <w:t xml:space="preserve">75 </w:t>
-            </w:r>
-            <w:proofErr w:type="spellStart"/>
-            <w:r>
-              <w:rPr>
-                <w:sz w:val="18"/>
-                <w:szCs w:val="18"/>
-              </w:rPr>
-              <w:t>Pa.C.s</w:t>
-            </w:r>
-            <w:proofErr w:type="spellEnd"/>
-            <w:r>
-              <w:rPr>
-                <w:sz w:val="18"/>
-                <w:szCs w:val="18"/>
-              </w:rPr>
-              <w:t>. 3735.1 Relating to Agg Assault by Vehicle while DUI</w:t>
-            </w:r>
-          </w:p>
-        </w:tc>
-        <w:tc>
-          <w:tcPr>
-            <w:tcW w:w="1440" w:type="dxa"/>
-            <w:vMerge w:val="restart"/>
-            <w:vAlign w:val="center"/>
-          </w:tcPr>
-          <w:p>
-            <w:pPr>
-              <w:spacing w:after="0" w:line="240" w:lineRule="auto"/>
-              <w:jc w:val="center"/>
-              <w:rPr>
-                <w:sz w:val="18"/>
-                <w:szCs w:val="18"/>
-              </w:rPr>
-            </w:pPr>
-            <w:permStart w:id="377821182" w:edGrp="everyone"/>
-            <w:r>
-              <w:rPr>
-                <w:sz w:val="18"/>
-                <w:szCs w:val="18"/>
-              </w:rPr>
-              <w:t>{#offense75_3735_1}</w:t>
-            </w:r>
-            <w:sdt>
-              <w:sdtPr>
-                <w:rPr>
-                  <w:sz w:val="18"/>
-                  <w:szCs w:val="18"/>
-                </w:rPr>
-                <w:id w:val="-790518598"/>
-                <w14:checkbox>
-                  <w14:checked w14:val="1"/>
-                  <w14:checkedState w14:val="2612" w14:font="MS Gothic"/>
-                  <w14:uncheckedState w14:val="2610" w14:font="MS Gothic"/>
-                </w14:checkbox>
-              </w:sdtPr>
-              <w:sdtContent>
-                <w:r>
-                  <w:rPr>
-                    <w:rFonts w:ascii="MS Gothic" w:eastAsia="MS Gothic" w:hAnsi="MS Gothic" w:hint="eastAsia"/>
-                    <w:sz w:val="18"/>
-                    <w:szCs w:val="18"/>
-                  </w:rPr>
-                  <w:t>☒</w:t>
-                </w:r>
-              </w:sdtContent>
-            </w:sdt>
-            <w:r>
-              <w:rPr>
-                <w:sz w:val="18"/>
-                <w:szCs w:val="18"/>
-              </w:rPr>
-              <w:t>{</w:t>
-            </w:r>
-            <w:proofErr w:type="gramStart"/>
-            <w:r>
-              <w:rPr>
-                <w:sz w:val="18"/>
-                <w:szCs w:val="18"/>
-              </w:rPr>
-              <w:t>/}{</w:t>
-            </w:r>
-            <w:proofErr w:type="gramEnd"/>
-            <w:r>
-              <w:rPr>
-                <w:sz w:val="18"/>
-                <w:szCs w:val="18"/>
-              </w:rPr>
-              <w:t>^offense75_3735_1</w:t>
-            </w:r>
-            <w:r>
-              <w:rPr>
-                <w:sz w:val="18"/>
-                <w:szCs w:val="18"/>
-              </w:rPr>
-              <w:t>}</w:t>
-            </w:r>
-            <w:sdt>
-              <w:sdtPr>
-                <w:rPr>
-                  <w:sz w:val="18"/>
-                  <w:szCs w:val="18"/>
-                </w:rPr>
-                <w:id w:val="-469819419"/>
-                <w14:checkbox>
-                  <w14:checked w14:val="0"/>
-                  <w14:checkedState w14:val="2612" w14:font="MS Gothic"/>
-                  <w14:uncheckedState w14:val="2610" w14:font="MS Gothic"/>
-                </w14:checkbox>
-              </w:sdtPr>
-              <w:sdtContent>
-                <w:r>
-                  <w:rPr>
-                    <w:rFonts w:ascii="MS Gothic" w:eastAsia="MS Gothic" w:hAnsi="MS Gothic" w:hint="eastAsia"/>
-                    <w:sz w:val="18"/>
-                    <w:szCs w:val="18"/>
-                  </w:rPr>
-                  <w:t>☐</w:t>
-                </w:r>
-              </w:sdtContent>
-            </w:sdt>
-            <w:r>
-              <w:rPr>
-                <w:sz w:val="18"/>
-                <w:szCs w:val="18"/>
-              </w:rPr>
-              <w:t>{/}</w:t>
-            </w:r>
-            <w:permEnd w:id="377821182"/>
-            <w:r>
-              <w:rPr>
-                <w:sz w:val="18"/>
-                <w:szCs w:val="18"/>
-              </w:rPr>
-              <w:t xml:space="preserve">  YES</w:t>
-            </w:r>
-          </w:p>
-        </w:tc>
-        <w:tc>
-          <w:tcPr>
-            <w:tcW w:w="270" w:type="dxa"/>
-            <w:tcBorders>
-              <w:top w:val="single" w:sz="4" w:space="0" w:color="404040" w:themeColor="text1" w:themeTint="BF"/>
-              <w:bottom w:val="single" w:sz="4" w:space="0" w:color="404040" w:themeColor="text1" w:themeTint="BF"/>
-            </w:tcBorders>
-            <w:shd w:val="clear" w:color="auto" w:fill="404040" w:themeFill="text1" w:themeFillTint="BF"/>
-            <w:vAlign w:val="center"/>
-          </w:tcPr>
-          <w:p>
-            <w:pPr>
-              <w:spacing w:after="0" w:line="240" w:lineRule="auto"/>
-              <w:rPr>
-                <w:sz w:val="18"/>
-                <w:szCs w:val="18"/>
-              </w:rPr>
-            </w:pPr>
-          </w:p>
-        </w:tc>
-        <w:tc>
-          <w:tcPr>
-            <w:tcW w:w="3780" w:type="dxa"/>
-            <w:gridSpan w:val="3"/>
-          </w:tcPr>
-          <w:p>
-            <w:pPr>
-              <w:spacing w:after="0" w:line="240" w:lineRule="auto"/>
-              <w:rPr>
-                <w:sz w:val="18"/>
-                <w:szCs w:val="18"/>
-              </w:rPr>
-            </w:pPr>
-            <w:r>
-              <w:rPr>
-                <w:sz w:val="18"/>
-                <w:szCs w:val="18"/>
-              </w:rPr>
-              <w:t>204 PA Code 303.10(a) Deadly Weapon Enhancement</w:t>
-            </w:r>
-          </w:p>
-        </w:tc>
-        <w:tc>
-          <w:tcPr>
-            <w:tcW w:w="1435" w:type="dxa"/>
-            <w:gridSpan w:val="2"/>
-            <w:vAlign w:val="center"/>
-          </w:tcPr>
-          <w:p>
-            <w:pPr>
-              <w:spacing w:after="0" w:line="240" w:lineRule="auto"/>
-              <w:jc w:val="center"/>
-              <w:rPr>
-                <w:sz w:val="18"/>
-                <w:szCs w:val="18"/>
-              </w:rPr>
-            </w:pPr>
-            <w:permStart w:id="1539260662" w:edGrp="everyone"/>
-            <w:r>
-              <w:rPr>
-                <w:sz w:val="18"/>
-                <w:szCs w:val="18"/>
-              </w:rPr>
-              <w:t>{#offense</w:t>
-            </w:r>
-            <w:r>
-              <w:rPr>
-                <w:sz w:val="18"/>
-                <w:szCs w:val="18"/>
-              </w:rPr>
-              <w:t>204_303</w:t>
-            </w:r>
-            <w:r>
-              <w:rPr>
-                <w:sz w:val="18"/>
-                <w:szCs w:val="18"/>
-              </w:rPr>
-              <w:t>}</w:t>
-            </w:r>
-            <w:sdt>
-              <w:sdtPr>
-                <w:rPr>
-                  <w:sz w:val="18"/>
-                  <w:szCs w:val="18"/>
-                </w:rPr>
-                <w:id w:val="-1466966969"/>
-                <w14:checkbox>
-                  <w14:checked w14:val="1"/>
-                  <w14:checkedState w14:val="2612" w14:font="MS Gothic"/>
-                  <w14:uncheckedState w14:val="2610" w14:font="MS Gothic"/>
-                </w14:checkbox>
-              </w:sdtPr>
-              <w:sdtContent>
-                <w:r>
-                  <w:rPr>
-                    <w:rFonts w:ascii="MS Gothic" w:eastAsia="MS Gothic" w:hAnsi="MS Gothic" w:hint="eastAsia"/>
-                    <w:sz w:val="18"/>
-                    <w:szCs w:val="18"/>
-                  </w:rPr>
-                  <w:t>☒</w:t>
-                </w:r>
-              </w:sdtContent>
-            </w:sdt>
-            <w:r>
-              <w:rPr>
-                <w:sz w:val="18"/>
-                <w:szCs w:val="18"/>
-              </w:rPr>
-              <w:t>{</w:t>
-            </w:r>
-            <w:proofErr w:type="gramStart"/>
-            <w:r>
-              <w:rPr>
-                <w:sz w:val="18"/>
-                <w:szCs w:val="18"/>
-              </w:rPr>
-              <w:t>/}{</w:t>
-            </w:r>
-            <w:proofErr w:type="gramEnd"/>
-            <w:r>
-              <w:rPr>
-                <w:sz w:val="18"/>
-                <w:szCs w:val="18"/>
-              </w:rPr>
-              <w:t>^offens</w:t>
-            </w:r>
-            <w:r>
-              <w:rPr>
-                <w:sz w:val="18"/>
-                <w:szCs w:val="18"/>
-              </w:rPr>
-              <w:t>e204</w:t>
-            </w:r>
-            <w:r>
-              <w:rPr>
-                <w:sz w:val="18"/>
-                <w:szCs w:val="18"/>
-              </w:rPr>
-              <w:t>_</w:t>
-            </w:r>
-            <w:r>
-              <w:rPr>
-                <w:sz w:val="18"/>
-                <w:szCs w:val="18"/>
-              </w:rPr>
-              <w:t>303</w:t>
-            </w:r>
-            <w:r>
-              <w:rPr>
-                <w:sz w:val="18"/>
-                <w:szCs w:val="18"/>
-              </w:rPr>
-              <w:t>}</w:t>
-            </w:r>
-            <w:sdt>
-              <w:sdtPr>
-                <w:rPr>
-                  <w:sz w:val="18"/>
-                  <w:szCs w:val="18"/>
-                </w:rPr>
-                <w:id w:val="118038627"/>
-                <w14:checkbox>
-                  <w14:checked w14:val="0"/>
-                  <w14:checkedState w14:val="2612" w14:font="MS Gothic"/>
-                  <w14:uncheckedState w14:val="2610" w14:font="MS Gothic"/>
-                </w14:checkbox>
-              </w:sdtPr>
-              <w:sdtContent>
-                <w:r>
-                  <w:rPr>
-                    <w:rFonts w:ascii="MS Gothic" w:eastAsia="MS Gothic" w:hAnsi="MS Gothic" w:hint="eastAsia"/>
-                    <w:sz w:val="18"/>
-                    <w:szCs w:val="18"/>
-                  </w:rPr>
-                  <w:t>☐</w:t>
-                </w:r>
-              </w:sdtContent>
-            </w:sdt>
-            <w:r>
-              <w:rPr>
-                <w:sz w:val="18"/>
-                <w:szCs w:val="18"/>
-              </w:rPr>
-              <w:t>{/}</w:t>
-            </w:r>
-            <w:permEnd w:id="1539260662"/>
-            <w:r>
-              <w:rPr>
-                <w:sz w:val="18"/>
-                <w:szCs w:val="18"/>
-              </w:rPr>
-              <w:t xml:space="preserve">  YES</w:t>
-            </w:r>
-          </w:p>
-        </w:tc>
-      </w:tr>
-      <w:tr>
-        <w:tc>
-          <w:tcPr>
-            <w:tcW w:w="3865" w:type="dxa"/>
-            <w:gridSpan w:val="3"/>
-            <w:vMerge/>
-          </w:tcPr>
-          <w:p>
-            <w:pPr>
-              <w:spacing w:after="0" w:line="240" w:lineRule="auto"/>
-              <w:rPr>
-                <w:sz w:val="18"/>
-                <w:szCs w:val="18"/>
-              </w:rPr>
-            </w:pPr>
-          </w:p>
-        </w:tc>
-        <w:tc>
-          <w:tcPr>
-            <w:tcW w:w="1440" w:type="dxa"/>
-            <w:vMerge/>
-            <w:vAlign w:val="center"/>
-          </w:tcPr>
-          <w:p>
-            <w:pPr>
-              <w:spacing w:after="0" w:line="240" w:lineRule="auto"/>
-              <w:jc w:val="center"/>
-              <w:rPr>
-                <w:sz w:val="18"/>
-                <w:szCs w:val="18"/>
-              </w:rPr>
-            </w:pPr>
-          </w:p>
-        </w:tc>
-        <w:tc>
-          <w:tcPr>
-            <w:tcW w:w="270" w:type="dxa"/>
-            <w:tcBorders>
-              <w:top w:val="single" w:sz="4" w:space="0" w:color="404040" w:themeColor="text1" w:themeTint="BF"/>
-              <w:bottom w:val="single" w:sz="4" w:space="0" w:color="404040" w:themeColor="text1" w:themeTint="BF"/>
-            </w:tcBorders>
-            <w:shd w:val="clear" w:color="auto" w:fill="404040" w:themeFill="text1" w:themeFillTint="BF"/>
-            <w:vAlign w:val="center"/>
-          </w:tcPr>
-          <w:p>
-            <w:pPr>
-              <w:spacing w:after="0" w:line="240" w:lineRule="auto"/>
-              <w:rPr>
-                <w:sz w:val="18"/>
-                <w:szCs w:val="18"/>
-              </w:rPr>
-            </w:pPr>
-          </w:p>
-        </w:tc>
-        <w:tc>
-          <w:tcPr>
-            <w:tcW w:w="3780" w:type="dxa"/>
-            <w:gridSpan w:val="3"/>
-          </w:tcPr>
-          <w:p>
-            <w:pPr>
-              <w:spacing w:after="0" w:line="240" w:lineRule="auto"/>
-              <w:rPr>
-                <w:sz w:val="18"/>
-                <w:szCs w:val="18"/>
-              </w:rPr>
-            </w:pPr>
-            <w:r>
-              <w:rPr>
-                <w:sz w:val="18"/>
-                <w:szCs w:val="18"/>
-              </w:rPr>
-              <w:t>Designated as sexually violent predator</w:t>
-            </w:r>
-          </w:p>
-        </w:tc>
-        <w:tc>
-          <w:tcPr>
-            <w:tcW w:w="1435" w:type="dxa"/>
-            <w:gridSpan w:val="2"/>
-            <w:vAlign w:val="center"/>
-          </w:tcPr>
-          <w:p>
-            <w:pPr>
-              <w:spacing w:after="0" w:line="240" w:lineRule="auto"/>
-              <w:jc w:val="center"/>
-              <w:rPr>
-                <w:sz w:val="18"/>
-                <w:szCs w:val="18"/>
-              </w:rPr>
-            </w:pPr>
-            <w:permStart w:id="1775132060" w:edGrp="everyone"/>
-            <w:r>
-              <w:rPr>
-                <w:sz w:val="18"/>
-                <w:szCs w:val="18"/>
-              </w:rPr>
-              <w:t>{#offense</w:t>
-            </w:r>
-            <w:r>
-              <w:rPr>
-                <w:sz w:val="18"/>
-                <w:szCs w:val="18"/>
-              </w:rPr>
-              <w:t>SexuallyViolentPredator</w:t>
-            </w:r>
-            <w:r>
-              <w:rPr>
-                <w:sz w:val="18"/>
-                <w:szCs w:val="18"/>
-              </w:rPr>
-              <w:t>}</w:t>
-            </w:r>
-            <w:sdt>
-              <w:sdtPr>
-                <w:rPr>
-                  <w:sz w:val="18"/>
-                  <w:szCs w:val="18"/>
-                </w:rPr>
-                <w:id w:val="-1904753946"/>
-                <w14:checkbox>
-                  <w14:checked w14:val="1"/>
-                  <w14:checkedState w14:val="2612" w14:font="MS Gothic"/>
-                  <w14:uncheckedState w14:val="2610" w14:font="MS Gothic"/>
-                </w14:checkbox>
-              </w:sdtPr>
-              <w:sdtContent>
-                <w:r>
-                  <w:rPr>
-                    <w:rFonts w:ascii="MS Gothic" w:eastAsia="MS Gothic" w:hAnsi="MS Gothic" w:hint="eastAsia"/>
-                    <w:sz w:val="18"/>
-                    <w:szCs w:val="18"/>
-                  </w:rPr>
-                  <w:t>☒</w:t>
-                </w:r>
-              </w:sdtContent>
-            </w:sdt>
-            <w:r>
-              <w:rPr>
-                <w:sz w:val="18"/>
-                <w:szCs w:val="18"/>
-              </w:rPr>
-              <w:t>{</w:t>
-            </w:r>
-            <w:proofErr w:type="gramStart"/>
-            <w:r>
-              <w:rPr>
-                <w:sz w:val="18"/>
-                <w:szCs w:val="18"/>
-              </w:rPr>
-              <w:t>/}{</w:t>
-            </w:r>
-            <w:proofErr w:type="gramEnd"/>
-            <w:r>
-              <w:rPr>
-                <w:sz w:val="18"/>
-                <w:szCs w:val="18"/>
-              </w:rPr>
-              <w:t>^</w:t>
-            </w:r>
-            <w:proofErr w:type="spellStart"/>
-            <w:r>
-              <w:rPr>
-                <w:sz w:val="18"/>
-                <w:szCs w:val="18"/>
-              </w:rPr>
-              <w:t>offense</w:t>
-            </w:r>
-            <w:r>
-              <w:rPr>
-                <w:sz w:val="18"/>
-                <w:szCs w:val="18"/>
-              </w:rPr>
-              <w:t>SexuallyViolentPredator</w:t>
-            </w:r>
-            <w:proofErr w:type="spellEnd"/>
-            <w:r>
-              <w:rPr>
-                <w:sz w:val="18"/>
-                <w:szCs w:val="18"/>
-              </w:rPr>
-              <w:t>}</w:t>
-            </w:r>
-            <w:sdt>
-              <w:sdtPr>
-                <w:rPr>
-                  <w:sz w:val="18"/>
-                  <w:szCs w:val="18"/>
-                </w:rPr>
-                <w:id w:val="1384288561"/>
-                <w14:checkbox>
-                  <w14:checked w14:val="0"/>
-                  <w14:checkedState w14:val="2612" w14:font="MS Gothic"/>
-                  <w14:uncheckedState w14:val="2610" w14:font="MS Gothic"/>
-                </w14:checkbox>
-              </w:sdtPr>
-              <w:sdtContent>
-                <w:r>
-                  <w:rPr>
-                    <w:rFonts w:ascii="MS Gothic" w:eastAsia="MS Gothic" w:hAnsi="MS Gothic" w:hint="eastAsia"/>
-                    <w:sz w:val="18"/>
-                    <w:szCs w:val="18"/>
-                  </w:rPr>
-                  <w:t>☐</w:t>
-                </w:r>
-              </w:sdtContent>
-            </w:sdt>
-            <w:r>
-              <w:rPr>
-                <w:sz w:val="18"/>
-                <w:szCs w:val="18"/>
-              </w:rPr>
-              <w:t>{/}</w:t>
-            </w:r>
-            <w:permEnd w:id="1775132060"/>
-            <w:r>
-              <w:rPr>
-                <w:sz w:val="18"/>
-                <w:szCs w:val="18"/>
-              </w:rPr>
-              <w:t xml:space="preserve">  YES</w:t>
-            </w:r>
-          </w:p>
-        </w:tc>
-      </w:tr>
-      <w:tr>
-        <w:tc>
-          <w:tcPr>
-            <w:tcW w:w="3865" w:type="dxa"/>
-            <w:gridSpan w:val="3"/>
-            <w:vMerge w:val="restart"/>
-          </w:tcPr>
-          <w:p>
-            <w:pPr>
-              <w:spacing w:after="0" w:line="240" w:lineRule="auto"/>
-              <w:rPr>
-                <w:sz w:val="18"/>
-                <w:szCs w:val="18"/>
-              </w:rPr>
-            </w:pPr>
-            <w:r>
-              <w:rPr>
-                <w:sz w:val="18"/>
-                <w:szCs w:val="18"/>
-              </w:rPr>
-              <w:t xml:space="preserve">75 </w:t>
-            </w:r>
-            <w:proofErr w:type="spellStart"/>
-            <w:r>
-              <w:rPr>
-                <w:sz w:val="18"/>
-                <w:szCs w:val="18"/>
-              </w:rPr>
-              <w:t>Pa.C.S</w:t>
-            </w:r>
-            <w:proofErr w:type="spellEnd"/>
-            <w:r>
-              <w:rPr>
-                <w:sz w:val="18"/>
-                <w:szCs w:val="18"/>
-              </w:rPr>
-              <w:t>. 3742 Relating to accidents involving death or personal injury</w:t>
-            </w:r>
-          </w:p>
-        </w:tc>
-        <w:tc>
-          <w:tcPr>
-            <w:tcW w:w="1440" w:type="dxa"/>
-            <w:vMerge w:val="restart"/>
-            <w:vAlign w:val="center"/>
-          </w:tcPr>
-          <w:p>
-            <w:pPr>
-              <w:spacing w:after="0" w:line="240" w:lineRule="auto"/>
-              <w:jc w:val="center"/>
-              <w:rPr>
-                <w:sz w:val="18"/>
-                <w:szCs w:val="18"/>
-              </w:rPr>
-            </w:pPr>
-            <w:permStart w:id="173161595" w:edGrp="everyone"/>
-            <w:r>
-              <w:rPr>
-                <w:sz w:val="18"/>
-                <w:szCs w:val="18"/>
-              </w:rPr>
-              <w:t>{#offense75_3742}</w:t>
-            </w:r>
-            <w:sdt>
-              <w:sdtPr>
-                <w:rPr>
-                  <w:sz w:val="18"/>
-                  <w:szCs w:val="18"/>
-                </w:rPr>
-                <w:id w:val="1798330872"/>
-                <w14:checkbox>
-                  <w14:checked w14:val="1"/>
-                  <w14:checkedState w14:val="2612" w14:font="MS Gothic"/>
-                  <w14:uncheckedState w14:val="2610" w14:font="MS Gothic"/>
-                </w14:checkbox>
-              </w:sdtPr>
-              <w:sdtContent>
-                <w:r>
-                  <w:rPr>
-                    <w:rFonts w:ascii="MS Gothic" w:eastAsia="MS Gothic" w:hAnsi="MS Gothic" w:hint="eastAsia"/>
-                    <w:sz w:val="18"/>
-                    <w:szCs w:val="18"/>
-                  </w:rPr>
-                  <w:t>☒</w:t>
-                </w:r>
-              </w:sdtContent>
-            </w:sdt>
-            <w:r>
-              <w:rPr>
-                <w:sz w:val="18"/>
-                <w:szCs w:val="18"/>
-              </w:rPr>
-              <w:t>{</w:t>
-            </w:r>
-            <w:proofErr w:type="gramStart"/>
-            <w:r>
-              <w:rPr>
-                <w:sz w:val="18"/>
-                <w:szCs w:val="18"/>
-              </w:rPr>
-              <w:t>/}{</w:t>
-            </w:r>
-            <w:proofErr w:type="gramEnd"/>
-            <w:r>
-              <w:rPr>
-                <w:sz w:val="18"/>
-                <w:szCs w:val="18"/>
-              </w:rPr>
-              <w:t>^offense75_3742</w:t>
-            </w:r>
-            <w:r>
-              <w:rPr>
-                <w:sz w:val="18"/>
-                <w:szCs w:val="18"/>
-              </w:rPr>
-              <w:t>}</w:t>
-            </w:r>
-            <w:sdt>
-              <w:sdtPr>
-                <w:rPr>
-                  <w:sz w:val="18"/>
-                  <w:szCs w:val="18"/>
-                </w:rPr>
-                <w:id w:val="-780492979"/>
-                <w14:checkbox>
-                  <w14:checked w14:val="0"/>
-                  <w14:checkedState w14:val="2612" w14:font="MS Gothic"/>
-                  <w14:uncheckedState w14:val="2610" w14:font="MS Gothic"/>
-                </w14:checkbox>
-              </w:sdtPr>
-              <w:sdtContent>
-                <w:r>
-                  <w:rPr>
-                    <w:rFonts w:ascii="MS Gothic" w:eastAsia="MS Gothic" w:hAnsi="MS Gothic" w:hint="eastAsia"/>
-                    <w:sz w:val="18"/>
-                    <w:szCs w:val="18"/>
-                  </w:rPr>
-                  <w:t>☐</w:t>
-                </w:r>
-              </w:sdtContent>
-            </w:sdt>
-            <w:r>
-              <w:rPr>
-                <w:sz w:val="18"/>
-                <w:szCs w:val="18"/>
-              </w:rPr>
-              <w:t>{/}</w:t>
-            </w:r>
-            <w:permEnd w:id="173161595"/>
-            <w:r>
-              <w:rPr>
-                <w:sz w:val="18"/>
-                <w:szCs w:val="18"/>
-              </w:rPr>
-              <w:t xml:space="preserve">  YES</w:t>
-            </w:r>
-          </w:p>
-        </w:tc>
-        <w:tc>
-          <w:tcPr>
-            <w:tcW w:w="270" w:type="dxa"/>
-            <w:tcBorders>
-              <w:top w:val="single" w:sz="4" w:space="0" w:color="404040" w:themeColor="text1" w:themeTint="BF"/>
-              <w:bottom w:val="single" w:sz="4" w:space="0" w:color="404040" w:themeColor="text1" w:themeTint="BF"/>
-            </w:tcBorders>
-            <w:shd w:val="clear" w:color="auto" w:fill="404040" w:themeFill="text1" w:themeFillTint="BF"/>
-            <w:vAlign w:val="center"/>
-          </w:tcPr>
-          <w:p>
-            <w:pPr>
-              <w:spacing w:after="0" w:line="240" w:lineRule="auto"/>
-              <w:rPr>
-                <w:sz w:val="18"/>
-                <w:szCs w:val="18"/>
-              </w:rPr>
-            </w:pPr>
-          </w:p>
-        </w:tc>
-        <w:tc>
-          <w:tcPr>
-            <w:tcW w:w="3780" w:type="dxa"/>
-            <w:gridSpan w:val="3"/>
-          </w:tcPr>
-          <w:p>
-            <w:pPr>
-              <w:spacing w:after="0" w:line="240" w:lineRule="auto"/>
-              <w:rPr>
-                <w:sz w:val="18"/>
-                <w:szCs w:val="18"/>
-              </w:rPr>
-            </w:pPr>
-          </w:p>
-        </w:tc>
-        <w:tc>
-          <w:tcPr>
-            <w:tcW w:w="1435" w:type="dxa"/>
-            <w:gridSpan w:val="2"/>
-            <w:vAlign w:val="center"/>
-          </w:tcPr>
-          <w:p>
-            <w:pPr>
-              <w:spacing w:after="0" w:line="240" w:lineRule="auto"/>
-              <w:jc w:val="center"/>
-              <w:rPr>
-                <w:sz w:val="18"/>
-                <w:szCs w:val="18"/>
-              </w:rPr>
-            </w:pPr>
-          </w:p>
-        </w:tc>
-      </w:tr>
-      <w:tr>
-        <w:trPr>
-          <w:trHeight w:val="55"/>
-        </w:trPr>
-        <w:tc>
-          <w:tcPr>
-            <w:tcW w:w="3865" w:type="dxa"/>
-            <w:gridSpan w:val="3"/>
-            <w:vMerge/>
-          </w:tcPr>
-          <w:p>
-            <w:pPr>
-              <w:spacing w:after="0" w:line="240" w:lineRule="auto"/>
-              <w:rPr>
-                <w:sz w:val="18"/>
-                <w:szCs w:val="18"/>
-              </w:rPr>
-            </w:pPr>
-          </w:p>
-        </w:tc>
-        <w:tc>
-          <w:tcPr>
-            <w:tcW w:w="1440" w:type="dxa"/>
-            <w:vMerge/>
-            <w:vAlign w:val="center"/>
-          </w:tcPr>
-          <w:p>
-            <w:pPr>
-              <w:spacing w:after="0" w:line="240" w:lineRule="auto"/>
-              <w:jc w:val="center"/>
-              <w:rPr>
-                <w:sz w:val="18"/>
-                <w:szCs w:val="18"/>
-              </w:rPr>
-            </w:pPr>
-          </w:p>
-        </w:tc>
-        <w:tc>
-          <w:tcPr>
-            <w:tcW w:w="270" w:type="dxa"/>
-            <w:tcBorders>
-              <w:top w:val="single" w:sz="4" w:space="0" w:color="404040" w:themeColor="text1" w:themeTint="BF"/>
-              <w:bottom w:val="single" w:sz="4" w:space="0" w:color="404040" w:themeColor="text1" w:themeTint="BF"/>
-            </w:tcBorders>
-            <w:shd w:val="clear" w:color="auto" w:fill="404040" w:themeFill="text1" w:themeFillTint="BF"/>
-            <w:vAlign w:val="center"/>
-          </w:tcPr>
-          <w:p>
-            <w:pPr>
-              <w:spacing w:after="0" w:line="240" w:lineRule="auto"/>
-              <w:rPr>
-                <w:sz w:val="18"/>
-                <w:szCs w:val="18"/>
-              </w:rPr>
-            </w:pPr>
-          </w:p>
-        </w:tc>
-        <w:tc>
-          <w:tcPr>
-            <w:tcW w:w="3780" w:type="dxa"/>
-            <w:gridSpan w:val="3"/>
-          </w:tcPr>
-          <w:p>
-            <w:pPr>
-              <w:spacing w:after="0" w:line="240" w:lineRule="auto"/>
-              <w:rPr>
-                <w:sz w:val="18"/>
-                <w:szCs w:val="18"/>
-              </w:rPr>
-            </w:pPr>
-          </w:p>
-        </w:tc>
-        <w:tc>
-          <w:tcPr>
-            <w:tcW w:w="1435" w:type="dxa"/>
-            <w:gridSpan w:val="2"/>
-            <w:vAlign w:val="center"/>
-          </w:tcPr>
-          <w:p>
-            <w:pPr>
-              <w:spacing w:after="0" w:line="240" w:lineRule="auto"/>
-              <w:jc w:val="center"/>
-              <w:rPr>
-                <w:sz w:val="18"/>
-                <w:szCs w:val="18"/>
-              </w:rPr>
-            </w:pPr>
-          </w:p>
-        </w:tc>
-      </w:tr>
-      <w:tr>
-        <w:tc>
-          <w:tcPr>
-            <w:tcW w:w="3865" w:type="dxa"/>
-            <w:gridSpan w:val="3"/>
-            <w:vMerge w:val="restart"/>
-          </w:tcPr>
-          <w:p>
-            <w:pPr>
-              <w:spacing w:after="0" w:line="240" w:lineRule="auto"/>
-              <w:rPr>
-                <w:sz w:val="18"/>
-                <w:szCs w:val="18"/>
-              </w:rPr>
-            </w:pPr>
-            <w:r>
-              <w:rPr>
-                <w:sz w:val="18"/>
-                <w:szCs w:val="18"/>
-              </w:rPr>
-              <w:t>An attempt or conspiracy to commit a personal injury crime*</w:t>
-            </w:r>
-          </w:p>
-        </w:tc>
-        <w:tc>
-          <w:tcPr>
-            <w:tcW w:w="1440" w:type="dxa"/>
-            <w:vMerge w:val="restart"/>
-            <w:vAlign w:val="center"/>
-          </w:tcPr>
-          <w:p>
-            <w:pPr>
-              <w:spacing w:after="0" w:line="240" w:lineRule="auto"/>
-              <w:jc w:val="center"/>
-              <w:rPr>
-                <w:sz w:val="18"/>
-                <w:szCs w:val="18"/>
-              </w:rPr>
-            </w:pPr>
-            <w:permStart w:id="1659114342" w:edGrp="everyone"/>
-            <w:r>
-              <w:rPr>
-                <w:sz w:val="18"/>
-                <w:szCs w:val="18"/>
-              </w:rPr>
-              <w:t>{#offensePersonalInjury}</w:t>
-            </w:r>
-            <w:sdt>
-              <w:sdtPr>
-                <w:rPr>
-                  <w:sz w:val="18"/>
-                  <w:szCs w:val="18"/>
-                </w:rPr>
-                <w:id w:val="1063371202"/>
-                <w14:checkbox>
-                  <w14:checked w14:val="1"/>
-                  <w14:checkedState w14:val="2612" w14:font="MS Gothic"/>
-                  <w14:uncheckedState w14:val="2610" w14:font="MS Gothic"/>
-                </w14:checkbox>
-              </w:sdtPr>
-              <w:sdtContent>
-                <w:r>
-                  <w:rPr>
-                    <w:rFonts w:ascii="MS Gothic" w:eastAsia="MS Gothic" w:hAnsi="MS Gothic" w:hint="eastAsia"/>
-                    <w:sz w:val="18"/>
-                    <w:szCs w:val="18"/>
-                  </w:rPr>
-                  <w:t>☒</w:t>
-                </w:r>
-              </w:sdtContent>
-            </w:sdt>
-            <w:r>
-              <w:rPr>
-                <w:sz w:val="18"/>
-                <w:szCs w:val="18"/>
-              </w:rPr>
-              <w:t>{</w:t>
-            </w:r>
-            <w:proofErr w:type="gramStart"/>
-            <w:r>
-              <w:rPr>
-                <w:sz w:val="18"/>
-                <w:szCs w:val="18"/>
-              </w:rPr>
-              <w:t>/}{</w:t>
-            </w:r>
-            <w:proofErr w:type="gramEnd"/>
-            <w:r>
-              <w:rPr>
-                <w:sz w:val="18"/>
-                <w:szCs w:val="18"/>
-              </w:rPr>
-              <w:t>^</w:t>
-            </w:r>
-            <w:proofErr w:type="spellStart"/>
-            <w:r>
-              <w:rPr>
-                <w:sz w:val="18"/>
-                <w:szCs w:val="18"/>
-              </w:rPr>
-              <w:t>offense</w:t>
-            </w:r>
-            <w:r>
-              <w:rPr>
-                <w:sz w:val="18"/>
-                <w:szCs w:val="18"/>
-              </w:rPr>
-              <w:t>PersonalInjury</w:t>
-            </w:r>
-            <w:proofErr w:type="spellEnd"/>
-            <w:r>
-              <w:rPr>
-                <w:sz w:val="18"/>
-                <w:szCs w:val="18"/>
-              </w:rPr>
-              <w:t>}</w:t>
-            </w:r>
-            <w:sdt>
-              <w:sdtPr>
-                <w:rPr>
-                  <w:sz w:val="18"/>
-                  <w:szCs w:val="18"/>
-                </w:rPr>
-                <w:id w:val="-1765981311"/>
-                <w14:checkbox>
-                  <w14:checked w14:val="0"/>
-                  <w14:checkedState w14:val="2612" w14:font="MS Gothic"/>
-                  <w14:uncheckedState w14:val="2610" w14:font="MS Gothic"/>
-                </w14:checkbox>
-              </w:sdtPr>
-              <w:sdtContent>
-                <w:r>
-                  <w:rPr>
-                    <w:rFonts w:ascii="MS Gothic" w:eastAsia="MS Gothic" w:hAnsi="MS Gothic" w:hint="eastAsia"/>
-                    <w:sz w:val="18"/>
-                    <w:szCs w:val="18"/>
-                  </w:rPr>
-                  <w:t>☐</w:t>
-                </w:r>
-              </w:sdtContent>
-            </w:sdt>
-            <w:r>
-              <w:rPr>
-                <w:sz w:val="18"/>
-                <w:szCs w:val="18"/>
-              </w:rPr>
-              <w:t>{/}</w:t>
-            </w:r>
-            <w:permEnd w:id="1659114342"/>
-            <w:r>
-              <w:rPr>
-                <w:sz w:val="18"/>
-                <w:szCs w:val="18"/>
-              </w:rPr>
-              <w:t xml:space="preserve">  YES</w:t>
-            </w:r>
-          </w:p>
-        </w:tc>
-        <w:tc>
-          <w:tcPr>
-            <w:tcW w:w="270" w:type="dxa"/>
-            <w:tcBorders>
-              <w:top w:val="single" w:sz="4" w:space="0" w:color="404040" w:themeColor="text1" w:themeTint="BF"/>
-              <w:bottom w:val="single" w:sz="4" w:space="0" w:color="404040" w:themeColor="text1" w:themeTint="BF"/>
-            </w:tcBorders>
-            <w:shd w:val="clear" w:color="auto" w:fill="404040" w:themeFill="text1" w:themeFillTint="BF"/>
-            <w:vAlign w:val="center"/>
-          </w:tcPr>
-          <w:p>
-            <w:pPr>
-              <w:spacing w:after="0" w:line="240" w:lineRule="auto"/>
-              <w:rPr>
-                <w:sz w:val="18"/>
-                <w:szCs w:val="18"/>
-              </w:rPr>
-            </w:pPr>
-          </w:p>
-        </w:tc>
-        <w:tc>
-          <w:tcPr>
-            <w:tcW w:w="3780" w:type="dxa"/>
-            <w:gridSpan w:val="3"/>
-          </w:tcPr>
-          <w:p>
-            <w:pPr>
-              <w:spacing w:after="0" w:line="240" w:lineRule="auto"/>
-              <w:rPr>
-                <w:sz w:val="18"/>
-                <w:szCs w:val="18"/>
-              </w:rPr>
-            </w:pPr>
-          </w:p>
-        </w:tc>
-        <w:tc>
-          <w:tcPr>
-            <w:tcW w:w="1435" w:type="dxa"/>
-            <w:gridSpan w:val="2"/>
-            <w:vAlign w:val="center"/>
-          </w:tcPr>
-          <w:p>
-            <w:pPr>
-              <w:spacing w:after="0" w:line="240" w:lineRule="auto"/>
-              <w:jc w:val="center"/>
-              <w:rPr>
-                <w:sz w:val="18"/>
-                <w:szCs w:val="18"/>
-              </w:rPr>
-            </w:pPr>
-          </w:p>
-        </w:tc>
-      </w:tr>
-      <w:tr>
-        <w:trPr>
-          <w:trHeight w:val="54"/>
-        </w:trPr>
-        <w:tc>
-          <w:tcPr>
-            <w:tcW w:w="3865" w:type="dxa"/>
-            <w:gridSpan w:val="3"/>
-            <w:vMerge/>
-          </w:tcPr>
-          <w:p>
-            <w:pPr>
-              <w:spacing w:after="0" w:line="240" w:lineRule="auto"/>
-              <w:rPr>
-                <w:sz w:val="18"/>
-                <w:szCs w:val="18"/>
-              </w:rPr>
-            </w:pPr>
-          </w:p>
-        </w:tc>
-        <w:tc>
-          <w:tcPr>
-            <w:tcW w:w="1440" w:type="dxa"/>
-            <w:vMerge/>
-            <w:vAlign w:val="center"/>
-          </w:tcPr>
-          <w:p>
-            <w:pPr>
-              <w:spacing w:after="0" w:line="240" w:lineRule="auto"/>
-              <w:jc w:val="center"/>
-              <w:rPr>
-                <w:sz w:val="18"/>
-                <w:szCs w:val="18"/>
-              </w:rPr>
-            </w:pPr>
-          </w:p>
-        </w:tc>
-        <w:tc>
-          <w:tcPr>
-            <w:tcW w:w="270" w:type="dxa"/>
-            <w:tcBorders>
-              <w:top w:val="single" w:sz="4" w:space="0" w:color="404040" w:themeColor="text1" w:themeTint="BF"/>
-              <w:bottom w:val="single" w:sz="4" w:space="0" w:color="404040" w:themeColor="text1" w:themeTint="BF"/>
-            </w:tcBorders>
-            <w:shd w:val="clear" w:color="auto" w:fill="404040" w:themeFill="text1" w:themeFillTint="BF"/>
-            <w:vAlign w:val="center"/>
-          </w:tcPr>
-          <w:p>
-            <w:pPr>
-              <w:spacing w:after="0" w:line="240" w:lineRule="auto"/>
-              <w:rPr>
-                <w:sz w:val="18"/>
-                <w:szCs w:val="18"/>
-              </w:rPr>
-            </w:pPr>
-          </w:p>
-        </w:tc>
-        <w:tc>
-          <w:tcPr>
-            <w:tcW w:w="3780" w:type="dxa"/>
-            <w:gridSpan w:val="3"/>
-          </w:tcPr>
-          <w:p>
-            <w:pPr>
-              <w:spacing w:after="0" w:line="240" w:lineRule="auto"/>
-              <w:rPr>
-                <w:sz w:val="18"/>
-                <w:szCs w:val="18"/>
-              </w:rPr>
-            </w:pPr>
-          </w:p>
-        </w:tc>
-        <w:tc>
-          <w:tcPr>
-            <w:tcW w:w="1435" w:type="dxa"/>
-            <w:gridSpan w:val="2"/>
-            <w:vAlign w:val="center"/>
-          </w:tcPr>
-          <w:p>
-            <w:pPr>
-              <w:spacing w:after="0" w:line="240" w:lineRule="auto"/>
-              <w:jc w:val="center"/>
-              <w:rPr>
-                <w:sz w:val="18"/>
-                <w:szCs w:val="18"/>
-              </w:rPr>
-            </w:pPr>
-          </w:p>
-        </w:tc>
-      </w:tr>
-      <w:tr>
-        <w:tc>
-          <w:tcPr>
-            <w:tcW w:w="3865" w:type="dxa"/>
-            <w:gridSpan w:val="3"/>
-          </w:tcPr>
-          <w:p>
-            <w:pPr>
-              <w:spacing w:after="0" w:line="240" w:lineRule="auto"/>
-              <w:rPr>
-                <w:sz w:val="18"/>
-                <w:szCs w:val="18"/>
-              </w:rPr>
-            </w:pPr>
-            <w:r>
-              <w:rPr>
-                <w:sz w:val="18"/>
-                <w:szCs w:val="18"/>
-              </w:rPr>
-              <w:t>Named in a PFA Order (or history of PFAs)</w:t>
-            </w:r>
-          </w:p>
-        </w:tc>
-        <w:tc>
-          <w:tcPr>
-            <w:tcW w:w="1440" w:type="dxa"/>
-            <w:vAlign w:val="center"/>
-          </w:tcPr>
-          <w:p>
-            <w:pPr>
-              <w:spacing w:after="0" w:line="240" w:lineRule="auto"/>
-              <w:jc w:val="center"/>
-              <w:rPr>
-                <w:sz w:val="18"/>
-                <w:szCs w:val="18"/>
-              </w:rPr>
-            </w:pPr>
-            <w:permStart w:id="1319141172" w:edGrp="everyone"/>
-            <w:r>
-              <w:rPr>
-                <w:sz w:val="18"/>
-                <w:szCs w:val="18"/>
-              </w:rPr>
-              <w:t>{#offensePFAOrder}</w:t>
-            </w:r>
-            <w:sdt>
-              <w:sdtPr>
-                <w:rPr>
-                  <w:sz w:val="18"/>
-                  <w:szCs w:val="18"/>
-                </w:rPr>
-                <w:id w:val="1382679522"/>
-                <w14:checkbox>
-                  <w14:checked w14:val="1"/>
-                  <w14:checkedState w14:val="2612" w14:font="MS Gothic"/>
-                  <w14:uncheckedState w14:val="2610" w14:font="MS Gothic"/>
-                </w14:checkbox>
-              </w:sdtPr>
-              <w:sdtContent>
-                <w:r>
-                  <w:rPr>
-                    <w:rFonts w:ascii="MS Gothic" w:eastAsia="MS Gothic" w:hAnsi="MS Gothic" w:hint="eastAsia"/>
-                    <w:sz w:val="18"/>
-                    <w:szCs w:val="18"/>
-                  </w:rPr>
-                  <w:t>☒</w:t>
-                </w:r>
-              </w:sdtContent>
-            </w:sdt>
-            <w:r>
-              <w:rPr>
-                <w:sz w:val="18"/>
-                <w:szCs w:val="18"/>
-              </w:rPr>
-              <w:t>{</w:t>
-            </w:r>
-            <w:proofErr w:type="gramStart"/>
-            <w:r>
-              <w:rPr>
-                <w:sz w:val="18"/>
-                <w:szCs w:val="18"/>
-              </w:rPr>
-              <w:t>/}{</w:t>
-            </w:r>
-            <w:proofErr w:type="gramEnd"/>
-            <w:r>
-              <w:rPr>
-                <w:sz w:val="18"/>
-                <w:szCs w:val="18"/>
-              </w:rPr>
-              <w:t>^</w:t>
-            </w:r>
-            <w:proofErr w:type="spellStart"/>
-            <w:r>
-              <w:rPr>
-                <w:sz w:val="18"/>
-                <w:szCs w:val="18"/>
-              </w:rPr>
-              <w:t>offense</w:t>
-            </w:r>
-            <w:r>
-              <w:rPr>
-                <w:sz w:val="18"/>
-                <w:szCs w:val="18"/>
-              </w:rPr>
-              <w:t>PFAOrder</w:t>
-            </w:r>
-            <w:proofErr w:type="spellEnd"/>
-            <w:r>
-              <w:rPr>
-                <w:sz w:val="18"/>
-                <w:szCs w:val="18"/>
-              </w:rPr>
-              <w:t>}</w:t>
-            </w:r>
-            <w:sdt>
-              <w:sdtPr>
-                <w:rPr>
-                  <w:sz w:val="18"/>
-                  <w:szCs w:val="18"/>
-                </w:rPr>
-                <w:id w:val="819693738"/>
-                <w14:checkbox>
-                  <w14:checked w14:val="0"/>
-                  <w14:checkedState w14:val="2612" w14:font="MS Gothic"/>
-                  <w14:uncheckedState w14:val="2610" w14:font="MS Gothic"/>
-                </w14:checkbox>
-              </w:sdtPr>
-              <w:sdtContent>
-                <w:r>
-                  <w:rPr>
-                    <w:rFonts w:ascii="MS Gothic" w:eastAsia="MS Gothic" w:hAnsi="MS Gothic" w:hint="eastAsia"/>
-                    <w:sz w:val="18"/>
-                    <w:szCs w:val="18"/>
-                  </w:rPr>
-                  <w:t>☐</w:t>
-                </w:r>
-              </w:sdtContent>
-            </w:sdt>
-            <w:r>
-              <w:rPr>
-                <w:sz w:val="18"/>
-                <w:szCs w:val="18"/>
-              </w:rPr>
-              <w:t>{/}</w:t>
-            </w:r>
-            <w:permEnd w:id="1319141172"/>
-            <w:r>
-              <w:rPr>
-                <w:sz w:val="18"/>
-                <w:szCs w:val="18"/>
-              </w:rPr>
-              <w:t xml:space="preserve">  YES</w:t>
-            </w:r>
-          </w:p>
-        </w:tc>
-        <w:tc>
-          <w:tcPr>
-            <w:tcW w:w="270" w:type="dxa"/>
-            <w:tcBorders>
-              <w:top w:val="single" w:sz="4" w:space="0" w:color="404040" w:themeColor="text1" w:themeTint="BF"/>
-              <w:bottom w:val="single" w:sz="4" w:space="0" w:color="404040" w:themeColor="text1" w:themeTint="BF"/>
-            </w:tcBorders>
-            <w:shd w:val="clear" w:color="auto" w:fill="404040" w:themeFill="text1" w:themeFillTint="BF"/>
-            <w:vAlign w:val="center"/>
-          </w:tcPr>
-          <w:p>
-            <w:pPr>
-              <w:spacing w:after="0" w:line="240" w:lineRule="auto"/>
-              <w:rPr>
-                <w:sz w:val="18"/>
-                <w:szCs w:val="18"/>
-              </w:rPr>
-            </w:pPr>
-          </w:p>
-        </w:tc>
-        <w:tc>
-          <w:tcPr>
-            <w:tcW w:w="3780" w:type="dxa"/>
-            <w:gridSpan w:val="3"/>
-          </w:tcPr>
-          <w:p>
-            <w:pPr>
-              <w:spacing w:after="0" w:line="240" w:lineRule="auto"/>
-              <w:rPr>
-                <w:sz w:val="18"/>
-                <w:szCs w:val="18"/>
-              </w:rPr>
-            </w:pPr>
-          </w:p>
-        </w:tc>
-        <w:tc>
-          <w:tcPr>
-            <w:tcW w:w="1435" w:type="dxa"/>
-            <w:gridSpan w:val="2"/>
-            <w:vAlign w:val="center"/>
-          </w:tcPr>
-          <w:p>
-            <w:pPr>
-              <w:spacing w:after="0" w:line="240" w:lineRule="auto"/>
-              <w:jc w:val="center"/>
-              <w:rPr>
-                <w:sz w:val="18"/>
-                <w:szCs w:val="18"/>
-              </w:rPr>
-            </w:pPr>
-          </w:p>
-        </w:tc>
-      </w:tr>
-      <w:tr>
-        <w:tc>
-          <w:tcPr>
             <w:tcW w:w="10790" w:type="dxa"/>
-            <w:gridSpan w:val="10"/>
+            <w:gridSpan w:val="9"/>
             <w:shd w:val="clear" w:color="auto" w:fill="404040" w:themeFill="text1" w:themeFillTint="BF"/>
           </w:tcPr>
           <w:p>
@@ -6598,7 +7556,7 @@
         <w:tc>
           <w:tcPr>
             <w:tcW w:w="1975" w:type="dxa"/>
-            <w:gridSpan w:val="4"/>
+            <w:gridSpan w:val="3"/>
             <w:shd w:val="clear" w:color="auto" w:fill="DEEAF6" w:themeFill="accent5" w:themeFillTint="33"/>
             <w:vAlign w:val="center"/>
           </w:tcPr>
@@ -6813,14 +7771,7 @@
                 <w:sz w:val="18"/>
                 <w:szCs w:val="18"/>
               </w:rPr>
-              <w:t xml:space="preserve"> </w:t>
-            </w:r>
-            <w:r>
-              <w:rPr>
-                <w:sz w:val="18"/>
-                <w:szCs w:val="18"/>
-              </w:rPr>
-              <w:t xml:space="preserve">  NO</w:t>
+              <w:t xml:space="preserve">   NO</w:t>
             </w:r>
           </w:p>
         </w:tc>
@@ -7107,7 +8058,7 @@
         </w:tc>
         <w:tc>
           <w:tcPr>
-            <w:tcW w:w="3690" w:type="dxa"/>
+            <w:tcW w:w="3870" w:type="dxa"/>
             <w:gridSpan w:val="2"/>
           </w:tcPr>
           <w:p>
@@ -7129,8 +8080,8 @@
         </w:tc>
         <w:tc>
           <w:tcPr>
-            <w:tcW w:w="1525" w:type="dxa"/>
-            <w:gridSpan w:val="3"/>
+            <w:tcW w:w="1345" w:type="dxa"/>
+            <w:gridSpan w:val="2"/>
             <w:vAlign w:val="center"/>
           </w:tcPr>
           <w:p>
@@ -7414,21 +8365,7 @@
                 <w:sz w:val="18"/>
                 <w:szCs w:val="18"/>
               </w:rPr>
-              <w:t>{#</w:t>
-            </w:r>
-            <w:r>
-              <w:rPr>
-                <w:sz w:val="18"/>
-                <w:szCs w:val="18"/>
-              </w:rPr>
-              <w:t>criteriaFulfilledSpecialConditions</w:t>
-            </w:r>
-            <w:r>
-              <w:rPr>
-                <w:sz w:val="18"/>
-                <w:szCs w:val="18"/>
-              </w:rPr>
-              <w:t>}</w:t>
+              <w:t>{#criteriaFulfilledSpecialConditions}</w:t>
             </w:r>
             <w:sdt>
               <w:sdtPr>
@@ -7552,36 +8489,7 @@
                 <w:sz w:val="18"/>
                 <w:szCs w:val="18"/>
               </w:rPr>
-              <w:lastRenderedPageBreak/>
-              <w:t>{#</w:t>
-            </w:r>
-            <w:r>
-              <w:rPr>
-                <w:sz w:val="18"/>
-                <w:szCs w:val="18"/>
-              </w:rPr>
-              <w:t>criteriaFulfilledSpecialCondition</w:t>
-            </w:r>
-            <w:r>
-              <w:rPr>
-                <w:sz w:val="18"/>
-                <w:szCs w:val="18"/>
-              </w:rPr>
-              <w:t>s</w:t>
-            </w:r>
-            <w:r>
-              <w:rPr>
-                <w:sz w:val="18"/>
-                <w:szCs w:val="18"/>
-              </w:rPr>
-              <w:t>No</w:t>
-            </w:r>
-            <w:r>
-              <w:rPr>
-                <w:sz w:val="18"/>
-                <w:szCs w:val="18"/>
-              </w:rPr>
-              <w:t>}</w:t>
+              <w:t>{#criteriaFulfilledSpecialConditionsNo}</w:t>
             </w:r>
             <w:sdt>
               <w:sdtPr>
@@ -7620,14 +8528,15 @@
                 <w:sz w:val="18"/>
                 <w:szCs w:val="18"/>
               </w:rPr>
-              <w:t>criteriaFulfilledSpecialConditions</w:t>
-            </w:r>
-            <w:r>
-              <w:rPr>
-                <w:sz w:val="18"/>
-                <w:szCs w:val="18"/>
-              </w:rPr>
-              <w:t>No</w:t>
+              <w:t>criteriaFulfill</w:t>
+            </w:r>
+            <w:r>
+              <w:rPr>
+                <w:sz w:val="18"/>
+                <w:szCs w:val="18"/>
+              </w:rPr>
+              <w:lastRenderedPageBreak/>
+              <w:t>edSpecialConditionsNo</w:t>
             </w:r>
             <w:proofErr w:type="spellEnd"/>
             <w:r>
@@ -7702,7 +8611,7 @@
         </w:tc>
         <w:tc>
           <w:tcPr>
-            <w:tcW w:w="3690" w:type="dxa"/>
+            <w:tcW w:w="3870" w:type="dxa"/>
             <w:gridSpan w:val="2"/>
           </w:tcPr>
           <w:p>
@@ -7724,8 +8633,8 @@
         </w:tc>
         <w:tc>
           <w:tcPr>
-            <w:tcW w:w="1525" w:type="dxa"/>
-            <w:gridSpan w:val="3"/>
+            <w:tcW w:w="1345" w:type="dxa"/>
+            <w:gridSpan w:val="2"/>
             <w:vAlign w:val="center"/>
           </w:tcPr>
           <w:p>
@@ -7743,21 +8652,7 @@
                 <w:sz w:val="18"/>
                 <w:szCs w:val="18"/>
               </w:rPr>
-              <w:t>{#criteria</w:t>
-            </w:r>
-            <w:r>
-              <w:rPr>
-                <w:sz w:val="18"/>
-                <w:szCs w:val="18"/>
-              </w:rPr>
-              <w:t>FinancialEfforts</w:t>
-            </w:r>
-            <w:r>
-              <w:rPr>
-                <w:sz w:val="18"/>
-                <w:szCs w:val="18"/>
-              </w:rPr>
-              <w:t>}</w:t>
+              <w:t>{#criteriaFinancialEfforts}</w:t>
             </w:r>
             <w:sdt>
               <w:sdtPr>
@@ -7812,14 +8707,7 @@
                 <w:sz w:val="18"/>
                 <w:szCs w:val="18"/>
               </w:rPr>
-              <w:t>criteria</w:t>
-            </w:r>
-            <w:r>
-              <w:rPr>
-                <w:sz w:val="18"/>
-                <w:szCs w:val="18"/>
-              </w:rPr>
-              <w:t>FinancialEfforts</w:t>
+              <w:t>criteriaFinancialEfforts</w:t>
             </w:r>
             <w:proofErr w:type="spellEnd"/>
             <w:r>
@@ -7888,29 +8776,7 @@
                 <w:sz w:val="18"/>
                 <w:szCs w:val="18"/>
               </w:rPr>
-              <w:t>{#criteria</w:t>
-            </w:r>
-            <w:r>
-              <w:rPr>
-                <w:sz w:val="18"/>
-                <w:szCs w:val="18"/>
-              </w:rPr>
-              <w:t>Financia</w:t>
-            </w:r>
-            <w:r>
-              <w:rPr>
-                <w:sz w:val="18"/>
-                <w:szCs w:val="18"/>
-              </w:rPr>
-              <w:lastRenderedPageBreak/>
-              <w:t>lEffortsNo</w:t>
-            </w:r>
-            <w:r>
-              <w:rPr>
-                <w:sz w:val="18"/>
-                <w:szCs w:val="18"/>
-              </w:rPr>
-              <w:t>}</w:t>
+              <w:t>{#criteriaFinancialEffortsNo}</w:t>
             </w:r>
             <w:sdt>
               <w:sdtPr>
@@ -7949,21 +8815,15 @@
                 <w:sz w:val="18"/>
                 <w:szCs w:val="18"/>
               </w:rPr>
-              <w:t>criteria</w:t>
-            </w:r>
-            <w:r>
-              <w:rPr>
-                <w:sz w:val="18"/>
-                <w:szCs w:val="18"/>
-              </w:rPr>
-              <w:t>FinancialEfforts</w:t>
-            </w:r>
-            <w:r>
-              <w:rPr>
-                <w:sz w:val="18"/>
-                <w:szCs w:val="18"/>
-              </w:rPr>
-              <w:t>No</w:t>
+              <w:t>criteriaFin</w:t>
+            </w:r>
+            <w:r>
+              <w:rPr>
+                <w:sz w:val="18"/>
+                <w:szCs w:val="18"/>
+              </w:rPr>
+              <w:lastRenderedPageBreak/>
+              <w:t>ancialEffortsNo</w:t>
             </w:r>
             <w:proofErr w:type="spellEnd"/>
             <w:r>
@@ -8033,7 +8893,7 @@
         <w:tc>
           <w:tcPr>
             <w:tcW w:w="10754" w:type="dxa"/>
-            <w:gridSpan w:val="8"/>
+            <w:gridSpan w:val="7"/>
             <w:tcBorders>
               <w:top w:val="single" w:sz="18" w:space="0" w:color="auto"/>
               <w:left w:val="single" w:sz="18" w:space="0" w:color="auto"/>
@@ -8293,15 +9153,7 @@
                 <w:sz w:val="20"/>
                 <w:szCs w:val="20"/>
               </w:rPr>
-              <w:t xml:space="preserve">  </w:t>
-            </w:r>
-            <w:r>
-              <w:rPr>
-                <w:b/>
-                <w:sz w:val="20"/>
-                <w:szCs w:val="20"/>
-              </w:rPr>
-              <w:t xml:space="preserve">  NO</w:t>
+              <w:t xml:space="preserve">    NO</w:t>
             </w:r>
           </w:p>
         </w:tc>
@@ -8319,7 +9171,7 @@
           <w:sdtPr>
             <w:id w:val="972014892"/>
             <w:placeholder>
-              <w:docPart w:val="974D82117C8B4B4FA836BB8F354277F2"/>
+              <w:docPart w:val="02AEB95F0D00404FB38AF34001F5B8BC"/>
             </w:placeholder>
             <w:showingPlcHdr/>
             <w:text/>
@@ -8367,7 +9219,7 @@
         <w:tc>
           <w:tcPr>
             <w:tcW w:w="5197" w:type="dxa"/>
-            <w:gridSpan w:val="4"/>
+            <w:gridSpan w:val="3"/>
             <w:tcBorders>
               <w:top w:val="single" w:sz="18" w:space="0" w:color="auto"/>
             </w:tcBorders>
@@ -8432,7 +9284,7 @@
         <w:tc>
           <w:tcPr>
             <w:tcW w:w="5197" w:type="dxa"/>
-            <w:gridSpan w:val="4"/>
+            <w:gridSpan w:val="3"/>
           </w:tcPr>
           <w:p>
             <w:pPr>
@@ -8465,7 +9317,7 @@
         <w:tc>
           <w:tcPr>
             <w:tcW w:w="10754" w:type="dxa"/>
-            <w:gridSpan w:val="8"/>
+            <w:gridSpan w:val="7"/>
             <w:tcBorders>
               <w:bottom w:val="nil"/>
             </w:tcBorders>
@@ -8501,7 +9353,7 @@
             </w:rPr>
             <w:id w:val="-69729712"/>
             <w:placeholder>
-              <w:docPart w:val="B29CEAF5A11BC74291DA086EFA439BFE"/>
+              <w:docPart w:val="B83F61669B637C4781FB1EB9EDFD1256"/>
             </w:placeholder>
             <w:showingPlcHdr/>
             <w:text w:multiLine="1"/>
@@ -8510,7 +9362,7 @@
             <w:tc>
               <w:tcPr>
                 <w:tcW w:w="10754" w:type="dxa"/>
-                <w:gridSpan w:val="8"/>
+                <w:gridSpan w:val="7"/>
                 <w:tcBorders>
                   <w:top w:val="nil"/>
                 </w:tcBorders>
@@ -8539,24 +9391,6 @@
         <w:permEnd w:id="33386933" w:displacedByCustomXml="prev"/>
       </w:tr>
     </w:tbl>
-    <w:p>
-      <w:pPr>
-        <w:spacing w:after="0" w:line="240" w:lineRule="auto"/>
-        <w:rPr>
-          <w:sz w:val="16"/>
-          <w:szCs w:val="16"/>
-        </w:rPr>
-      </w:pPr>
-    </w:p>
-    <w:p>
-      <w:pPr>
-        <w:spacing w:after="0" w:line="240" w:lineRule="auto"/>
-        <w:rPr>
-          <w:sz w:val="16"/>
-          <w:szCs w:val="16"/>
-        </w:rPr>
-      </w:pPr>
-    </w:p>
     <w:p>
       <w:pPr>
         <w:spacing w:after="0" w:line="240" w:lineRule="auto"/>
@@ -10739,6 +11573,311 @@
     <w:p>
       <w:pPr>
         <w:spacing w:after="0" w:line="240" w:lineRule="auto"/>
+        <w:ind w:left="720"/>
+      </w:pPr>
+      <w:permStart w:id="2116639796" w:edGrp="everyone"/>
+      <w:r>
+        <w:rPr>
+          <w:bCs/>
+          <w:sz w:val="20"/>
+          <w:szCs w:val="20"/>
+        </w:rPr>
+        <w:t>{#</w:t>
+      </w:r>
+      <w:r>
+        <w:rPr>
+          <w:bCs/>
+          <w:sz w:val="20"/>
+          <w:szCs w:val="20"/>
+        </w:rPr>
+        <w:t>offense4103_7</w:t>
+      </w:r>
+      <w:r>
+        <w:rPr>
+          <w:bCs/>
+          <w:sz w:val="20"/>
+          <w:szCs w:val="20"/>
+        </w:rPr>
+        <w:t>}</w:t>
+      </w:r>
+      <w:sdt>
+        <w:sdtPr>
+          <w:rPr>
+            <w:bCs/>
+            <w:sz w:val="20"/>
+            <w:szCs w:val="20"/>
+          </w:rPr>
+          <w:id w:val="-1521541697"/>
+          <w14:checkbox>
+            <w14:checked w14:val="1"/>
+            <w14:checkedState w14:val="2612" w14:font="MS Gothic"/>
+            <w14:uncheckedState w14:val="2610" w14:font="MS Gothic"/>
+          </w14:checkbox>
+        </w:sdtPr>
+        <w:sdtContent>
+          <w:r>
+            <w:rPr>
+              <w:rFonts w:ascii="MS Gothic" w:eastAsia="MS Gothic" w:hAnsi="MS Gothic" w:hint="eastAsia"/>
+              <w:bCs/>
+              <w:sz w:val="20"/>
+              <w:szCs w:val="20"/>
+            </w:rPr>
+            <w:t>☒</w:t>
+          </w:r>
+        </w:sdtContent>
+      </w:sdt>
+      <w:r>
+        <w:rPr>
+          <w:bCs/>
+          <w:sz w:val="20"/>
+          <w:szCs w:val="20"/>
+        </w:rPr>
+        <w:t>{</w:t>
+      </w:r>
+      <w:proofErr w:type="gramStart"/>
+      <w:r>
+        <w:rPr>
+          <w:bCs/>
+          <w:sz w:val="20"/>
+          <w:szCs w:val="20"/>
+        </w:rPr>
+        <w:t>/}{</w:t>
+      </w:r>
+      <w:proofErr w:type="gramEnd"/>
+      <w:r>
+        <w:rPr>
+          <w:bCs/>
+          <w:sz w:val="20"/>
+          <w:szCs w:val="20"/>
+        </w:rPr>
+        <w:t>^</w:t>
+      </w:r>
+      <w:r>
+        <w:rPr>
+          <w:bCs/>
+          <w:sz w:val="20"/>
+          <w:szCs w:val="20"/>
+        </w:rPr>
+        <w:t>offense4103_7</w:t>
+      </w:r>
+      <w:r>
+        <w:rPr>
+          <w:bCs/>
+          <w:sz w:val="20"/>
+          <w:szCs w:val="20"/>
+        </w:rPr>
+        <w:t>}</w:t>
+      </w:r>
+      <w:sdt>
+        <w:sdtPr>
+          <w:rPr>
+            <w:bCs/>
+            <w:sz w:val="20"/>
+            <w:szCs w:val="20"/>
+          </w:rPr>
+          <w:id w:val="2036918813"/>
+          <w14:checkbox>
+            <w14:checked w14:val="0"/>
+            <w14:checkedState w14:val="2612" w14:font="MS Gothic"/>
+            <w14:uncheckedState w14:val="2610" w14:font="MS Gothic"/>
+          </w14:checkbox>
+        </w:sdtPr>
+        <w:sdtContent>
+          <w:r>
+            <w:rPr>
+              <w:rFonts w:ascii="MS Gothic" w:eastAsia="MS Gothic" w:hAnsi="MS Gothic" w:hint="eastAsia"/>
+              <w:bCs/>
+              <w:sz w:val="20"/>
+              <w:szCs w:val="20"/>
+            </w:rPr>
+            <w:t>☐</w:t>
+          </w:r>
+        </w:sdtContent>
+      </w:sdt>
+      <w:r>
+        <w:rPr>
+          <w:bCs/>
+          <w:sz w:val="20"/>
+          <w:szCs w:val="20"/>
+        </w:rPr>
+        <w:t>{/}</w:t>
+      </w:r>
+      <w:permEnd w:id="2116639796"/>
+      <w:r>
+        <w:t xml:space="preserve">  </w:t>
+      </w:r>
+      <w:r>
+        <w:t>61PA. C.S. 4103(7) - Fentanyl or a mixture containing Fentanyl ≥ 10 grams.</w:t>
+      </w:r>
+    </w:p>
+    <w:p>
+      <w:pPr>
+        <w:spacing w:after="0" w:line="240" w:lineRule="auto"/>
+        <w:ind w:left="720"/>
+      </w:pPr>
+      <w:permStart w:id="2126937659" w:edGrp="everyone"/>
+      <w:r>
+        <w:rPr>
+          <w:bCs/>
+          <w:sz w:val="20"/>
+          <w:szCs w:val="20"/>
+        </w:rPr>
+        <w:t>{#</w:t>
+      </w:r>
+      <w:r>
+        <w:rPr>
+          <w:bCs/>
+          <w:sz w:val="20"/>
+          <w:szCs w:val="20"/>
+        </w:rPr>
+        <w:t>offense4103_8</w:t>
+      </w:r>
+      <w:r>
+        <w:rPr>
+          <w:bCs/>
+          <w:sz w:val="20"/>
+          <w:szCs w:val="20"/>
+        </w:rPr>
+        <w:t>}</w:t>
+      </w:r>
+      <w:sdt>
+        <w:sdtPr>
+          <w:rPr>
+            <w:bCs/>
+            <w:sz w:val="20"/>
+            <w:szCs w:val="20"/>
+          </w:rPr>
+          <w:id w:val="2134362450"/>
+          <w14:checkbox>
+            <w14:checked w14:val="1"/>
+            <w14:checkedState w14:val="2612" w14:font="MS Gothic"/>
+            <w14:uncheckedState w14:val="2610" w14:font="MS Gothic"/>
+          </w14:checkbox>
+        </w:sdtPr>
+        <w:sdtContent>
+          <w:r>
+            <w:rPr>
+              <w:rFonts w:ascii="MS Gothic" w:eastAsia="MS Gothic" w:hAnsi="MS Gothic" w:hint="eastAsia"/>
+              <w:bCs/>
+              <w:sz w:val="20"/>
+              <w:szCs w:val="20"/>
+            </w:rPr>
+            <w:t>☒</w:t>
+          </w:r>
+        </w:sdtContent>
+      </w:sdt>
+      <w:r>
+        <w:rPr>
+          <w:bCs/>
+          <w:sz w:val="20"/>
+          <w:szCs w:val="20"/>
+        </w:rPr>
+        <w:t>{</w:t>
+      </w:r>
+      <w:proofErr w:type="gramStart"/>
+      <w:r>
+        <w:rPr>
+          <w:bCs/>
+          <w:sz w:val="20"/>
+          <w:szCs w:val="20"/>
+        </w:rPr>
+        <w:t>/}{</w:t>
+      </w:r>
+      <w:proofErr w:type="gramEnd"/>
+      <w:r>
+        <w:rPr>
+          <w:bCs/>
+          <w:sz w:val="20"/>
+          <w:szCs w:val="20"/>
+        </w:rPr>
+        <w:t>^</w:t>
+      </w:r>
+      <w:r>
+        <w:rPr>
+          <w:bCs/>
+          <w:sz w:val="20"/>
+          <w:szCs w:val="20"/>
+        </w:rPr>
+        <w:t>offense4103_8</w:t>
+      </w:r>
+      <w:r>
+        <w:rPr>
+          <w:bCs/>
+          <w:sz w:val="20"/>
+          <w:szCs w:val="20"/>
+        </w:rPr>
+        <w:t>}</w:t>
+      </w:r>
+      <w:sdt>
+        <w:sdtPr>
+          <w:rPr>
+            <w:bCs/>
+            <w:sz w:val="20"/>
+            <w:szCs w:val="20"/>
+          </w:rPr>
+          <w:id w:val="-1136715830"/>
+          <w14:checkbox>
+            <w14:checked w14:val="0"/>
+            <w14:checkedState w14:val="2612" w14:font="MS Gothic"/>
+            <w14:uncheckedState w14:val="2610" w14:font="MS Gothic"/>
+          </w14:checkbox>
+        </w:sdtPr>
+        <w:sdtContent>
+          <w:r>
+            <w:rPr>
+              <w:rFonts w:ascii="MS Gothic" w:eastAsia="MS Gothic" w:hAnsi="MS Gothic" w:hint="eastAsia"/>
+              <w:bCs/>
+              <w:sz w:val="20"/>
+              <w:szCs w:val="20"/>
+            </w:rPr>
+            <w:t>☐</w:t>
+          </w:r>
+        </w:sdtContent>
+      </w:sdt>
+      <w:r>
+        <w:rPr>
+          <w:bCs/>
+          <w:sz w:val="20"/>
+          <w:szCs w:val="20"/>
+        </w:rPr>
+        <w:t>{/}</w:t>
+      </w:r>
+      <w:permEnd w:id="2126937659"/>
+      <w:r>
+        <w:t xml:space="preserve">  </w:t>
+      </w:r>
+      <w:r>
+        <w:t xml:space="preserve">61PA. C.S. 4103(8) - </w:t>
+      </w:r>
+      <w:proofErr w:type="spellStart"/>
+      <w:r>
+        <w:t>Carfentanil</w:t>
+      </w:r>
+      <w:proofErr w:type="spellEnd"/>
+      <w:r>
+        <w:t xml:space="preserve"> or a mixture containing </w:t>
+      </w:r>
+      <w:proofErr w:type="spellStart"/>
+      <w:r>
+        <w:t>carfentanil</w:t>
+      </w:r>
+      <w:proofErr w:type="spellEnd"/>
+      <w:r>
+        <w:t xml:space="preserve"> ≥ 1 gram.</w:t>
+      </w:r>
+    </w:p>
+    <w:p>
+      <w:pPr>
+        <w:spacing w:after="0" w:line="240" w:lineRule="auto"/>
+        <w:rPr>
+          <w:sz w:val="18"/>
+          <w:szCs w:val="18"/>
+        </w:rPr>
+      </w:pPr>
+    </w:p>
+    <w:p>
+      <w:pPr>
+        <w:spacing w:after="0" w:line="240" w:lineRule="auto"/>
         <w:rPr>
           <w:sz w:val="18"/>
           <w:szCs w:val="18"/>
@@ -10800,7 +11939,6 @@
         <w:rPr>
           <w:b/>
         </w:rPr>
-        <w:lastRenderedPageBreak/>
         <w:t>Section 4:</w:t>
       </w:r>
       <w:r>
@@ -11257,6 +12395,17 @@
         </w:rPr>
       </w:pPr>
     </w:p>
+    <w:p>
+      <w:pPr>
+        <w:tabs>
+          <w:tab w:val="left" w:pos="1580"/>
+        </w:tabs>
+        <w:rPr>
+          <w:sz w:val="16"/>
+          <w:szCs w:val="16"/>
+        </w:rPr>
+      </w:pPr>
+    </w:p>
     <w:sectPr>
       <w:footerReference w:type="default" r:id="rId8"/>
       <w:pgSz w:w="12240" w:h="15840"/>
@@ -11269,7 +12418,7 @@
 </file>
 
 <file path=word/endnotes.xml><?xml version="1.0" encoding="utf-8"?>
-<w:endnotes xmlns:wpc="http://schemas.microsoft.com/office/word/2010/wordprocessingCanvas" xmlns:cx="http://schemas.microsoft.com/office/drawing/2014/chartex" xmlns:cx1="http://schemas.microsoft.com/office/drawing/2015/9/8/chartex" xmlns:cx2="http://schemas.microsoft.com/office/drawing/2015/10/21/chartex" xmlns:cx3="http://schemas.microsoft.com/office/drawing/2016/5/9/chartex" xmlns:cx4="http://schemas.microsoft.com/office/drawing/2016/5/10/chartex" xmlns:cx5="http://schemas.microsoft.com/office/drawing/2016/5/11/chartex" xmlns:cx6="http://schemas.microsoft.com/office/drawing/2016/5/12/chartex" xmlns:cx7="http://schemas.microsoft.com/office/drawing/2016/5/13/chartex" xmlns:cx8="http://schemas.microsoft.com/office/drawing/2016/5/14/chartex" xmlns:mc="http://schemas.openxmlformats.org/markup-compatibility/2006" xmlns:aink="http://schemas.microsoft.com/office/drawing/2016/ink" xmlns:am3d="http://schemas.microsoft.com/office/drawing/2017/model3d" xmlns:o="urn:schemas-microsoft-com:office:office" xmlns:oel="http://schemas.microsoft.com/office/2019/extlst" xmlns:r="http://schemas.openxmlformats.org/officeDocument/2006/relationships" xmlns:m="http://schemas.openxmlformats.org/officeDocument/2006/math" xmlns:v="urn:schemas-microsoft-com:vml" xmlns:wp14="http://schemas.microsoft.com/office/word/2010/wordprocessingDrawing" xmlns:wp="http://schemas.openxmlformats.org/drawingml/2006/wordprocessingDrawing" xmlns:w10="urn:schemas-microsoft-com:office:word" xmlns:w="http://schemas.openxmlformats.org/wordprocessingml/2006/main" xmlns:w14="http://schemas.microsoft.com/office/word/2010/wordml" xmlns:w15="http://schemas.microsoft.com/office/word/2012/wordml" xmlns:w16cex="http://schemas.microsoft.com/office/word/2018/wordml/cex" xmlns:w16cid="http://schemas.microsoft.com/office/word/2016/wordml/cid" xmlns:w16="http://schemas.microsoft.com/office/word/2018/wordml" xmlns:w16du="http://schemas.microsoft.com/office/word/2023/wordml/word16du" xmlns:w16sdtdh="http://schemas.microsoft.com/office/word/2020/wordml/sdtdatahash" xmlns:w16se="http://schemas.microsoft.com/office/word/2015/wordml/symex" xmlns:wpg="http://schemas.microsoft.com/office/word/2010/wordprocessingGroup" xmlns:wpi="http://schemas.microsoft.com/office/word/2010/wordprocessingInk" xmlns:wne="http://schemas.microsoft.com/office/word/2006/wordml" xmlns:wps="http://schemas.microsoft.com/office/word/2010/wordprocessingShape" mc:Ignorable="w14 w15 w16se w16cid w16 w16cex w16sdtdh w16du wp14">
+<w:endnotes xmlns:wpc="http://schemas.microsoft.com/office/word/2010/wordprocessingCanvas" xmlns:cx="http://schemas.microsoft.com/office/drawing/2014/chartex" xmlns:cx1="http://schemas.microsoft.com/office/drawing/2015/9/8/chartex" xmlns:cx2="http://schemas.microsoft.com/office/drawing/2015/10/21/chartex" xmlns:cx3="http://schemas.microsoft.com/office/drawing/2016/5/9/chartex" xmlns:cx4="http://schemas.microsoft.com/office/drawing/2016/5/10/chartex" xmlns:cx5="http://schemas.microsoft.com/office/drawing/2016/5/11/chartex" xmlns:cx6="http://schemas.microsoft.com/office/drawing/2016/5/12/chartex" xmlns:cx7="http://schemas.microsoft.com/office/drawing/2016/5/13/chartex" xmlns:cx8="http://schemas.microsoft.com/office/drawing/2016/5/14/chartex" xmlns:mc="http://schemas.openxmlformats.org/markup-compatibility/2006" xmlns:aink="http://schemas.microsoft.com/office/drawing/2016/ink" xmlns:am3d="http://schemas.microsoft.com/office/drawing/2017/model3d" xmlns:o="urn:schemas-microsoft-com:office:office" xmlns:oel="http://schemas.microsoft.com/office/2019/extlst" xmlns:r="http://schemas.openxmlformats.org/officeDocument/2006/relationships" xmlns:m="http://schemas.openxmlformats.org/officeDocument/2006/math" xmlns:v="urn:schemas-microsoft-com:vml" xmlns:wp14="http://schemas.microsoft.com/office/word/2010/wordprocessingDrawing" xmlns:wp="http://schemas.openxmlformats.org/drawingml/2006/wordprocessingDrawing" xmlns:w10="urn:schemas-microsoft-com:office:word" xmlns:w="http://schemas.openxmlformats.org/wordprocessingml/2006/main" xmlns:w14="http://schemas.microsoft.com/office/word/2010/wordml" xmlns:w15="http://schemas.microsoft.com/office/word/2012/wordml" xmlns:w16cex="http://schemas.microsoft.com/office/word/2018/wordml/cex" xmlns:w16cid="http://schemas.microsoft.com/office/word/2016/wordml/cid" xmlns:w16="http://schemas.microsoft.com/office/word/2018/wordml" xmlns:w16du="http://schemas.microsoft.com/office/word/2023/wordml/word16du" xmlns:w16sdtdh="http://schemas.microsoft.com/office/word/2020/wordml/sdtdatahash" xmlns:w16sdtfl="http://schemas.microsoft.com/office/word/2024/wordml/sdtformatlock" xmlns:w16se="http://schemas.microsoft.com/office/word/2015/wordml/symex" xmlns:wpg="http://schemas.microsoft.com/office/word/2010/wordprocessingGroup" xmlns:wpi="http://schemas.microsoft.com/office/word/2010/wordprocessingInk" xmlns:wne="http://schemas.microsoft.com/office/word/2006/wordml" xmlns:wps="http://schemas.microsoft.com/office/word/2010/wordprocessingShape" mc:Ignorable="w14 w15 w16se w16cid w16 w16cex w16sdtdh w16sdtfl w16du wp14">
   <w:endnote w:type="separator" w:id="-1">
     <w:p>
       <w:pPr>
@@ -11294,7 +12443,7 @@
 </file>
 
 <file path=word/footer1.xml><?xml version="1.0" encoding="utf-8"?>
-<w:ftr xmlns:wpc="http://schemas.microsoft.com/office/word/2010/wordprocessingCanvas" xmlns:cx="http://schemas.microsoft.com/office/drawing/2014/chartex" xmlns:cx1="http://schemas.microsoft.com/office/drawing/2015/9/8/chartex" xmlns:cx2="http://schemas.microsoft.com/office/drawing/2015/10/21/chartex" xmlns:cx3="http://schemas.microsoft.com/office/drawing/2016/5/9/chartex" xmlns:cx4="http://schemas.microsoft.com/office/drawing/2016/5/10/chartex" xmlns:cx5="http://schemas.microsoft.com/office/drawing/2016/5/11/chartex" xmlns:cx6="http://schemas.microsoft.com/office/drawing/2016/5/12/chartex" xmlns:cx7="http://schemas.microsoft.com/office/drawing/2016/5/13/chartex" xmlns:cx8="http://schemas.microsoft.com/office/drawing/2016/5/14/chartex" xmlns:mc="http://schemas.openxmlformats.org/markup-compatibility/2006" xmlns:aink="http://schemas.microsoft.com/office/drawing/2016/ink" xmlns:am3d="http://schemas.microsoft.com/office/drawing/2017/model3d" xmlns:o="urn:schemas-microsoft-com:office:office" xmlns:oel="http://schemas.microsoft.com/office/2019/extlst" xmlns:r="http://schemas.openxmlformats.org/officeDocument/2006/relationships" xmlns:m="http://schemas.openxmlformats.org/officeDocument/2006/math" xmlns:v="urn:schemas-microsoft-com:vml" xmlns:wp14="http://schemas.microsoft.com/office/word/2010/wordprocessingDrawing" xmlns:wp="http://schemas.openxmlformats.org/drawingml/2006/wordprocessingDrawing" xmlns:w10="urn:schemas-microsoft-com:office:word" xmlns:w="http://schemas.openxmlformats.org/wordprocessingml/2006/main" xmlns:w14="http://schemas.microsoft.com/office/word/2010/wordml" xmlns:w15="http://schemas.microsoft.com/office/word/2012/wordml" xmlns:w16cex="http://schemas.microsoft.com/office/word/2018/wordml/cex" xmlns:w16cid="http://schemas.microsoft.com/office/word/2016/wordml/cid" xmlns:w16="http://schemas.microsoft.com/office/word/2018/wordml" xmlns:w16du="http://schemas.microsoft.com/office/word/2023/wordml/word16du" xmlns:w16sdtdh="http://schemas.microsoft.com/office/word/2020/wordml/sdtdatahash" xmlns:w16se="http://schemas.microsoft.com/office/word/2015/wordml/symex" xmlns:wpg="http://schemas.microsoft.com/office/word/2010/wordprocessingGroup" xmlns:wpi="http://schemas.microsoft.com/office/word/2010/wordprocessingInk" xmlns:wne="http://schemas.microsoft.com/office/word/2006/wordml" xmlns:wps="http://schemas.microsoft.com/office/word/2010/wordprocessingShape" mc:Ignorable="w14 w15 w16se w16cid w16 w16cex w16sdtdh w16du wp14">
+<w:ftr xmlns:wpc="http://schemas.microsoft.com/office/word/2010/wordprocessingCanvas" xmlns:cx="http://schemas.microsoft.com/office/drawing/2014/chartex" xmlns:cx1="http://schemas.microsoft.com/office/drawing/2015/9/8/chartex" xmlns:cx2="http://schemas.microsoft.com/office/drawing/2015/10/21/chartex" xmlns:cx3="http://schemas.microsoft.com/office/drawing/2016/5/9/chartex" xmlns:cx4="http://schemas.microsoft.com/office/drawing/2016/5/10/chartex" xmlns:cx5="http://schemas.microsoft.com/office/drawing/2016/5/11/chartex" xmlns:cx6="http://schemas.microsoft.com/office/drawing/2016/5/12/chartex" xmlns:cx7="http://schemas.microsoft.com/office/drawing/2016/5/13/chartex" xmlns:cx8="http://schemas.microsoft.com/office/drawing/2016/5/14/chartex" xmlns:mc="http://schemas.openxmlformats.org/markup-compatibility/2006" xmlns:aink="http://schemas.microsoft.com/office/drawing/2016/ink" xmlns:am3d="http://schemas.microsoft.com/office/drawing/2017/model3d" xmlns:o="urn:schemas-microsoft-com:office:office" xmlns:oel="http://schemas.microsoft.com/office/2019/extlst" xmlns:r="http://schemas.openxmlformats.org/officeDocument/2006/relationships" xmlns:m="http://schemas.openxmlformats.org/officeDocument/2006/math" xmlns:v="urn:schemas-microsoft-com:vml" xmlns:wp14="http://schemas.microsoft.com/office/word/2010/wordprocessingDrawing" xmlns:wp="http://schemas.openxmlformats.org/drawingml/2006/wordprocessingDrawing" xmlns:w10="urn:schemas-microsoft-com:office:word" xmlns:w="http://schemas.openxmlformats.org/wordprocessingml/2006/main" xmlns:w14="http://schemas.microsoft.com/office/word/2010/wordml" xmlns:w15="http://schemas.microsoft.com/office/word/2012/wordml" xmlns:w16cex="http://schemas.microsoft.com/office/word/2018/wordml/cex" xmlns:w16cid="http://schemas.microsoft.com/office/word/2016/wordml/cid" xmlns:w16="http://schemas.microsoft.com/office/word/2018/wordml" xmlns:w16du="http://schemas.microsoft.com/office/word/2023/wordml/word16du" xmlns:w16sdtdh="http://schemas.microsoft.com/office/word/2020/wordml/sdtdatahash" xmlns:w16sdtfl="http://schemas.microsoft.com/office/word/2024/wordml/sdtformatlock" xmlns:w16se="http://schemas.microsoft.com/office/word/2015/wordml/symex" xmlns:wpg="http://schemas.microsoft.com/office/word/2010/wordprocessingGroup" xmlns:wpi="http://schemas.microsoft.com/office/word/2010/wordprocessingInk" xmlns:wne="http://schemas.microsoft.com/office/word/2006/wordml" xmlns:wps="http://schemas.microsoft.com/office/word/2010/wordprocessingShape" mc:Ignorable="w14 w15 w16se w16cid w16 w16cex w16sdtdh w16sdtfl w16du wp14">
   <w:p>
     <w:pPr>
       <w:pStyle w:val="Footer"/>
@@ -11331,14 +12480,21 @@
         <w:sz w:val="16"/>
         <w:szCs w:val="16"/>
       </w:rPr>
-      <w:t>. 08.2021</w:t>
+      <w:t>. 0</w:t>
+    </w:r>
+    <w:r>
+      <w:rPr>
+        <w:sz w:val="16"/>
+        <w:szCs w:val="16"/>
+      </w:rPr>
+      <w:t>1.2024</w:t>
     </w:r>
   </w:p>
 </w:ftr>
 </file>
 
 <file path=word/footnotes.xml><?xml version="1.0" encoding="utf-8"?>
-<w:footnotes xmlns:wpc="http://schemas.microsoft.com/office/word/2010/wordprocessingCanvas" xmlns:cx="http://schemas.microsoft.com/office/drawing/2014/chartex" xmlns:cx1="http://schemas.microsoft.com/office/drawing/2015/9/8/chartex" xmlns:cx2="http://schemas.microsoft.com/office/drawing/2015/10/21/chartex" xmlns:cx3="http://schemas.microsoft.com/office/drawing/2016/5/9/chartex" xmlns:cx4="http://schemas.microsoft.com/office/drawing/2016/5/10/chartex" xmlns:cx5="http://schemas.microsoft.com/office/drawing/2016/5/11/chartex" xmlns:cx6="http://schemas.microsoft.com/office/drawing/2016/5/12/chartex" xmlns:cx7="http://schemas.microsoft.com/office/drawing/2016/5/13/chartex" xmlns:cx8="http://schemas.microsoft.com/office/drawing/2016/5/14/chartex" xmlns:mc="http://schemas.openxmlformats.org/markup-compatibility/2006" xmlns:aink="http://schemas.microsoft.com/office/drawing/2016/ink" xmlns:am3d="http://schemas.microsoft.com/office/drawing/2017/model3d" xmlns:o="urn:schemas-microsoft-com:office:office" xmlns:oel="http://schemas.microsoft.com/office/2019/extlst" xmlns:r="http://schemas.openxmlformats.org/officeDocument/2006/relationships" xmlns:m="http://schemas.openxmlformats.org/officeDocument/2006/math" xmlns:v="urn:schemas-microsoft-com:vml" xmlns:wp14="http://schemas.microsoft.com/office/word/2010/wordprocessingDrawing" xmlns:wp="http://schemas.openxmlformats.org/drawingml/2006/wordprocessingDrawing" xmlns:w10="urn:schemas-microsoft-com:office:word" xmlns:w="http://schemas.openxmlformats.org/wordprocessingml/2006/main" xmlns:w14="http://schemas.microsoft.com/office/word/2010/wordml" xmlns:w15="http://schemas.microsoft.com/office/word/2012/wordml" xmlns:w16cex="http://schemas.microsoft.com/office/word/2018/wordml/cex" xmlns:w16cid="http://schemas.microsoft.com/office/word/2016/wordml/cid" xmlns:w16="http://schemas.microsoft.com/office/word/2018/wordml" xmlns:w16du="http://schemas.microsoft.com/office/word/2023/wordml/word16du" xmlns:w16sdtdh="http://schemas.microsoft.com/office/word/2020/wordml/sdtdatahash" xmlns:w16se="http://schemas.microsoft.com/office/word/2015/wordml/symex" xmlns:wpg="http://schemas.microsoft.com/office/word/2010/wordprocessingGroup" xmlns:wpi="http://schemas.microsoft.com/office/word/2010/wordprocessingInk" xmlns:wne="http://schemas.microsoft.com/office/word/2006/wordml" xmlns:wps="http://schemas.microsoft.com/office/word/2010/wordprocessingShape" mc:Ignorable="w14 w15 w16se w16cid w16 w16cex w16sdtdh w16du wp14">
+<w:footnotes xmlns:wpc="http://schemas.microsoft.com/office/word/2010/wordprocessingCanvas" xmlns:cx="http://schemas.microsoft.com/office/drawing/2014/chartex" xmlns:cx1="http://schemas.microsoft.com/office/drawing/2015/9/8/chartex" xmlns:cx2="http://schemas.microsoft.com/office/drawing/2015/10/21/chartex" xmlns:cx3="http://schemas.microsoft.com/office/drawing/2016/5/9/chartex" xmlns:cx4="http://schemas.microsoft.com/office/drawing/2016/5/10/chartex" xmlns:cx5="http://schemas.microsoft.com/office/drawing/2016/5/11/chartex" xmlns:cx6="http://schemas.microsoft.com/office/drawing/2016/5/12/chartex" xmlns:cx7="http://schemas.microsoft.com/office/drawing/2016/5/13/chartex" xmlns:cx8="http://schemas.microsoft.com/office/drawing/2016/5/14/chartex" xmlns:mc="http://schemas.openxmlformats.org/markup-compatibility/2006" xmlns:aink="http://schemas.microsoft.com/office/drawing/2016/ink" xmlns:am3d="http://schemas.microsoft.com/office/drawing/2017/model3d" xmlns:o="urn:schemas-microsoft-com:office:office" xmlns:oel="http://schemas.microsoft.com/office/2019/extlst" xmlns:r="http://schemas.openxmlformats.org/officeDocument/2006/relationships" xmlns:m="http://schemas.openxmlformats.org/officeDocument/2006/math" xmlns:v="urn:schemas-microsoft-com:vml" xmlns:wp14="http://schemas.microsoft.com/office/word/2010/wordprocessingDrawing" xmlns:wp="http://schemas.openxmlformats.org/drawingml/2006/wordprocessingDrawing" xmlns:w10="urn:schemas-microsoft-com:office:word" xmlns:w="http://schemas.openxmlformats.org/wordprocessingml/2006/main" xmlns:w14="http://schemas.microsoft.com/office/word/2010/wordml" xmlns:w15="http://schemas.microsoft.com/office/word/2012/wordml" xmlns:w16cex="http://schemas.microsoft.com/office/word/2018/wordml/cex" xmlns:w16cid="http://schemas.microsoft.com/office/word/2016/wordml/cid" xmlns:w16="http://schemas.microsoft.com/office/word/2018/wordml" xmlns:w16du="http://schemas.microsoft.com/office/word/2023/wordml/word16du" xmlns:w16sdtdh="http://schemas.microsoft.com/office/word/2020/wordml/sdtdatahash" xmlns:w16sdtfl="http://schemas.microsoft.com/office/word/2024/wordml/sdtformatlock" xmlns:w16se="http://schemas.microsoft.com/office/word/2015/wordml/symex" xmlns:wpg="http://schemas.microsoft.com/office/word/2010/wordprocessingGroup" xmlns:wpi="http://schemas.microsoft.com/office/word/2010/wordprocessingInk" xmlns:wne="http://schemas.microsoft.com/office/word/2006/wordml" xmlns:wps="http://schemas.microsoft.com/office/word/2010/wordprocessingShape" mc:Ignorable="w14 w15 w16se w16cid w16 w16cex w16sdtdh w16sdtfl w16du wp14">
   <w:footnote w:type="separator" w:id="-1">
     <w:p>
       <w:pPr>
@@ -11363,7 +12519,7 @@
 </file>
 
 <file path=word/styles.xml><?xml version="1.0" encoding="utf-8"?>
-<w:styles xmlns:mc="http://schemas.openxmlformats.org/markup-compatibility/2006" xmlns:r="http://schemas.openxmlformats.org/officeDocument/2006/relationships" xmlns:w="http://schemas.openxmlformats.org/wordprocessingml/2006/main" xmlns:w14="http://schemas.microsoft.com/office/word/2010/wordml" xmlns:w15="http://schemas.microsoft.com/office/word/2012/wordml" xmlns:w16cex="http://schemas.microsoft.com/office/word/2018/wordml/cex" xmlns:w16cid="http://schemas.microsoft.com/office/word/2016/wordml/cid" xmlns:w16="http://schemas.microsoft.com/office/word/2018/wordml" xmlns:w16du="http://schemas.microsoft.com/office/word/2023/wordml/word16du" xmlns:w16sdtdh="http://schemas.microsoft.com/office/word/2020/wordml/sdtdatahash" xmlns:w16se="http://schemas.microsoft.com/office/word/2015/wordml/symex" mc:Ignorable="w14 w15 w16se w16cid w16 w16cex w16sdtdh w16du">
+<w:styles xmlns:mc="http://schemas.openxmlformats.org/markup-compatibility/2006" xmlns:r="http://schemas.openxmlformats.org/officeDocument/2006/relationships" xmlns:w="http://schemas.openxmlformats.org/wordprocessingml/2006/main" xmlns:w14="http://schemas.microsoft.com/office/word/2010/wordml" xmlns:w15="http://schemas.microsoft.com/office/word/2012/wordml" xmlns:w16cex="http://schemas.microsoft.com/office/word/2018/wordml/cex" xmlns:w16cid="http://schemas.microsoft.com/office/word/2016/wordml/cid" xmlns:w16="http://schemas.microsoft.com/office/word/2018/wordml" xmlns:w16du="http://schemas.microsoft.com/office/word/2023/wordml/word16du" xmlns:w16sdtdh="http://schemas.microsoft.com/office/word/2020/wordml/sdtdatahash" xmlns:w16sdtfl="http://schemas.microsoft.com/office/word/2024/wordml/sdtformatlock" xmlns:w16se="http://schemas.microsoft.com/office/word/2015/wordml/symex" mc:Ignorable="w14 w15 w16se w16cid w16 w16cex w16sdtdh w16sdtfl w16du">
   <w:docDefaults>
     <w:rPrDefault>
       <w:rPr>
@@ -11856,72 +13012,40 @@
       <w:color w:val="808080"/>
     </w:rPr>
   </w:style>
+  <w:style w:type="paragraph" w:styleId="Header">
+    <w:name w:val="header"/>
+    <w:basedOn w:val="Normal"/>
+    <w:link w:val="HeaderChar"/>
+    <w:uiPriority w:val="99"/>
+    <w:unhideWhenUsed/>
+    <w:rsid w:val="003C2CB1"/>
+    <w:pPr>
+      <w:tabs>
+        <w:tab w:val="center" w:pos="4680"/>
+        <w:tab w:val="right" w:pos="9360"/>
+      </w:tabs>
+      <w:spacing w:after="0" w:line="240" w:lineRule="auto"/>
+    </w:pPr>
+  </w:style>
+  <w:style w:type="character" w:customStyle="1" w:styleId="HeaderChar">
+    <w:name w:val="Header Char"/>
+    <w:basedOn w:val="DefaultParagraphFont"/>
+    <w:link w:val="Header"/>
+    <w:uiPriority w:val="99"/>
+    <w:rsid w:val="003C2CB1"/>
+    <w:rPr>
+      <w:kern w:val="0"/>
+      <w:sz w:val="22"/>
+      <w:szCs w:val="22"/>
+      <w14:ligatures w14:val="none"/>
+    </w:rPr>
+  </w:style>
 </w:styles>
 </file>
 
 <file path=word/glossary/document.xml><?xml version="1.0" encoding="utf-8"?>
-<w:glossaryDocument xmlns:wpc="http://schemas.microsoft.com/office/word/2010/wordprocessingCanvas" xmlns:cx="http://schemas.microsoft.com/office/drawing/2014/chartex" xmlns:cx1="http://schemas.microsoft.com/office/drawing/2015/9/8/chartex" xmlns:cx2="http://schemas.microsoft.com/office/drawing/2015/10/21/chartex" xmlns:cx3="http://schemas.microsoft.com/office/drawing/2016/5/9/chartex" xmlns:cx4="http://schemas.microsoft.com/office/drawing/2016/5/10/chartex" xmlns:cx5="http://schemas.microsoft.com/office/drawing/2016/5/11/chartex" xmlns:cx6="http://schemas.microsoft.com/office/drawing/2016/5/12/chartex" xmlns:cx7="http://schemas.microsoft.com/office/drawing/2016/5/13/chartex" xmlns:cx8="http://schemas.microsoft.com/office/drawing/2016/5/14/chartex" xmlns:mc="http://schemas.openxmlformats.org/markup-compatibility/2006" xmlns:aink="http://schemas.microsoft.com/office/drawing/2016/ink" xmlns:am3d="http://schemas.microsoft.com/office/drawing/2017/model3d" xmlns:o="urn:schemas-microsoft-com:office:office" xmlns:oel="http://schemas.microsoft.com/office/2019/extlst" xmlns:r="http://schemas.openxmlformats.org/officeDocument/2006/relationships" xmlns:m="http://schemas.openxmlformats.org/officeDocument/2006/math" xmlns:v="urn:schemas-microsoft-com:vml" xmlns:wp14="http://schemas.microsoft.com/office/word/2010/wordprocessingDrawing" xmlns:wp="http://schemas.openxmlformats.org/drawingml/2006/wordprocessingDrawing" xmlns:w10="urn:schemas-microsoft-com:office:word" xmlns:w="http://schemas.openxmlformats.org/wordprocessingml/2006/main" xmlns:w14="http://schemas.microsoft.com/office/word/2010/wordml" xmlns:w15="http://schemas.microsoft.com/office/word/2012/wordml" xmlns:w16cex="http://schemas.microsoft.com/office/word/2018/wordml/cex" xmlns:w16cid="http://schemas.microsoft.com/office/word/2016/wordml/cid" xmlns:w16="http://schemas.microsoft.com/office/word/2018/wordml" xmlns:w16du="http://schemas.microsoft.com/office/word/2023/wordml/word16du" xmlns:w16sdtdh="http://schemas.microsoft.com/office/word/2020/wordml/sdtdatahash" xmlns:w16se="http://schemas.microsoft.com/office/word/2015/wordml/symex" xmlns:wpg="http://schemas.microsoft.com/office/word/2010/wordprocessingGroup" xmlns:wpi="http://schemas.microsoft.com/office/word/2010/wordprocessingInk" xmlns:wne="http://schemas.microsoft.com/office/word/2006/wordml" xmlns:wps="http://schemas.microsoft.com/office/word/2010/wordprocessingShape" mc:Ignorable="w14 w15 w16se w16cid w16 w16cex w16sdtdh w16du wp14">
+<w:glossaryDocument xmlns:wpc="http://schemas.microsoft.com/office/word/2010/wordprocessingCanvas" xmlns:cx="http://schemas.microsoft.com/office/drawing/2014/chartex" xmlns:cx1="http://schemas.microsoft.com/office/drawing/2015/9/8/chartex" xmlns:cx2="http://schemas.microsoft.com/office/drawing/2015/10/21/chartex" xmlns:cx3="http://schemas.microsoft.com/office/drawing/2016/5/9/chartex" xmlns:cx4="http://schemas.microsoft.com/office/drawing/2016/5/10/chartex" xmlns:cx5="http://schemas.microsoft.com/office/drawing/2016/5/11/chartex" xmlns:cx6="http://schemas.microsoft.com/office/drawing/2016/5/12/chartex" xmlns:cx7="http://schemas.microsoft.com/office/drawing/2016/5/13/chartex" xmlns:cx8="http://schemas.microsoft.com/office/drawing/2016/5/14/chartex" xmlns:mc="http://schemas.openxmlformats.org/markup-compatibility/2006" xmlns:aink="http://schemas.microsoft.com/office/drawing/2016/ink" xmlns:am3d="http://schemas.microsoft.com/office/drawing/2017/model3d" xmlns:o="urn:schemas-microsoft-com:office:office" xmlns:oel="http://schemas.microsoft.com/office/2019/extlst" xmlns:r="http://schemas.openxmlformats.org/officeDocument/2006/relationships" xmlns:m="http://schemas.openxmlformats.org/officeDocument/2006/math" xmlns:v="urn:schemas-microsoft-com:vml" xmlns:wp14="http://schemas.microsoft.com/office/word/2010/wordprocessingDrawing" xmlns:wp="http://schemas.openxmlformats.org/drawingml/2006/wordprocessingDrawing" xmlns:w10="urn:schemas-microsoft-com:office:word" xmlns:w="http://schemas.openxmlformats.org/wordprocessingml/2006/main" xmlns:w14="http://schemas.microsoft.com/office/word/2010/wordml" xmlns:w15="http://schemas.microsoft.com/office/word/2012/wordml" xmlns:w16cex="http://schemas.microsoft.com/office/word/2018/wordml/cex" xmlns:w16cid="http://schemas.microsoft.com/office/word/2016/wordml/cid" xmlns:w16="http://schemas.microsoft.com/office/word/2018/wordml" xmlns:w16du="http://schemas.microsoft.com/office/word/2023/wordml/word16du" xmlns:w16sdtdh="http://schemas.microsoft.com/office/word/2020/wordml/sdtdatahash" xmlns:w16sdtfl="http://schemas.microsoft.com/office/word/2024/wordml/sdtformatlock" xmlns:w16se="http://schemas.microsoft.com/office/word/2015/wordml/symex" xmlns:wpg="http://schemas.microsoft.com/office/word/2010/wordprocessingGroup" xmlns:wpi="http://schemas.microsoft.com/office/word/2010/wordprocessingInk" xmlns:wne="http://schemas.microsoft.com/office/word/2006/wordml" xmlns:wps="http://schemas.microsoft.com/office/word/2010/wordprocessingShape" mc:Ignorable="w14 w15 w16se w16cid w16 w16cex w16sdtdh w16sdtfl w16du wp14">
   <w:docParts>
-    <w:docPart>
-      <w:docPartPr>
-        <w:name w:val="974D82117C8B4B4FA836BB8F354277F2"/>
-        <w:category>
-          <w:name w:val="General"/>
-          <w:gallery w:val="placeholder"/>
-        </w:category>
-        <w:types>
-          <w:type w:val="bbPlcHdr"/>
-        </w:types>
-        <w:behaviors>
-          <w:behavior w:val="content"/>
-        </w:behaviors>
-        <w:guid w:val="{A12A5983-0A5B-2846-97BC-128B2F324AEF}"/>
-      </w:docPartPr>
-      <w:docPartBody>
-        <w:p>
-          <w:pPr>
-            <w:pStyle w:val="974D82117C8B4B4FA836BB8F354277F2"/>
-          </w:pPr>
-          <w:r>
-            <w:rPr>
-              <w:rStyle w:val="PlaceholderText"/>
-            </w:rPr>
-            <w:t xml:space="preserve">   </w:t>
-          </w:r>
-        </w:p>
-      </w:docPartBody>
-    </w:docPart>
-    <w:docPart>
-      <w:docPartPr>
-        <w:name w:val="B29CEAF5A11BC74291DA086EFA439BFE"/>
-        <w:category>
-          <w:name w:val="General"/>
-          <w:gallery w:val="placeholder"/>
-        </w:category>
-        <w:types>
-          <w:type w:val="bbPlcHdr"/>
-        </w:types>
-        <w:behaviors>
-          <w:behavior w:val="content"/>
-        </w:behaviors>
-        <w:guid w:val="{BA4092F5-A9BD-514A-8D02-B90193E5B5E6}"/>
-      </w:docPartPr>
-      <w:docPartBody>
-        <w:p>
-          <w:pPr>
-            <w:pStyle w:val="B29CEAF5A11BC74291DA086EFA439BFE"/>
-          </w:pPr>
-          <w:r>
-            <w:rPr>
-              <w:rStyle w:val="PlaceholderText"/>
-              <w:sz w:val="20"/>
-              <w:szCs w:val="20"/>
-            </w:rPr>
-            <w:t xml:space="preserve">   </w:t>
-          </w:r>
-        </w:p>
-      </w:docPartBody>
-    </w:docPart>
     <w:docPart>
       <w:docPartPr>
         <w:name w:val="54B1E8EB38FFB141B6E0FC94B466D09E"/>
@@ -12038,12 +13162,72 @@
         </w:p>
       </w:docPartBody>
     </w:docPart>
+    <w:docPart>
+      <w:docPartPr>
+        <w:name w:val="02AEB95F0D00404FB38AF34001F5B8BC"/>
+        <w:category>
+          <w:name w:val="General"/>
+          <w:gallery w:val="placeholder"/>
+        </w:category>
+        <w:types>
+          <w:type w:val="bbPlcHdr"/>
+        </w:types>
+        <w:behaviors>
+          <w:behavior w:val="content"/>
+        </w:behaviors>
+        <w:guid w:val="{6F2030B8-FC9F-6C40-96E3-30B413FF24BD}"/>
+      </w:docPartPr>
+      <w:docPartBody>
+        <w:p>
+          <w:pPr>
+            <w:pStyle w:val="02AEB95F0D00404FB38AF34001F5B8BC"/>
+          </w:pPr>
+          <w:r>
+            <w:rPr>
+              <w:rStyle w:val="PlaceholderText"/>
+            </w:rPr>
+            <w:t xml:space="preserve">   </w:t>
+          </w:r>
+        </w:p>
+      </w:docPartBody>
+    </w:docPart>
+    <w:docPart>
+      <w:docPartPr>
+        <w:name w:val="B83F61669B637C4781FB1EB9EDFD1256"/>
+        <w:category>
+          <w:name w:val="General"/>
+          <w:gallery w:val="placeholder"/>
+        </w:category>
+        <w:types>
+          <w:type w:val="bbPlcHdr"/>
+        </w:types>
+        <w:behaviors>
+          <w:behavior w:val="content"/>
+        </w:behaviors>
+        <w:guid w:val="{9ADC0D40-DDAA-2344-B492-B8857C92413E}"/>
+      </w:docPartPr>
+      <w:docPartBody>
+        <w:p>
+          <w:pPr>
+            <w:pStyle w:val="B83F61669B637C4781FB1EB9EDFD1256"/>
+          </w:pPr>
+          <w:r>
+            <w:rPr>
+              <w:rStyle w:val="PlaceholderText"/>
+              <w:sz w:val="20"/>
+              <w:szCs w:val="20"/>
+            </w:rPr>
+            <w:t xml:space="preserve">   </w:t>
+          </w:r>
+        </w:p>
+      </w:docPartBody>
+    </w:docPart>
   </w:docParts>
 </w:glossaryDocument>
 </file>
 
 <file path=word/glossary/fontTable.xml><?xml version="1.0" encoding="utf-8"?>
-<w:fonts xmlns:mc="http://schemas.openxmlformats.org/markup-compatibility/2006" xmlns:r="http://schemas.openxmlformats.org/officeDocument/2006/relationships" xmlns:w="http://schemas.openxmlformats.org/wordprocessingml/2006/main" xmlns:w14="http://schemas.microsoft.com/office/word/2010/wordml" xmlns:w15="http://schemas.microsoft.com/office/word/2012/wordml" xmlns:w16cex="http://schemas.microsoft.com/office/word/2018/wordml/cex" xmlns:w16cid="http://schemas.microsoft.com/office/word/2016/wordml/cid" xmlns:w16="http://schemas.microsoft.com/office/word/2018/wordml" xmlns:w16du="http://schemas.microsoft.com/office/word/2023/wordml/word16du" xmlns:w16sdtdh="http://schemas.microsoft.com/office/word/2020/wordml/sdtdatahash" xmlns:w16se="http://schemas.microsoft.com/office/word/2015/wordml/symex" mc:Ignorable="w14 w15 w16se w16cid w16 w16cex w16sdtdh w16du">
+<w:fonts xmlns:mc="http://schemas.openxmlformats.org/markup-compatibility/2006" xmlns:r="http://schemas.openxmlformats.org/officeDocument/2006/relationships" xmlns:w="http://schemas.openxmlformats.org/wordprocessingml/2006/main" xmlns:w14="http://schemas.microsoft.com/office/word/2010/wordml" xmlns:w15="http://schemas.microsoft.com/office/word/2012/wordml" xmlns:w16cex="http://schemas.microsoft.com/office/word/2018/wordml/cex" xmlns:w16cid="http://schemas.microsoft.com/office/word/2016/wordml/cid" xmlns:w16="http://schemas.microsoft.com/office/word/2018/wordml" xmlns:w16du="http://schemas.microsoft.com/office/word/2023/wordml/word16du" xmlns:w16sdtdh="http://schemas.microsoft.com/office/word/2020/wordml/sdtdatahash" xmlns:w16sdtfl="http://schemas.microsoft.com/office/word/2024/wordml/sdtformatlock" xmlns:w16se="http://schemas.microsoft.com/office/word/2015/wordml/symex" mc:Ignorable="w14 w15 w16se w16cid w16 w16cex w16sdtdh w16sdtfl w16du">
   <w:font w:name="Calibri">
     <w:panose1 w:val="020F0502020204030204"/>
     <w:charset w:val="00"/>
@@ -12076,9 +13260,9 @@
   <w:font w:name="Aptos">
     <w:panose1 w:val="020B0004020202020204"/>
     <w:charset w:val="00"/>
-    <w:family w:val="swiss"/>
-    <w:pitch w:val="variable"/>
-    <w:sig w:usb0="20000287" w:usb1="00000003" w:usb2="00000000" w:usb3="00000000" w:csb0="0000019F" w:csb1="00000000"/>
+    <w:family w:val="roman"/>
+    <w:notTrueType/>
+    <w:pitch w:val="default"/>
   </w:font>
   <w:font w:name="Aptos Display">
     <w:panose1 w:val="020B0004020202020204"/>
@@ -12091,7 +13275,7 @@
 </file>
 
 <file path=word/glossary/settings.xml><?xml version="1.0" encoding="utf-8"?>
-<w:settings xmlns:mc="http://schemas.openxmlformats.org/markup-compatibility/2006" xmlns:o="urn:schemas-microsoft-com:office:office" xmlns:r="http://schemas.openxmlformats.org/officeDocument/2006/relationships" xmlns:m="http://schemas.openxmlformats.org/officeDocument/2006/math" xmlns:v="urn:schemas-microsoft-com:vml" xmlns:w10="urn:schemas-microsoft-com:office:word" xmlns:w="http://schemas.openxmlformats.org/wordprocessingml/2006/main" xmlns:w14="http://schemas.microsoft.com/office/word/2010/wordml" xmlns:w15="http://schemas.microsoft.com/office/word/2012/wordml" xmlns:w16cex="http://schemas.microsoft.com/office/word/2018/wordml/cex" xmlns:w16cid="http://schemas.microsoft.com/office/word/2016/wordml/cid" xmlns:w16="http://schemas.microsoft.com/office/word/2018/wordml" xmlns:w16du="http://schemas.microsoft.com/office/word/2023/wordml/word16du" xmlns:w16sdtdh="http://schemas.microsoft.com/office/word/2020/wordml/sdtdatahash" xmlns:w16se="http://schemas.microsoft.com/office/word/2015/wordml/symex" xmlns:sl="http://schemas.openxmlformats.org/schemaLibrary/2006/main" mc:Ignorable="w14 w15 w16se w16cid w16 w16cex w16sdtdh w16du">
+<w:settings xmlns:mc="http://schemas.openxmlformats.org/markup-compatibility/2006" xmlns:o="urn:schemas-microsoft-com:office:office" xmlns:r="http://schemas.openxmlformats.org/officeDocument/2006/relationships" xmlns:m="http://schemas.openxmlformats.org/officeDocument/2006/math" xmlns:v="urn:schemas-microsoft-com:vml" xmlns:w10="urn:schemas-microsoft-com:office:word" xmlns:w="http://schemas.openxmlformats.org/wordprocessingml/2006/main" xmlns:w14="http://schemas.microsoft.com/office/word/2010/wordml" xmlns:w15="http://schemas.microsoft.com/office/word/2012/wordml" xmlns:w16cex="http://schemas.microsoft.com/office/word/2018/wordml/cex" xmlns:w16cid="http://schemas.microsoft.com/office/word/2016/wordml/cid" xmlns:w16="http://schemas.microsoft.com/office/word/2018/wordml" xmlns:w16du="http://schemas.microsoft.com/office/word/2023/wordml/word16du" xmlns:w16sdtdh="http://schemas.microsoft.com/office/word/2020/wordml/sdtdatahash" xmlns:w16sdtfl="http://schemas.microsoft.com/office/word/2024/wordml/sdtformatlock" xmlns:w16se="http://schemas.microsoft.com/office/word/2015/wordml/symex" xmlns:sl="http://schemas.openxmlformats.org/schemaLibrary/2006/main" mc:Ignorable="w14 w15 w16se w16cid w16 w16cex w16sdtdh w16sdtfl w16du">
   <w:view w:val="normal"/>
   <w:defaultTabStop w:val="720"/>
   <w:characterSpacingControl w:val="doNotCompress"/>
@@ -12107,12 +13291,20 @@
   <w:rsids>
     <w:rsidRoot w:val="00473CEC"/>
     <w:rsid w:val="002A591D"/>
+    <w:rsid w:val="003305B0"/>
+    <w:rsid w:val="00397283"/>
+    <w:rsid w:val="00432D7F"/>
     <w:rsid w:val="00463C79"/>
     <w:rsid w:val="00473CEC"/>
+    <w:rsid w:val="00486AD0"/>
     <w:rsid w:val="004B557D"/>
+    <w:rsid w:val="005412D0"/>
     <w:rsid w:val="006B43D5"/>
     <w:rsid w:val="006F5095"/>
+    <w:rsid w:val="00A92C32"/>
+    <w:rsid w:val="00DA2593"/>
     <w:rsid w:val="00DC0762"/>
+    <w:rsid w:val="00FC3851"/>
   </w:rsids>
   <m:mathPr>
     <m:mathFont m:val="Cambria Math"/>
@@ -12136,7 +13328,7 @@
 </file>
 
 <file path=word/glossary/styles.xml><?xml version="1.0" encoding="utf-8"?>
-<w:styles xmlns:mc="http://schemas.openxmlformats.org/markup-compatibility/2006" xmlns:r="http://schemas.openxmlformats.org/officeDocument/2006/relationships" xmlns:w="http://schemas.openxmlformats.org/wordprocessingml/2006/main" xmlns:w14="http://schemas.microsoft.com/office/word/2010/wordml" xmlns:w15="http://schemas.microsoft.com/office/word/2012/wordml" xmlns:w16cex="http://schemas.microsoft.com/office/word/2018/wordml/cex" xmlns:w16cid="http://schemas.microsoft.com/office/word/2016/wordml/cid" xmlns:w16="http://schemas.microsoft.com/office/word/2018/wordml" xmlns:w16du="http://schemas.microsoft.com/office/word/2023/wordml/word16du" xmlns:w16sdtdh="http://schemas.microsoft.com/office/word/2020/wordml/sdtdatahash" xmlns:w16se="http://schemas.microsoft.com/office/word/2015/wordml/symex" mc:Ignorable="w14 w15 w16se w16cid w16 w16cex w16sdtdh w16du">
+<w:styles xmlns:mc="http://schemas.openxmlformats.org/markup-compatibility/2006" xmlns:r="http://schemas.openxmlformats.org/officeDocument/2006/relationships" xmlns:w="http://schemas.openxmlformats.org/wordprocessingml/2006/main" xmlns:w14="http://schemas.microsoft.com/office/word/2010/wordml" xmlns:w15="http://schemas.microsoft.com/office/word/2012/wordml" xmlns:w16cex="http://schemas.microsoft.com/office/word/2018/wordml/cex" xmlns:w16cid="http://schemas.microsoft.com/office/word/2016/wordml/cid" xmlns:w16="http://schemas.microsoft.com/office/word/2018/wordml" xmlns:w16du="http://schemas.microsoft.com/office/word/2023/wordml/word16du" xmlns:w16sdtdh="http://schemas.microsoft.com/office/word/2020/wordml/sdtdatahash" xmlns:w16sdtfl="http://schemas.microsoft.com/office/word/2024/wordml/sdtformatlock" xmlns:w16se="http://schemas.microsoft.com/office/word/2015/wordml/symex" mc:Ignorable="w14 w15 w16se w16cid w16 w16cex w16sdtdh w16sdtfl w16du">
   <w:docDefaults>
     <w:rPrDefault>
       <w:rPr>
@@ -12564,18 +13756,10 @@
     <w:basedOn w:val="DefaultParagraphFont"/>
     <w:uiPriority w:val="99"/>
     <w:semiHidden/>
-    <w:rsid w:val="00473CEC"/>
+    <w:rsid w:val="00DA2593"/>
     <w:rPr>
       <w:color w:val="808080"/>
     </w:rPr>
-  </w:style>
-  <w:style w:type="paragraph" w:customStyle="1" w:styleId="974D82117C8B4B4FA836BB8F354277F2">
-    <w:name w:val="974D82117C8B4B4FA836BB8F354277F2"/>
-    <w:rsid w:val="00473CEC"/>
-  </w:style>
-  <w:style w:type="paragraph" w:customStyle="1" w:styleId="B29CEAF5A11BC74291DA086EFA439BFE">
-    <w:name w:val="B29CEAF5A11BC74291DA086EFA439BFE"/>
-    <w:rsid w:val="00473CEC"/>
   </w:style>
   <w:style w:type="paragraph" w:customStyle="1" w:styleId="54B1E8EB38FFB141B6E0FC94B466D09E">
     <w:name w:val="54B1E8EB38FFB141B6E0FC94B466D09E"/>
@@ -12593,11 +13777,25 @@
     <w:name w:val="8A416B0DC9098549A827447EB4297D9B"/>
     <w:rsid w:val="00473CEC"/>
   </w:style>
+  <w:style w:type="paragraph" w:customStyle="1" w:styleId="02AEB95F0D00404FB38AF34001F5B8BC">
+    <w:name w:val="02AEB95F0D00404FB38AF34001F5B8BC"/>
+    <w:rsid w:val="00DA2593"/>
+    <w:pPr>
+      <w:spacing w:after="160" w:line="278" w:lineRule="auto"/>
+    </w:pPr>
+  </w:style>
+  <w:style w:type="paragraph" w:customStyle="1" w:styleId="B83F61669B637C4781FB1EB9EDFD1256">
+    <w:name w:val="B83F61669B637C4781FB1EB9EDFD1256"/>
+    <w:rsid w:val="00DA2593"/>
+    <w:pPr>
+      <w:spacing w:after="160" w:line="278" w:lineRule="auto"/>
+    </w:pPr>
+  </w:style>
 </w:styles>
 </file>
 
 <file path=word/glossary/webSettings.xml><?xml version="1.0" encoding="utf-8"?>
-<w:webSettings xmlns:mc="http://schemas.openxmlformats.org/markup-compatibility/2006" xmlns:r="http://schemas.openxmlformats.org/officeDocument/2006/relationships" xmlns:w="http://schemas.openxmlformats.org/wordprocessingml/2006/main" xmlns:w14="http://schemas.microsoft.com/office/word/2010/wordml" xmlns:w15="http://schemas.microsoft.com/office/word/2012/wordml" xmlns:w16cex="http://schemas.microsoft.com/office/word/2018/wordml/cex" xmlns:w16cid="http://schemas.microsoft.com/office/word/2016/wordml/cid" xmlns:w16="http://schemas.microsoft.com/office/word/2018/wordml" xmlns:w16du="http://schemas.microsoft.com/office/word/2023/wordml/word16du" xmlns:w16sdtdh="http://schemas.microsoft.com/office/word/2020/wordml/sdtdatahash" xmlns:w16se="http://schemas.microsoft.com/office/word/2015/wordml/symex" mc:Ignorable="w14 w15 w16se w16cid w16 w16cex w16sdtdh w16du">
+<w:webSettings xmlns:mc="http://schemas.openxmlformats.org/markup-compatibility/2006" xmlns:r="http://schemas.openxmlformats.org/officeDocument/2006/relationships" xmlns:w="http://schemas.openxmlformats.org/wordprocessingml/2006/main" xmlns:w14="http://schemas.microsoft.com/office/word/2010/wordml" xmlns:w15="http://schemas.microsoft.com/office/word/2012/wordml" xmlns:w16cex="http://schemas.microsoft.com/office/word/2018/wordml/cex" xmlns:w16cid="http://schemas.microsoft.com/office/word/2016/wordml/cid" xmlns:w16="http://schemas.microsoft.com/office/word/2018/wordml" xmlns:w16du="http://schemas.microsoft.com/office/word/2023/wordml/word16du" xmlns:w16sdtdh="http://schemas.microsoft.com/office/word/2020/wordml/sdtdatahash" xmlns:w16sdtfl="http://schemas.microsoft.com/office/word/2024/wordml/sdtformatlock" xmlns:w16se="http://schemas.microsoft.com/office/word/2015/wordml/symex" mc:Ignorable="w14 w15 w16se w16cid w16 w16cex w16sdtdh w16sdtfl w16du">
   <w:optimizeForBrowser/>
   <w:allowPNG/>
 </w:webSettings>

--- a/libs/staff-shared-server/src/server/assets/workflowsTemplates/US_PA/admin_supervision_template.docx
+++ b/libs/staff-shared-server/src/server/assets/workflowsTemplates/US_PA/admin_supervision_template.docx
@@ -231,7 +231,67 @@
                 <w:sz w:val="18"/>
                 <w:szCs w:val="18"/>
               </w:rPr>
-              <w:t>Instructions: Review current offenses and criminal  history for crimes which would disqualify the reentrant for administrative parole. Any conviction and/or  delinquent adjudication for offenses listed below will  preclude assignment to Administrative Parole.</w:t>
+              <w:t xml:space="preserve">Instructions: Review current offenses and </w:t>
+            </w:r>
+            <w:proofErr w:type="gramStart"/>
+            <w:r>
+              <w:rPr>
+                <w:rFonts w:ascii="Calibri" w:hAnsi="Calibri" w:cs="Calibri"/>
+                <w:color w:val="000000"/>
+                <w:sz w:val="18"/>
+                <w:szCs w:val="18"/>
+              </w:rPr>
+              <w:t>criminal  history</w:t>
+            </w:r>
+            <w:proofErr w:type="gramEnd"/>
+            <w:r>
+              <w:rPr>
+                <w:rFonts w:ascii="Calibri" w:hAnsi="Calibri" w:cs="Calibri"/>
+                <w:color w:val="000000"/>
+                <w:sz w:val="18"/>
+                <w:szCs w:val="18"/>
+              </w:rPr>
+              <w:t xml:space="preserve"> for crimes which would disqualify the reentrant for administrative parole. Any conviction and/</w:t>
+            </w:r>
+            <w:proofErr w:type="gramStart"/>
+            <w:r>
+              <w:rPr>
+                <w:rFonts w:ascii="Calibri" w:hAnsi="Calibri" w:cs="Calibri"/>
+                <w:color w:val="000000"/>
+                <w:sz w:val="18"/>
+                <w:szCs w:val="18"/>
+              </w:rPr>
+              <w:t>or  delinquent</w:t>
+            </w:r>
+            <w:proofErr w:type="gramEnd"/>
+            <w:r>
+              <w:rPr>
+                <w:rFonts w:ascii="Calibri" w:hAnsi="Calibri" w:cs="Calibri"/>
+                <w:color w:val="000000"/>
+                <w:sz w:val="18"/>
+                <w:szCs w:val="18"/>
+              </w:rPr>
+              <w:t xml:space="preserve"> adjudication for offenses listed below </w:t>
+            </w:r>
+            <w:proofErr w:type="gramStart"/>
+            <w:r>
+              <w:rPr>
+                <w:rFonts w:ascii="Calibri" w:hAnsi="Calibri" w:cs="Calibri"/>
+                <w:color w:val="000000"/>
+                <w:sz w:val="18"/>
+                <w:szCs w:val="18"/>
+              </w:rPr>
+              <w:t>will  preclude</w:t>
+            </w:r>
+            <w:proofErr w:type="gramEnd"/>
+            <w:r>
+              <w:rPr>
+                <w:rFonts w:ascii="Calibri" w:hAnsi="Calibri" w:cs="Calibri"/>
+                <w:color w:val="000000"/>
+                <w:sz w:val="18"/>
+                <w:szCs w:val="18"/>
+              </w:rPr>
+              <w:t xml:space="preserve"> assignment to Administrative Parole.</w:t>
             </w:r>
           </w:p>
         </w:tc>
@@ -527,10 +587,10 @@
         <w:gridCol w:w="3757"/>
         <w:gridCol w:w="360"/>
         <w:gridCol w:w="1170"/>
+        <w:gridCol w:w="236"/>
+        <w:gridCol w:w="3274"/>
         <w:gridCol w:w="270"/>
-        <w:gridCol w:w="3240"/>
-        <w:gridCol w:w="630"/>
-        <w:gridCol w:w="1327"/>
+        <w:gridCol w:w="1687"/>
         <w:gridCol w:w="18"/>
       </w:tblGrid>
       <w:tr>
@@ -565,7 +625,7 @@
         </w:tc>
         <w:tc>
           <w:tcPr>
-            <w:tcW w:w="270" w:type="dxa"/>
+            <w:tcW w:w="236" w:type="dxa"/>
             <w:tcBorders>
               <w:bottom w:val="single" w:sz="4" w:space="0" w:color="404040" w:themeColor="text1" w:themeTint="BF"/>
             </w:tcBorders>
@@ -587,7 +647,7 @@
         </w:tc>
         <w:tc>
           <w:tcPr>
-            <w:tcW w:w="5215" w:type="dxa"/>
+            <w:tcW w:w="5249" w:type="dxa"/>
             <w:gridSpan w:val="4"/>
             <w:shd w:val="clear" w:color="auto" w:fill="404040" w:themeFill="text1" w:themeFillTint="BF"/>
             <w:vAlign w:val="center"/>
@@ -659,13 +719,22 @@
                 <w:sz w:val="20"/>
                 <w:szCs w:val="20"/>
               </w:rPr>
-              <w:t>CON./ADJUD.*</w:t>
-            </w:r>
-          </w:p>
-        </w:tc>
-        <w:tc>
-          <w:tcPr>
-            <w:tcW w:w="270" w:type="dxa"/>
+              <w:t>CON./</w:t>
+            </w:r>
+            <w:proofErr w:type="gramStart"/>
+            <w:r>
+              <w:rPr>
+                <w:sz w:val="20"/>
+                <w:szCs w:val="20"/>
+              </w:rPr>
+              <w:t>ADJUD.*</w:t>
+            </w:r>
+            <w:proofErr w:type="gramEnd"/>
+          </w:p>
+        </w:tc>
+        <w:tc>
+          <w:tcPr>
+            <w:tcW w:w="236" w:type="dxa"/>
             <w:tcBorders>
               <w:top w:val="single" w:sz="4" w:space="0" w:color="404040" w:themeColor="text1" w:themeTint="BF"/>
               <w:bottom w:val="single" w:sz="4" w:space="0" w:color="404040" w:themeColor="text1" w:themeTint="BF"/>
@@ -685,7 +754,7 @@
         </w:tc>
         <w:tc>
           <w:tcPr>
-            <w:tcW w:w="3870" w:type="dxa"/>
+            <w:tcW w:w="3544" w:type="dxa"/>
             <w:gridSpan w:val="2"/>
             <w:vAlign w:val="center"/>
           </w:tcPr>
@@ -709,7 +778,7 @@
         </w:tc>
         <w:tc>
           <w:tcPr>
-            <w:tcW w:w="1345" w:type="dxa"/>
+            <w:tcW w:w="1705" w:type="dxa"/>
             <w:gridSpan w:val="2"/>
             <w:vAlign w:val="center"/>
           </w:tcPr>
@@ -727,8 +796,17 @@
                 <w:sz w:val="20"/>
                 <w:szCs w:val="20"/>
               </w:rPr>
-              <w:t>CON./ADJUD.*</w:t>
-            </w:r>
+              <w:t>CON./</w:t>
+            </w:r>
+            <w:proofErr w:type="gramStart"/>
+            <w:r>
+              <w:rPr>
+                <w:sz w:val="20"/>
+                <w:szCs w:val="20"/>
+              </w:rPr>
+              <w:t>ADJUD.*</w:t>
+            </w:r>
+            <w:proofErr w:type="gramEnd"/>
           </w:p>
         </w:tc>
       </w:tr>
@@ -816,7 +894,23 @@
                 <w:sz w:val="18"/>
                 <w:szCs w:val="18"/>
               </w:rPr>
-              <w:t>{/}{^offense18_25}</w:t>
+              <w:t>{</w:t>
+            </w:r>
+            <w:proofErr w:type="gramStart"/>
+            <w:r>
+              <w:rPr>
+                <w:sz w:val="18"/>
+                <w:szCs w:val="18"/>
+              </w:rPr>
+              <w:t>/}{</w:t>
+            </w:r>
+            <w:proofErr w:type="gramEnd"/>
+            <w:r>
+              <w:rPr>
+                <w:sz w:val="18"/>
+                <w:szCs w:val="18"/>
+              </w:rPr>
+              <w:t>^offense18_25}</w:t>
             </w:r>
             <w:sdt>
               <w:sdtPr>
@@ -847,7 +941,15 @@
                 <w:sz w:val="18"/>
                 <w:szCs w:val="18"/>
               </w:rPr>
-              <w:t>{/}</w:t>
+              <w:t>{</w:t>
+            </w:r>
+            <w:proofErr w:type="gramStart"/>
+            <w:r>
+              <w:rPr>
+                <w:sz w:val="18"/>
+                <w:szCs w:val="18"/>
+              </w:rPr>
+              <w:t>/}</w:t>
             </w:r>
             <w:permEnd w:id="1764431365"/>
             <w:r>
@@ -857,11 +959,12 @@
               </w:rPr>
               <w:t xml:space="preserve">  YES</w:t>
             </w:r>
-          </w:p>
-        </w:tc>
-        <w:tc>
-          <w:tcPr>
-            <w:tcW w:w="270" w:type="dxa"/>
+            <w:proofErr w:type="gramEnd"/>
+          </w:p>
+        </w:tc>
+        <w:tc>
+          <w:tcPr>
+            <w:tcW w:w="236" w:type="dxa"/>
             <w:tcBorders>
               <w:top w:val="single" w:sz="4" w:space="0" w:color="404040" w:themeColor="text1" w:themeTint="BF"/>
               <w:bottom w:val="single" w:sz="4" w:space="0" w:color="404040" w:themeColor="text1" w:themeTint="BF"/>
@@ -881,7 +984,7 @@
         </w:tc>
         <w:tc>
           <w:tcPr>
-            <w:tcW w:w="3870" w:type="dxa"/>
+            <w:tcW w:w="3544" w:type="dxa"/>
             <w:gridSpan w:val="2"/>
           </w:tcPr>
           <w:p>
@@ -910,7 +1013,7 @@
         </w:tc>
         <w:tc>
           <w:tcPr>
-            <w:tcW w:w="1345" w:type="dxa"/>
+            <w:tcW w:w="1705" w:type="dxa"/>
             <w:gridSpan w:val="2"/>
             <w:vAlign w:val="center"/>
           </w:tcPr>
@@ -974,7 +1077,23 @@
                 <w:sz w:val="18"/>
                 <w:szCs w:val="18"/>
               </w:rPr>
-              <w:t>{/}{^offense18_</w:t>
+              <w:t>{</w:t>
+            </w:r>
+            <w:proofErr w:type="gramStart"/>
+            <w:r>
+              <w:rPr>
+                <w:sz w:val="18"/>
+                <w:szCs w:val="18"/>
+              </w:rPr>
+              <w:t>/}{</w:t>
+            </w:r>
+            <w:proofErr w:type="gramEnd"/>
+            <w:r>
+              <w:rPr>
+                <w:sz w:val="18"/>
+                <w:szCs w:val="18"/>
+              </w:rPr>
+              <w:t>^offense18_</w:t>
             </w:r>
             <w:r>
               <w:rPr>
@@ -1019,7 +1138,15 @@
                 <w:sz w:val="18"/>
                 <w:szCs w:val="18"/>
               </w:rPr>
-              <w:t>{/}</w:t>
+              <w:t>{</w:t>
+            </w:r>
+            <w:proofErr w:type="gramStart"/>
+            <w:r>
+              <w:rPr>
+                <w:sz w:val="18"/>
+                <w:szCs w:val="18"/>
+              </w:rPr>
+              <w:t>/}</w:t>
             </w:r>
             <w:permEnd w:id="89205405"/>
             <w:r>
@@ -1029,6 +1156,7 @@
               </w:rPr>
               <w:t xml:space="preserve">  YES</w:t>
             </w:r>
+            <w:proofErr w:type="gramEnd"/>
           </w:p>
         </w:tc>
       </w:tr>
@@ -1113,7 +1241,23 @@
                 <w:sz w:val="18"/>
                 <w:szCs w:val="18"/>
               </w:rPr>
-              <w:t>{/}{^offense18_27}</w:t>
+              <w:t>{</w:t>
+            </w:r>
+            <w:proofErr w:type="gramStart"/>
+            <w:r>
+              <w:rPr>
+                <w:sz w:val="18"/>
+                <w:szCs w:val="18"/>
+              </w:rPr>
+              <w:t>/}{</w:t>
+            </w:r>
+            <w:proofErr w:type="gramEnd"/>
+            <w:r>
+              <w:rPr>
+                <w:sz w:val="18"/>
+                <w:szCs w:val="18"/>
+              </w:rPr>
+              <w:t>^offense18_27}</w:t>
             </w:r>
             <w:sdt>
               <w:sdtPr>
@@ -1144,7 +1288,15 @@
                 <w:sz w:val="18"/>
                 <w:szCs w:val="18"/>
               </w:rPr>
-              <w:t>{/}</w:t>
+              <w:t>{</w:t>
+            </w:r>
+            <w:proofErr w:type="gramStart"/>
+            <w:r>
+              <w:rPr>
+                <w:sz w:val="18"/>
+                <w:szCs w:val="18"/>
+              </w:rPr>
+              <w:t>/}</w:t>
             </w:r>
             <w:permEnd w:id="1844057945"/>
             <w:r>
@@ -1154,11 +1306,12 @@
               </w:rPr>
               <w:t xml:space="preserve">  YES</w:t>
             </w:r>
-          </w:p>
-        </w:tc>
-        <w:tc>
-          <w:tcPr>
-            <w:tcW w:w="270" w:type="dxa"/>
+            <w:proofErr w:type="gramEnd"/>
+          </w:p>
+        </w:tc>
+        <w:tc>
+          <w:tcPr>
+            <w:tcW w:w="236" w:type="dxa"/>
             <w:tcBorders>
               <w:top w:val="single" w:sz="4" w:space="0" w:color="404040" w:themeColor="text1" w:themeTint="BF"/>
               <w:bottom w:val="single" w:sz="4" w:space="0" w:color="404040" w:themeColor="text1" w:themeTint="BF"/>
@@ -1178,7 +1331,7 @@
         </w:tc>
         <w:tc>
           <w:tcPr>
-            <w:tcW w:w="3870" w:type="dxa"/>
+            <w:tcW w:w="3544" w:type="dxa"/>
             <w:gridSpan w:val="2"/>
           </w:tcPr>
           <w:p>
@@ -1207,7 +1360,7 @@
         </w:tc>
         <w:tc>
           <w:tcPr>
-            <w:tcW w:w="1345" w:type="dxa"/>
+            <w:tcW w:w="1705" w:type="dxa"/>
             <w:gridSpan w:val="2"/>
             <w:vAlign w:val="center"/>
           </w:tcPr>
@@ -1271,7 +1424,23 @@
                 <w:sz w:val="18"/>
                 <w:szCs w:val="18"/>
               </w:rPr>
-              <w:t>{/}{^offense18_</w:t>
+              <w:t>{</w:t>
+            </w:r>
+            <w:proofErr w:type="gramStart"/>
+            <w:r>
+              <w:rPr>
+                <w:sz w:val="18"/>
+                <w:szCs w:val="18"/>
+              </w:rPr>
+              <w:t>/}{</w:t>
+            </w:r>
+            <w:proofErr w:type="gramEnd"/>
+            <w:r>
+              <w:rPr>
+                <w:sz w:val="18"/>
+                <w:szCs w:val="18"/>
+              </w:rPr>
+              <w:t>^offense18_</w:t>
             </w:r>
             <w:r>
               <w:rPr>
@@ -1316,7 +1485,15 @@
                 <w:sz w:val="18"/>
                 <w:szCs w:val="18"/>
               </w:rPr>
-              <w:t>{/}</w:t>
+              <w:t>{</w:t>
+            </w:r>
+            <w:proofErr w:type="gramStart"/>
+            <w:r>
+              <w:rPr>
+                <w:sz w:val="18"/>
+                <w:szCs w:val="18"/>
+              </w:rPr>
+              <w:t>/}</w:t>
             </w:r>
             <w:permEnd w:id="1290816765"/>
             <w:r>
@@ -1326,6 +1503,7 @@
               </w:rPr>
               <w:t xml:space="preserve">  YES</w:t>
             </w:r>
+            <w:proofErr w:type="gramEnd"/>
           </w:p>
         </w:tc>
       </w:tr>
@@ -1410,7 +1588,23 @@
                 <w:sz w:val="18"/>
                 <w:szCs w:val="18"/>
               </w:rPr>
-              <w:t>{/}{^offense18_29}</w:t>
+              <w:t>{</w:t>
+            </w:r>
+            <w:proofErr w:type="gramStart"/>
+            <w:r>
+              <w:rPr>
+                <w:sz w:val="18"/>
+                <w:szCs w:val="18"/>
+              </w:rPr>
+              <w:t>/}{</w:t>
+            </w:r>
+            <w:proofErr w:type="gramEnd"/>
+            <w:r>
+              <w:rPr>
+                <w:sz w:val="18"/>
+                <w:szCs w:val="18"/>
+              </w:rPr>
+              <w:t>^offense18_29}</w:t>
             </w:r>
             <w:sdt>
               <w:sdtPr>
@@ -1441,7 +1635,15 @@
                 <w:sz w:val="18"/>
                 <w:szCs w:val="18"/>
               </w:rPr>
-              <w:t>{/}</w:t>
+              <w:t>{</w:t>
+            </w:r>
+            <w:proofErr w:type="gramStart"/>
+            <w:r>
+              <w:rPr>
+                <w:sz w:val="18"/>
+                <w:szCs w:val="18"/>
+              </w:rPr>
+              <w:t>/}</w:t>
             </w:r>
             <w:permEnd w:id="2111793081"/>
             <w:r>
@@ -1451,11 +1653,12 @@
               </w:rPr>
               <w:t xml:space="preserve">  YES</w:t>
             </w:r>
-          </w:p>
-        </w:tc>
-        <w:tc>
-          <w:tcPr>
-            <w:tcW w:w="270" w:type="dxa"/>
+            <w:proofErr w:type="gramEnd"/>
+          </w:p>
+        </w:tc>
+        <w:tc>
+          <w:tcPr>
+            <w:tcW w:w="236" w:type="dxa"/>
             <w:tcBorders>
               <w:top w:val="single" w:sz="4" w:space="0" w:color="404040" w:themeColor="text1" w:themeTint="BF"/>
               <w:bottom w:val="single" w:sz="4" w:space="0" w:color="404040" w:themeColor="text1" w:themeTint="BF"/>
@@ -1475,7 +1678,7 @@
         </w:tc>
         <w:tc>
           <w:tcPr>
-            <w:tcW w:w="3870" w:type="dxa"/>
+            <w:tcW w:w="3544" w:type="dxa"/>
             <w:gridSpan w:val="2"/>
           </w:tcPr>
           <w:p>
@@ -1504,7 +1707,7 @@
         </w:tc>
         <w:tc>
           <w:tcPr>
-            <w:tcW w:w="1345" w:type="dxa"/>
+            <w:tcW w:w="1705" w:type="dxa"/>
             <w:gridSpan w:val="2"/>
             <w:vAlign w:val="center"/>
           </w:tcPr>
@@ -1568,7 +1771,23 @@
                 <w:sz w:val="18"/>
                 <w:szCs w:val="18"/>
               </w:rPr>
-              <w:t>{/}{^offense18_</w:t>
+              <w:t>{</w:t>
+            </w:r>
+            <w:proofErr w:type="gramStart"/>
+            <w:r>
+              <w:rPr>
+                <w:sz w:val="18"/>
+                <w:szCs w:val="18"/>
+              </w:rPr>
+              <w:t>/}{</w:t>
+            </w:r>
+            <w:proofErr w:type="gramEnd"/>
+            <w:r>
+              <w:rPr>
+                <w:sz w:val="18"/>
+                <w:szCs w:val="18"/>
+              </w:rPr>
+              <w:t>^offense18_</w:t>
             </w:r>
             <w:r>
               <w:rPr>
@@ -1613,7 +1832,15 @@
                 <w:sz w:val="18"/>
                 <w:szCs w:val="18"/>
               </w:rPr>
-              <w:t>{/}</w:t>
+              <w:t>{</w:t>
+            </w:r>
+            <w:proofErr w:type="gramStart"/>
+            <w:r>
+              <w:rPr>
+                <w:sz w:val="18"/>
+                <w:szCs w:val="18"/>
+              </w:rPr>
+              <w:t>/}</w:t>
             </w:r>
             <w:permEnd w:id="1850486372"/>
             <w:r>
@@ -1623,6 +1850,7 @@
               </w:rPr>
               <w:t xml:space="preserve">  YES</w:t>
             </w:r>
+            <w:proofErr w:type="gramEnd"/>
           </w:p>
         </w:tc>
       </w:tr>
@@ -1709,7 +1937,23 @@
                 <w:sz w:val="18"/>
                 <w:szCs w:val="18"/>
               </w:rPr>
-              <w:t>{/}{^offense18_31}</w:t>
+              <w:t>{</w:t>
+            </w:r>
+            <w:proofErr w:type="gramStart"/>
+            <w:r>
+              <w:rPr>
+                <w:sz w:val="18"/>
+                <w:szCs w:val="18"/>
+              </w:rPr>
+              <w:t>/}{</w:t>
+            </w:r>
+            <w:proofErr w:type="gramEnd"/>
+            <w:r>
+              <w:rPr>
+                <w:sz w:val="18"/>
+                <w:szCs w:val="18"/>
+              </w:rPr>
+              <w:t>^offense18_31}</w:t>
             </w:r>
             <w:sdt>
               <w:sdtPr>
@@ -1740,7 +1984,15 @@
                 <w:sz w:val="18"/>
                 <w:szCs w:val="18"/>
               </w:rPr>
-              <w:t>{/}</w:t>
+              <w:t>{</w:t>
+            </w:r>
+            <w:proofErr w:type="gramStart"/>
+            <w:r>
+              <w:rPr>
+                <w:sz w:val="18"/>
+                <w:szCs w:val="18"/>
+              </w:rPr>
+              <w:t>/}</w:t>
             </w:r>
             <w:permEnd w:id="1092383576"/>
             <w:r>
@@ -1750,11 +2002,12 @@
               </w:rPr>
               <w:t xml:space="preserve">  YES</w:t>
             </w:r>
-          </w:p>
-        </w:tc>
-        <w:tc>
-          <w:tcPr>
-            <w:tcW w:w="270" w:type="dxa"/>
+            <w:proofErr w:type="gramEnd"/>
+          </w:p>
+        </w:tc>
+        <w:tc>
+          <w:tcPr>
+            <w:tcW w:w="236" w:type="dxa"/>
             <w:tcBorders>
               <w:top w:val="single" w:sz="4" w:space="0" w:color="404040" w:themeColor="text1" w:themeTint="BF"/>
               <w:bottom w:val="single" w:sz="4" w:space="0" w:color="404040" w:themeColor="text1" w:themeTint="BF"/>
@@ -1774,7 +2027,7 @@
         </w:tc>
         <w:tc>
           <w:tcPr>
-            <w:tcW w:w="3870" w:type="dxa"/>
+            <w:tcW w:w="3544" w:type="dxa"/>
             <w:gridSpan w:val="2"/>
             <w:vMerge w:val="restart"/>
           </w:tcPr>
@@ -1804,7 +2057,7 @@
         </w:tc>
         <w:tc>
           <w:tcPr>
-            <w:tcW w:w="1345" w:type="dxa"/>
+            <w:tcW w:w="1705" w:type="dxa"/>
             <w:gridSpan w:val="2"/>
             <w:vMerge w:val="restart"/>
           </w:tcPr>
@@ -1854,7 +2107,23 @@
                 <w:sz w:val="18"/>
                 <w:szCs w:val="18"/>
               </w:rPr>
-              <w:t>{/}{^offense18_5903}</w:t>
+              <w:t>{</w:t>
+            </w:r>
+            <w:proofErr w:type="gramStart"/>
+            <w:r>
+              <w:rPr>
+                <w:sz w:val="18"/>
+                <w:szCs w:val="18"/>
+              </w:rPr>
+              <w:t>/}{</w:t>
+            </w:r>
+            <w:proofErr w:type="gramEnd"/>
+            <w:r>
+              <w:rPr>
+                <w:sz w:val="18"/>
+                <w:szCs w:val="18"/>
+              </w:rPr>
+              <w:t>^offense18_5903}</w:t>
             </w:r>
             <w:sdt>
               <w:sdtPr>
@@ -1885,7 +2154,15 @@
                 <w:sz w:val="18"/>
                 <w:szCs w:val="18"/>
               </w:rPr>
-              <w:t>{/}</w:t>
+              <w:t>{</w:t>
+            </w:r>
+            <w:proofErr w:type="gramStart"/>
+            <w:r>
+              <w:rPr>
+                <w:sz w:val="18"/>
+                <w:szCs w:val="18"/>
+              </w:rPr>
+              <w:t>/}</w:t>
             </w:r>
             <w:permEnd w:id="381172212"/>
             <w:r>
@@ -1895,6 +2172,7 @@
               </w:rPr>
               <w:t xml:space="preserve">  YES</w:t>
             </w:r>
+            <w:proofErr w:type="gramEnd"/>
           </w:p>
         </w:tc>
       </w:tr>
@@ -1981,7 +2259,23 @@
                 <w:sz w:val="18"/>
                 <w:szCs w:val="18"/>
               </w:rPr>
-              <w:t>{/}{^offense18_33}</w:t>
+              <w:t>{</w:t>
+            </w:r>
+            <w:proofErr w:type="gramStart"/>
+            <w:r>
+              <w:rPr>
+                <w:sz w:val="18"/>
+                <w:szCs w:val="18"/>
+              </w:rPr>
+              <w:t>/}{</w:t>
+            </w:r>
+            <w:proofErr w:type="gramEnd"/>
+            <w:r>
+              <w:rPr>
+                <w:sz w:val="18"/>
+                <w:szCs w:val="18"/>
+              </w:rPr>
+              <w:t>^offense18_33}</w:t>
             </w:r>
             <w:sdt>
               <w:sdtPr>
@@ -2012,7 +2306,15 @@
                 <w:sz w:val="18"/>
                 <w:szCs w:val="18"/>
               </w:rPr>
-              <w:t>{/}</w:t>
+              <w:t>{</w:t>
+            </w:r>
+            <w:proofErr w:type="gramStart"/>
+            <w:r>
+              <w:rPr>
+                <w:sz w:val="18"/>
+                <w:szCs w:val="18"/>
+              </w:rPr>
+              <w:t>/}</w:t>
             </w:r>
             <w:permEnd w:id="1846355846"/>
             <w:r>
@@ -2022,11 +2324,12 @@
               </w:rPr>
               <w:t xml:space="preserve">  YES</w:t>
             </w:r>
-          </w:p>
-        </w:tc>
-        <w:tc>
-          <w:tcPr>
-            <w:tcW w:w="270" w:type="dxa"/>
+            <w:proofErr w:type="gramEnd"/>
+          </w:p>
+        </w:tc>
+        <w:tc>
+          <w:tcPr>
+            <w:tcW w:w="236" w:type="dxa"/>
             <w:tcBorders>
               <w:top w:val="single" w:sz="4" w:space="0" w:color="404040" w:themeColor="text1" w:themeTint="BF"/>
               <w:bottom w:val="single" w:sz="4" w:space="0" w:color="404040" w:themeColor="text1" w:themeTint="BF"/>
@@ -2046,7 +2349,7 @@
         </w:tc>
         <w:tc>
           <w:tcPr>
-            <w:tcW w:w="3870" w:type="dxa"/>
+            <w:tcW w:w="3544" w:type="dxa"/>
             <w:gridSpan w:val="2"/>
             <w:vMerge/>
           </w:tcPr>
@@ -2062,7 +2365,7 @@
         </w:tc>
         <w:tc>
           <w:tcPr>
-            <w:tcW w:w="1345" w:type="dxa"/>
+            <w:tcW w:w="1705" w:type="dxa"/>
             <w:gridSpan w:val="2"/>
             <w:vMerge/>
             <w:vAlign w:val="center"/>
@@ -2162,7 +2465,23 @@
                 <w:sz w:val="18"/>
                 <w:szCs w:val="18"/>
               </w:rPr>
-              <w:t>{/}{^offense18_37}</w:t>
+              <w:t>{</w:t>
+            </w:r>
+            <w:proofErr w:type="gramStart"/>
+            <w:r>
+              <w:rPr>
+                <w:sz w:val="18"/>
+                <w:szCs w:val="18"/>
+              </w:rPr>
+              <w:t>/}{</w:t>
+            </w:r>
+            <w:proofErr w:type="gramEnd"/>
+            <w:r>
+              <w:rPr>
+                <w:sz w:val="18"/>
+                <w:szCs w:val="18"/>
+              </w:rPr>
+              <w:t>^offense18_37}</w:t>
             </w:r>
             <w:sdt>
               <w:sdtPr>
@@ -2193,7 +2512,15 @@
                 <w:sz w:val="18"/>
                 <w:szCs w:val="18"/>
               </w:rPr>
-              <w:t>{/}</w:t>
+              <w:t>{</w:t>
+            </w:r>
+            <w:proofErr w:type="gramStart"/>
+            <w:r>
+              <w:rPr>
+                <w:sz w:val="18"/>
+                <w:szCs w:val="18"/>
+              </w:rPr>
+              <w:t>/}</w:t>
             </w:r>
             <w:permEnd w:id="983461803"/>
             <w:r>
@@ -2203,11 +2530,12 @@
               </w:rPr>
               <w:t xml:space="preserve">  YES</w:t>
             </w:r>
-          </w:p>
-        </w:tc>
-        <w:tc>
-          <w:tcPr>
-            <w:tcW w:w="270" w:type="dxa"/>
+            <w:proofErr w:type="gramEnd"/>
+          </w:p>
+        </w:tc>
+        <w:tc>
+          <w:tcPr>
+            <w:tcW w:w="236" w:type="dxa"/>
             <w:tcBorders>
               <w:top w:val="single" w:sz="4" w:space="0" w:color="404040" w:themeColor="text1" w:themeTint="BF"/>
               <w:bottom w:val="single" w:sz="4" w:space="0" w:color="404040" w:themeColor="text1" w:themeTint="BF"/>
@@ -2226,7 +2554,7 @@
         </w:tc>
         <w:tc>
           <w:tcPr>
-            <w:tcW w:w="3870" w:type="dxa"/>
+            <w:tcW w:w="3544" w:type="dxa"/>
             <w:gridSpan w:val="2"/>
           </w:tcPr>
           <w:p>
@@ -2255,7 +2583,7 @@
         </w:tc>
         <w:tc>
           <w:tcPr>
-            <w:tcW w:w="1345" w:type="dxa"/>
+            <w:tcW w:w="1705" w:type="dxa"/>
             <w:gridSpan w:val="2"/>
           </w:tcPr>
           <w:p>
@@ -2304,7 +2632,23 @@
                 <w:sz w:val="18"/>
                 <w:szCs w:val="18"/>
               </w:rPr>
-              <w:t>{/}{^offense18_76}</w:t>
+              <w:t>{</w:t>
+            </w:r>
+            <w:proofErr w:type="gramStart"/>
+            <w:r>
+              <w:rPr>
+                <w:sz w:val="18"/>
+                <w:szCs w:val="18"/>
+              </w:rPr>
+              <w:t>/}{</w:t>
+            </w:r>
+            <w:proofErr w:type="gramEnd"/>
+            <w:r>
+              <w:rPr>
+                <w:sz w:val="18"/>
+                <w:szCs w:val="18"/>
+              </w:rPr>
+              <w:t>^offense18_76}</w:t>
             </w:r>
             <w:sdt>
               <w:sdtPr>
@@ -2335,7 +2679,15 @@
                 <w:sz w:val="18"/>
                 <w:szCs w:val="18"/>
               </w:rPr>
-              <w:t>{/}</w:t>
+              <w:t>{</w:t>
+            </w:r>
+            <w:proofErr w:type="gramStart"/>
+            <w:r>
+              <w:rPr>
+                <w:sz w:val="18"/>
+                <w:szCs w:val="18"/>
+              </w:rPr>
+              <w:t>/}</w:t>
             </w:r>
             <w:permEnd w:id="230783291"/>
             <w:r>
@@ -2345,6 +2697,7 @@
               </w:rPr>
               <w:t xml:space="preserve">  YES</w:t>
             </w:r>
+            <w:proofErr w:type="gramEnd"/>
           </w:p>
         </w:tc>
       </w:tr>
@@ -2449,7 +2802,23 @@
                 <w:sz w:val="18"/>
                 <w:szCs w:val="18"/>
               </w:rPr>
-              <w:t>{/}{^offense18_49}</w:t>
+              <w:t>{</w:t>
+            </w:r>
+            <w:proofErr w:type="gramStart"/>
+            <w:r>
+              <w:rPr>
+                <w:sz w:val="18"/>
+                <w:szCs w:val="18"/>
+              </w:rPr>
+              <w:t>/}{</w:t>
+            </w:r>
+            <w:proofErr w:type="gramEnd"/>
+            <w:r>
+              <w:rPr>
+                <w:sz w:val="18"/>
+                <w:szCs w:val="18"/>
+              </w:rPr>
+              <w:t>^offense18_49}</w:t>
             </w:r>
             <w:sdt>
               <w:sdtPr>
@@ -2480,7 +2849,15 @@
                 <w:sz w:val="18"/>
                 <w:szCs w:val="18"/>
               </w:rPr>
-              <w:t>{/}</w:t>
+              <w:t>{</w:t>
+            </w:r>
+            <w:proofErr w:type="gramStart"/>
+            <w:r>
+              <w:rPr>
+                <w:sz w:val="18"/>
+                <w:szCs w:val="18"/>
+              </w:rPr>
+              <w:t>/}</w:t>
             </w:r>
             <w:permEnd w:id="1576141765"/>
             <w:r>
@@ -2490,11 +2867,12 @@
               </w:rPr>
               <w:t xml:space="preserve">  YES</w:t>
             </w:r>
-          </w:p>
-        </w:tc>
-        <w:tc>
-          <w:tcPr>
-            <w:tcW w:w="270" w:type="dxa"/>
+            <w:proofErr w:type="gramEnd"/>
+          </w:p>
+        </w:tc>
+        <w:tc>
+          <w:tcPr>
+            <w:tcW w:w="236" w:type="dxa"/>
             <w:tcBorders>
               <w:top w:val="single" w:sz="4" w:space="0" w:color="404040" w:themeColor="text1" w:themeTint="BF"/>
               <w:bottom w:val="single" w:sz="4" w:space="0" w:color="404040" w:themeColor="text1" w:themeTint="BF"/>
@@ -2513,7 +2891,7 @@
         </w:tc>
         <w:tc>
           <w:tcPr>
-            <w:tcW w:w="3870" w:type="dxa"/>
+            <w:tcW w:w="3544" w:type="dxa"/>
             <w:gridSpan w:val="2"/>
           </w:tcPr>
           <w:p>
@@ -2549,7 +2927,7 @@
         </w:tc>
         <w:tc>
           <w:tcPr>
-            <w:tcW w:w="1345" w:type="dxa"/>
+            <w:tcW w:w="1705" w:type="dxa"/>
             <w:gridSpan w:val="2"/>
           </w:tcPr>
           <w:p>
@@ -2598,7 +2976,23 @@
                 <w:sz w:val="18"/>
                 <w:szCs w:val="18"/>
               </w:rPr>
-              <w:t>{/}{^offense42_9799}</w:t>
+              <w:t>{</w:t>
+            </w:r>
+            <w:proofErr w:type="gramStart"/>
+            <w:r>
+              <w:rPr>
+                <w:sz w:val="18"/>
+                <w:szCs w:val="18"/>
+              </w:rPr>
+              <w:t>/}{</w:t>
+            </w:r>
+            <w:proofErr w:type="gramEnd"/>
+            <w:r>
+              <w:rPr>
+                <w:sz w:val="18"/>
+                <w:szCs w:val="18"/>
+              </w:rPr>
+              <w:t>^offense42_9799}</w:t>
             </w:r>
             <w:sdt>
               <w:sdtPr>
@@ -2629,7 +3023,15 @@
                 <w:sz w:val="18"/>
                 <w:szCs w:val="18"/>
               </w:rPr>
-              <w:t>{/}</w:t>
+              <w:t>{</w:t>
+            </w:r>
+            <w:proofErr w:type="gramStart"/>
+            <w:r>
+              <w:rPr>
+                <w:sz w:val="18"/>
+                <w:szCs w:val="18"/>
+              </w:rPr>
+              <w:t>/}</w:t>
             </w:r>
             <w:permEnd w:id="21572557"/>
             <w:r>
@@ -2639,6 +3041,7 @@
               </w:rPr>
               <w:t xml:space="preserve">  YES</w:t>
             </w:r>
+            <w:proofErr w:type="gramEnd"/>
           </w:p>
         </w:tc>
       </w:tr>
@@ -2680,7 +3083,7 @@
         </w:tc>
         <w:tc>
           <w:tcPr>
-            <w:tcW w:w="270" w:type="dxa"/>
+            <w:tcW w:w="236" w:type="dxa"/>
             <w:tcBorders>
               <w:top w:val="single" w:sz="4" w:space="0" w:color="404040" w:themeColor="text1" w:themeTint="BF"/>
               <w:bottom w:val="single" w:sz="4" w:space="0" w:color="404040" w:themeColor="text1" w:themeTint="BF"/>
@@ -2699,7 +3102,7 @@
         </w:tc>
         <w:tc>
           <w:tcPr>
-            <w:tcW w:w="3870" w:type="dxa"/>
+            <w:tcW w:w="3544" w:type="dxa"/>
             <w:gridSpan w:val="2"/>
           </w:tcPr>
           <w:p>
@@ -2721,7 +3124,7 @@
         </w:tc>
         <w:tc>
           <w:tcPr>
-            <w:tcW w:w="1345" w:type="dxa"/>
+            <w:tcW w:w="1705" w:type="dxa"/>
             <w:gridSpan w:val="2"/>
           </w:tcPr>
           <w:p>
@@ -2770,7 +3173,23 @@
                 <w:sz w:val="18"/>
                 <w:szCs w:val="18"/>
               </w:rPr>
-              <w:t>{/}{^offense18_6312}</w:t>
+              <w:t>{</w:t>
+            </w:r>
+            <w:proofErr w:type="gramStart"/>
+            <w:r>
+              <w:rPr>
+                <w:sz w:val="18"/>
+                <w:szCs w:val="18"/>
+              </w:rPr>
+              <w:t>/}{</w:t>
+            </w:r>
+            <w:proofErr w:type="gramEnd"/>
+            <w:r>
+              <w:rPr>
+                <w:sz w:val="18"/>
+                <w:szCs w:val="18"/>
+              </w:rPr>
+              <w:t>^offense18_6312}</w:t>
             </w:r>
             <w:sdt>
               <w:sdtPr>
@@ -2801,7 +3220,15 @@
                 <w:sz w:val="18"/>
                 <w:szCs w:val="18"/>
               </w:rPr>
-              <w:t>{/}</w:t>
+              <w:t>{</w:t>
+            </w:r>
+            <w:proofErr w:type="gramStart"/>
+            <w:r>
+              <w:rPr>
+                <w:sz w:val="18"/>
+                <w:szCs w:val="18"/>
+              </w:rPr>
+              <w:t>/}</w:t>
             </w:r>
             <w:permEnd w:id="1473936177"/>
             <w:r>
@@ -2811,6 +3238,7 @@
               </w:rPr>
               <w:t xml:space="preserve">  YES</w:t>
             </w:r>
+            <w:proofErr w:type="gramEnd"/>
           </w:p>
         </w:tc>
       </w:tr>
@@ -2837,7 +3265,47 @@
                 <w:sz w:val="18"/>
                 <w:szCs w:val="18"/>
               </w:rPr>
-              <w:t xml:space="preserve">30 Pa. C.S. 5502.1 Relating to Homicide by  watercraft under influence of alcohol or  controlled substance </w:t>
+              <w:t xml:space="preserve">30 Pa. C.S. 5502.1 Relating to Homicide </w:t>
+            </w:r>
+            <w:proofErr w:type="gramStart"/>
+            <w:r>
+              <w:rPr>
+                <w:rFonts w:ascii="Calibri" w:hAnsi="Calibri" w:cs="Calibri"/>
+                <w:color w:val="000000"/>
+                <w:sz w:val="18"/>
+                <w:szCs w:val="18"/>
+              </w:rPr>
+              <w:t>by  watercraft</w:t>
+            </w:r>
+            <w:proofErr w:type="gramEnd"/>
+            <w:r>
+              <w:rPr>
+                <w:rFonts w:ascii="Calibri" w:hAnsi="Calibri" w:cs="Calibri"/>
+                <w:color w:val="000000"/>
+                <w:sz w:val="18"/>
+                <w:szCs w:val="18"/>
+              </w:rPr>
+              <w:t xml:space="preserve"> under influence of alcohol </w:t>
+            </w:r>
+            <w:proofErr w:type="gramStart"/>
+            <w:r>
+              <w:rPr>
+                <w:rFonts w:ascii="Calibri" w:hAnsi="Calibri" w:cs="Calibri"/>
+                <w:color w:val="000000"/>
+                <w:sz w:val="18"/>
+                <w:szCs w:val="18"/>
+              </w:rPr>
+              <w:t>or  controlled</w:t>
+            </w:r>
+            <w:proofErr w:type="gramEnd"/>
+            <w:r>
+              <w:rPr>
+                <w:rFonts w:ascii="Calibri" w:hAnsi="Calibri" w:cs="Calibri"/>
+                <w:color w:val="000000"/>
+                <w:sz w:val="18"/>
+                <w:szCs w:val="18"/>
+              </w:rPr>
+              <w:t xml:space="preserve"> substance </w:t>
             </w:r>
             <w:r>
               <w:rPr>
@@ -2864,7 +3332,27 @@
                 <w:sz w:val="18"/>
                 <w:szCs w:val="18"/>
               </w:rPr>
-              <w:t xml:space="preserve">30 Pa. C.S. 5502.2 Relating to Homicide by  watercraft </w:t>
+              <w:t xml:space="preserve">30 Pa. C.S. 5502.2 Relating to Homicide </w:t>
+            </w:r>
+            <w:proofErr w:type="gramStart"/>
+            <w:r>
+              <w:rPr>
+                <w:rFonts w:ascii="Calibri" w:hAnsi="Calibri" w:cs="Calibri"/>
+                <w:color w:val="000000"/>
+                <w:sz w:val="18"/>
+                <w:szCs w:val="18"/>
+              </w:rPr>
+              <w:t>by  watercraft</w:t>
+            </w:r>
+            <w:proofErr w:type="gramEnd"/>
+            <w:r>
+              <w:rPr>
+                <w:rFonts w:ascii="Calibri" w:hAnsi="Calibri" w:cs="Calibri"/>
+                <w:color w:val="000000"/>
+                <w:sz w:val="18"/>
+                <w:szCs w:val="18"/>
+              </w:rPr>
+              <w:t xml:space="preserve"> </w:t>
             </w:r>
             <w:r>
               <w:rPr>
@@ -2891,7 +3379,27 @@
                 <w:sz w:val="18"/>
                 <w:szCs w:val="18"/>
               </w:rPr>
-              <w:t xml:space="preserve">30 Pa. C.S. 5502.3 Relating to Aggravated Assault by watercraft under influence of alcohol or  controlled substance </w:t>
+              <w:t xml:space="preserve">30 Pa. C.S. 5502.3 Relating to Aggravated Assault by watercraft under influence of alcohol </w:t>
+            </w:r>
+            <w:proofErr w:type="gramStart"/>
+            <w:r>
+              <w:rPr>
+                <w:rFonts w:ascii="Calibri" w:hAnsi="Calibri" w:cs="Calibri"/>
+                <w:color w:val="000000"/>
+                <w:sz w:val="18"/>
+                <w:szCs w:val="18"/>
+              </w:rPr>
+              <w:t>or  controlled</w:t>
+            </w:r>
+            <w:proofErr w:type="gramEnd"/>
+            <w:r>
+              <w:rPr>
+                <w:rFonts w:ascii="Calibri" w:hAnsi="Calibri" w:cs="Calibri"/>
+                <w:color w:val="000000"/>
+                <w:sz w:val="18"/>
+                <w:szCs w:val="18"/>
+              </w:rPr>
+              <w:t xml:space="preserve"> substance </w:t>
             </w:r>
             <w:r>
               <w:rPr>
@@ -2918,7 +3426,27 @@
                 <w:sz w:val="18"/>
                 <w:szCs w:val="18"/>
               </w:rPr>
-              <w:t>30 Pa. C.S. 5502.4 Relating to Aggravated Assault  by watercraft</w:t>
+              <w:t xml:space="preserve">30 Pa. C.S. 5502.4 Relating to Aggravated </w:t>
+            </w:r>
+            <w:proofErr w:type="gramStart"/>
+            <w:r>
+              <w:rPr>
+                <w:rFonts w:ascii="Calibri" w:hAnsi="Calibri" w:cs="Calibri"/>
+                <w:color w:val="000000"/>
+                <w:sz w:val="18"/>
+                <w:szCs w:val="18"/>
+              </w:rPr>
+              <w:t>Assault  by</w:t>
+            </w:r>
+            <w:proofErr w:type="gramEnd"/>
+            <w:r>
+              <w:rPr>
+                <w:rFonts w:ascii="Calibri" w:hAnsi="Calibri" w:cs="Calibri"/>
+                <w:color w:val="000000"/>
+                <w:sz w:val="18"/>
+                <w:szCs w:val="18"/>
+              </w:rPr>
+              <w:t xml:space="preserve"> watercraft</w:t>
             </w:r>
           </w:p>
         </w:tc>
@@ -2973,7 +3501,23 @@
                 <w:sz w:val="18"/>
                 <w:szCs w:val="18"/>
               </w:rPr>
-              <w:t>{/}{^offense30_5502}</w:t>
+              <w:t>{</w:t>
+            </w:r>
+            <w:proofErr w:type="gramStart"/>
+            <w:r>
+              <w:rPr>
+                <w:sz w:val="18"/>
+                <w:szCs w:val="18"/>
+              </w:rPr>
+              <w:t>/}{</w:t>
+            </w:r>
+            <w:proofErr w:type="gramEnd"/>
+            <w:r>
+              <w:rPr>
+                <w:sz w:val="18"/>
+                <w:szCs w:val="18"/>
+              </w:rPr>
+              <w:t>^offense30_5502}</w:t>
             </w:r>
             <w:sdt>
               <w:sdtPr>
@@ -3004,7 +3548,15 @@
                 <w:sz w:val="18"/>
                 <w:szCs w:val="18"/>
               </w:rPr>
-              <w:t>{/}</w:t>
+              <w:t>{</w:t>
+            </w:r>
+            <w:proofErr w:type="gramStart"/>
+            <w:r>
+              <w:rPr>
+                <w:sz w:val="18"/>
+                <w:szCs w:val="18"/>
+              </w:rPr>
+              <w:t>/}</w:t>
             </w:r>
             <w:permEnd w:id="1573592651"/>
             <w:r>
@@ -3014,11 +3566,12 @@
               </w:rPr>
               <w:t xml:space="preserve">  YES</w:t>
             </w:r>
-          </w:p>
-        </w:tc>
-        <w:tc>
-          <w:tcPr>
-            <w:tcW w:w="270" w:type="dxa"/>
+            <w:proofErr w:type="gramEnd"/>
+          </w:p>
+        </w:tc>
+        <w:tc>
+          <w:tcPr>
+            <w:tcW w:w="236" w:type="dxa"/>
             <w:tcBorders>
               <w:top w:val="single" w:sz="4" w:space="0" w:color="404040" w:themeColor="text1" w:themeTint="BF"/>
               <w:bottom w:val="single" w:sz="4" w:space="0" w:color="404040" w:themeColor="text1" w:themeTint="BF"/>
@@ -3038,7 +3591,7 @@
         </w:tc>
         <w:tc>
           <w:tcPr>
-            <w:tcW w:w="3870" w:type="dxa"/>
+            <w:tcW w:w="3544" w:type="dxa"/>
             <w:gridSpan w:val="2"/>
           </w:tcPr>
           <w:p>
@@ -3060,7 +3613,7 @@
         </w:tc>
         <w:tc>
           <w:tcPr>
-            <w:tcW w:w="1345" w:type="dxa"/>
+            <w:tcW w:w="1705" w:type="dxa"/>
             <w:gridSpan w:val="2"/>
             <w:vAlign w:val="center"/>
           </w:tcPr>
@@ -3110,7 +3663,23 @@
                 <w:sz w:val="18"/>
                 <w:szCs w:val="18"/>
               </w:rPr>
-              <w:t>{/}{^offense18_6318}</w:t>
+              <w:t>{</w:t>
+            </w:r>
+            <w:proofErr w:type="gramStart"/>
+            <w:r>
+              <w:rPr>
+                <w:sz w:val="18"/>
+                <w:szCs w:val="18"/>
+              </w:rPr>
+              <w:t>/}{</w:t>
+            </w:r>
+            <w:proofErr w:type="gramEnd"/>
+            <w:r>
+              <w:rPr>
+                <w:sz w:val="18"/>
+                <w:szCs w:val="18"/>
+              </w:rPr>
+              <w:t>^offense18_6318}</w:t>
             </w:r>
             <w:sdt>
               <w:sdtPr>
@@ -3141,7 +3710,15 @@
                 <w:sz w:val="18"/>
                 <w:szCs w:val="18"/>
               </w:rPr>
-              <w:t>{/}</w:t>
+              <w:t>{</w:t>
+            </w:r>
+            <w:proofErr w:type="gramStart"/>
+            <w:r>
+              <w:rPr>
+                <w:sz w:val="18"/>
+                <w:szCs w:val="18"/>
+              </w:rPr>
+              <w:t>/}</w:t>
             </w:r>
             <w:permEnd w:id="19297714"/>
             <w:r>
@@ -3151,6 +3728,7 @@
               </w:rPr>
               <w:t xml:space="preserve">  YES</w:t>
             </w:r>
+            <w:proofErr w:type="gramEnd"/>
           </w:p>
         </w:tc>
       </w:tr>
@@ -3193,7 +3771,7 @@
         </w:tc>
         <w:tc>
           <w:tcPr>
-            <w:tcW w:w="270" w:type="dxa"/>
+            <w:tcW w:w="236" w:type="dxa"/>
             <w:tcBorders>
               <w:top w:val="single" w:sz="4" w:space="0" w:color="404040" w:themeColor="text1" w:themeTint="BF"/>
               <w:bottom w:val="single" w:sz="4" w:space="0" w:color="404040" w:themeColor="text1" w:themeTint="BF"/>
@@ -3213,7 +3791,7 @@
         </w:tc>
         <w:tc>
           <w:tcPr>
-            <w:tcW w:w="3870" w:type="dxa"/>
+            <w:tcW w:w="3544" w:type="dxa"/>
             <w:gridSpan w:val="2"/>
           </w:tcPr>
           <w:p>
@@ -3235,7 +3813,7 @@
         </w:tc>
         <w:tc>
           <w:tcPr>
-            <w:tcW w:w="1345" w:type="dxa"/>
+            <w:tcW w:w="1705" w:type="dxa"/>
             <w:gridSpan w:val="2"/>
           </w:tcPr>
           <w:p>
@@ -3284,7 +3862,23 @@
                 <w:sz w:val="18"/>
                 <w:szCs w:val="18"/>
               </w:rPr>
-              <w:t>{/}{^offense18_6320}</w:t>
+              <w:t>{</w:t>
+            </w:r>
+            <w:proofErr w:type="gramStart"/>
+            <w:r>
+              <w:rPr>
+                <w:sz w:val="18"/>
+                <w:szCs w:val="18"/>
+              </w:rPr>
+              <w:t>/}{</w:t>
+            </w:r>
+            <w:proofErr w:type="gramEnd"/>
+            <w:r>
+              <w:rPr>
+                <w:sz w:val="18"/>
+                <w:szCs w:val="18"/>
+              </w:rPr>
+              <w:t>^offense18_6320}</w:t>
             </w:r>
             <w:sdt>
               <w:sdtPr>
@@ -3315,7 +3909,15 @@
                 <w:sz w:val="18"/>
                 <w:szCs w:val="18"/>
               </w:rPr>
-              <w:t>{/}</w:t>
+              <w:t>{</w:t>
+            </w:r>
+            <w:proofErr w:type="gramStart"/>
+            <w:r>
+              <w:rPr>
+                <w:sz w:val="18"/>
+                <w:szCs w:val="18"/>
+              </w:rPr>
+              <w:t>/}</w:t>
             </w:r>
             <w:permEnd w:id="549544606"/>
             <w:r>
@@ -3325,6 +3927,7 @@
               </w:rPr>
               <w:t xml:space="preserve">  YES</w:t>
             </w:r>
+            <w:proofErr w:type="gramEnd"/>
           </w:p>
         </w:tc>
       </w:tr>
@@ -3367,7 +3970,7 @@
         </w:tc>
         <w:tc>
           <w:tcPr>
-            <w:tcW w:w="270" w:type="dxa"/>
+            <w:tcW w:w="236" w:type="dxa"/>
             <w:tcBorders>
               <w:top w:val="single" w:sz="4" w:space="0" w:color="404040" w:themeColor="text1" w:themeTint="BF"/>
               <w:bottom w:val="single" w:sz="4" w:space="0" w:color="404040" w:themeColor="text1" w:themeTint="BF"/>
@@ -3387,7 +3990,7 @@
         </w:tc>
         <w:tc>
           <w:tcPr>
-            <w:tcW w:w="3870" w:type="dxa"/>
+            <w:tcW w:w="3544" w:type="dxa"/>
             <w:gridSpan w:val="2"/>
             <w:vMerge w:val="restart"/>
           </w:tcPr>
@@ -3426,9 +4029,9 @@
                 <w:sz w:val="18"/>
                 <w:szCs w:val="18"/>
               </w:rPr>
-              <w:t xml:space="preserve">. §  9714(g), or any attempt, conspiracy or  solicitation to commit a crime of violence  defined in 42 </w:t>
-            </w:r>
-            <w:proofErr w:type="spellStart"/>
+              <w:t xml:space="preserve">. </w:t>
+            </w:r>
+            <w:proofErr w:type="gramStart"/>
             <w:r>
               <w:rPr>
                 <w:rFonts w:ascii="Calibri" w:hAnsi="Calibri" w:cs="Calibri"/>
@@ -3436,9 +4039,9 @@
                 <w:sz w:val="18"/>
                 <w:szCs w:val="18"/>
               </w:rPr>
-              <w:t>Pa.C.S</w:t>
-            </w:r>
-            <w:proofErr w:type="spellEnd"/>
+              <w:t>§  9714</w:t>
+            </w:r>
+            <w:proofErr w:type="gramEnd"/>
             <w:r>
               <w:rPr>
                 <w:rFonts w:ascii="Calibri" w:hAnsi="Calibri" w:cs="Calibri"/>
@@ -3446,13 +4049,113 @@
                 <w:sz w:val="18"/>
                 <w:szCs w:val="18"/>
               </w:rPr>
-              <w:t>. § 9714(g), including any  equivalent crime committed in another  jurisdiction.</w:t>
-            </w:r>
-          </w:p>
-        </w:tc>
-        <w:tc>
-          <w:tcPr>
-            <w:tcW w:w="1345" w:type="dxa"/>
+              <w:t xml:space="preserve">(g), or any attempt, conspiracy </w:t>
+            </w:r>
+            <w:proofErr w:type="gramStart"/>
+            <w:r>
+              <w:rPr>
+                <w:rFonts w:ascii="Calibri" w:hAnsi="Calibri" w:cs="Calibri"/>
+                <w:color w:val="000000"/>
+                <w:sz w:val="18"/>
+                <w:szCs w:val="18"/>
+              </w:rPr>
+              <w:t>or  solicitation</w:t>
+            </w:r>
+            <w:proofErr w:type="gramEnd"/>
+            <w:r>
+              <w:rPr>
+                <w:rFonts w:ascii="Calibri" w:hAnsi="Calibri" w:cs="Calibri"/>
+                <w:color w:val="000000"/>
+                <w:sz w:val="18"/>
+                <w:szCs w:val="18"/>
+              </w:rPr>
+              <w:t xml:space="preserve"> to commit a crime of </w:t>
+            </w:r>
+            <w:proofErr w:type="gramStart"/>
+            <w:r>
+              <w:rPr>
+                <w:rFonts w:ascii="Calibri" w:hAnsi="Calibri" w:cs="Calibri"/>
+                <w:color w:val="000000"/>
+                <w:sz w:val="18"/>
+                <w:szCs w:val="18"/>
+              </w:rPr>
+              <w:t>violence  defined</w:t>
+            </w:r>
+            <w:proofErr w:type="gramEnd"/>
+            <w:r>
+              <w:rPr>
+                <w:rFonts w:ascii="Calibri" w:hAnsi="Calibri" w:cs="Calibri"/>
+                <w:color w:val="000000"/>
+                <w:sz w:val="18"/>
+                <w:szCs w:val="18"/>
+              </w:rPr>
+              <w:t xml:space="preserve"> in 42 </w:t>
+            </w:r>
+            <w:proofErr w:type="spellStart"/>
+            <w:r>
+              <w:rPr>
+                <w:rFonts w:ascii="Calibri" w:hAnsi="Calibri" w:cs="Calibri"/>
+                <w:color w:val="000000"/>
+                <w:sz w:val="18"/>
+                <w:szCs w:val="18"/>
+              </w:rPr>
+              <w:t>Pa.C.S</w:t>
+            </w:r>
+            <w:proofErr w:type="spellEnd"/>
+            <w:r>
+              <w:rPr>
+                <w:rFonts w:ascii="Calibri" w:hAnsi="Calibri" w:cs="Calibri"/>
+                <w:color w:val="000000"/>
+                <w:sz w:val="18"/>
+                <w:szCs w:val="18"/>
+              </w:rPr>
+              <w:t xml:space="preserve">. § 9714(g), including </w:t>
+            </w:r>
+            <w:proofErr w:type="gramStart"/>
+            <w:r>
+              <w:rPr>
+                <w:rFonts w:ascii="Calibri" w:hAnsi="Calibri" w:cs="Calibri"/>
+                <w:color w:val="000000"/>
+                <w:sz w:val="18"/>
+                <w:szCs w:val="18"/>
+              </w:rPr>
+              <w:t>any  equivalent</w:t>
+            </w:r>
+            <w:proofErr w:type="gramEnd"/>
+            <w:r>
+              <w:rPr>
+                <w:rFonts w:ascii="Calibri" w:hAnsi="Calibri" w:cs="Calibri"/>
+                <w:color w:val="000000"/>
+                <w:sz w:val="18"/>
+                <w:szCs w:val="18"/>
+              </w:rPr>
+              <w:t xml:space="preserve"> crime committed in </w:t>
+            </w:r>
+            <w:proofErr w:type="gramStart"/>
+            <w:r>
+              <w:rPr>
+                <w:rFonts w:ascii="Calibri" w:hAnsi="Calibri" w:cs="Calibri"/>
+                <w:color w:val="000000"/>
+                <w:sz w:val="18"/>
+                <w:szCs w:val="18"/>
+              </w:rPr>
+              <w:t>another  jurisdiction</w:t>
+            </w:r>
+            <w:proofErr w:type="gramEnd"/>
+            <w:r>
+              <w:rPr>
+                <w:rFonts w:ascii="Calibri" w:hAnsi="Calibri" w:cs="Calibri"/>
+                <w:color w:val="000000"/>
+                <w:sz w:val="18"/>
+                <w:szCs w:val="18"/>
+              </w:rPr>
+              <w:t>.</w:t>
+            </w:r>
+          </w:p>
+        </w:tc>
+        <w:tc>
+          <w:tcPr>
+            <w:tcW w:w="1705" w:type="dxa"/>
             <w:gridSpan w:val="2"/>
             <w:vMerge w:val="restart"/>
           </w:tcPr>
@@ -3526,7 +4229,23 @@
                 <w:sz w:val="18"/>
                 <w:szCs w:val="18"/>
               </w:rPr>
-              <w:t>{/}{^</w:t>
+              <w:t>{</w:t>
+            </w:r>
+            <w:proofErr w:type="gramStart"/>
+            <w:r>
+              <w:rPr>
+                <w:sz w:val="18"/>
+                <w:szCs w:val="18"/>
+              </w:rPr>
+              <w:t>/}{</w:t>
+            </w:r>
+            <w:proofErr w:type="gramEnd"/>
+            <w:r>
+              <w:rPr>
+                <w:sz w:val="18"/>
+                <w:szCs w:val="18"/>
+              </w:rPr>
+              <w:t>^</w:t>
             </w:r>
             <w:proofErr w:type="spellStart"/>
             <w:r>
@@ -3583,7 +4302,15 @@
                 <w:sz w:val="18"/>
                 <w:szCs w:val="18"/>
               </w:rPr>
-              <w:t>{/}</w:t>
+              <w:t>{</w:t>
+            </w:r>
+            <w:proofErr w:type="gramStart"/>
+            <w:r>
+              <w:rPr>
+                <w:sz w:val="18"/>
+                <w:szCs w:val="18"/>
+              </w:rPr>
+              <w:t>/}</w:t>
             </w:r>
             <w:permEnd w:id="642989280"/>
             <w:r>
@@ -3593,6 +4320,7 @@
               </w:rPr>
               <w:t xml:space="preserve">  YES</w:t>
             </w:r>
+            <w:proofErr w:type="gramEnd"/>
           </w:p>
         </w:tc>
       </w:tr>
@@ -3634,7 +4362,7 @@
         </w:tc>
         <w:tc>
           <w:tcPr>
-            <w:tcW w:w="270" w:type="dxa"/>
+            <w:tcW w:w="236" w:type="dxa"/>
             <w:tcBorders>
               <w:top w:val="single" w:sz="4" w:space="0" w:color="404040" w:themeColor="text1" w:themeTint="BF"/>
               <w:bottom w:val="single" w:sz="4" w:space="0" w:color="404040" w:themeColor="text1" w:themeTint="BF"/>
@@ -3653,7 +4381,7 @@
         </w:tc>
         <w:tc>
           <w:tcPr>
-            <w:tcW w:w="3870" w:type="dxa"/>
+            <w:tcW w:w="3544" w:type="dxa"/>
             <w:gridSpan w:val="2"/>
             <w:vMerge/>
           </w:tcPr>
@@ -3669,7 +4397,7 @@
         </w:tc>
         <w:tc>
           <w:tcPr>
-            <w:tcW w:w="1345" w:type="dxa"/>
+            <w:tcW w:w="1705" w:type="dxa"/>
             <w:gridSpan w:val="2"/>
             <w:vMerge/>
           </w:tcPr>
@@ -3763,7 +4491,23 @@
                 <w:sz w:val="18"/>
                 <w:szCs w:val="18"/>
               </w:rPr>
-              <w:t>{/}{^offense75_3731}</w:t>
+              <w:t>{</w:t>
+            </w:r>
+            <w:proofErr w:type="gramStart"/>
+            <w:r>
+              <w:rPr>
+                <w:sz w:val="18"/>
+                <w:szCs w:val="18"/>
+              </w:rPr>
+              <w:t>/}{</w:t>
+            </w:r>
+            <w:proofErr w:type="gramEnd"/>
+            <w:r>
+              <w:rPr>
+                <w:sz w:val="18"/>
+                <w:szCs w:val="18"/>
+              </w:rPr>
+              <w:t>^offense75_3731}</w:t>
             </w:r>
             <w:sdt>
               <w:sdtPr>
@@ -3794,7 +4538,15 @@
                 <w:sz w:val="18"/>
                 <w:szCs w:val="18"/>
               </w:rPr>
-              <w:t>{/}</w:t>
+              <w:t>{</w:t>
+            </w:r>
+            <w:proofErr w:type="gramStart"/>
+            <w:r>
+              <w:rPr>
+                <w:sz w:val="18"/>
+                <w:szCs w:val="18"/>
+              </w:rPr>
+              <w:t>/}</w:t>
             </w:r>
             <w:permEnd w:id="960376399"/>
             <w:r>
@@ -3804,11 +4556,12 @@
               </w:rPr>
               <w:t xml:space="preserve">  YES</w:t>
             </w:r>
-          </w:p>
-        </w:tc>
-        <w:tc>
-          <w:tcPr>
-            <w:tcW w:w="270" w:type="dxa"/>
+            <w:proofErr w:type="gramEnd"/>
+          </w:p>
+        </w:tc>
+        <w:tc>
+          <w:tcPr>
+            <w:tcW w:w="236" w:type="dxa"/>
             <w:tcBorders>
               <w:top w:val="single" w:sz="4" w:space="0" w:color="404040" w:themeColor="text1" w:themeTint="BF"/>
               <w:bottom w:val="single" w:sz="4" w:space="0" w:color="404040" w:themeColor="text1" w:themeTint="BF"/>
@@ -3827,7 +4580,7 @@
         </w:tc>
         <w:tc>
           <w:tcPr>
-            <w:tcW w:w="3870" w:type="dxa"/>
+            <w:tcW w:w="3544" w:type="dxa"/>
             <w:gridSpan w:val="2"/>
             <w:vMerge w:val="restart"/>
           </w:tcPr>
@@ -3850,7 +4603,7 @@
         </w:tc>
         <w:tc>
           <w:tcPr>
-            <w:tcW w:w="1345" w:type="dxa"/>
+            <w:tcW w:w="1705" w:type="dxa"/>
             <w:gridSpan w:val="2"/>
             <w:vMerge w:val="restart"/>
           </w:tcPr>
@@ -3900,7 +4653,23 @@
                 <w:sz w:val="18"/>
                 <w:szCs w:val="18"/>
               </w:rPr>
-              <w:t>{/}{^</w:t>
+              <w:t>{</w:t>
+            </w:r>
+            <w:proofErr w:type="gramStart"/>
+            <w:r>
+              <w:rPr>
+                <w:sz w:val="18"/>
+                <w:szCs w:val="18"/>
+              </w:rPr>
+              <w:t>/}{</w:t>
+            </w:r>
+            <w:proofErr w:type="gramEnd"/>
+            <w:r>
+              <w:rPr>
+                <w:sz w:val="18"/>
+                <w:szCs w:val="18"/>
+              </w:rPr>
+              <w:t>^</w:t>
             </w:r>
             <w:proofErr w:type="spellStart"/>
             <w:r>
@@ -3947,7 +4716,15 @@
                 <w:sz w:val="18"/>
                 <w:szCs w:val="18"/>
               </w:rPr>
-              <w:t>{/}</w:t>
+              <w:t>{</w:t>
+            </w:r>
+            <w:proofErr w:type="gramStart"/>
+            <w:r>
+              <w:rPr>
+                <w:sz w:val="18"/>
+                <w:szCs w:val="18"/>
+              </w:rPr>
+              <w:t>/}</w:t>
             </w:r>
             <w:permEnd w:id="163787845"/>
             <w:r>
@@ -3957,6 +4734,7 @@
               </w:rPr>
               <w:t xml:space="preserve">  YES</w:t>
             </w:r>
+            <w:proofErr w:type="gramEnd"/>
           </w:p>
         </w:tc>
       </w:tr>
@@ -3998,7 +4776,7 @@
         </w:tc>
         <w:tc>
           <w:tcPr>
-            <w:tcW w:w="270" w:type="dxa"/>
+            <w:tcW w:w="236" w:type="dxa"/>
             <w:tcBorders>
               <w:top w:val="single" w:sz="4" w:space="0" w:color="404040" w:themeColor="text1" w:themeTint="BF"/>
               <w:bottom w:val="single" w:sz="4" w:space="0" w:color="404040" w:themeColor="text1" w:themeTint="BF"/>
@@ -4017,7 +4795,7 @@
         </w:tc>
         <w:tc>
           <w:tcPr>
-            <w:tcW w:w="3870" w:type="dxa"/>
+            <w:tcW w:w="3544" w:type="dxa"/>
             <w:gridSpan w:val="2"/>
             <w:vMerge/>
           </w:tcPr>
@@ -4033,7 +4811,7 @@
         </w:tc>
         <w:tc>
           <w:tcPr>
-            <w:tcW w:w="1345" w:type="dxa"/>
+            <w:tcW w:w="1705" w:type="dxa"/>
             <w:gridSpan w:val="2"/>
             <w:vMerge/>
             <w:vAlign w:val="center"/>
@@ -4088,7 +4866,7 @@
         </w:tc>
         <w:tc>
           <w:tcPr>
-            <w:tcW w:w="270" w:type="dxa"/>
+            <w:tcW w:w="236" w:type="dxa"/>
             <w:tcBorders>
               <w:top w:val="single" w:sz="4" w:space="0" w:color="404040" w:themeColor="text1" w:themeTint="BF"/>
               <w:bottom w:val="single" w:sz="4" w:space="0" w:color="404040" w:themeColor="text1" w:themeTint="BF"/>
@@ -4107,7 +4885,7 @@
         </w:tc>
         <w:tc>
           <w:tcPr>
-            <w:tcW w:w="3870" w:type="dxa"/>
+            <w:tcW w:w="3544" w:type="dxa"/>
             <w:gridSpan w:val="2"/>
             <w:vMerge w:val="restart"/>
           </w:tcPr>
@@ -4130,7 +4908,7 @@
         </w:tc>
         <w:tc>
           <w:tcPr>
-            <w:tcW w:w="1345" w:type="dxa"/>
+            <w:tcW w:w="1705" w:type="dxa"/>
             <w:gridSpan w:val="2"/>
             <w:vMerge w:val="restart"/>
             <w:vAlign w:val="center"/>
@@ -4181,7 +4959,23 @@
                 <w:sz w:val="18"/>
                 <w:szCs w:val="18"/>
               </w:rPr>
-              <w:t>{/}{^</w:t>
+              <w:t>{</w:t>
+            </w:r>
+            <w:proofErr w:type="gramStart"/>
+            <w:r>
+              <w:rPr>
+                <w:sz w:val="18"/>
+                <w:szCs w:val="18"/>
+              </w:rPr>
+              <w:t>/}{</w:t>
+            </w:r>
+            <w:proofErr w:type="gramEnd"/>
+            <w:r>
+              <w:rPr>
+                <w:sz w:val="18"/>
+                <w:szCs w:val="18"/>
+              </w:rPr>
+              <w:t>^</w:t>
             </w:r>
             <w:proofErr w:type="spellStart"/>
             <w:r>
@@ -4228,7 +5022,15 @@
                 <w:sz w:val="18"/>
                 <w:szCs w:val="18"/>
               </w:rPr>
-              <w:t>{/}</w:t>
+              <w:t>{</w:t>
+            </w:r>
+            <w:proofErr w:type="gramStart"/>
+            <w:r>
+              <w:rPr>
+                <w:sz w:val="18"/>
+                <w:szCs w:val="18"/>
+              </w:rPr>
+              <w:t>/}</w:t>
             </w:r>
             <w:permEnd w:id="1056129079"/>
             <w:r>
@@ -4238,6 +5040,7 @@
               </w:rPr>
               <w:t xml:space="preserve">  YES</w:t>
             </w:r>
+            <w:proofErr w:type="gramEnd"/>
           </w:p>
         </w:tc>
       </w:tr>
@@ -4279,7 +5082,7 @@
         </w:tc>
         <w:tc>
           <w:tcPr>
-            <w:tcW w:w="270" w:type="dxa"/>
+            <w:tcW w:w="236" w:type="dxa"/>
             <w:tcBorders>
               <w:top w:val="single" w:sz="4" w:space="0" w:color="404040" w:themeColor="text1" w:themeTint="BF"/>
               <w:bottom w:val="single" w:sz="4" w:space="0" w:color="404040" w:themeColor="text1" w:themeTint="BF"/>
@@ -4299,7 +5102,7 @@
         </w:tc>
         <w:tc>
           <w:tcPr>
-            <w:tcW w:w="3870" w:type="dxa"/>
+            <w:tcW w:w="3544" w:type="dxa"/>
             <w:gridSpan w:val="2"/>
             <w:vMerge/>
           </w:tcPr>
@@ -4315,7 +5118,7 @@
         </w:tc>
         <w:tc>
           <w:tcPr>
-            <w:tcW w:w="1345" w:type="dxa"/>
+            <w:tcW w:w="1705" w:type="dxa"/>
             <w:gridSpan w:val="2"/>
             <w:vMerge/>
             <w:vAlign w:val="center"/>
@@ -4424,7 +5227,23 @@
                 <w:sz w:val="18"/>
                 <w:szCs w:val="18"/>
               </w:rPr>
-              <w:t>{/}{^offense75_3732}</w:t>
+              <w:t>{</w:t>
+            </w:r>
+            <w:proofErr w:type="gramStart"/>
+            <w:r>
+              <w:rPr>
+                <w:sz w:val="18"/>
+                <w:szCs w:val="18"/>
+              </w:rPr>
+              <w:t>/}{</w:t>
+            </w:r>
+            <w:proofErr w:type="gramEnd"/>
+            <w:r>
+              <w:rPr>
+                <w:sz w:val="18"/>
+                <w:szCs w:val="18"/>
+              </w:rPr>
+              <w:t>^offense75_3732}</w:t>
             </w:r>
             <w:sdt>
               <w:sdtPr>
@@ -4455,7 +5274,15 @@
                 <w:sz w:val="18"/>
                 <w:szCs w:val="18"/>
               </w:rPr>
-              <w:t>{/}</w:t>
+              <w:t>{</w:t>
+            </w:r>
+            <w:proofErr w:type="gramStart"/>
+            <w:r>
+              <w:rPr>
+                <w:sz w:val="18"/>
+                <w:szCs w:val="18"/>
+              </w:rPr>
+              <w:t>/}</w:t>
             </w:r>
             <w:permEnd w:id="1786511375"/>
             <w:r>
@@ -4465,11 +5292,12 @@
               </w:rPr>
               <w:t xml:space="preserve">  YES</w:t>
             </w:r>
-          </w:p>
-        </w:tc>
-        <w:tc>
-          <w:tcPr>
-            <w:tcW w:w="270" w:type="dxa"/>
+            <w:proofErr w:type="gramEnd"/>
+          </w:p>
+        </w:tc>
+        <w:tc>
+          <w:tcPr>
+            <w:tcW w:w="236" w:type="dxa"/>
             <w:tcBorders>
               <w:top w:val="single" w:sz="4" w:space="0" w:color="404040" w:themeColor="text1" w:themeTint="BF"/>
               <w:bottom w:val="single" w:sz="4" w:space="0" w:color="404040" w:themeColor="text1" w:themeTint="BF"/>
@@ -4489,7 +5317,7 @@
         </w:tc>
         <w:tc>
           <w:tcPr>
-            <w:tcW w:w="3870" w:type="dxa"/>
+            <w:tcW w:w="3544" w:type="dxa"/>
             <w:gridSpan w:val="2"/>
             <w:vMerge/>
           </w:tcPr>
@@ -4505,7 +5333,7 @@
         </w:tc>
         <w:tc>
           <w:tcPr>
-            <w:tcW w:w="1345" w:type="dxa"/>
+            <w:tcW w:w="1705" w:type="dxa"/>
             <w:gridSpan w:val="2"/>
             <w:vMerge/>
             <w:vAlign w:val="center"/>
@@ -4616,7 +5444,23 @@
                 <w:sz w:val="18"/>
                 <w:szCs w:val="18"/>
               </w:rPr>
-              <w:t>{/}{^offense75_3735}</w:t>
+              <w:t>{</w:t>
+            </w:r>
+            <w:proofErr w:type="gramStart"/>
+            <w:r>
+              <w:rPr>
+                <w:sz w:val="18"/>
+                <w:szCs w:val="18"/>
+              </w:rPr>
+              <w:t>/}{</w:t>
+            </w:r>
+            <w:proofErr w:type="gramEnd"/>
+            <w:r>
+              <w:rPr>
+                <w:sz w:val="18"/>
+                <w:szCs w:val="18"/>
+              </w:rPr>
+              <w:t>^offense75_3735}</w:t>
             </w:r>
             <w:sdt>
               <w:sdtPr>
@@ -4647,7 +5491,15 @@
                 <w:sz w:val="18"/>
                 <w:szCs w:val="18"/>
               </w:rPr>
-              <w:t>{/}</w:t>
+              <w:t>{</w:t>
+            </w:r>
+            <w:proofErr w:type="gramStart"/>
+            <w:r>
+              <w:rPr>
+                <w:sz w:val="18"/>
+                <w:szCs w:val="18"/>
+              </w:rPr>
+              <w:t>/}</w:t>
             </w:r>
             <w:permEnd w:id="1277902326"/>
             <w:r>
@@ -4657,11 +5509,12 @@
               </w:rPr>
               <w:t xml:space="preserve">  YES</w:t>
             </w:r>
-          </w:p>
-        </w:tc>
-        <w:tc>
-          <w:tcPr>
-            <w:tcW w:w="270" w:type="dxa"/>
+            <w:proofErr w:type="gramEnd"/>
+          </w:p>
+        </w:tc>
+        <w:tc>
+          <w:tcPr>
+            <w:tcW w:w="236" w:type="dxa"/>
             <w:tcBorders>
               <w:top w:val="single" w:sz="4" w:space="0" w:color="404040" w:themeColor="text1" w:themeTint="BF"/>
               <w:bottom w:val="single" w:sz="4" w:space="0" w:color="404040" w:themeColor="text1" w:themeTint="BF"/>
@@ -4681,7 +5534,7 @@
         </w:tc>
         <w:tc>
           <w:tcPr>
-            <w:tcW w:w="3870" w:type="dxa"/>
+            <w:tcW w:w="3544" w:type="dxa"/>
             <w:gridSpan w:val="2"/>
             <w:vMerge/>
           </w:tcPr>
@@ -4697,7 +5550,7 @@
         </w:tc>
         <w:tc>
           <w:tcPr>
-            <w:tcW w:w="1345" w:type="dxa"/>
+            <w:tcW w:w="1705" w:type="dxa"/>
             <w:gridSpan w:val="2"/>
             <w:vMerge/>
             <w:vAlign w:val="center"/>
@@ -4752,7 +5605,7 @@
         </w:tc>
         <w:tc>
           <w:tcPr>
-            <w:tcW w:w="270" w:type="dxa"/>
+            <w:tcW w:w="236" w:type="dxa"/>
             <w:tcBorders>
               <w:top w:val="single" w:sz="4" w:space="0" w:color="404040" w:themeColor="text1" w:themeTint="BF"/>
               <w:bottom w:val="single" w:sz="4" w:space="0" w:color="404040" w:themeColor="text1" w:themeTint="BF"/>
@@ -4771,7 +5624,7 @@
         </w:tc>
         <w:tc>
           <w:tcPr>
-            <w:tcW w:w="3870" w:type="dxa"/>
+            <w:tcW w:w="3544" w:type="dxa"/>
             <w:gridSpan w:val="2"/>
             <w:vMerge/>
           </w:tcPr>
@@ -4787,7 +5640,7 @@
         </w:tc>
         <w:tc>
           <w:tcPr>
-            <w:tcW w:w="1345" w:type="dxa"/>
+            <w:tcW w:w="1705" w:type="dxa"/>
             <w:gridSpan w:val="2"/>
             <w:vMerge/>
           </w:tcPr>
@@ -4899,7 +5752,23 @@
                 <w:sz w:val="18"/>
                 <w:szCs w:val="18"/>
               </w:rPr>
-              <w:t>{/}{^offense75_3735_1}</w:t>
+              <w:t>{</w:t>
+            </w:r>
+            <w:proofErr w:type="gramStart"/>
+            <w:r>
+              <w:rPr>
+                <w:sz w:val="18"/>
+                <w:szCs w:val="18"/>
+              </w:rPr>
+              <w:t>/}{</w:t>
+            </w:r>
+            <w:proofErr w:type="gramEnd"/>
+            <w:r>
+              <w:rPr>
+                <w:sz w:val="18"/>
+                <w:szCs w:val="18"/>
+              </w:rPr>
+              <w:t>^offense75_3735_1}</w:t>
             </w:r>
             <w:sdt>
               <w:sdtPr>
@@ -4930,7 +5799,15 @@
                 <w:sz w:val="18"/>
                 <w:szCs w:val="18"/>
               </w:rPr>
-              <w:t>{/}</w:t>
+              <w:t>{</w:t>
+            </w:r>
+            <w:proofErr w:type="gramStart"/>
+            <w:r>
+              <w:rPr>
+                <w:sz w:val="18"/>
+                <w:szCs w:val="18"/>
+              </w:rPr>
+              <w:t>/}</w:t>
             </w:r>
             <w:permEnd w:id="357510223"/>
             <w:r>
@@ -4940,11 +5817,12 @@
               </w:rPr>
               <w:t xml:space="preserve">  YES</w:t>
             </w:r>
-          </w:p>
-        </w:tc>
-        <w:tc>
-          <w:tcPr>
-            <w:tcW w:w="270" w:type="dxa"/>
+            <w:proofErr w:type="gramEnd"/>
+          </w:p>
+        </w:tc>
+        <w:tc>
+          <w:tcPr>
+            <w:tcW w:w="236" w:type="dxa"/>
             <w:tcBorders>
               <w:top w:val="single" w:sz="4" w:space="0" w:color="404040" w:themeColor="text1" w:themeTint="BF"/>
               <w:bottom w:val="single" w:sz="4" w:space="0" w:color="404040" w:themeColor="text1" w:themeTint="BF"/>
@@ -4964,7 +5842,7 @@
         </w:tc>
         <w:tc>
           <w:tcPr>
-            <w:tcW w:w="3870" w:type="dxa"/>
+            <w:tcW w:w="3544" w:type="dxa"/>
             <w:gridSpan w:val="2"/>
           </w:tcPr>
           <w:p>
@@ -4986,7 +5864,7 @@
         </w:tc>
         <w:tc>
           <w:tcPr>
-            <w:tcW w:w="1345" w:type="dxa"/>
+            <w:tcW w:w="1705" w:type="dxa"/>
             <w:gridSpan w:val="2"/>
           </w:tcPr>
           <w:p>
@@ -5035,7 +5913,23 @@
                 <w:sz w:val="18"/>
                 <w:szCs w:val="18"/>
               </w:rPr>
-              <w:t>{/}{^offense204_303}</w:t>
+              <w:t>{</w:t>
+            </w:r>
+            <w:proofErr w:type="gramStart"/>
+            <w:r>
+              <w:rPr>
+                <w:sz w:val="18"/>
+                <w:szCs w:val="18"/>
+              </w:rPr>
+              <w:t>/}{</w:t>
+            </w:r>
+            <w:proofErr w:type="gramEnd"/>
+            <w:r>
+              <w:rPr>
+                <w:sz w:val="18"/>
+                <w:szCs w:val="18"/>
+              </w:rPr>
+              <w:t>^offense204_303}</w:t>
             </w:r>
             <w:sdt>
               <w:sdtPr>
@@ -5066,7 +5960,15 @@
                 <w:sz w:val="18"/>
                 <w:szCs w:val="18"/>
               </w:rPr>
-              <w:t>{/}</w:t>
+              <w:t>{</w:t>
+            </w:r>
+            <w:proofErr w:type="gramStart"/>
+            <w:r>
+              <w:rPr>
+                <w:sz w:val="18"/>
+                <w:szCs w:val="18"/>
+              </w:rPr>
+              <w:t>/}</w:t>
             </w:r>
             <w:permEnd w:id="1539260662"/>
             <w:r>
@@ -5076,6 +5978,7 @@
               </w:rPr>
               <w:t xml:space="preserve">  YES</w:t>
             </w:r>
+            <w:proofErr w:type="gramEnd"/>
           </w:p>
         </w:tc>
       </w:tr>
@@ -5118,7 +6021,7 @@
         </w:tc>
         <w:tc>
           <w:tcPr>
-            <w:tcW w:w="270" w:type="dxa"/>
+            <w:tcW w:w="236" w:type="dxa"/>
             <w:tcBorders>
               <w:top w:val="single" w:sz="4" w:space="0" w:color="404040" w:themeColor="text1" w:themeTint="BF"/>
               <w:bottom w:val="single" w:sz="4" w:space="0" w:color="404040" w:themeColor="text1" w:themeTint="BF"/>
@@ -5138,7 +6041,7 @@
         </w:tc>
         <w:tc>
           <w:tcPr>
-            <w:tcW w:w="3870" w:type="dxa"/>
+            <w:tcW w:w="3544" w:type="dxa"/>
             <w:gridSpan w:val="2"/>
           </w:tcPr>
           <w:p>
@@ -5160,7 +6063,7 @@
         </w:tc>
         <w:tc>
           <w:tcPr>
-            <w:tcW w:w="1345" w:type="dxa"/>
+            <w:tcW w:w="1705" w:type="dxa"/>
             <w:gridSpan w:val="2"/>
           </w:tcPr>
           <w:p>
@@ -5209,7 +6112,23 @@
                 <w:sz w:val="18"/>
                 <w:szCs w:val="18"/>
               </w:rPr>
-              <w:t>{/}{^</w:t>
+              <w:t>{</w:t>
+            </w:r>
+            <w:proofErr w:type="gramStart"/>
+            <w:r>
+              <w:rPr>
+                <w:sz w:val="18"/>
+                <w:szCs w:val="18"/>
+              </w:rPr>
+              <w:t>/}{</w:t>
+            </w:r>
+            <w:proofErr w:type="gramEnd"/>
+            <w:r>
+              <w:rPr>
+                <w:sz w:val="18"/>
+                <w:szCs w:val="18"/>
+              </w:rPr>
+              <w:t>^</w:t>
             </w:r>
             <w:proofErr w:type="spellStart"/>
             <w:r>
@@ -5256,7 +6175,15 @@
                 <w:sz w:val="18"/>
                 <w:szCs w:val="18"/>
               </w:rPr>
-              <w:t>{/}</w:t>
+              <w:t>{</w:t>
+            </w:r>
+            <w:proofErr w:type="gramStart"/>
+            <w:r>
+              <w:rPr>
+                <w:sz w:val="18"/>
+                <w:szCs w:val="18"/>
+              </w:rPr>
+              <w:t>/}</w:t>
             </w:r>
             <w:permEnd w:id="1775132060"/>
             <w:r>
@@ -5266,6 +6193,7 @@
               </w:rPr>
               <w:t xml:space="preserve">  YES</w:t>
             </w:r>
+            <w:proofErr w:type="gramEnd"/>
           </w:p>
         </w:tc>
       </w:tr>
@@ -5378,7 +6306,23 @@
                 <w:sz w:val="18"/>
                 <w:szCs w:val="18"/>
               </w:rPr>
-              <w:t>{/}{^offense75_3742}</w:t>
+              <w:t>{</w:t>
+            </w:r>
+            <w:proofErr w:type="gramStart"/>
+            <w:r>
+              <w:rPr>
+                <w:sz w:val="18"/>
+                <w:szCs w:val="18"/>
+              </w:rPr>
+              <w:t>/}{</w:t>
+            </w:r>
+            <w:proofErr w:type="gramEnd"/>
+            <w:r>
+              <w:rPr>
+                <w:sz w:val="18"/>
+                <w:szCs w:val="18"/>
+              </w:rPr>
+              <w:t>^offense75_3742}</w:t>
             </w:r>
             <w:sdt>
               <w:sdtPr>
@@ -5409,7 +6353,15 @@
                 <w:sz w:val="18"/>
                 <w:szCs w:val="18"/>
               </w:rPr>
-              <w:t>{/}</w:t>
+              <w:t>{</w:t>
+            </w:r>
+            <w:proofErr w:type="gramStart"/>
+            <w:r>
+              <w:rPr>
+                <w:sz w:val="18"/>
+                <w:szCs w:val="18"/>
+              </w:rPr>
+              <w:t>/}</w:t>
             </w:r>
             <w:permEnd w:id="739919583"/>
             <w:r>
@@ -5419,11 +6371,12 @@
               </w:rPr>
               <w:t xml:space="preserve">  YES</w:t>
             </w:r>
-          </w:p>
-        </w:tc>
-        <w:tc>
-          <w:tcPr>
-            <w:tcW w:w="270" w:type="dxa"/>
+            <w:proofErr w:type="gramEnd"/>
+          </w:p>
+        </w:tc>
+        <w:tc>
+          <w:tcPr>
+            <w:tcW w:w="236" w:type="dxa"/>
             <w:tcBorders>
               <w:top w:val="single" w:sz="4" w:space="0" w:color="404040" w:themeColor="text1" w:themeTint="BF"/>
               <w:bottom w:val="single" w:sz="4" w:space="0" w:color="404040" w:themeColor="text1" w:themeTint="BF"/>
@@ -5443,7 +6396,7 @@
         </w:tc>
         <w:tc>
           <w:tcPr>
-            <w:tcW w:w="3870" w:type="dxa"/>
+            <w:tcW w:w="3544" w:type="dxa"/>
             <w:gridSpan w:val="2"/>
           </w:tcPr>
           <w:p>
@@ -5467,7 +6420,7 @@
         </w:tc>
         <w:tc>
           <w:tcPr>
-            <w:tcW w:w="1345" w:type="dxa"/>
+            <w:tcW w:w="1705" w:type="dxa"/>
             <w:gridSpan w:val="2"/>
           </w:tcPr>
           <w:p>
@@ -5516,7 +6469,23 @@
                 <w:sz w:val="18"/>
                 <w:szCs w:val="18"/>
               </w:rPr>
-              <w:t>{/}{^offense42_9712}</w:t>
+              <w:t>{</w:t>
+            </w:r>
+            <w:proofErr w:type="gramStart"/>
+            <w:r>
+              <w:rPr>
+                <w:sz w:val="18"/>
+                <w:szCs w:val="18"/>
+              </w:rPr>
+              <w:t>/}{</w:t>
+            </w:r>
+            <w:proofErr w:type="gramEnd"/>
+            <w:r>
+              <w:rPr>
+                <w:sz w:val="18"/>
+                <w:szCs w:val="18"/>
+              </w:rPr>
+              <w:t>^offense42_9712}</w:t>
             </w:r>
             <w:sdt>
               <w:sdtPr>
@@ -5547,7 +6516,15 @@
                 <w:sz w:val="18"/>
                 <w:szCs w:val="18"/>
               </w:rPr>
-              <w:t>{/}</w:t>
+              <w:t>{</w:t>
+            </w:r>
+            <w:proofErr w:type="gramStart"/>
+            <w:r>
+              <w:rPr>
+                <w:sz w:val="18"/>
+                <w:szCs w:val="18"/>
+              </w:rPr>
+              <w:t>/}</w:t>
             </w:r>
             <w:permEnd w:id="894982194"/>
             <w:r>
@@ -5557,6 +6534,7 @@
               </w:rPr>
               <w:t xml:space="preserve">  YES</w:t>
             </w:r>
+            <w:proofErr w:type="gramEnd"/>
           </w:p>
         </w:tc>
       </w:tr>
@@ -5599,7 +6577,7 @@
         </w:tc>
         <w:tc>
           <w:tcPr>
-            <w:tcW w:w="270" w:type="dxa"/>
+            <w:tcW w:w="236" w:type="dxa"/>
             <w:tcBorders>
               <w:top w:val="single" w:sz="4" w:space="0" w:color="404040" w:themeColor="text1" w:themeTint="BF"/>
               <w:bottom w:val="single" w:sz="4" w:space="0" w:color="404040" w:themeColor="text1" w:themeTint="BF"/>
@@ -5618,7 +6596,7 @@
         </w:tc>
         <w:tc>
           <w:tcPr>
-            <w:tcW w:w="3870" w:type="dxa"/>
+            <w:tcW w:w="3544" w:type="dxa"/>
             <w:gridSpan w:val="2"/>
           </w:tcPr>
           <w:p>
@@ -5636,13 +6614,33 @@
                 <w:sz w:val="18"/>
                 <w:szCs w:val="18"/>
               </w:rPr>
-              <w:t>An attempt or conspiracy to commit a personal  injury crime</w:t>
-            </w:r>
-          </w:p>
-        </w:tc>
-        <w:tc>
-          <w:tcPr>
-            <w:tcW w:w="1345" w:type="dxa"/>
+              <w:t xml:space="preserve">An attempt or conspiracy to commit a </w:t>
+            </w:r>
+            <w:proofErr w:type="gramStart"/>
+            <w:r>
+              <w:rPr>
+                <w:rFonts w:ascii="Calibri" w:hAnsi="Calibri" w:cs="Calibri"/>
+                <w:color w:val="000000"/>
+                <w:sz w:val="18"/>
+                <w:szCs w:val="18"/>
+              </w:rPr>
+              <w:t>personal  injury</w:t>
+            </w:r>
+            <w:proofErr w:type="gramEnd"/>
+            <w:r>
+              <w:rPr>
+                <w:rFonts w:ascii="Calibri" w:hAnsi="Calibri" w:cs="Calibri"/>
+                <w:color w:val="000000"/>
+                <w:sz w:val="18"/>
+                <w:szCs w:val="18"/>
+              </w:rPr>
+              <w:t xml:space="preserve"> crime</w:t>
+            </w:r>
+          </w:p>
+        </w:tc>
+        <w:tc>
+          <w:tcPr>
+            <w:tcW w:w="1705" w:type="dxa"/>
             <w:gridSpan w:val="2"/>
           </w:tcPr>
           <w:p>
@@ -5691,7 +6689,23 @@
                 <w:sz w:val="18"/>
                 <w:szCs w:val="18"/>
               </w:rPr>
-              <w:t>{/}{^offense75_3742}</w:t>
+              <w:t>{</w:t>
+            </w:r>
+            <w:proofErr w:type="gramStart"/>
+            <w:r>
+              <w:rPr>
+                <w:sz w:val="18"/>
+                <w:szCs w:val="18"/>
+              </w:rPr>
+              <w:t>/}{</w:t>
+            </w:r>
+            <w:proofErr w:type="gramEnd"/>
+            <w:r>
+              <w:rPr>
+                <w:sz w:val="18"/>
+                <w:szCs w:val="18"/>
+              </w:rPr>
+              <w:t>^offense75_3742}</w:t>
             </w:r>
             <w:sdt>
               <w:sdtPr>
@@ -5722,7 +6736,15 @@
                 <w:sz w:val="18"/>
                 <w:szCs w:val="18"/>
               </w:rPr>
-              <w:t>{/}</w:t>
+              <w:t>{</w:t>
+            </w:r>
+            <w:proofErr w:type="gramStart"/>
+            <w:r>
+              <w:rPr>
+                <w:sz w:val="18"/>
+                <w:szCs w:val="18"/>
+              </w:rPr>
+              <w:t>/}</w:t>
             </w:r>
             <w:permEnd w:id="1772970216"/>
             <w:r>
@@ -5732,6 +6754,7 @@
               </w:rPr>
               <w:t xml:space="preserve">  YES</w:t>
             </w:r>
+            <w:proofErr w:type="gramEnd"/>
           </w:p>
         </w:tc>
       </w:tr>
@@ -5766,9 +6789,18 @@
                 <w:sz w:val="18"/>
                 <w:szCs w:val="18"/>
               </w:rPr>
-              <w:t>Pa.C.S</w:t>
+              <w:t>Pa.</w:t>
+            </w:r>
+            <w:proofErr w:type="gramStart"/>
+            <w:r>
+              <w:rPr>
+                <w:sz w:val="18"/>
+                <w:szCs w:val="18"/>
+              </w:rPr>
+              <w:t>C.S</w:t>
             </w:r>
             <w:proofErr w:type="spellEnd"/>
+            <w:proofErr w:type="gramEnd"/>
             <w:r>
               <w:rPr>
                 <w:sz w:val="18"/>
@@ -5845,7 +6877,23 @@
                 <w:sz w:val="18"/>
                 <w:szCs w:val="18"/>
               </w:rPr>
-              <w:t>{/}{^offense75_38}</w:t>
+              <w:t>{</w:t>
+            </w:r>
+            <w:proofErr w:type="gramStart"/>
+            <w:r>
+              <w:rPr>
+                <w:sz w:val="18"/>
+                <w:szCs w:val="18"/>
+              </w:rPr>
+              <w:t>/}{</w:t>
+            </w:r>
+            <w:proofErr w:type="gramEnd"/>
+            <w:r>
+              <w:rPr>
+                <w:sz w:val="18"/>
+                <w:szCs w:val="18"/>
+              </w:rPr>
+              <w:t>^offense75_38}</w:t>
             </w:r>
             <w:sdt>
               <w:sdtPr>
@@ -5876,7 +6924,15 @@
                 <w:sz w:val="18"/>
                 <w:szCs w:val="18"/>
               </w:rPr>
-              <w:t>{/}</w:t>
+              <w:t>{</w:t>
+            </w:r>
+            <w:proofErr w:type="gramStart"/>
+            <w:r>
+              <w:rPr>
+                <w:sz w:val="18"/>
+                <w:szCs w:val="18"/>
+              </w:rPr>
+              <w:t>/}</w:t>
             </w:r>
             <w:permEnd w:id="25044800"/>
             <w:r>
@@ -5886,11 +6942,12 @@
               </w:rPr>
               <w:t xml:space="preserve">  YES</w:t>
             </w:r>
-          </w:p>
-        </w:tc>
-        <w:tc>
-          <w:tcPr>
-            <w:tcW w:w="270" w:type="dxa"/>
+            <w:proofErr w:type="gramEnd"/>
+          </w:p>
+        </w:tc>
+        <w:tc>
+          <w:tcPr>
+            <w:tcW w:w="236" w:type="dxa"/>
             <w:tcBorders>
               <w:top w:val="single" w:sz="4" w:space="0" w:color="404040" w:themeColor="text1" w:themeTint="BF"/>
               <w:bottom w:val="single" w:sz="4" w:space="0" w:color="404040" w:themeColor="text1" w:themeTint="BF"/>
@@ -5909,7 +6966,7 @@
         </w:tc>
         <w:tc>
           <w:tcPr>
-            <w:tcW w:w="3870" w:type="dxa"/>
+            <w:tcW w:w="3544" w:type="dxa"/>
             <w:gridSpan w:val="2"/>
             <w:vMerge w:val="restart"/>
           </w:tcPr>
@@ -5928,13 +6985,24 @@
                 <w:sz w:val="18"/>
                 <w:szCs w:val="18"/>
               </w:rPr>
-              <w:t>Enhanced Supervision Level within the past 12  months</w:t>
-            </w:r>
-          </w:p>
-        </w:tc>
-        <w:tc>
-          <w:tcPr>
-            <w:tcW w:w="1345" w:type="dxa"/>
+              <w:t xml:space="preserve">Enhanced Supervision Level within the past </w:t>
+            </w:r>
+            <w:proofErr w:type="gramStart"/>
+            <w:r>
+              <w:rPr>
+                <w:rFonts w:ascii="Calibri" w:hAnsi="Calibri" w:cs="Calibri"/>
+                <w:color w:val="000000"/>
+                <w:sz w:val="18"/>
+                <w:szCs w:val="18"/>
+              </w:rPr>
+              <w:t>12  months</w:t>
+            </w:r>
+            <w:proofErr w:type="gramEnd"/>
+          </w:p>
+        </w:tc>
+        <w:tc>
+          <w:tcPr>
+            <w:tcW w:w="1705" w:type="dxa"/>
             <w:gridSpan w:val="2"/>
             <w:vMerge w:val="restart"/>
           </w:tcPr>
@@ -5984,7 +7052,23 @@
                 <w:sz w:val="18"/>
                 <w:szCs w:val="18"/>
               </w:rPr>
-              <w:t>{/}{^enhancedSupervisionLevelPast12Months}</w:t>
+              <w:t>{</w:t>
+            </w:r>
+            <w:proofErr w:type="gramStart"/>
+            <w:r>
+              <w:rPr>
+                <w:sz w:val="18"/>
+                <w:szCs w:val="18"/>
+              </w:rPr>
+              <w:t>/}{</w:t>
+            </w:r>
+            <w:proofErr w:type="gramEnd"/>
+            <w:r>
+              <w:rPr>
+                <w:sz w:val="18"/>
+                <w:szCs w:val="18"/>
+              </w:rPr>
+              <w:t>^enhancedSupervisionLevelPast12Months}</w:t>
             </w:r>
             <w:sdt>
               <w:sdtPr>
@@ -6015,7 +7099,15 @@
                 <w:sz w:val="18"/>
                 <w:szCs w:val="18"/>
               </w:rPr>
-              <w:t>{/}</w:t>
+              <w:t>{</w:t>
+            </w:r>
+            <w:proofErr w:type="gramStart"/>
+            <w:r>
+              <w:rPr>
+                <w:sz w:val="18"/>
+                <w:szCs w:val="18"/>
+              </w:rPr>
+              <w:t>/}</w:t>
             </w:r>
             <w:permEnd w:id="281100115"/>
             <w:r>
@@ -6025,6 +7117,7 @@
               </w:rPr>
               <w:t xml:space="preserve">  YES</w:t>
             </w:r>
+            <w:proofErr w:type="gramEnd"/>
           </w:p>
         </w:tc>
       </w:tr>
@@ -6067,7 +7160,7 @@
         </w:tc>
         <w:tc>
           <w:tcPr>
-            <w:tcW w:w="270" w:type="dxa"/>
+            <w:tcW w:w="236" w:type="dxa"/>
             <w:tcBorders>
               <w:top w:val="single" w:sz="4" w:space="0" w:color="404040" w:themeColor="text1" w:themeTint="BF"/>
               <w:bottom w:val="single" w:sz="4" w:space="0" w:color="404040" w:themeColor="text1" w:themeTint="BF"/>
@@ -6087,7 +7180,7 @@
         </w:tc>
         <w:tc>
           <w:tcPr>
-            <w:tcW w:w="3870" w:type="dxa"/>
+            <w:tcW w:w="3544" w:type="dxa"/>
             <w:gridSpan w:val="2"/>
             <w:vMerge/>
           </w:tcPr>
@@ -6103,7 +7196,7 @@
         </w:tc>
         <w:tc>
           <w:tcPr>
-            <w:tcW w:w="1345" w:type="dxa"/>
+            <w:tcW w:w="1705" w:type="dxa"/>
             <w:gridSpan w:val="2"/>
             <w:vMerge/>
             <w:vAlign w:val="center"/>
@@ -6159,7 +7252,7 @@
         </w:tc>
         <w:tc>
           <w:tcPr>
-            <w:tcW w:w="270" w:type="dxa"/>
+            <w:tcW w:w="236" w:type="dxa"/>
             <w:tcBorders>
               <w:top w:val="single" w:sz="4" w:space="0" w:color="404040" w:themeColor="text1" w:themeTint="BF"/>
               <w:bottom w:val="single" w:sz="4" w:space="0" w:color="404040" w:themeColor="text1" w:themeTint="BF"/>
@@ -6179,7 +7272,7 @@
         </w:tc>
         <w:tc>
           <w:tcPr>
-            <w:tcW w:w="3870" w:type="dxa"/>
+            <w:tcW w:w="3544" w:type="dxa"/>
             <w:gridSpan w:val="2"/>
             <w:vMerge/>
           </w:tcPr>
@@ -6195,7 +7288,7 @@
         </w:tc>
         <w:tc>
           <w:tcPr>
-            <w:tcW w:w="1345" w:type="dxa"/>
+            <w:tcW w:w="1705" w:type="dxa"/>
             <w:gridSpan w:val="2"/>
             <w:vMerge/>
           </w:tcPr>
@@ -6233,7 +7326,6 @@
                 <w:sz w:val="18"/>
                 <w:szCs w:val="18"/>
               </w:rPr>
-              <w:lastRenderedPageBreak/>
               <w:t>Named in a PFA Order (or history of PFAs)</w:t>
             </w:r>
           </w:p>
@@ -6288,7 +7380,23 @@
                 <w:sz w:val="18"/>
                 <w:szCs w:val="18"/>
               </w:rPr>
-              <w:t>{/}{^</w:t>
+              <w:t>{</w:t>
+            </w:r>
+            <w:proofErr w:type="gramStart"/>
+            <w:r>
+              <w:rPr>
+                <w:sz w:val="18"/>
+                <w:szCs w:val="18"/>
+              </w:rPr>
+              <w:t>/}{</w:t>
+            </w:r>
+            <w:proofErr w:type="gramEnd"/>
+            <w:r>
+              <w:rPr>
+                <w:sz w:val="18"/>
+                <w:szCs w:val="18"/>
+              </w:rPr>
+              <w:t>^</w:t>
             </w:r>
             <w:proofErr w:type="spellStart"/>
             <w:r>
@@ -6335,7 +7443,15 @@
                 <w:sz w:val="18"/>
                 <w:szCs w:val="18"/>
               </w:rPr>
-              <w:t>{/}</w:t>
+              <w:t>{</w:t>
+            </w:r>
+            <w:proofErr w:type="gramStart"/>
+            <w:r>
+              <w:rPr>
+                <w:sz w:val="18"/>
+                <w:szCs w:val="18"/>
+              </w:rPr>
+              <w:t>/}</w:t>
             </w:r>
             <w:permEnd w:id="1987659179"/>
             <w:r>
@@ -6345,11 +7461,12 @@
               </w:rPr>
               <w:t xml:space="preserve">  YES</w:t>
             </w:r>
-          </w:p>
-        </w:tc>
-        <w:tc>
-          <w:tcPr>
-            <w:tcW w:w="270" w:type="dxa"/>
+            <w:proofErr w:type="gramEnd"/>
+          </w:p>
+        </w:tc>
+        <w:tc>
+          <w:tcPr>
+            <w:tcW w:w="236" w:type="dxa"/>
             <w:tcBorders>
               <w:top w:val="single" w:sz="4" w:space="0" w:color="404040" w:themeColor="text1" w:themeTint="BF"/>
               <w:bottom w:val="single" w:sz="4" w:space="0" w:color="404040" w:themeColor="text1" w:themeTint="BF"/>
@@ -6368,7 +7485,7 @@
         </w:tc>
         <w:tc>
           <w:tcPr>
-            <w:tcW w:w="3870" w:type="dxa"/>
+            <w:tcW w:w="3544" w:type="dxa"/>
             <w:gridSpan w:val="2"/>
           </w:tcPr>
           <w:p>
@@ -6386,13 +7503,24 @@
                 <w:sz w:val="18"/>
                 <w:szCs w:val="18"/>
               </w:rPr>
-              <w:t>Maximum Supervision Level within the past 12  months</w:t>
-            </w:r>
-          </w:p>
-        </w:tc>
-        <w:tc>
-          <w:tcPr>
-            <w:tcW w:w="1345" w:type="dxa"/>
+              <w:t xml:space="preserve">Maximum Supervision Level within the past </w:t>
+            </w:r>
+            <w:proofErr w:type="gramStart"/>
+            <w:r>
+              <w:rPr>
+                <w:rFonts w:ascii="Calibri" w:hAnsi="Calibri" w:cs="Calibri"/>
+                <w:color w:val="000000"/>
+                <w:sz w:val="18"/>
+                <w:szCs w:val="18"/>
+              </w:rPr>
+              <w:t>12  months</w:t>
+            </w:r>
+            <w:proofErr w:type="gramEnd"/>
+          </w:p>
+        </w:tc>
+        <w:tc>
+          <w:tcPr>
+            <w:tcW w:w="1705" w:type="dxa"/>
             <w:gridSpan w:val="2"/>
           </w:tcPr>
           <w:p>
@@ -6441,7 +7569,23 @@
                 <w:sz w:val="18"/>
                 <w:szCs w:val="18"/>
               </w:rPr>
-              <w:t>{/}{^enhancedSupervisionLevelPast12Months}</w:t>
+              <w:t>{</w:t>
+            </w:r>
+            <w:proofErr w:type="gramStart"/>
+            <w:r>
+              <w:rPr>
+                <w:sz w:val="18"/>
+                <w:szCs w:val="18"/>
+              </w:rPr>
+              <w:t>/}{</w:t>
+            </w:r>
+            <w:proofErr w:type="gramEnd"/>
+            <w:r>
+              <w:rPr>
+                <w:sz w:val="18"/>
+                <w:szCs w:val="18"/>
+              </w:rPr>
+              <w:t>^enhancedSupervisionLevelPast12Months}</w:t>
             </w:r>
             <w:sdt>
               <w:sdtPr>
@@ -6472,7 +7616,15 @@
                 <w:sz w:val="18"/>
                 <w:szCs w:val="18"/>
               </w:rPr>
-              <w:t>{/}</w:t>
+              <w:t>{</w:t>
+            </w:r>
+            <w:proofErr w:type="gramStart"/>
+            <w:r>
+              <w:rPr>
+                <w:sz w:val="18"/>
+                <w:szCs w:val="18"/>
+              </w:rPr>
+              <w:t>/}</w:t>
             </w:r>
             <w:permEnd w:id="520892993"/>
             <w:r>
@@ -6482,6 +7634,7 @@
               </w:rPr>
               <w:t xml:space="preserve">  YES</w:t>
             </w:r>
+            <w:proofErr w:type="gramEnd"/>
           </w:p>
         </w:tc>
       </w:tr>
@@ -6509,6 +7662,7 @@
                 <w:sz w:val="18"/>
                 <w:szCs w:val="18"/>
               </w:rPr>
+              <w:lastRenderedPageBreak/>
               <w:t xml:space="preserve">If any "YES" is checked above, then the </w:t>
             </w:r>
             <w:r>
@@ -6624,7 +7778,23 @@
                 <w:sz w:val="18"/>
                 <w:szCs w:val="18"/>
               </w:rPr>
-              <w:t>{/}{^</w:t>
+              <w:t>{</w:t>
+            </w:r>
+            <w:proofErr w:type="gramStart"/>
+            <w:r>
+              <w:rPr>
+                <w:sz w:val="18"/>
+                <w:szCs w:val="18"/>
+              </w:rPr>
+              <w:t>/}{</w:t>
+            </w:r>
+            <w:proofErr w:type="gramEnd"/>
+            <w:r>
+              <w:rPr>
+                <w:sz w:val="18"/>
+                <w:szCs w:val="18"/>
+              </w:rPr>
+              <w:t>^</w:t>
             </w:r>
             <w:proofErr w:type="spellStart"/>
             <w:r>
@@ -6671,7 +7841,15 @@
                 <w:sz w:val="18"/>
                 <w:szCs w:val="18"/>
               </w:rPr>
-              <w:t>{/}</w:t>
+              <w:t>{</w:t>
+            </w:r>
+            <w:proofErr w:type="gramStart"/>
+            <w:r>
+              <w:rPr>
+                <w:sz w:val="18"/>
+                <w:szCs w:val="18"/>
+              </w:rPr>
+              <w:t>/}</w:t>
             </w:r>
             <w:permEnd w:id="1730629696"/>
             <w:r>
@@ -6679,7 +7857,23 @@
                 <w:sz w:val="18"/>
                 <w:szCs w:val="18"/>
               </w:rPr>
-              <w:t xml:space="preserve">  YES     </w:t>
+              <w:t xml:space="preserve">  YES</w:t>
+            </w:r>
+            <w:proofErr w:type="gramEnd"/>
+            <w:r>
+              <w:rPr>
+                <w:sz w:val="18"/>
+                <w:szCs w:val="18"/>
+              </w:rPr>
+              <w:t xml:space="preserve">  </w:t>
+            </w:r>
+            <w:proofErr w:type="gramStart"/>
+            <w:r>
+              <w:rPr>
+                <w:sz w:val="18"/>
+                <w:szCs w:val="18"/>
+              </w:rPr>
+              <w:t xml:space="preserve">   </w:t>
             </w:r>
             <w:permStart w:id="57748759" w:edGrp="everyone"/>
             <w:r>
@@ -6689,6 +7883,7 @@
               </w:rPr>
               <w:t>{</w:t>
             </w:r>
+            <w:proofErr w:type="gramEnd"/>
             <w:r>
               <w:rPr>
                 <w:sz w:val="18"/>
@@ -6748,8 +7943,17 @@
                 <w:sz w:val="18"/>
                 <w:szCs w:val="18"/>
               </w:rPr>
-              <w:t>{/}{</w:t>
-            </w:r>
+              <w:t>{</w:t>
+            </w:r>
+            <w:proofErr w:type="gramStart"/>
+            <w:r>
+              <w:rPr>
+                <w:sz w:val="18"/>
+                <w:szCs w:val="18"/>
+              </w:rPr>
+              <w:t>/}{</w:t>
+            </w:r>
+            <w:proofErr w:type="gramEnd"/>
             <w:r>
               <w:rPr>
                 <w:sz w:val="18"/>
@@ -6793,7 +7997,15 @@
                 <w:sz w:val="18"/>
                 <w:szCs w:val="18"/>
               </w:rPr>
-              <w:t>{/}</w:t>
+              <w:t>{</w:t>
+            </w:r>
+            <w:proofErr w:type="gramStart"/>
+            <w:r>
+              <w:rPr>
+                <w:sz w:val="18"/>
+                <w:szCs w:val="18"/>
+              </w:rPr>
+              <w:t>/}</w:t>
             </w:r>
             <w:permEnd w:id="57748759"/>
             <w:r>
@@ -6801,7 +8013,15 @@
                 <w:sz w:val="18"/>
                 <w:szCs w:val="18"/>
               </w:rPr>
-              <w:t xml:space="preserve">   NO</w:t>
+              <w:t xml:space="preserve">   </w:t>
+            </w:r>
+            <w:proofErr w:type="gramEnd"/>
+            <w:r>
+              <w:rPr>
+                <w:sz w:val="18"/>
+                <w:szCs w:val="18"/>
+              </w:rPr>
+              <w:t>NO</w:t>
             </w:r>
           </w:p>
         </w:tc>
@@ -6881,7 +8101,23 @@
                 <w:sz w:val="18"/>
                 <w:szCs w:val="18"/>
               </w:rPr>
-              <w:t>{/}{^</w:t>
+              <w:t>{</w:t>
+            </w:r>
+            <w:proofErr w:type="gramStart"/>
+            <w:r>
+              <w:rPr>
+                <w:sz w:val="18"/>
+                <w:szCs w:val="18"/>
+              </w:rPr>
+              <w:t>/}{</w:t>
+            </w:r>
+            <w:proofErr w:type="gramEnd"/>
+            <w:r>
+              <w:rPr>
+                <w:sz w:val="18"/>
+                <w:szCs w:val="18"/>
+              </w:rPr>
+              <w:t>^</w:t>
             </w:r>
             <w:proofErr w:type="spellStart"/>
             <w:r>
@@ -6928,7 +8164,15 @@
                 <w:sz w:val="18"/>
                 <w:szCs w:val="18"/>
               </w:rPr>
-              <w:t>{/}</w:t>
+              <w:t>{</w:t>
+            </w:r>
+            <w:proofErr w:type="gramStart"/>
+            <w:r>
+              <w:rPr>
+                <w:sz w:val="18"/>
+                <w:szCs w:val="18"/>
+              </w:rPr>
+              <w:t>/}</w:t>
             </w:r>
             <w:permEnd w:id="37247111"/>
             <w:r>
@@ -6943,8 +8187,9 @@
                 <w:sz w:val="18"/>
                 <w:szCs w:val="18"/>
               </w:rPr>
-              <w:t xml:space="preserve">YES   </w:t>
-            </w:r>
+              <w:t>YES</w:t>
+            </w:r>
+            <w:proofErr w:type="gramEnd"/>
             <w:r>
               <w:rPr>
                 <w:sz w:val="18"/>
@@ -6952,13 +8197,36 @@
               </w:rPr>
               <w:t xml:space="preserve"> </w:t>
             </w:r>
+            <w:proofErr w:type="gramStart"/>
+            <w:r>
+              <w:rPr>
+                <w:sz w:val="18"/>
+                <w:szCs w:val="18"/>
+              </w:rPr>
+              <w:t xml:space="preserve">  </w:t>
+            </w:r>
+            <w:r>
+              <w:rPr>
+                <w:sz w:val="18"/>
+                <w:szCs w:val="18"/>
+              </w:rPr>
+              <w:t xml:space="preserve"> </w:t>
+            </w:r>
             <w:permStart w:id="142699073" w:edGrp="everyone"/>
             <w:r>
               <w:rPr>
                 <w:sz w:val="18"/>
                 <w:szCs w:val="18"/>
               </w:rPr>
-              <w:t>{#criteriaHighSanctionNo}</w:t>
+              <w:t>{</w:t>
+            </w:r>
+            <w:proofErr w:type="gramEnd"/>
+            <w:r>
+              <w:rPr>
+                <w:sz w:val="18"/>
+                <w:szCs w:val="18"/>
+              </w:rPr>
+              <w:t>#criteriaHighSanctionNo}</w:t>
             </w:r>
             <w:sdt>
               <w:sdtPr>
@@ -6989,7 +8257,23 @@
                 <w:sz w:val="18"/>
                 <w:szCs w:val="18"/>
               </w:rPr>
-              <w:t>{/}{^</w:t>
+              <w:t>{</w:t>
+            </w:r>
+            <w:proofErr w:type="gramStart"/>
+            <w:r>
+              <w:rPr>
+                <w:sz w:val="18"/>
+                <w:szCs w:val="18"/>
+              </w:rPr>
+              <w:t>/}{</w:t>
+            </w:r>
+            <w:proofErr w:type="gramEnd"/>
+            <w:r>
+              <w:rPr>
+                <w:sz w:val="18"/>
+                <w:szCs w:val="18"/>
+              </w:rPr>
+              <w:t>^</w:t>
             </w:r>
             <w:proofErr w:type="spellStart"/>
             <w:r>
@@ -7057,7 +8341,7 @@
         </w:tc>
         <w:tc>
           <w:tcPr>
-            <w:tcW w:w="270" w:type="dxa"/>
+            <w:tcW w:w="236" w:type="dxa"/>
             <w:shd w:val="clear" w:color="auto" w:fill="404040" w:themeFill="text1" w:themeFillTint="BF"/>
           </w:tcPr>
           <w:p>
@@ -7072,7 +8356,7 @@
         </w:tc>
         <w:tc>
           <w:tcPr>
-            <w:tcW w:w="3870" w:type="dxa"/>
+            <w:tcW w:w="3544" w:type="dxa"/>
             <w:gridSpan w:val="2"/>
           </w:tcPr>
           <w:p>
@@ -7094,7 +8378,7 @@
         </w:tc>
         <w:tc>
           <w:tcPr>
-            <w:tcW w:w="1345" w:type="dxa"/>
+            <w:tcW w:w="1705" w:type="dxa"/>
             <w:gridSpan w:val="2"/>
             <w:vAlign w:val="center"/>
           </w:tcPr>
@@ -7144,7 +8428,23 @@
                 <w:sz w:val="18"/>
                 <w:szCs w:val="18"/>
               </w:rPr>
-              <w:t>{/}{^</w:t>
+              <w:t>{</w:t>
+            </w:r>
+            <w:proofErr w:type="gramStart"/>
+            <w:r>
+              <w:rPr>
+                <w:sz w:val="18"/>
+                <w:szCs w:val="18"/>
+              </w:rPr>
+              <w:t>/}{</w:t>
+            </w:r>
+            <w:proofErr w:type="gramEnd"/>
+            <w:r>
+              <w:rPr>
+                <w:sz w:val="18"/>
+                <w:szCs w:val="18"/>
+              </w:rPr>
+              <w:t>^</w:t>
             </w:r>
             <w:proofErr w:type="spellStart"/>
             <w:r>
@@ -7191,7 +8491,15 @@
                 <w:sz w:val="18"/>
                 <w:szCs w:val="18"/>
               </w:rPr>
-              <w:t>{/}</w:t>
+              <w:t>{</w:t>
+            </w:r>
+            <w:proofErr w:type="gramStart"/>
+            <w:r>
+              <w:rPr>
+                <w:sz w:val="18"/>
+                <w:szCs w:val="18"/>
+              </w:rPr>
+              <w:t>/}</w:t>
             </w:r>
             <w:permEnd w:id="322518413"/>
             <w:r>
@@ -7206,8 +8514,9 @@
                 <w:sz w:val="18"/>
                 <w:szCs w:val="18"/>
               </w:rPr>
-              <w:t xml:space="preserve">YES   </w:t>
-            </w:r>
+              <w:t>YES</w:t>
+            </w:r>
+            <w:proofErr w:type="gramEnd"/>
             <w:r>
               <w:rPr>
                 <w:sz w:val="18"/>
@@ -7215,13 +8524,36 @@
               </w:rPr>
               <w:t xml:space="preserve"> </w:t>
             </w:r>
+            <w:proofErr w:type="gramStart"/>
+            <w:r>
+              <w:rPr>
+                <w:sz w:val="18"/>
+                <w:szCs w:val="18"/>
+              </w:rPr>
+              <w:t xml:space="preserve">  </w:t>
+            </w:r>
+            <w:r>
+              <w:rPr>
+                <w:sz w:val="18"/>
+                <w:szCs w:val="18"/>
+              </w:rPr>
+              <w:t xml:space="preserve"> </w:t>
+            </w:r>
             <w:permStart w:id="1795757983" w:edGrp="everyone"/>
             <w:r>
               <w:rPr>
                 <w:sz w:val="18"/>
                 <w:szCs w:val="18"/>
               </w:rPr>
-              <w:t>{#criteriaFulfilledTreatmentRequirementsNo}</w:t>
+              <w:t>{</w:t>
+            </w:r>
+            <w:proofErr w:type="gramEnd"/>
+            <w:r>
+              <w:rPr>
+                <w:sz w:val="18"/>
+                <w:szCs w:val="18"/>
+              </w:rPr>
+              <w:t>#criteriaFulfilledTreatmentRequirementsNo}</w:t>
             </w:r>
             <w:sdt>
               <w:sdtPr>
@@ -7252,7 +8584,23 @@
                 <w:sz w:val="18"/>
                 <w:szCs w:val="18"/>
               </w:rPr>
-              <w:t>{/}{^</w:t>
+              <w:t>{</w:t>
+            </w:r>
+            <w:proofErr w:type="gramStart"/>
+            <w:r>
+              <w:rPr>
+                <w:sz w:val="18"/>
+                <w:szCs w:val="18"/>
+              </w:rPr>
+              <w:t>/}{</w:t>
+            </w:r>
+            <w:proofErr w:type="gramEnd"/>
+            <w:r>
+              <w:rPr>
+                <w:sz w:val="18"/>
+                <w:szCs w:val="18"/>
+              </w:rPr>
+              <w:t>^</w:t>
             </w:r>
             <w:proofErr w:type="spellStart"/>
             <w:r>
@@ -7394,7 +8742,23 @@
                 <w:sz w:val="18"/>
                 <w:szCs w:val="18"/>
               </w:rPr>
-              <w:t>{/}{^</w:t>
+              <w:t>{</w:t>
+            </w:r>
+            <w:proofErr w:type="gramStart"/>
+            <w:r>
+              <w:rPr>
+                <w:sz w:val="18"/>
+                <w:szCs w:val="18"/>
+              </w:rPr>
+              <w:t>/}{</w:t>
+            </w:r>
+            <w:proofErr w:type="gramEnd"/>
+            <w:r>
+              <w:rPr>
+                <w:sz w:val="18"/>
+                <w:szCs w:val="18"/>
+              </w:rPr>
+              <w:t>^</w:t>
             </w:r>
             <w:proofErr w:type="spellStart"/>
             <w:r>
@@ -7441,7 +8805,15 @@
                 <w:sz w:val="18"/>
                 <w:szCs w:val="18"/>
               </w:rPr>
-              <w:t>{/}</w:t>
+              <w:t>{</w:t>
+            </w:r>
+            <w:proofErr w:type="gramStart"/>
+            <w:r>
+              <w:rPr>
+                <w:sz w:val="18"/>
+                <w:szCs w:val="18"/>
+              </w:rPr>
+              <w:t>/}</w:t>
             </w:r>
             <w:permEnd w:id="1336869559"/>
             <w:r>
@@ -7456,8 +8828,9 @@
                 <w:sz w:val="18"/>
                 <w:szCs w:val="18"/>
               </w:rPr>
-              <w:t xml:space="preserve">YES   </w:t>
-            </w:r>
+              <w:t>YES</w:t>
+            </w:r>
+            <w:proofErr w:type="gramEnd"/>
             <w:r>
               <w:rPr>
                 <w:sz w:val="18"/>
@@ -7465,13 +8838,36 @@
               </w:rPr>
               <w:t xml:space="preserve"> </w:t>
             </w:r>
+            <w:proofErr w:type="gramStart"/>
+            <w:r>
+              <w:rPr>
+                <w:sz w:val="18"/>
+                <w:szCs w:val="18"/>
+              </w:rPr>
+              <w:t xml:space="preserve">  </w:t>
+            </w:r>
+            <w:r>
+              <w:rPr>
+                <w:sz w:val="18"/>
+                <w:szCs w:val="18"/>
+              </w:rPr>
+              <w:t xml:space="preserve"> </w:t>
+            </w:r>
             <w:permStart w:id="713307867" w:edGrp="everyone"/>
             <w:r>
               <w:rPr>
                 <w:sz w:val="18"/>
                 <w:szCs w:val="18"/>
               </w:rPr>
-              <w:t>{#criteriaFulfilledSpecialConditionsNo}</w:t>
+              <w:t>{</w:t>
+            </w:r>
+            <w:proofErr w:type="gramEnd"/>
+            <w:r>
+              <w:rPr>
+                <w:sz w:val="18"/>
+                <w:szCs w:val="18"/>
+              </w:rPr>
+              <w:t>#criteriaFulfilledSpecialConditionsNo}</w:t>
             </w:r>
             <w:sdt>
               <w:sdtPr>
@@ -7502,7 +8898,23 @@
                 <w:sz w:val="18"/>
                 <w:szCs w:val="18"/>
               </w:rPr>
-              <w:t>{/}{^</w:t>
+              <w:t>{</w:t>
+            </w:r>
+            <w:proofErr w:type="gramStart"/>
+            <w:r>
+              <w:rPr>
+                <w:sz w:val="18"/>
+                <w:szCs w:val="18"/>
+              </w:rPr>
+              <w:t>/}{</w:t>
+            </w:r>
+            <w:proofErr w:type="gramEnd"/>
+            <w:r>
+              <w:rPr>
+                <w:sz w:val="18"/>
+                <w:szCs w:val="18"/>
+              </w:rPr>
+              <w:t>^</w:t>
             </w:r>
             <w:proofErr w:type="spellStart"/>
             <w:r>
@@ -7570,7 +8982,7 @@
         </w:tc>
         <w:tc>
           <w:tcPr>
-            <w:tcW w:w="270" w:type="dxa"/>
+            <w:tcW w:w="236" w:type="dxa"/>
             <w:shd w:val="clear" w:color="auto" w:fill="404040" w:themeFill="text1" w:themeFillTint="BF"/>
           </w:tcPr>
           <w:p>
@@ -7585,7 +8997,7 @@
         </w:tc>
         <w:tc>
           <w:tcPr>
-            <w:tcW w:w="3870" w:type="dxa"/>
+            <w:tcW w:w="3544" w:type="dxa"/>
             <w:gridSpan w:val="2"/>
           </w:tcPr>
           <w:p>
@@ -7607,7 +9019,7 @@
         </w:tc>
         <w:tc>
           <w:tcPr>
-            <w:tcW w:w="1345" w:type="dxa"/>
+            <w:tcW w:w="1705" w:type="dxa"/>
             <w:gridSpan w:val="2"/>
             <w:vAlign w:val="center"/>
           </w:tcPr>
@@ -7657,7 +9069,23 @@
                 <w:sz w:val="18"/>
                 <w:szCs w:val="18"/>
               </w:rPr>
-              <w:t>{/}{^</w:t>
+              <w:t>{</w:t>
+            </w:r>
+            <w:proofErr w:type="gramStart"/>
+            <w:r>
+              <w:rPr>
+                <w:sz w:val="18"/>
+                <w:szCs w:val="18"/>
+              </w:rPr>
+              <w:t>/}{</w:t>
+            </w:r>
+            <w:proofErr w:type="gramEnd"/>
+            <w:r>
+              <w:rPr>
+                <w:sz w:val="18"/>
+                <w:szCs w:val="18"/>
+              </w:rPr>
+              <w:t>^</w:t>
             </w:r>
             <w:proofErr w:type="spellStart"/>
             <w:r>
@@ -7704,7 +9132,15 @@
                 <w:sz w:val="18"/>
                 <w:szCs w:val="18"/>
               </w:rPr>
-              <w:t>{/}</w:t>
+              <w:t>{</w:t>
+            </w:r>
+            <w:proofErr w:type="gramStart"/>
+            <w:r>
+              <w:rPr>
+                <w:sz w:val="18"/>
+                <w:szCs w:val="18"/>
+              </w:rPr>
+              <w:t>/}</w:t>
             </w:r>
             <w:permEnd w:id="640093428"/>
             <w:r>
@@ -7719,8 +9155,9 @@
                 <w:sz w:val="18"/>
                 <w:szCs w:val="18"/>
               </w:rPr>
-              <w:t xml:space="preserve">YES   </w:t>
-            </w:r>
+              <w:t>YES</w:t>
+            </w:r>
+            <w:proofErr w:type="gramEnd"/>
             <w:r>
               <w:rPr>
                 <w:sz w:val="18"/>
@@ -7728,13 +9165,36 @@
               </w:rPr>
               <w:t xml:space="preserve"> </w:t>
             </w:r>
+            <w:proofErr w:type="gramStart"/>
+            <w:r>
+              <w:rPr>
+                <w:sz w:val="18"/>
+                <w:szCs w:val="18"/>
+              </w:rPr>
+              <w:t xml:space="preserve">  </w:t>
+            </w:r>
+            <w:r>
+              <w:rPr>
+                <w:sz w:val="18"/>
+                <w:szCs w:val="18"/>
+              </w:rPr>
+              <w:t xml:space="preserve"> </w:t>
+            </w:r>
             <w:permStart w:id="276127029" w:edGrp="everyone"/>
             <w:r>
               <w:rPr>
                 <w:sz w:val="18"/>
                 <w:szCs w:val="18"/>
               </w:rPr>
-              <w:t>{#criteriaFinancialEffortsNo}</w:t>
+              <w:t>{</w:t>
+            </w:r>
+            <w:proofErr w:type="gramEnd"/>
+            <w:r>
+              <w:rPr>
+                <w:sz w:val="18"/>
+                <w:szCs w:val="18"/>
+              </w:rPr>
+              <w:t>#criteriaFinancialEffortsNo}</w:t>
             </w:r>
             <w:sdt>
               <w:sdtPr>
@@ -7765,7 +9225,23 @@
                 <w:sz w:val="18"/>
                 <w:szCs w:val="18"/>
               </w:rPr>
-              <w:t>{/}{^</w:t>
+              <w:t>{</w:t>
+            </w:r>
+            <w:proofErr w:type="gramStart"/>
+            <w:r>
+              <w:rPr>
+                <w:sz w:val="18"/>
+                <w:szCs w:val="18"/>
+              </w:rPr>
+              <w:t>/}{</w:t>
+            </w:r>
+            <w:proofErr w:type="gramEnd"/>
+            <w:r>
+              <w:rPr>
+                <w:sz w:val="18"/>
+                <w:szCs w:val="18"/>
+              </w:rPr>
+              <w:t>^</w:t>
             </w:r>
             <w:proofErr w:type="spellStart"/>
             <w:r>
@@ -7911,7 +9387,25 @@
                 <w:sz w:val="20"/>
                 <w:szCs w:val="20"/>
               </w:rPr>
-              <w:t>{/}{^</w:t>
+              <w:t>{</w:t>
+            </w:r>
+            <w:proofErr w:type="gramStart"/>
+            <w:r>
+              <w:rPr>
+                <w:b/>
+                <w:sz w:val="20"/>
+                <w:szCs w:val="20"/>
+              </w:rPr>
+              <w:t>/}{</w:t>
+            </w:r>
+            <w:proofErr w:type="gramEnd"/>
+            <w:r>
+              <w:rPr>
+                <w:b/>
+                <w:sz w:val="20"/>
+                <w:szCs w:val="20"/>
+              </w:rPr>
+              <w:t>^</w:t>
             </w:r>
             <w:proofErr w:type="spellStart"/>
             <w:r>
@@ -7963,33 +9457,69 @@
                 <w:sz w:val="20"/>
                 <w:szCs w:val="20"/>
               </w:rPr>
-              <w:t>{/}</w:t>
-            </w:r>
-            <w:permEnd w:id="850205078"/>
+              <w:t>{</w:t>
+            </w:r>
+            <w:proofErr w:type="gramStart"/>
             <w:r>
               <w:rPr>
                 <w:b/>
                 <w:sz w:val="20"/>
                 <w:szCs w:val="20"/>
               </w:rPr>
-              <w:t xml:space="preserve">  YES  </w:t>
-            </w:r>
+              <w:t>/}</w:t>
+            </w:r>
+            <w:permEnd w:id="850205078"/>
             <w:r>
               <w:rPr>
                 <w:b/>
                 <w:sz w:val="20"/>
                 <w:szCs w:val="20"/>
               </w:rPr>
-              <w:t xml:space="preserve">  </w:t>
-            </w:r>
-            <w:permStart w:id="1387736679" w:edGrp="everyone"/>
+              <w:t xml:space="preserve">  YES</w:t>
+            </w:r>
+            <w:proofErr w:type="gramEnd"/>
             <w:r>
               <w:rPr>
                 <w:b/>
                 <w:sz w:val="20"/>
                 <w:szCs w:val="20"/>
               </w:rPr>
-              <w:t>{#eligibleForAdministrativeParoleNo}</w:t>
+              <w:t xml:space="preserve"> </w:t>
+            </w:r>
+            <w:proofErr w:type="gramStart"/>
+            <w:r>
+              <w:rPr>
+                <w:b/>
+                <w:sz w:val="20"/>
+                <w:szCs w:val="20"/>
+              </w:rPr>
+              <w:t xml:space="preserve"> </w:t>
+            </w:r>
+            <w:r>
+              <w:rPr>
+                <w:b/>
+                <w:sz w:val="20"/>
+                <w:szCs w:val="20"/>
+              </w:rPr>
+              <w:t xml:space="preserve">  </w:t>
+            </w:r>
+            <w:permStart w:id="1387736679" w:edGrp="everyone"/>
+            <w:r>
+              <w:rPr>
+                <w:b/>
+                <w:sz w:val="20"/>
+                <w:szCs w:val="20"/>
+              </w:rPr>
+              <w:t>{</w:t>
+            </w:r>
+            <w:proofErr w:type="gramEnd"/>
+            <w:r>
+              <w:rPr>
+                <w:b/>
+                <w:sz w:val="20"/>
+                <w:szCs w:val="20"/>
+              </w:rPr>
+              <w:t>#eligibleForAdministrativeParoleNo}</w:t>
             </w:r>
             <w:sdt>
               <w:sdtPr>
@@ -8023,7 +9553,25 @@
                 <w:sz w:val="20"/>
                 <w:szCs w:val="20"/>
               </w:rPr>
-              <w:t>{/}{^</w:t>
+              <w:t>{</w:t>
+            </w:r>
+            <w:proofErr w:type="gramStart"/>
+            <w:r>
+              <w:rPr>
+                <w:b/>
+                <w:sz w:val="20"/>
+                <w:szCs w:val="20"/>
+              </w:rPr>
+              <w:t>/}{</w:t>
+            </w:r>
+            <w:proofErr w:type="gramEnd"/>
+            <w:r>
+              <w:rPr>
+                <w:b/>
+                <w:sz w:val="20"/>
+                <w:szCs w:val="20"/>
+              </w:rPr>
+              <w:t>^</w:t>
             </w:r>
             <w:proofErr w:type="spellStart"/>
             <w:r>
@@ -8075,16 +9623,34 @@
                 <w:sz w:val="20"/>
                 <w:szCs w:val="20"/>
               </w:rPr>
-              <w:t>{/}</w:t>
-            </w:r>
-            <w:permEnd w:id="1387736679"/>
+              <w:t>{</w:t>
+            </w:r>
+            <w:proofErr w:type="gramStart"/>
             <w:r>
               <w:rPr>
                 <w:b/>
                 <w:sz w:val="20"/>
                 <w:szCs w:val="20"/>
               </w:rPr>
-              <w:t xml:space="preserve">    NO</w:t>
+              <w:t>/}</w:t>
+            </w:r>
+            <w:permEnd w:id="1387736679"/>
+            <w:r>
+              <w:rPr>
+                <w:b/>
+                <w:sz w:val="20"/>
+                <w:szCs w:val="20"/>
+              </w:rPr>
+              <w:t xml:space="preserve">   </w:t>
+            </w:r>
+            <w:proofErr w:type="gramEnd"/>
+            <w:r>
+              <w:rPr>
+                <w:b/>
+                <w:sz w:val="20"/>
+                <w:szCs w:val="20"/>
+              </w:rPr>
+              <w:t xml:space="preserve"> NO</w:t>
             </w:r>
           </w:p>
         </w:tc>
@@ -8095,16 +9661,19 @@
           <w:gridAfter w:val="1"/>
           <w:wBefore w:w="18" w:type="dxa"/>
           <w:wAfter w:w="18" w:type="dxa"/>
-          <w:trHeight w:val="432"/>
+          <w:trHeight w:val="315"/>
         </w:trPr>
         <w:permStart w:id="1494898218" w:edGrp="everyone" w:displacedByCustomXml="next"/>
         <w:sdt>
           <w:sdtPr>
+            <w:rPr>
+              <w:sz w:val="20"/>
+              <w:szCs w:val="20"/>
+            </w:rPr>
             <w:id w:val="972014892"/>
             <w:placeholder>
               <w:docPart w:val="9900CF351AA87248AB69BCA43556735D"/>
             </w:placeholder>
-            <w:showingPlcHdr/>
             <w:text/>
           </w:sdtPr>
           <w:sdtContent>
@@ -8120,12 +9689,30 @@
               <w:p>
                 <w:pPr>
                   <w:spacing w:after="0" w:line="240" w:lineRule="auto"/>
+                  <w:jc w:val="center"/>
                 </w:pPr>
                 <w:r>
                   <w:rPr>
-                    <w:rStyle w:val="PlaceholderText"/>
+                    <w:sz w:val="20"/>
+                    <w:szCs w:val="20"/>
                   </w:rPr>
-                  <w:t xml:space="preserve">   </w:t>
+                  <w:t>{</w:t>
+                </w:r>
+                <w:proofErr w:type="spellStart"/>
+                <w:r>
+                  <w:rPr>
+                    <w:sz w:val="20"/>
+                    <w:szCs w:val="20"/>
+                  </w:rPr>
+                  <w:t>agentName</w:t>
+                </w:r>
+                <w:proofErr w:type="spellEnd"/>
+                <w:r>
+                  <w:rPr>
+                    <w:sz w:val="20"/>
+                    <w:szCs w:val="20"/>
+                  </w:rPr>
+                  <w:t>}</w:t>
                 </w:r>
               </w:p>
             </w:tc>
@@ -8134,7 +9721,7 @@
         <w:permEnd w:id="1494898218" w:displacedByCustomXml="prev"/>
         <w:tc>
           <w:tcPr>
-            <w:tcW w:w="270" w:type="dxa"/>
+            <w:tcW w:w="236" w:type="dxa"/>
             <w:tcBorders>
               <w:top w:val="single" w:sz="18" w:space="0" w:color="auto"/>
             </w:tcBorders>
@@ -8149,7 +9736,7 @@
         </w:tc>
         <w:tc>
           <w:tcPr>
-            <w:tcW w:w="5197" w:type="dxa"/>
+            <w:tcW w:w="5231" w:type="dxa"/>
             <w:gridSpan w:val="3"/>
             <w:tcBorders>
               <w:top w:val="single" w:sz="18" w:space="0" w:color="auto"/>
@@ -8197,7 +9784,7 @@
         </w:tc>
         <w:tc>
           <w:tcPr>
-            <w:tcW w:w="270" w:type="dxa"/>
+            <w:tcW w:w="236" w:type="dxa"/>
             <w:shd w:val="clear" w:color="auto" w:fill="404040" w:themeFill="text1" w:themeFillTint="BF"/>
           </w:tcPr>
           <w:p>
@@ -8214,7 +9801,7 @@
         </w:tc>
         <w:tc>
           <w:tcPr>
-            <w:tcW w:w="5197" w:type="dxa"/>
+            <w:tcW w:w="5231" w:type="dxa"/>
             <w:gridSpan w:val="3"/>
           </w:tcPr>
           <w:p>
@@ -8265,6 +9852,39 @@
               </w:rPr>
               <w:t>List unreported disposition information:</w:t>
             </w:r>
+            <w:permStart w:id="1751909815" w:edGrp="everyone"/>
+            <w:r>
+              <w:rPr>
+                <w:sz w:val="20"/>
+                <w:szCs w:val="20"/>
+              </w:rPr>
+              <w:t xml:space="preserve"> </w:t>
+            </w:r>
+            <w:sdt>
+              <w:sdtPr>
+                <w:rPr>
+                  <w:sz w:val="20"/>
+                  <w:szCs w:val="20"/>
+                </w:rPr>
+                <w:id w:val="-69729712"/>
+                <w:placeholder>
+                  <w:docPart w:val="6C754D4CE55BE849A846D4B8E4C492F0"/>
+                </w:placeholder>
+                <w:showingPlcHdr/>
+                <w:text w:multiLine="1"/>
+              </w:sdtPr>
+              <w:sdtContent>
+                <w:r>
+                  <w:rPr>
+                    <w:rStyle w:val="PlaceholderText"/>
+                    <w:sz w:val="20"/>
+                    <w:szCs w:val="20"/>
+                  </w:rPr>
+                  <w:t xml:space="preserve">   </w:t>
+                </w:r>
+              </w:sdtContent>
+            </w:sdt>
+            <w:permEnd w:id="1751909815"/>
           </w:p>
         </w:tc>
       </w:tr>
@@ -8275,51 +9895,25 @@
           <w:wBefore w:w="18" w:type="dxa"/>
           <w:wAfter w:w="18" w:type="dxa"/>
         </w:trPr>
-        <w:permStart w:id="33386933" w:edGrp="everyone" w:displacedByCustomXml="next"/>
-        <w:sdt>
-          <w:sdtPr>
-            <w:rPr>
-              <w:sz w:val="20"/>
-              <w:szCs w:val="20"/>
-            </w:rPr>
-            <w:id w:val="-69729712"/>
-            <w:placeholder>
-              <w:docPart w:val="7C94DE569C6CD9459FF06ED11B88FA30"/>
-            </w:placeholder>
-            <w:showingPlcHdr/>
-            <w:text w:multiLine="1"/>
-          </w:sdtPr>
-          <w:sdtContent>
-            <w:tc>
-              <w:tcPr>
-                <w:tcW w:w="10754" w:type="dxa"/>
-                <w:gridSpan w:val="7"/>
-                <w:tcBorders>
-                  <w:top w:val="nil"/>
-                </w:tcBorders>
-                <w:shd w:val="clear" w:color="auto" w:fill="DEEAF6" w:themeFill="accent5" w:themeFillTint="33"/>
-              </w:tcPr>
-              <w:p>
-                <w:pPr>
-                  <w:spacing w:after="0" w:line="240" w:lineRule="auto"/>
-                  <w:rPr>
-                    <w:sz w:val="20"/>
-                    <w:szCs w:val="20"/>
-                  </w:rPr>
-                </w:pPr>
-                <w:r>
-                  <w:rPr>
-                    <w:rStyle w:val="PlaceholderText"/>
-                    <w:sz w:val="20"/>
-                    <w:szCs w:val="20"/>
-                  </w:rPr>
-                  <w:t xml:space="preserve">   </w:t>
-                </w:r>
-              </w:p>
-            </w:tc>
-          </w:sdtContent>
-        </w:sdt>
-        <w:permEnd w:id="33386933" w:displacedByCustomXml="prev"/>
+        <w:tc>
+          <w:tcPr>
+            <w:tcW w:w="10754" w:type="dxa"/>
+            <w:gridSpan w:val="7"/>
+            <w:tcBorders>
+              <w:top w:val="nil"/>
+            </w:tcBorders>
+            <w:shd w:val="clear" w:color="auto" w:fill="DEEAF6" w:themeFill="accent5" w:themeFillTint="33"/>
+          </w:tcPr>
+          <w:p>
+            <w:pPr>
+              <w:spacing w:after="0" w:line="240" w:lineRule="auto"/>
+              <w:rPr>
+                <w:sz w:val="20"/>
+                <w:szCs w:val="20"/>
+              </w:rPr>
+            </w:pPr>
+          </w:p>
+        </w:tc>
       </w:tr>
     </w:tbl>
     <w:p>
@@ -8330,13 +9924,6 @@
           <w:szCs w:val="16"/>
         </w:rPr>
       </w:pPr>
-      <w:r>
-        <w:rPr>
-          <w:sz w:val="16"/>
-          <w:szCs w:val="16"/>
-        </w:rPr>
-        <w:br w:type="page"/>
-      </w:r>
     </w:p>
     <w:p>
       <w:bookmarkStart w:id="0" w:name="_heading=h.gjdgxs" w:colFirst="0" w:colLast="0"/>
@@ -8345,7 +9932,6 @@
         <w:rPr>
           <w:noProof/>
         </w:rPr>
-        <w:lastRenderedPageBreak/>
         <w:drawing>
           <wp:anchor distT="0" distB="0" distL="114300" distR="114300" simplePos="0" relativeHeight="251661312" behindDoc="0" locked="0" layoutInCell="1" hidden="0" allowOverlap="1" wp14:anchorId="6B1C2886" wp14:editId="52BCCC0B">
             <wp:simplePos x="0" y="0"/>
@@ -8509,7 +10095,25 @@
           <w:sz w:val="20"/>
           <w:szCs w:val="20"/>
         </w:rPr>
-        <w:t>{/}{^</w:t>
+        <w:t>{</w:t>
+      </w:r>
+      <w:proofErr w:type="gramStart"/>
+      <w:r>
+        <w:rPr>
+          <w:bCs/>
+          <w:sz w:val="20"/>
+          <w:szCs w:val="20"/>
+        </w:rPr>
+        <w:t>/}{</w:t>
+      </w:r>
+      <w:proofErr w:type="gramEnd"/>
+      <w:r>
+        <w:rPr>
+          <w:bCs/>
+          <w:sz w:val="20"/>
+          <w:szCs w:val="20"/>
+        </w:rPr>
+        <w:t>^</w:t>
       </w:r>
       <w:proofErr w:type="spellStart"/>
       <w:r>
@@ -8561,11 +10165,24 @@
           <w:sz w:val="20"/>
           <w:szCs w:val="20"/>
         </w:rPr>
-        <w:t>{/}</w:t>
+        <w:t>{</w:t>
+      </w:r>
+      <w:proofErr w:type="gramStart"/>
+      <w:r>
+        <w:rPr>
+          <w:bCs/>
+          <w:sz w:val="20"/>
+          <w:szCs w:val="20"/>
+        </w:rPr>
+        <w:t>/}</w:t>
       </w:r>
       <w:permEnd w:id="1356664664"/>
       <w:r>
-        <w:t xml:space="preserve">  The reentrant was found guilty on a PA drug charge (continue to section 2) or</w:t>
+        <w:t xml:space="preserve">  The</w:t>
+      </w:r>
+      <w:proofErr w:type="gramEnd"/>
+      <w:r>
+        <w:t xml:space="preserve"> reentrant was found guilty on a PA drug charge (continue to section 2) or</w:t>
       </w:r>
     </w:p>
     <w:p>
@@ -8619,7 +10236,25 @@
           <w:sz w:val="20"/>
           <w:szCs w:val="20"/>
         </w:rPr>
-        <w:t>{/}{^</w:t>
+        <w:t>{</w:t>
+      </w:r>
+      <w:proofErr w:type="gramStart"/>
+      <w:r>
+        <w:rPr>
+          <w:bCs/>
+          <w:sz w:val="20"/>
+          <w:szCs w:val="20"/>
+        </w:rPr>
+        <w:t>/}{</w:t>
+      </w:r>
+      <w:proofErr w:type="gramEnd"/>
+      <w:r>
+        <w:rPr>
+          <w:bCs/>
+          <w:sz w:val="20"/>
+          <w:szCs w:val="20"/>
+        </w:rPr>
+        <w:t>^</w:t>
       </w:r>
       <w:proofErr w:type="spellStart"/>
       <w:r>
@@ -8671,11 +10306,24 @@
           <w:sz w:val="20"/>
           <w:szCs w:val="20"/>
         </w:rPr>
-        <w:t>{/}</w:t>
+        <w:t>{</w:t>
+      </w:r>
+      <w:proofErr w:type="gramStart"/>
+      <w:r>
+        <w:rPr>
+          <w:bCs/>
+          <w:sz w:val="20"/>
+          <w:szCs w:val="20"/>
+        </w:rPr>
+        <w:t>/}</w:t>
       </w:r>
       <w:permEnd w:id="435647996"/>
       <w:r>
-        <w:t xml:space="preserve">  No disposition was reported on a PA drug charge (continue to section 2) or</w:t>
+        <w:t xml:space="preserve">  No</w:t>
+      </w:r>
+      <w:proofErr w:type="gramEnd"/>
+      <w:r>
+        <w:t xml:space="preserve"> disposition was reported on a PA drug charge (continue to section 2) or</w:t>
       </w:r>
     </w:p>
     <w:p>
@@ -8724,7 +10372,25 @@
           <w:sz w:val="20"/>
           <w:szCs w:val="20"/>
         </w:rPr>
-        <w:t>{/}{^</w:t>
+        <w:t>{</w:t>
+      </w:r>
+      <w:proofErr w:type="gramStart"/>
+      <w:r>
+        <w:rPr>
+          <w:bCs/>
+          <w:sz w:val="20"/>
+          <w:szCs w:val="20"/>
+        </w:rPr>
+        <w:t>/}{</w:t>
+      </w:r>
+      <w:proofErr w:type="gramEnd"/>
+      <w:r>
+        <w:rPr>
+          <w:bCs/>
+          <w:sz w:val="20"/>
+          <w:szCs w:val="20"/>
+        </w:rPr>
+        <w:t>^</w:t>
       </w:r>
       <w:proofErr w:type="spellStart"/>
       <w:r>
@@ -8776,11 +10442,24 @@
           <w:sz w:val="20"/>
           <w:szCs w:val="20"/>
         </w:rPr>
-        <w:t>{/}</w:t>
+        <w:t>{</w:t>
+      </w:r>
+      <w:proofErr w:type="gramStart"/>
+      <w:r>
+        <w:rPr>
+          <w:bCs/>
+          <w:sz w:val="20"/>
+          <w:szCs w:val="20"/>
+        </w:rPr>
+        <w:t>/}</w:t>
       </w:r>
       <w:permEnd w:id="787181112"/>
       <w:r>
-        <w:t xml:space="preserve">  The reentrant was found guilty on an out-of-state drug charge (skip to section 4) or</w:t>
+        <w:t xml:space="preserve">  The</w:t>
+      </w:r>
+      <w:proofErr w:type="gramEnd"/>
+      <w:r>
+        <w:t xml:space="preserve"> reentrant was found guilty on an out-of-state drug charge (skip to section 4) or</w:t>
       </w:r>
     </w:p>
     <w:p>
@@ -8853,7 +10532,25 @@
           <w:sz w:val="20"/>
           <w:szCs w:val="20"/>
         </w:rPr>
-        <w:t>{/}{^</w:t>
+        <w:t>{</w:t>
+      </w:r>
+      <w:proofErr w:type="gramStart"/>
+      <w:r>
+        <w:rPr>
+          <w:bCs/>
+          <w:sz w:val="20"/>
+          <w:szCs w:val="20"/>
+        </w:rPr>
+        <w:t>/}{</w:t>
+      </w:r>
+      <w:proofErr w:type="gramEnd"/>
+      <w:r>
+        <w:rPr>
+          <w:bCs/>
+          <w:sz w:val="20"/>
+          <w:szCs w:val="20"/>
+        </w:rPr>
+        <w:t>^</w:t>
       </w:r>
       <w:proofErr w:type="spellStart"/>
       <w:r>
@@ -8905,11 +10602,24 @@
           <w:sz w:val="20"/>
           <w:szCs w:val="20"/>
         </w:rPr>
-        <w:t>{/}</w:t>
+        <w:t>{</w:t>
+      </w:r>
+      <w:proofErr w:type="gramStart"/>
+      <w:r>
+        <w:rPr>
+          <w:bCs/>
+          <w:sz w:val="20"/>
+          <w:szCs w:val="20"/>
+        </w:rPr>
+        <w:t>/}</w:t>
       </w:r>
       <w:permEnd w:id="1589584590"/>
       <w:r>
-        <w:t xml:space="preserve">  No disposition was reported on an out-of-state drug charge (skip to section 4) or</w:t>
+        <w:t xml:space="preserve">  No</w:t>
+      </w:r>
+      <w:proofErr w:type="gramEnd"/>
+      <w:r>
+        <w:t xml:space="preserve"> disposition was reported on an out-of-state drug charge (skip to section 4) or</w:t>
       </w:r>
     </w:p>
     <w:p>
@@ -8928,6 +10638,7 @@
         <w:rPr>
           <w:b/>
         </w:rPr>
+        <w:lastRenderedPageBreak/>
         <w:t>If none of these boxes are checked, then drug charges do not preclude the reentrant's eligibility.</w:t>
       </w:r>
     </w:p>
@@ -9015,7 +10726,25 @@
           <w:sz w:val="20"/>
           <w:szCs w:val="20"/>
         </w:rPr>
-        <w:t>{/}{^</w:t>
+        <w:t>{</w:t>
+      </w:r>
+      <w:proofErr w:type="gramStart"/>
+      <w:r>
+        <w:rPr>
+          <w:bCs/>
+          <w:sz w:val="20"/>
+          <w:szCs w:val="20"/>
+        </w:rPr>
+        <w:t>/}{</w:t>
+      </w:r>
+      <w:proofErr w:type="gramEnd"/>
+      <w:r>
+        <w:rPr>
+          <w:bCs/>
+          <w:sz w:val="20"/>
+          <w:szCs w:val="20"/>
+        </w:rPr>
+        <w:t>^</w:t>
       </w:r>
       <w:r>
         <w:rPr>
@@ -9065,11 +10794,24 @@
           <w:sz w:val="20"/>
           <w:szCs w:val="20"/>
         </w:rPr>
-        <w:t>{/}</w:t>
+        <w:t>{</w:t>
+      </w:r>
+      <w:proofErr w:type="gramStart"/>
+      <w:r>
+        <w:rPr>
+          <w:bCs/>
+          <w:sz w:val="20"/>
+          <w:szCs w:val="20"/>
+        </w:rPr>
+        <w:t>/}</w:t>
       </w:r>
       <w:permEnd w:id="1258434581"/>
       <w:r>
-        <w:t xml:space="preserve">  35 P.S. 780-113 (14) - Delivery by practitioner (continue to section 3)</w:t>
+        <w:t xml:space="preserve">  35</w:t>
+      </w:r>
+      <w:proofErr w:type="gramEnd"/>
+      <w:r>
+        <w:t xml:space="preserve"> P.S. 780-113 (14) - Delivery by practitioner (continue to section 3)</w:t>
       </w:r>
     </w:p>
     <w:p>
@@ -9134,7 +10876,25 @@
           <w:sz w:val="20"/>
           <w:szCs w:val="20"/>
         </w:rPr>
-        <w:t>{/}{^</w:t>
+        <w:t>{</w:t>
+      </w:r>
+      <w:proofErr w:type="gramStart"/>
+      <w:r>
+        <w:rPr>
+          <w:bCs/>
+          <w:sz w:val="20"/>
+          <w:szCs w:val="20"/>
+        </w:rPr>
+        <w:t>/}{</w:t>
+      </w:r>
+      <w:proofErr w:type="gramEnd"/>
+      <w:r>
+        <w:rPr>
+          <w:bCs/>
+          <w:sz w:val="20"/>
+          <w:szCs w:val="20"/>
+        </w:rPr>
+        <w:t>^</w:t>
       </w:r>
       <w:r>
         <w:rPr>
@@ -9184,11 +10944,24 @@
           <w:sz w:val="20"/>
           <w:szCs w:val="20"/>
         </w:rPr>
-        <w:t>{/}</w:t>
+        <w:t>{</w:t>
+      </w:r>
+      <w:proofErr w:type="gramStart"/>
+      <w:r>
+        <w:rPr>
+          <w:bCs/>
+          <w:sz w:val="20"/>
+          <w:szCs w:val="20"/>
+        </w:rPr>
+        <w:t>/}</w:t>
       </w:r>
       <w:permEnd w:id="2006989990"/>
       <w:r>
-        <w:t xml:space="preserve">  35 P.S. 780-113 (30) - Possession with intent to deliver (continue to section 3)</w:t>
+        <w:t xml:space="preserve">  35</w:t>
+      </w:r>
+      <w:proofErr w:type="gramEnd"/>
+      <w:r>
+        <w:t xml:space="preserve"> P.S. 780-113 (30) - Possession with intent to deliver (continue to section 3)</w:t>
       </w:r>
     </w:p>
     <w:p>
@@ -9253,7 +11026,25 @@
           <w:sz w:val="20"/>
           <w:szCs w:val="20"/>
         </w:rPr>
-        <w:t>{/}{^</w:t>
+        <w:t>{</w:t>
+      </w:r>
+      <w:proofErr w:type="gramStart"/>
+      <w:r>
+        <w:rPr>
+          <w:bCs/>
+          <w:sz w:val="20"/>
+          <w:szCs w:val="20"/>
+        </w:rPr>
+        <w:t>/}{</w:t>
+      </w:r>
+      <w:proofErr w:type="gramEnd"/>
+      <w:r>
+        <w:rPr>
+          <w:bCs/>
+          <w:sz w:val="20"/>
+          <w:szCs w:val="20"/>
+        </w:rPr>
+        <w:t>^</w:t>
       </w:r>
       <w:r>
         <w:rPr>
@@ -9303,11 +11094,24 @@
           <w:sz w:val="20"/>
           <w:szCs w:val="20"/>
         </w:rPr>
-        <w:t>{/}</w:t>
+        <w:t>{</w:t>
+      </w:r>
+      <w:proofErr w:type="gramStart"/>
+      <w:r>
+        <w:rPr>
+          <w:bCs/>
+          <w:sz w:val="20"/>
+          <w:szCs w:val="20"/>
+        </w:rPr>
+        <w:t>/}</w:t>
       </w:r>
       <w:permEnd w:id="454108115"/>
       <w:r>
-        <w:t xml:space="preserve">  35 P.S. 780-113 (37) - Possession&gt; 30 Doses related to steroids (continue to section 3)</w:t>
+        <w:t xml:space="preserve">  35</w:t>
+      </w:r>
+      <w:proofErr w:type="gramEnd"/>
+      <w:r>
+        <w:t xml:space="preserve"> P.S. 780-113 (37) - Possession&gt; 30 Doses related to steroids (continue to section 3)</w:t>
       </w:r>
     </w:p>
     <w:p>
@@ -9467,7 +11271,25 @@
           <w:sz w:val="20"/>
           <w:szCs w:val="20"/>
         </w:rPr>
-        <w:t>{/}{^</w:t>
+        <w:t>{</w:t>
+      </w:r>
+      <w:proofErr w:type="gramStart"/>
+      <w:r>
+        <w:rPr>
+          <w:bCs/>
+          <w:sz w:val="20"/>
+          <w:szCs w:val="20"/>
+        </w:rPr>
+        <w:t>/}{</w:t>
+      </w:r>
+      <w:proofErr w:type="gramEnd"/>
+      <w:r>
+        <w:rPr>
+          <w:bCs/>
+          <w:sz w:val="20"/>
+          <w:szCs w:val="20"/>
+        </w:rPr>
+        <w:t>^</w:t>
       </w:r>
       <w:r>
         <w:rPr>
@@ -9517,11 +11339,24 @@
           <w:sz w:val="20"/>
           <w:szCs w:val="20"/>
         </w:rPr>
-        <w:t>{/}</w:t>
+        <w:t>{</w:t>
+      </w:r>
+      <w:proofErr w:type="gramStart"/>
+      <w:r>
+        <w:rPr>
+          <w:bCs/>
+          <w:sz w:val="20"/>
+          <w:szCs w:val="20"/>
+        </w:rPr>
+        <w:t>/}</w:t>
       </w:r>
       <w:permEnd w:id="1254236727"/>
       <w:r>
-        <w:t xml:space="preserve">  18PA. C.S. 7508(a)1 (iii) - marijuana </w:t>
+        <w:t xml:space="preserve">  18</w:t>
+      </w:r>
+      <w:proofErr w:type="gramEnd"/>
+      <w:r>
+        <w:t xml:space="preserve">PA. C.S. 7508(a)1 (iii) - marijuana </w:t>
       </w:r>
       <w:r>
         <w:rPr>
@@ -9611,7 +11446,25 @@
           <w:sz w:val="20"/>
           <w:szCs w:val="20"/>
         </w:rPr>
-        <w:t>{/}{^</w:t>
+        <w:t>{</w:t>
+      </w:r>
+      <w:proofErr w:type="gramStart"/>
+      <w:r>
+        <w:rPr>
+          <w:bCs/>
+          <w:sz w:val="20"/>
+          <w:szCs w:val="20"/>
+        </w:rPr>
+        <w:t>/}{</w:t>
+      </w:r>
+      <w:proofErr w:type="gramEnd"/>
+      <w:r>
+        <w:rPr>
+          <w:bCs/>
+          <w:sz w:val="20"/>
+          <w:szCs w:val="20"/>
+        </w:rPr>
+        <w:t>^</w:t>
       </w:r>
       <w:r>
         <w:rPr>
@@ -9669,11 +11522,24 @@
           <w:sz w:val="20"/>
           <w:szCs w:val="20"/>
         </w:rPr>
-        <w:t>{/}</w:t>
+        <w:t>{</w:t>
+      </w:r>
+      <w:proofErr w:type="gramStart"/>
+      <w:r>
+        <w:rPr>
+          <w:bCs/>
+          <w:sz w:val="20"/>
+          <w:szCs w:val="20"/>
+        </w:rPr>
+        <w:t>/}</w:t>
       </w:r>
       <w:permEnd w:id="1286421532"/>
       <w:r>
-        <w:t xml:space="preserve">  18PA. C.S. 7508(a)2(iii) - narcotic </w:t>
+        <w:t xml:space="preserve">  18</w:t>
+      </w:r>
+      <w:proofErr w:type="gramEnd"/>
+      <w:r>
+        <w:t xml:space="preserve">PA. C.S. 7508(a)2(iii) - narcotic </w:t>
       </w:r>
       <w:r>
         <w:rPr>
@@ -9755,7 +11621,25 @@
           <w:sz w:val="20"/>
           <w:szCs w:val="20"/>
         </w:rPr>
-        <w:t>{/}{^</w:t>
+        <w:t>{</w:t>
+      </w:r>
+      <w:proofErr w:type="gramStart"/>
+      <w:r>
+        <w:rPr>
+          <w:bCs/>
+          <w:sz w:val="20"/>
+          <w:szCs w:val="20"/>
+        </w:rPr>
+        <w:t>/}{</w:t>
+      </w:r>
+      <w:proofErr w:type="gramEnd"/>
+      <w:r>
+        <w:rPr>
+          <w:bCs/>
+          <w:sz w:val="20"/>
+          <w:szCs w:val="20"/>
+        </w:rPr>
+        <w:t>^</w:t>
       </w:r>
       <w:r>
         <w:rPr>
@@ -9813,11 +11697,24 @@
           <w:sz w:val="20"/>
           <w:szCs w:val="20"/>
         </w:rPr>
-        <w:t>{/}</w:t>
+        <w:t>{</w:t>
+      </w:r>
+      <w:proofErr w:type="gramStart"/>
+      <w:r>
+        <w:rPr>
+          <w:bCs/>
+          <w:sz w:val="20"/>
+          <w:szCs w:val="20"/>
+        </w:rPr>
+        <w:t>/}</w:t>
       </w:r>
       <w:permEnd w:id="940320774"/>
       <w:r>
-        <w:t xml:space="preserve">  18PA. C.S. 7508(a)3(iii) - cocoa leaves </w:t>
+        <w:t xml:space="preserve">  18</w:t>
+      </w:r>
+      <w:proofErr w:type="gramEnd"/>
+      <w:r>
+        <w:t xml:space="preserve">PA. C.S. 7508(a)3(iii) - cocoa leaves </w:t>
       </w:r>
       <w:r>
         <w:rPr>
@@ -9899,7 +11796,25 @@
           <w:sz w:val="20"/>
           <w:szCs w:val="20"/>
         </w:rPr>
-        <w:t>{/}{^</w:t>
+        <w:t>{</w:t>
+      </w:r>
+      <w:proofErr w:type="gramStart"/>
+      <w:r>
+        <w:rPr>
+          <w:bCs/>
+          <w:sz w:val="20"/>
+          <w:szCs w:val="20"/>
+        </w:rPr>
+        <w:t>/}{</w:t>
+      </w:r>
+      <w:proofErr w:type="gramEnd"/>
+      <w:r>
+        <w:rPr>
+          <w:bCs/>
+          <w:sz w:val="20"/>
+          <w:szCs w:val="20"/>
+        </w:rPr>
+        <w:t>^</w:t>
       </w:r>
       <w:r>
         <w:rPr>
@@ -9957,11 +11872,24 @@
           <w:sz w:val="20"/>
           <w:szCs w:val="20"/>
         </w:rPr>
-        <w:t>{/}</w:t>
+        <w:t>{</w:t>
+      </w:r>
+      <w:proofErr w:type="gramStart"/>
+      <w:r>
+        <w:rPr>
+          <w:bCs/>
+          <w:sz w:val="20"/>
+          <w:szCs w:val="20"/>
+        </w:rPr>
+        <w:t>/}</w:t>
       </w:r>
       <w:permEnd w:id="357328442"/>
       <w:r>
-        <w:t xml:space="preserve">  18PA. C.S. 7508(a)4(iii) - </w:t>
+        <w:t xml:space="preserve">  18</w:t>
+      </w:r>
+      <w:proofErr w:type="gramEnd"/>
+      <w:r>
+        <w:t xml:space="preserve">PA. C.S. 7508(a)4(iii) - </w:t>
       </w:r>
       <w:proofErr w:type="spellStart"/>
       <w:r>
@@ -10057,7 +11985,25 @@
           <w:sz w:val="20"/>
           <w:szCs w:val="20"/>
         </w:rPr>
-        <w:t>{/}{^</w:t>
+        <w:t>{</w:t>
+      </w:r>
+      <w:proofErr w:type="gramStart"/>
+      <w:r>
+        <w:rPr>
+          <w:bCs/>
+          <w:sz w:val="20"/>
+          <w:szCs w:val="20"/>
+        </w:rPr>
+        <w:t>/}{</w:t>
+      </w:r>
+      <w:proofErr w:type="gramEnd"/>
+      <w:r>
+        <w:rPr>
+          <w:bCs/>
+          <w:sz w:val="20"/>
+          <w:szCs w:val="20"/>
+        </w:rPr>
+        <w:t>^</w:t>
       </w:r>
       <w:r>
         <w:rPr>
@@ -10115,11 +12061,24 @@
           <w:sz w:val="20"/>
           <w:szCs w:val="20"/>
         </w:rPr>
-        <w:t>{/}</w:t>
+        <w:t>{</w:t>
+      </w:r>
+      <w:proofErr w:type="gramStart"/>
+      <w:r>
+        <w:rPr>
+          <w:bCs/>
+          <w:sz w:val="20"/>
+          <w:szCs w:val="20"/>
+        </w:rPr>
+        <w:t>/}</w:t>
       </w:r>
       <w:permEnd w:id="761799482"/>
       <w:r>
-        <w:t xml:space="preserve">  18PA. C.S. 7508(a)7(iii) - heroin </w:t>
+        <w:t xml:space="preserve">  18</w:t>
+      </w:r>
+      <w:proofErr w:type="gramEnd"/>
+      <w:r>
+        <w:t xml:space="preserve">PA. C.S. 7508(a)7(iii) - heroin </w:t>
       </w:r>
       <w:r>
         <w:rPr>
@@ -10201,7 +12160,25 @@
           <w:sz w:val="20"/>
           <w:szCs w:val="20"/>
         </w:rPr>
-        <w:t>{/}{^</w:t>
+        <w:t>{</w:t>
+      </w:r>
+      <w:proofErr w:type="gramStart"/>
+      <w:r>
+        <w:rPr>
+          <w:bCs/>
+          <w:sz w:val="20"/>
+          <w:szCs w:val="20"/>
+        </w:rPr>
+        <w:t>/}{</w:t>
+      </w:r>
+      <w:proofErr w:type="gramEnd"/>
+      <w:r>
+        <w:rPr>
+          <w:bCs/>
+          <w:sz w:val="20"/>
+          <w:szCs w:val="20"/>
+        </w:rPr>
+        <w:t>^</w:t>
       </w:r>
       <w:r>
         <w:rPr>
@@ -10259,11 +12236,24 @@
           <w:sz w:val="20"/>
           <w:szCs w:val="20"/>
         </w:rPr>
-        <w:t>{/}</w:t>
+        <w:t>{</w:t>
+      </w:r>
+      <w:proofErr w:type="gramStart"/>
+      <w:r>
+        <w:rPr>
+          <w:bCs/>
+          <w:sz w:val="20"/>
+          <w:szCs w:val="20"/>
+        </w:rPr>
+        <w:t>/}</w:t>
       </w:r>
       <w:permEnd w:id="2028226200"/>
       <w:r>
-        <w:t xml:space="preserve">  18PA. C.S. 7508(a)8(iii) - MDA, MDMA, MMDA </w:t>
+        <w:t xml:space="preserve">  18</w:t>
+      </w:r>
+      <w:proofErr w:type="gramEnd"/>
+      <w:r>
+        <w:t xml:space="preserve">PA. C.S. 7508(a)8(iii) - MDA, MDMA, MMDA </w:t>
       </w:r>
       <w:r>
         <w:rPr>
@@ -10337,7 +12327,25 @@
           <w:sz w:val="20"/>
           <w:szCs w:val="20"/>
         </w:rPr>
-        <w:t>{/}{^</w:t>
+        <w:t>{</w:t>
+      </w:r>
+      <w:proofErr w:type="gramStart"/>
+      <w:r>
+        <w:rPr>
+          <w:bCs/>
+          <w:sz w:val="20"/>
+          <w:szCs w:val="20"/>
+        </w:rPr>
+        <w:t>/}{</w:t>
+      </w:r>
+      <w:proofErr w:type="gramEnd"/>
+      <w:r>
+        <w:rPr>
+          <w:bCs/>
+          <w:sz w:val="20"/>
+          <w:szCs w:val="20"/>
+        </w:rPr>
+        <w:t>^</w:t>
       </w:r>
       <w:r>
         <w:rPr>
@@ -10387,14 +12395,27 @@
           <w:sz w:val="20"/>
           <w:szCs w:val="20"/>
         </w:rPr>
-        <w:t>{/}</w:t>
+        <w:t>{</w:t>
+      </w:r>
+      <w:proofErr w:type="gramStart"/>
+      <w:r>
+        <w:rPr>
+          <w:bCs/>
+          <w:sz w:val="20"/>
+          <w:szCs w:val="20"/>
+        </w:rPr>
+        <w:t>/}</w:t>
       </w:r>
       <w:permEnd w:id="2116639796"/>
       <w:r>
         <w:t xml:space="preserve">  </w:t>
       </w:r>
       <w:r>
-        <w:t>61PA. C.S. 4103(7) - Fentanyl or a mixture containing Fentanyl ≥ 10 grams.</w:t>
+        <w:t>61</w:t>
+      </w:r>
+      <w:proofErr w:type="gramEnd"/>
+      <w:r>
+        <w:t>PA. C.S. 4103(7) - Fentanyl or a mixture containing Fentanyl ≥ 10 grams.</w:t>
       </w:r>
     </w:p>
     <w:p>
@@ -10459,7 +12480,25 @@
           <w:sz w:val="20"/>
           <w:szCs w:val="20"/>
         </w:rPr>
-        <w:t>{/}{^</w:t>
+        <w:t>{</w:t>
+      </w:r>
+      <w:proofErr w:type="gramStart"/>
+      <w:r>
+        <w:rPr>
+          <w:bCs/>
+          <w:sz w:val="20"/>
+          <w:szCs w:val="20"/>
+        </w:rPr>
+        <w:t>/}{</w:t>
+      </w:r>
+      <w:proofErr w:type="gramEnd"/>
+      <w:r>
+        <w:rPr>
+          <w:bCs/>
+          <w:sz w:val="20"/>
+          <w:szCs w:val="20"/>
+        </w:rPr>
+        <w:t>^</w:t>
       </w:r>
       <w:r>
         <w:rPr>
@@ -10509,14 +12548,27 @@
           <w:sz w:val="20"/>
           <w:szCs w:val="20"/>
         </w:rPr>
-        <w:t>{/}</w:t>
+        <w:t>{</w:t>
+      </w:r>
+      <w:proofErr w:type="gramStart"/>
+      <w:r>
+        <w:rPr>
+          <w:bCs/>
+          <w:sz w:val="20"/>
+          <w:szCs w:val="20"/>
+        </w:rPr>
+        <w:t>/}</w:t>
       </w:r>
       <w:permEnd w:id="2126937659"/>
       <w:r>
         <w:t xml:space="preserve">  </w:t>
       </w:r>
       <w:r>
-        <w:t xml:space="preserve">61PA. C.S. 4103(8) - </w:t>
+        <w:t>61</w:t>
+      </w:r>
+      <w:proofErr w:type="gramEnd"/>
+      <w:r>
+        <w:t xml:space="preserve">PA. C.S. 4103(8) - </w:t>
       </w:r>
       <w:proofErr w:type="spellStart"/>
       <w:r>
@@ -10685,7 +12737,25 @@
           <w:sz w:val="20"/>
           <w:szCs w:val="20"/>
         </w:rPr>
-        <w:t>{/}{^</w:t>
+        <w:t>{</w:t>
+      </w:r>
+      <w:proofErr w:type="gramStart"/>
+      <w:r>
+        <w:rPr>
+          <w:bCs/>
+          <w:sz w:val="20"/>
+          <w:szCs w:val="20"/>
+        </w:rPr>
+        <w:t>/}{</w:t>
+      </w:r>
+      <w:proofErr w:type="gramEnd"/>
+      <w:r>
+        <w:rPr>
+          <w:bCs/>
+          <w:sz w:val="20"/>
+          <w:szCs w:val="20"/>
+        </w:rPr>
+        <w:t>^</w:t>
       </w:r>
       <w:proofErr w:type="spellStart"/>
       <w:r>
@@ -10737,11 +12807,24 @@
           <w:sz w:val="20"/>
           <w:szCs w:val="20"/>
         </w:rPr>
-        <w:t>{/}</w:t>
+        <w:t>{</w:t>
+      </w:r>
+      <w:proofErr w:type="gramStart"/>
+      <w:r>
+        <w:rPr>
+          <w:bCs/>
+          <w:sz w:val="20"/>
+          <w:szCs w:val="20"/>
+        </w:rPr>
+        <w:t>/}</w:t>
       </w:r>
       <w:permEnd w:id="600268810"/>
       <w:r>
-        <w:t xml:space="preserve">  ICOTS records are reviewed to gather all available information about the offense(s) in question; </w:t>
+        <w:t xml:space="preserve">  ICOTS</w:t>
+      </w:r>
+      <w:proofErr w:type="gramEnd"/>
+      <w:r>
+        <w:t xml:space="preserve"> records are reviewed to gather all available information about the offense(s) in question; </w:t>
       </w:r>
       <w:r>
         <w:rPr>
@@ -10812,7 +12895,25 @@
           <w:sz w:val="20"/>
           <w:szCs w:val="20"/>
         </w:rPr>
-        <w:t>{/}{^</w:t>
+        <w:t>{</w:t>
+      </w:r>
+      <w:proofErr w:type="gramStart"/>
+      <w:r>
+        <w:rPr>
+          <w:bCs/>
+          <w:sz w:val="20"/>
+          <w:szCs w:val="20"/>
+        </w:rPr>
+        <w:t>/}{</w:t>
+      </w:r>
+      <w:proofErr w:type="gramEnd"/>
+      <w:r>
+        <w:rPr>
+          <w:bCs/>
+          <w:sz w:val="20"/>
+          <w:szCs w:val="20"/>
+        </w:rPr>
+        <w:t>^</w:t>
       </w:r>
       <w:proofErr w:type="spellStart"/>
       <w:r>
@@ -10864,11 +12965,24 @@
           <w:sz w:val="20"/>
           <w:szCs w:val="20"/>
         </w:rPr>
-        <w:t>{/}</w:t>
+        <w:t>{</w:t>
+      </w:r>
+      <w:proofErr w:type="gramStart"/>
+      <w:r>
+        <w:rPr>
+          <w:bCs/>
+          <w:sz w:val="20"/>
+          <w:szCs w:val="20"/>
+        </w:rPr>
+        <w:t>/}</w:t>
       </w:r>
       <w:permEnd w:id="1861242470"/>
       <w:r>
-        <w:t xml:space="preserve">  The records clearly show that the drug offense(s) is (are) not delivery-related; or</w:t>
+        <w:t xml:space="preserve">  The</w:t>
+      </w:r>
+      <w:proofErr w:type="gramEnd"/>
+      <w:r>
+        <w:t xml:space="preserve"> records clearly show that the drug offense(s) is (are) not delivery-related; or</w:t>
       </w:r>
     </w:p>
     <w:p>
@@ -10942,7 +13056,25 @@
           <w:sz w:val="20"/>
           <w:szCs w:val="20"/>
         </w:rPr>
-        <w:t>{/}{^</w:t>
+        <w:t>{</w:t>
+      </w:r>
+      <w:proofErr w:type="gramStart"/>
+      <w:r>
+        <w:rPr>
+          <w:bCs/>
+          <w:sz w:val="20"/>
+          <w:szCs w:val="20"/>
+        </w:rPr>
+        <w:t>/}{</w:t>
+      </w:r>
+      <w:proofErr w:type="gramEnd"/>
+      <w:r>
+        <w:rPr>
+          <w:bCs/>
+          <w:sz w:val="20"/>
+          <w:szCs w:val="20"/>
+        </w:rPr>
+        <w:t>^</w:t>
       </w:r>
       <w:proofErr w:type="spellStart"/>
       <w:r>
@@ -10994,11 +13126,24 @@
           <w:sz w:val="20"/>
           <w:szCs w:val="20"/>
         </w:rPr>
-        <w:t>{/}</w:t>
+        <w:t>{</w:t>
+      </w:r>
+      <w:proofErr w:type="gramStart"/>
+      <w:r>
+        <w:rPr>
+          <w:bCs/>
+          <w:sz w:val="20"/>
+          <w:szCs w:val="20"/>
+        </w:rPr>
+        <w:t>/}</w:t>
       </w:r>
       <w:permEnd w:id="1843811546"/>
       <w:r>
-        <w:t xml:space="preserve">  Unclear records are resolved according to procedure.</w:t>
+        <w:t xml:space="preserve">  Unclear</w:t>
+      </w:r>
+      <w:proofErr w:type="gramEnd"/>
+      <w:r>
+        <w:t xml:space="preserve"> records are resolved according to procedure.</w:t>
       </w:r>
     </w:p>
     <w:p>
@@ -11543,7 +13688,7 @@
   <w:style w:type="paragraph" w:default="1" w:styleId="Normal">
     <w:name w:val="Normal"/>
     <w:qFormat/>
-    <w:rsid w:val="00EB1F0D"/>
+    <w:rsid w:val="001715C2"/>
     <w:pPr>
       <w:spacing w:after="160" w:line="259" w:lineRule="auto"/>
     </w:pPr>
@@ -11837,7 +13982,7 @@
     </w:docPart>
     <w:docPart>
       <w:docPartPr>
-        <w:name w:val="7C94DE569C6CD9459FF06ED11B88FA30"/>
+        <w:name w:val="6C754D4CE55BE849A846D4B8E4C492F0"/>
         <w:category>
           <w:name w:val="General"/>
           <w:gallery w:val="placeholder"/>
@@ -11848,12 +13993,12 @@
         <w:behaviors>
           <w:behavior w:val="content"/>
         </w:behaviors>
-        <w:guid w:val="{25CD368C-E267-574F-9B85-42259C42F716}"/>
+        <w:guid w:val="{A678AC2A-5031-7B48-934C-DBB398CC2488}"/>
       </w:docPartPr>
       <w:docPartBody>
         <w:p>
           <w:pPr>
-            <w:pStyle w:val="7C94DE569C6CD9459FF06ED11B88FA30"/>
+            <w:pStyle w:val="6C754D4CE55BE849A846D4B8E4C492F0"/>
           </w:pPr>
           <w:r>
             <w:rPr>
@@ -11939,13 +14084,16 @@
     <w:rsid w:val="002A591D"/>
     <w:rsid w:val="003305B0"/>
     <w:rsid w:val="00397283"/>
+    <w:rsid w:val="003F351F"/>
     <w:rsid w:val="00432D7F"/>
     <w:rsid w:val="00463C79"/>
     <w:rsid w:val="00473CEC"/>
     <w:rsid w:val="00486AD0"/>
     <w:rsid w:val="004B557D"/>
+    <w:rsid w:val="004E28D6"/>
     <w:rsid w:val="004F40C3"/>
     <w:rsid w:val="005412D0"/>
+    <w:rsid w:val="005C61E8"/>
     <w:rsid w:val="006A00E1"/>
     <w:rsid w:val="006B43D5"/>
     <w:rsid w:val="006F5095"/>
@@ -11955,6 +14103,7 @@
     <w:rsid w:val="00D671FD"/>
     <w:rsid w:val="00DA2593"/>
     <w:rsid w:val="00DC0762"/>
+    <w:rsid w:val="00EE0C0A"/>
     <w:rsid w:val="00FC3851"/>
     <w:rsid w:val="00FD4783"/>
   </w:rsids>
@@ -12408,7 +14557,7 @@
     <w:basedOn w:val="DefaultParagraphFont"/>
     <w:uiPriority w:val="99"/>
     <w:semiHidden/>
-    <w:rsid w:val="00FD4783"/>
+    <w:rsid w:val="004E28D6"/>
     <w:rPr>
       <w:color w:val="808080"/>
     </w:rPr>
@@ -12439,6 +14588,13 @@
   <w:style w:type="paragraph" w:customStyle="1" w:styleId="7C94DE569C6CD9459FF06ED11B88FA30">
     <w:name w:val="7C94DE569C6CD9459FF06ED11B88FA30"/>
     <w:rsid w:val="00FD4783"/>
+    <w:pPr>
+      <w:spacing w:after="160" w:line="278" w:lineRule="auto"/>
+    </w:pPr>
+  </w:style>
+  <w:style w:type="paragraph" w:customStyle="1" w:styleId="6C754D4CE55BE849A846D4B8E4C492F0">
+    <w:name w:val="6C754D4CE55BE849A846D4B8E4C492F0"/>
+    <w:rsid w:val="004E28D6"/>
     <w:pPr>
       <w:spacing w:after="160" w:line="278" w:lineRule="auto"/>
     </w:pPr>
